--- a/EUV光刻光学规范与标准汇编.docx
+++ b/EUV光刻光学规范与标准汇编.docx
@@ -2,53 +2,177 @@
 <file path=word/document.xml><?xml version="1.0" encoding="utf-8"?>
 <w:document xmlns:wpc="http://schemas.microsoft.com/office/word/2010/wordprocessingCanvas" xmlns:mo="http://schemas.microsoft.com/office/mac/office/2008/main" xmlns:mc="http://schemas.openxmlformats.org/markup-compatibility/2006" xmlns:mv="urn:schemas-microsoft-com:mac:vml" xmlns:o="urn:schemas-microsoft-com:office:office" xmlns:r="http://schemas.openxmlformats.org/officeDocument/2006/relationships" xmlns:m="http://schemas.openxmlformats.org/officeDocument/2006/math" xmlns:v="urn:schemas-microsoft-com:vml" xmlns:wp14="http://schemas.microsoft.com/office/word/2010/wordprocessingDrawing" xmlns:wp="http://schemas.openxmlformats.org/drawingml/2006/wordprocessingDrawing" xmlns:w10="urn:schemas-microsoft-com:office:word" xmlns:w="http://schemas.openxmlformats.org/wordprocessingml/2006/main" xmlns:w14="http://schemas.microsoft.com/office/word/2010/wordml" xmlns:wpg="http://schemas.microsoft.com/office/word/2010/wordprocessingGroup" xmlns:wpi="http://schemas.microsoft.com/office/word/2010/wordprocessingInk" xmlns:wne="http://schemas.microsoft.com/office/word/2006/wordml" xmlns:wps="http://schemas.microsoft.com/office/word/2010/wordprocessingShape" mc:Ignorable="w14 wp14">
   <w:body>
-    <w:p/>
-    <w:p/>
-    <w:p/>
-    <w:p/>
-    <w:p/>
-    <w:p/>
+    <w:p>
+      <w:pPr>
+        <w:pStyle w:val="Title"/>
+        <w:jc w:val="center"/>
+      </w:pPr>
+      <w:r>
+        <w:rPr>
+          <w:b/>
+          <w:sz w:val="44"/>
+        </w:rPr>
+        <w:t>EUV光刻光学规范与标准汇编</w:t>
+      </w:r>
+    </w:p>
     <w:p>
       <w:pPr>
         <w:jc w:val="center"/>
       </w:pPr>
       <w:r>
         <w:rPr>
-          <w:rFonts w:ascii="Microsoft YaHei" w:hAnsi="Microsoft YaHei"/>
           <w:b/>
-          <w:color w:val="1A3A5C"/>
-          <w:sz w:val="56"/>
+          <w:sz w:val="26"/>
         </w:rPr>
-        <w:t>EUV光刻光学元件</w:t>
-        <w:br/>
-        <w:t>规范与标准汇编</w:t>
+        <w:t>——从第一性原理出发的公开资料整理版——</w:t>
       </w:r>
     </w:p>
-    <w:p/>
+    <w:p>
+      <w:r>
+        <w:rPr>
+          <w:b w:val="0"/>
+          <w:sz w:val="12"/>
+        </w:rPr>
+      </w:r>
+    </w:p>
+    <w:p>
+      <w:r>
+        <w:rPr>
+          <w:b w:val="0"/>
+        </w:rPr>
+        <w:t>编制说明：本文件面向“EUV光刻光学”主题，重点不是简单罗列零散资料，而是把公开可检索的标准、路线图、计量方法、厂商公开表述与作者基于物理约束的工程理解整合为一份可阅读、可讨论、可继续扩展的资料文档。</w:t>
+      </w:r>
+    </w:p>
     <w:p>
       <w:pPr>
         <w:jc w:val="center"/>
       </w:pPr>
       <w:r>
         <w:rPr>
-          <w:color w:val="666666"/>
-          <w:sz w:val="28"/>
+          <w:b w:val="0"/>
         </w:rPr>
-        <w:t>ASML光学元件规范 · Zeiss光学质量标准 · ITRS/IRDS技术路线图</w:t>
+        <w:t>版本：2026年4月</w:t>
       </w:r>
     </w:p>
-    <w:p/>
-    <w:p/>
     <w:p>
       <w:pPr>
         <w:jc w:val="center"/>
       </w:pPr>
       <w:r>
         <w:rPr>
-          <w:color w:val="999999"/>
-          <w:sz w:val="24"/>
+          <w:b w:val="0"/>
         </w:rPr>
-        <w:t>2026年4月</w:t>
+        <w:t>文件属性：工作资料 / 公开信息整理 / 非厂商内部规范原文</w:t>
+      </w:r>
+    </w:p>
+    <w:p>
+      <w:pPr>
+        <w:pStyle w:val="Heading1"/>
+      </w:pPr>
+      <w:r>
+        <w:rPr>
+          <w:b w:val="0"/>
+        </w:rPr>
+        <w:t>使用边界</w:t>
+      </w:r>
+    </w:p>
+    <w:p>
+      <w:pPr>
+        <w:pStyle w:val="ListBullet"/>
+      </w:pPr>
+      <w:r>
+        <w:t>本文件优先采用公开来源：NIST、PTB、CXRO/LBNL、IEEE IRDS、SPIE公开材料、ASML与ZEISS公开技术说明。</w:t>
+      </w:r>
+    </w:p>
+    <w:p>
+      <w:pPr>
+        <w:pStyle w:val="ListBullet"/>
+      </w:pPr>
+      <w:r>
+        <w:t>对于ASML/ZEISS内部采购规范、验收卡控值、工艺窗口等商业机密，本文件不声称获得原文；凡属于行业常识、公开论文统计值或工程典型值，均明确写成“公开常见值/典型范围/工程推断”，而不是“唯一官方值”。</w:t>
+      </w:r>
+    </w:p>
+    <w:p>
+      <w:pPr>
+        <w:pStyle w:val="ListBullet"/>
+      </w:pPr>
+      <w:r>
+        <w:t>因此，本文件更适合作为：技术综述、方案讨论、学习资料、投标前期调研、术语对齐材料；不应直接替代正式采购规范或质量协议。</w:t>
+      </w:r>
+    </w:p>
+    <w:p>
+      <w:pPr>
+        <w:pStyle w:val="Heading1"/>
+      </w:pPr>
+      <w:r>
+        <w:rPr>
+          <w:b w:val="0"/>
+        </w:rPr>
+        <w:t>目录</w:t>
+      </w:r>
+    </w:p>
+    <w:p>
+      <w:pPr>
+        <w:pStyle w:val="ListBullet"/>
+      </w:pPr>
+      <w:r>
+        <w:t>1. 先讲结论：EUV光刻光学到底被什么物理约束支配</w:t>
+      </w:r>
+    </w:p>
+    <w:p>
+      <w:pPr>
+        <w:pStyle w:val="ListBullet"/>
+      </w:pPr>
+      <w:r>
+        <w:t>2. 从第一性原理推导EUV光学规范为什么如此苛刻</w:t>
+      </w:r>
+    </w:p>
+    <w:p>
+      <w:pPr>
+        <w:pStyle w:val="ListBullet"/>
+      </w:pPr>
+      <w:r>
+        <w:t>3. EUV光学对象拆解：系统、反射镜、多层膜、掩模、环境</w:t>
+      </w:r>
+    </w:p>
+    <w:p>
+      <w:pPr>
+        <w:pStyle w:val="ListBullet"/>
+      </w:pPr>
+      <w:r>
+        <w:t>4. EUV光学规范总表（公开典型值与工程含义）</w:t>
+      </w:r>
+    </w:p>
+    <w:p>
+      <w:pPr>
+        <w:pStyle w:val="ListBullet"/>
+      </w:pPr>
+      <w:r>
+        <w:t>5. 计量与验收：规范必须如何被测出来</w:t>
+      </w:r>
+    </w:p>
+    <w:p>
+      <w:pPr>
+        <w:pStyle w:val="ListBullet"/>
+      </w:pPr>
+      <w:r>
+        <w:t>6. 标准与资料体系汇编：哪些属于标准，哪些属于路线图，哪些属于参考规范</w:t>
+      </w:r>
+    </w:p>
+    <w:p>
+      <w:pPr>
+        <w:pStyle w:val="ListBullet"/>
+      </w:pPr>
+      <w:r>
+        <w:t>7. 面向工程实施的建议写法：如果你要自己编一套技术规范，应如何组织</w:t>
+      </w:r>
+    </w:p>
+    <w:p>
+      <w:pPr>
+        <w:pStyle w:val="ListBullet"/>
+      </w:pPr>
+      <w:r>
+        <w:t>8. 参考文献与公开链接</w:t>
       </w:r>
     </w:p>
     <w:p>
@@ -62,225 +186,73 @@
       </w:pPr>
       <w:r>
         <w:rPr>
-          <w:rFonts w:ascii="Microsoft YaHei" w:hAnsi="Microsoft YaHei" w:eastAsia="Microsoft YaHei"/>
-          <w:color w:val="1A3A5C"/>
-          <w:sz w:val="44"/>
+          <w:b w:val="0"/>
         </w:rPr>
-        <w:t>目  录</w:t>
+        <w:t>1. 先讲结论：EUV光刻光学到底被什么物理约束支配</w:t>
       </w:r>
     </w:p>
     <w:p>
       <w:r>
         <w:rPr>
-          <w:b/>
-          <w:sz w:val="24"/>
+          <w:b w:val="0"/>
         </w:rPr>
-        <w:t>第一部分  ASML光学元件规范</w:t>
+        <w:t>如果只用一句话概括：EUV光刻光学规范之所以远比可见光或DUV光刻更极端，是因为在13.5 nm波段，材料几乎都强吸收，系统只能靠多层膜反射镜工作，而每一次反射都损失能量；与此同时，分辨率又要求更高NA、更低像差、更低散射、更低污染。于是 throughput（通量）、resolution（分辨率）、DOF（景深）、flare（杂散光）、stochastics（随机效应）、lifetime（寿命）和 contamination（污染）被绑定到同一个耦合问题里。</w:t>
       </w:r>
     </w:p>
     <w:p>
       <w:r>
         <w:rPr>
-          <w:sz w:val="22"/>
+          <w:b w:val="0"/>
         </w:rPr>
-        <w:t xml:space="preserve">  1.1 ASML公司与EUV光刻概述</w:t>
+        <w:t>换句话说，EUV光学规范不是“把每个指标都做高一点”这么简单，而是必须在以下几条硬约束下求平衡：</w:t>
+      </w:r>
+    </w:p>
+    <w:p>
+      <w:pPr>
+        <w:pStyle w:val="ListBullet"/>
+      </w:pPr>
+      <w:r>
+        <w:t>约束A：13.5 nm下几乎没有可用透射材料，因此系统是全反射式。</w:t>
+      </w:r>
+    </w:p>
+    <w:p>
+      <w:pPr>
+        <w:pStyle w:val="ListBullet"/>
+      </w:pPr>
+      <w:r>
+        <w:t>约束B：单镜反射率不是99%级，而是70%级左右，多镜串联后总效率按乘法迅速下降。</w:t>
+      </w:r>
+    </w:p>
+    <w:p>
+      <w:pPr>
+        <w:pStyle w:val="ListBullet"/>
+      </w:pPr>
+      <w:r>
+        <w:t>约束C：分辨率随 λ/NA 改善，但景深随 λ/NA² 缩小，高NA会迅速放大波前误差、掩模3D效应和对焦/平坦度难题。</w:t>
+      </w:r>
+    </w:p>
+    <w:p>
+      <w:pPr>
+        <w:pStyle w:val="ListBullet"/>
+      </w:pPr>
+      <w:r>
+        <w:t>约束D：任何纳米甚至亚纳米级的表面粗糙、膜层界面扩散、颗粒、碳污染、锡污染，都会直接吃掉反射率并引入散射与相位误差。</w:t>
+      </w:r>
+    </w:p>
+    <w:p>
+      <w:pPr>
+        <w:pStyle w:val="ListBullet"/>
+      </w:pPr>
+      <w:r>
+        <w:t>约束E：真正有效的验收必须尽可能“在工作波长下”进行，即 actinic metrology（光化学/在EUV波长下计量），否则就会出现“可见光下合格、EUV下不完全等价”的问题。</w:t>
       </w:r>
     </w:p>
     <w:p>
       <w:r>
         <w:rPr>
-          <w:sz w:val="22"/>
+          <w:b w:val="0"/>
         </w:rPr>
-        <w:t xml:space="preserve">  1.2 EUV反射镜核心光学规范</w:t>
-      </w:r>
-    </w:p>
-    <w:p>
-      <w:r>
-        <w:rPr>
-          <w:sz w:val="22"/>
-        </w:rPr>
-        <w:t xml:space="preserve">  1.3 缺陷密度标准</w:t>
-      </w:r>
-    </w:p>
-    <w:p>
-      <w:r>
-        <w:rPr>
-          <w:sz w:val="22"/>
-        </w:rPr>
-        <w:t xml:space="preserve">  1.4 热力学与机械稳定性要求</w:t>
-      </w:r>
-    </w:p>
-    <w:p>
-      <w:r>
-        <w:rPr>
-          <w:sz w:val="22"/>
-        </w:rPr>
-        <w:t xml:space="preserve">  1.5 行业标准合规要求</w:t>
-      </w:r>
-    </w:p>
-    <w:p>
-      <w:r>
-        <w:rPr>
-          <w:sz w:val="22"/>
-        </w:rPr>
-        <w:t xml:space="preserve">  1.6 ASML EUV光刻系统主要参数</w:t>
-      </w:r>
-    </w:p>
-    <w:p/>
-    <w:p>
-      <w:r>
-        <w:rPr>
-          <w:b/>
-          <w:sz w:val="24"/>
-        </w:rPr>
-        <w:t>第二部分  Zeiss SMT光学质量标准</w:t>
-      </w:r>
-    </w:p>
-    <w:p>
-      <w:r>
-        <w:rPr>
-          <w:sz w:val="22"/>
-        </w:rPr>
-        <w:t xml:space="preserve">  2.1 Zeiss SMT公司概述</w:t>
-      </w:r>
-    </w:p>
-    <w:p>
-      <w:r>
-        <w:rPr>
-          <w:sz w:val="22"/>
-        </w:rPr>
-        <w:t xml:space="preserve">  2.2 核心光学规范参数</w:t>
-      </w:r>
-    </w:p>
-    <w:p>
-      <w:r>
-        <w:rPr>
-          <w:sz w:val="22"/>
-        </w:rPr>
-        <w:t xml:space="preserve">  2.3 反射镜质量与表面规范</w:t>
-      </w:r>
-    </w:p>
-    <w:p>
-      <w:r>
-        <w:rPr>
-          <w:sz w:val="22"/>
-        </w:rPr>
-        <w:t xml:space="preserve">  2.4 波前精度控制</w:t>
-      </w:r>
-    </w:p>
-    <w:p>
-      <w:r>
-        <w:rPr>
-          <w:sz w:val="22"/>
-        </w:rPr>
-        <w:t xml:space="preserve">  2.5 系统集成与质量认证</w:t>
-      </w:r>
-    </w:p>
-    <w:p>
-      <w:r>
-        <w:rPr>
-          <w:sz w:val="22"/>
-        </w:rPr>
-        <w:t xml:space="preserve">  2.6 EUV掩膜检测系统</w:t>
-      </w:r>
-    </w:p>
-    <w:p>
-      <w:r>
-        <w:rPr>
-          <w:sz w:val="22"/>
-        </w:rPr>
-        <w:t xml:space="preserve">  2.7 Zeiss SMT EUV光学参数汇总表</w:t>
-      </w:r>
-    </w:p>
-    <w:p/>
-    <w:p>
-      <w:r>
-        <w:rPr>
-          <w:b/>
-          <w:sz w:val="24"/>
-        </w:rPr>
-        <w:t>第三部分  ITRS/IRDS技术路线图 — 光刻光学规范</w:t>
-      </w:r>
-    </w:p>
-    <w:p>
-      <w:r>
-        <w:rPr>
-          <w:sz w:val="22"/>
-        </w:rPr>
-        <w:t xml:space="preserve">  3.1 ITRS与IRDS路线图概述</w:t>
-      </w:r>
-    </w:p>
-    <w:p>
-      <w:r>
-        <w:rPr>
-          <w:sz w:val="22"/>
-        </w:rPr>
-        <w:t xml:space="preserve">  3.2 High-NA EUV发展规划</w:t>
-      </w:r>
-    </w:p>
-    <w:p>
-      <w:r>
-        <w:rPr>
-          <w:sz w:val="22"/>
-        </w:rPr>
-        <w:t xml:space="preserve">  3.3 EUV光源规范要求</w:t>
-      </w:r>
-    </w:p>
-    <w:p>
-      <w:r>
-        <w:rPr>
-          <w:sz w:val="22"/>
-        </w:rPr>
-        <w:t xml:space="preserve">  3.4 掩膜与材料要求</w:t>
-      </w:r>
-    </w:p>
-    <w:p>
-      <w:r>
-        <w:rPr>
-          <w:sz w:val="22"/>
-        </w:rPr>
-        <w:t xml:space="preserve">  3.5 图形化与随机效应</w:t>
-      </w:r>
-    </w:p>
-    <w:p>
-      <w:r>
-        <w:rPr>
-          <w:sz w:val="22"/>
-        </w:rPr>
-        <w:t xml:space="preserve">  3.6 关键尺寸与边缘放置误差</w:t>
-      </w:r>
-    </w:p>
-    <w:p>
-      <w:r>
-        <w:rPr>
-          <w:sz w:val="22"/>
-        </w:rPr>
-        <w:t xml:space="preserve">  3.7 技术节点光学规范路线图</w:t>
-      </w:r>
-    </w:p>
-    <w:p/>
-    <w:p>
-      <w:r>
-        <w:rPr>
-          <w:b/>
-          <w:sz w:val="24"/>
-        </w:rPr>
-        <w:t>第四部分  三大标准体系对比分析</w:t>
-      </w:r>
-    </w:p>
-    <w:p/>
-    <w:p>
-      <w:r>
-        <w:rPr>
-          <w:b/>
-          <w:sz w:val="24"/>
-        </w:rPr>
-        <w:t>第五部分  参考文献与资源</w:t>
-      </w:r>
-    </w:p>
-    <w:p>
-      <w:r>
-        <w:br w:type="page"/>
+        <w:t>因此，EUV光学规范的本质，是一套由材料吸收、布拉格反射、傅里叶成像、波前误差传递、散射理论、污染吸收与热/机械稳定性共同决定的系统工程规范。</w:t>
       </w:r>
     </w:p>
     <w:p>
@@ -289,11 +261,9 @@
       </w:pPr>
       <w:r>
         <w:rPr>
-          <w:rFonts w:ascii="Microsoft YaHei" w:hAnsi="Microsoft YaHei" w:eastAsia="Microsoft YaHei"/>
-          <w:color w:val="1A3A5C"/>
-          <w:sz w:val="40"/>
+          <w:b w:val="0"/>
         </w:rPr>
-        <w:t>第一部分  ASML光学元件规范</w:t>
+        <w:t>2. 从第一性原理推导EUV光学规范为什么如此苛刻</w:t>
       </w:r>
     </w:p>
     <w:p>
@@ -302,26 +272,41 @@
       </w:pPr>
       <w:r>
         <w:rPr>
-          <w:rFonts w:ascii="Microsoft YaHei" w:hAnsi="Microsoft YaHei" w:eastAsia="Microsoft YaHei"/>
-          <w:color w:val="1A3A5C"/>
-          <w:sz w:val="32"/>
+          <w:b w:val="0"/>
         </w:rPr>
-        <w:t>1.1 ASML公司与EUV光刻概述</w:t>
+        <w:t>2.1 波长决定一切：为什么是13.5 nm</w:t>
       </w:r>
     </w:p>
     <w:p>
       <w:r>
-        <w:t>ASML（阿斯麦）是全球领先的光刻设备制造商，总部位于荷兰费尔德霍芬。作为半导体制造产业链中最关键的设备供应商之一，ASML的EUV（极紫外）光刻设备是制造7nm及以下先进制程芯片的核心装备。</w:t>
+        <w:rPr>
+          <w:b w:val="0"/>
+        </w:rPr>
+        <w:t>光刻分辨率最常见的一阶表达式是 Rayleigh 关系：R ≈ k1·λ/NA。若想打印更小特征尺寸，最直接的路线就是降低波长 λ 或提高数值孔径 NA。EUV把波长从193 nm推进到13.5 nm，等于把光学成像的基本尺度压缩到原来的约1/14。收益是分辨率显著提升，代价是进入了一个完全不同的材料与计量世界。</w:t>
       </w:r>
     </w:p>
     <w:p>
+      <w:pPr>
+        <w:pStyle w:val="ListBullet"/>
+      </w:pPr>
       <w:r>
-        <w:t>EUV光刻使用波长为13.5nm的极紫外光。由于该波长下几乎所有材料都会吸收光线，传统透射式透镜无法使用，因此EUV光刻系统完全依赖反射式光学元件（反射镜）进行成像。这些反射镜的光学质量直接决定了光刻系统的成像分辨率和精度。</w:t>
+        <w:t>在193 nm仍可使用透镜、浸没液和成熟抗反射体系。</w:t>
       </w:r>
     </w:p>
     <w:p>
+      <w:pPr>
+        <w:pStyle w:val="ListBullet"/>
+      </w:pPr>
       <w:r>
-        <w:t>ASML的EUV光学系统由其核心合作伙伴Carl Zeiss SMT负责设计和制造。ASML对这些光学元件制定了极为严格的内部规范，这些规范涵盖了面形精度、表面粗糙度、反射率、缺陷密度、热稳定性等多个维度。</w:t>
+        <w:t>在13.5 nm，绝大多数材料的吸收极强，透射式镜头基本不可行，系统改为全反射。</w:t>
+      </w:r>
+    </w:p>
+    <w:p>
+      <w:pPr>
+        <w:pStyle w:val="ListBullet"/>
+      </w:pPr>
+      <w:r>
+        <w:t>这意味着“镜头设计问题”转化为“多镜反射系统问题”。</w:t>
       </w:r>
     </w:p>
     <w:p>
@@ -330,98 +315,80 @@
       </w:pPr>
       <w:r>
         <w:rPr>
-          <w:rFonts w:ascii="Microsoft YaHei" w:hAnsi="Microsoft YaHei" w:eastAsia="Microsoft YaHei"/>
-          <w:color w:val="1A3A5C"/>
-          <w:sz w:val="32"/>
+          <w:b w:val="0"/>
         </w:rPr>
-        <w:t>1.2 EUV反射镜核心光学规范</w:t>
-      </w:r>
-    </w:p>
-    <w:p>
-      <w:pPr>
-        <w:pStyle w:val="Heading3"/>
-      </w:pPr>
-      <w:r>
-        <w:rPr>
-          <w:rFonts w:ascii="Microsoft YaHei" w:hAnsi="Microsoft YaHei" w:eastAsia="Microsoft YaHei"/>
-          <w:color w:val="1A3A5C"/>
-          <w:sz w:val="26"/>
-        </w:rPr>
-        <w:t>1.2.1 表面粗糙度</w:t>
+        <w:t>2.2 反射率为何成为第一指标</w:t>
       </w:r>
     </w:p>
     <w:p>
       <w:r>
-        <w:t>EUV反射镜的表面粗糙度是最关键的质量指标之一。在13.5nm的工作波长下，即使是亚纳米级别的表面不规则性也会显著影响反射率和散射光水平。</w:t>
+        <w:rPr>
+          <w:b w:val="0"/>
+        </w:rPr>
+        <w:t>EUV投影与照明系统通常包含多次反射。若单镜峰值反射率记为R，串联系统共有N次有效反射，则总传输近似按 R^N 缩减。只要R不是接近1，而是约0.65–0.70量级，多镜系统总效率就会非常敏感。</w:t>
       </w:r>
     </w:p>
     <w:tbl>
       <w:tblPr>
         <w:tblStyle w:val="TableGrid"/>
         <w:tblW w:type="auto" w:w="0"/>
-        <w:jc w:val="center"/>
         <w:tblLook w:firstColumn="1" w:firstRow="1" w:lastColumn="0" w:lastRow="0" w:noHBand="0" w:noVBand="1" w:val="04A0"/>
       </w:tblPr>
       <w:tblGrid>
-        <w:gridCol w:w="3024"/>
-        <w:gridCol w:w="3024"/>
-        <w:gridCol w:w="3024"/>
+        <w:gridCol w:w="1904"/>
+        <w:gridCol w:w="1904"/>
+        <w:gridCol w:w="1904"/>
+        <w:gridCol w:w="1904"/>
+        <w:gridCol w:w="1904"/>
       </w:tblGrid>
       <w:tr>
         <w:tc>
           <w:tcPr>
-            <w:tcW w:type="dxa" w:w="3024"/>
-            <w:shd w:fill="1A3A5C"/>
+            <w:tcW w:type="dxa" w:w="1417"/>
           </w:tcPr>
           <w:p>
-            <w:pPr>
-              <w:jc w:val="center"/>
-            </w:pPr>
             <w:r>
-              <w:rPr>
-                <w:b/>
-                <w:color w:val="FFFFFF"/>
-                <w:sz w:val="20"/>
-              </w:rPr>
-              <w:t>参数</w:t>
+              <w:t>单镜反射率R</w:t>
             </w:r>
           </w:p>
         </w:tc>
         <w:tc>
           <w:tcPr>
-            <w:tcW w:type="dxa" w:w="3024"/>
-            <w:shd w:fill="1A3A5C"/>
+            <w:tcW w:type="dxa" w:w="1417"/>
           </w:tcPr>
           <w:p>
-            <w:pPr>
-              <w:jc w:val="center"/>
-            </w:pPr>
             <w:r>
-              <w:rPr>
-                <w:b/>
-                <w:color w:val="FFFFFF"/>
-                <w:sz w:val="20"/>
-              </w:rPr>
-              <w:t>规范要求</w:t>
+              <w:t>反射次数N=6</w:t>
             </w:r>
           </w:p>
         </w:tc>
         <w:tc>
           <w:tcPr>
-            <w:tcW w:type="dxa" w:w="3024"/>
-            <w:shd w:fill="1A3A5C"/>
+            <w:tcW w:type="dxa" w:w="1417"/>
           </w:tcPr>
           <w:p>
-            <w:pPr>
-              <w:jc w:val="center"/>
-            </w:pPr>
             <w:r>
-              <w:rPr>
-                <w:b/>
-                <w:color w:val="FFFFFF"/>
-                <w:sz w:val="20"/>
-              </w:rPr>
-              <w:t>说明</w:t>
+              <w:t>N=8</w:t>
+            </w:r>
+          </w:p>
+        </w:tc>
+        <w:tc>
+          <w:tcPr>
+            <w:tcW w:type="dxa" w:w="1417"/>
+          </w:tcPr>
+          <w:p>
+            <w:r>
+              <w:t>N=10</w:t>
+            </w:r>
+          </w:p>
+        </w:tc>
+        <w:tc>
+          <w:tcPr>
+            <w:tcW w:type="dxa" w:w="3685"/>
+          </w:tcPr>
+          <w:p>
+            <w:r>
+              <w:t>工程含义</w:t>
             </w:r>
           </w:p>
         </w:tc>
@@ -429,43 +396,51 @@
       <w:tr>
         <w:tc>
           <w:tcPr>
-            <w:tcW w:type="dxa" w:w="3024"/>
-            <w:shd w:fill="F0F4F8"/>
+            <w:tcW w:type="dxa" w:w="1417"/>
           </w:tcPr>
           <w:p>
             <w:r>
-              <w:rPr>
-                <w:sz w:val="20"/>
-              </w:rPr>
-              <w:t>RMS表面粗糙度</w:t>
+              <w:t>0.70</w:t>
             </w:r>
           </w:p>
         </w:tc>
         <w:tc>
           <w:tcPr>
-            <w:tcW w:type="dxa" w:w="3024"/>
-            <w:shd w:fill="F0F4F8"/>
+            <w:tcW w:type="dxa" w:w="1417"/>
           </w:tcPr>
           <w:p>
             <w:r>
-              <w:rPr>
-                <w:sz w:val="20"/>
-              </w:rPr>
-              <w:t>&lt; 0.1nm (100pm)</w:t>
+              <w:t>11.8%</w:t>
             </w:r>
           </w:p>
         </w:tc>
         <w:tc>
           <w:tcPr>
-            <w:tcW w:type="dxa" w:w="3024"/>
-            <w:shd w:fill="F0F4F8"/>
+            <w:tcW w:type="dxa" w:w="1417"/>
           </w:tcPr>
           <w:p>
             <w:r>
-              <w:rPr>
-                <w:sz w:val="20"/>
-              </w:rPr>
-              <w:t>总体表面粗糙度均方根值</w:t>
+              <w:t>5.8%</w:t>
+            </w:r>
+          </w:p>
+        </w:tc>
+        <w:tc>
+          <w:tcPr>
+            <w:tcW w:type="dxa" w:w="1417"/>
+          </w:tcPr>
+          <w:p>
+            <w:r>
+              <w:t>2.8%</w:t>
+            </w:r>
+          </w:p>
+        </w:tc>
+        <w:tc>
+          <w:tcPr>
+            <w:tcW w:type="dxa" w:w="3685"/>
+          </w:tcPr>
+          <w:p>
+            <w:r>
+              <w:t>已经非常吃紧，光源和污染控制必须同步优化</w:t>
             </w:r>
           </w:p>
         </w:tc>
@@ -473,43 +448,51 @@
       <w:tr>
         <w:tc>
           <w:tcPr>
-            <w:tcW w:type="dxa" w:w="3024"/>
-            <w:shd w:fill="FFFFFF"/>
+            <w:tcW w:type="dxa" w:w="1417"/>
           </w:tcPr>
           <w:p>
             <w:r>
-              <w:rPr>
-                <w:sz w:val="20"/>
-              </w:rPr>
-              <w:t>先进镜面粗糙度</w:t>
+              <w:t>0.68</w:t>
             </w:r>
           </w:p>
         </w:tc>
         <w:tc>
           <w:tcPr>
-            <w:tcW w:type="dxa" w:w="3024"/>
-            <w:shd w:fill="FFFFFF"/>
+            <w:tcW w:type="dxa" w:w="1417"/>
           </w:tcPr>
           <w:p>
             <w:r>
-              <w:rPr>
-                <w:sz w:val="20"/>
-              </w:rPr>
-              <w:t>&lt; 0.05nm (50pm)</w:t>
+              <w:t>9.9%</w:t>
             </w:r>
           </w:p>
         </w:tc>
         <w:tc>
           <w:tcPr>
-            <w:tcW w:type="dxa" w:w="3024"/>
-            <w:shd w:fill="FFFFFF"/>
+            <w:tcW w:type="dxa" w:w="1417"/>
           </w:tcPr>
           <w:p>
             <w:r>
-              <w:rPr>
-                <w:sz w:val="20"/>
-              </w:rPr>
-              <w:t>最新一代EUV镜面的实际水平</w:t>
+              <w:t>4.6%</w:t>
+            </w:r>
+          </w:p>
+        </w:tc>
+        <w:tc>
+          <w:tcPr>
+            <w:tcW w:type="dxa" w:w="1417"/>
+          </w:tcPr>
+          <w:p>
+            <w:r>
+              <w:t>2.1%</w:t>
+            </w:r>
+          </w:p>
+        </w:tc>
+        <w:tc>
+          <w:tcPr>
+            <w:tcW w:type="dxa" w:w="3685"/>
+          </w:tcPr>
+          <w:p>
+            <w:r>
+              <w:t>仅单镜下降2个百分点，总系统损失明显</w:t>
             </w:r>
           </w:p>
         </w:tc>
@@ -517,1106 +500,62 @@
       <w:tr>
         <w:tc>
           <w:tcPr>
-            <w:tcW w:type="dxa" w:w="3024"/>
-            <w:shd w:fill="F0F4F8"/>
+            <w:tcW w:type="dxa" w:w="1417"/>
           </w:tcPr>
           <w:p>
             <w:r>
-              <w:rPr>
-                <w:sz w:val="20"/>
-              </w:rPr>
-              <w:t>HSFR（高频粗糙度）</w:t>
+              <w:t>0.65</w:t>
             </w:r>
           </w:p>
         </w:tc>
         <w:tc>
           <w:tcPr>
-            <w:tcW w:type="dxa" w:w="3024"/>
-            <w:shd w:fill="F0F4F8"/>
+            <w:tcW w:type="dxa" w:w="1417"/>
           </w:tcPr>
           <w:p>
             <w:r>
-              <w:rPr>
-                <w:sz w:val="20"/>
-              </w:rPr>
-              <w:t>&lt; 0.10nm RMS</w:t>
+              <w:t>7.5%</w:t>
             </w:r>
           </w:p>
         </w:tc>
         <w:tc>
           <w:tcPr>
-            <w:tcW w:type="dxa" w:w="3024"/>
-            <w:shd w:fill="F0F4F8"/>
+            <w:tcW w:type="dxa" w:w="1417"/>
           </w:tcPr>
           <w:p>
             <w:r>
-              <w:rPr>
-                <w:sz w:val="20"/>
-              </w:rPr>
-              <w:t>空间频率 &gt; 1μm⁻¹</w:t>
-            </w:r>
-          </w:p>
-        </w:tc>
-      </w:tr>
-      <w:tr>
-        <w:tc>
-          <w:tcPr>
-            <w:tcW w:type="dxa" w:w="3024"/>
-            <w:shd w:fill="FFFFFF"/>
-          </w:tcPr>
-          <w:p>
-            <w:r>
-              <w:rPr>
-                <w:sz w:val="20"/>
-              </w:rPr>
-              <w:t>MSFR（中频粗糙度）</w:t>
+              <w:t>3.2%</w:t>
             </w:r>
           </w:p>
         </w:tc>
         <w:tc>
           <w:tcPr>
-            <w:tcW w:type="dxa" w:w="3024"/>
-            <w:shd w:fill="FFFFFF"/>
+            <w:tcW w:type="dxa" w:w="1417"/>
           </w:tcPr>
           <w:p>
             <w:r>
-              <w:rPr>
-                <w:sz w:val="20"/>
-              </w:rPr>
-              <w:t>&lt; 0.10nm RMS</w:t>
+              <w:t>1.3%</w:t>
             </w:r>
           </w:p>
         </w:tc>
         <w:tc>
           <w:tcPr>
-            <w:tcW w:type="dxa" w:w="3024"/>
-            <w:shd w:fill="FFFFFF"/>
+            <w:tcW w:type="dxa" w:w="3685"/>
           </w:tcPr>
           <w:p>
             <w:r>
-              <w:rPr>
-                <w:sz w:val="20"/>
-              </w:rPr>
-              <w:t>空间频率 1mm⁻¹ ~ 1μm⁻¹</w:t>
-            </w:r>
-          </w:p>
-        </w:tc>
-      </w:tr>
-      <w:tr>
-        <w:tc>
-          <w:tcPr>
-            <w:tcW w:type="dxa" w:w="3024"/>
-            <w:shd w:fill="F0F4F8"/>
-          </w:tcPr>
-          <w:p>
-            <w:r>
-              <w:rPr>
-                <w:sz w:val="20"/>
-              </w:rPr>
-              <w:t>LSFR（低频粗糙度）</w:t>
-            </w:r>
-          </w:p>
-        </w:tc>
-        <w:tc>
-          <w:tcPr>
-            <w:tcW w:type="dxa" w:w="3024"/>
-            <w:shd w:fill="F0F4F8"/>
-          </w:tcPr>
-          <w:p>
-            <w:r>
-              <w:rPr>
-                <w:sz w:val="20"/>
-              </w:rPr>
-              <w:t>&lt; 0.20nm RMS</w:t>
-            </w:r>
-          </w:p>
-        </w:tc>
-        <w:tc>
-          <w:tcPr>
-            <w:tcW w:type="dxa" w:w="3024"/>
-            <w:shd w:fill="F0F4F8"/>
-          </w:tcPr>
-          <w:p>
-            <w:r>
-              <w:rPr>
-                <w:sz w:val="20"/>
-              </w:rPr>
-              <w:t>空间频率 &lt; 1mm⁻¹</w:t>
+              <w:t>曝光剂量、产能、随机缺陷都将恶化</w:t>
             </w:r>
           </w:p>
         </w:tc>
       </w:tr>
     </w:tbl>
-    <w:p/>
-    <w:p>
-      <w:pPr>
-        <w:pStyle w:val="Heading3"/>
-      </w:pPr>
-      <w:r>
-        <w:rPr>
-          <w:rFonts w:ascii="Microsoft YaHei" w:hAnsi="Microsoft YaHei" w:eastAsia="Microsoft YaHei"/>
-          <w:color w:val="1A3A5C"/>
-          <w:sz w:val="26"/>
-        </w:rPr>
-        <w:t>1.2.2 面形精度</w:t>
-      </w:r>
-    </w:p>
-    <w:p>
-      <w:r>
-        <w:t>面形精度描述了镜面实际形状与理想设计形状之间的偏差。对于EUV系统，面形误差直接转化为波前像差，对成像质量有决定性影响。</w:t>
-      </w:r>
-    </w:p>
-    <w:tbl>
-      <w:tblPr>
-        <w:tblStyle w:val="TableGrid"/>
-        <w:tblW w:type="auto" w:w="0"/>
-        <w:jc w:val="center"/>
-        <w:tblLook w:firstColumn="1" w:firstRow="1" w:lastColumn="0" w:lastRow="0" w:noHBand="0" w:noVBand="1" w:val="04A0"/>
-      </w:tblPr>
-      <w:tblGrid>
-        <w:gridCol w:w="3024"/>
-        <w:gridCol w:w="3024"/>
-        <w:gridCol w:w="3024"/>
-      </w:tblGrid>
-      <w:tr>
-        <w:tc>
-          <w:tcPr>
-            <w:tcW w:type="dxa" w:w="3024"/>
-            <w:shd w:fill="1A3A5C"/>
-          </w:tcPr>
-          <w:p>
-            <w:pPr>
-              <w:jc w:val="center"/>
-            </w:pPr>
-            <w:r>
-              <w:rPr>
-                <w:b/>
-                <w:color w:val="FFFFFF"/>
-                <w:sz w:val="20"/>
-              </w:rPr>
-              <w:t>参数</w:t>
-            </w:r>
-          </w:p>
-        </w:tc>
-        <w:tc>
-          <w:tcPr>
-            <w:tcW w:type="dxa" w:w="3024"/>
-            <w:shd w:fill="1A3A5C"/>
-          </w:tcPr>
-          <w:p>
-            <w:pPr>
-              <w:jc w:val="center"/>
-            </w:pPr>
-            <w:r>
-              <w:rPr>
-                <w:b/>
-                <w:color w:val="FFFFFF"/>
-                <w:sz w:val="20"/>
-              </w:rPr>
-              <w:t>规范要求</w:t>
-            </w:r>
-          </w:p>
-        </w:tc>
-        <w:tc>
-          <w:tcPr>
-            <w:tcW w:type="dxa" w:w="3024"/>
-            <w:shd w:fill="1A3A5C"/>
-          </w:tcPr>
-          <w:p>
-            <w:pPr>
-              <w:jc w:val="center"/>
-            </w:pPr>
-            <w:r>
-              <w:rPr>
-                <w:b/>
-                <w:color w:val="FFFFFF"/>
-                <w:sz w:val="20"/>
-              </w:rPr>
-              <w:t>说明</w:t>
-            </w:r>
-          </w:p>
-        </w:tc>
-      </w:tr>
-      <w:tr>
-        <w:tc>
-          <w:tcPr>
-            <w:tcW w:type="dxa" w:w="3024"/>
-            <w:shd w:fill="F0F4F8"/>
-          </w:tcPr>
-          <w:p>
-            <w:r>
-              <w:rPr>
-                <w:sz w:val="20"/>
-              </w:rPr>
-              <w:t>全局面形误差 (PV)</w:t>
-            </w:r>
-          </w:p>
-        </w:tc>
-        <w:tc>
-          <w:tcPr>
-            <w:tcW w:type="dxa" w:w="3024"/>
-            <w:shd w:fill="F0F4F8"/>
-          </w:tcPr>
-          <w:p>
-            <w:r>
-              <w:rPr>
-                <w:sz w:val="20"/>
-              </w:rPr>
-              <w:t>&lt; 2nm</w:t>
-            </w:r>
-          </w:p>
-        </w:tc>
-        <w:tc>
-          <w:tcPr>
-            <w:tcW w:type="dxa" w:w="3024"/>
-            <w:shd w:fill="F0F4F8"/>
-          </w:tcPr>
-          <w:p>
-            <w:r>
-              <w:rPr>
-                <w:sz w:val="20"/>
-              </w:rPr>
-              <w:t>峰谷偏差</w:t>
-            </w:r>
-          </w:p>
-        </w:tc>
-      </w:tr>
-      <w:tr>
-        <w:tc>
-          <w:tcPr>
-            <w:tcW w:type="dxa" w:w="3024"/>
-            <w:shd w:fill="FFFFFF"/>
-          </w:tcPr>
-          <w:p>
-            <w:r>
-              <w:rPr>
-                <w:sz w:val="20"/>
-              </w:rPr>
-              <w:t>面形误差 (RMS)</w:t>
-            </w:r>
-          </w:p>
-        </w:tc>
-        <w:tc>
-          <w:tcPr>
-            <w:tcW w:type="dxa" w:w="3024"/>
-            <w:shd w:fill="FFFFFF"/>
-          </w:tcPr>
-          <w:p>
-            <w:r>
-              <w:rPr>
-                <w:sz w:val="20"/>
-              </w:rPr>
-              <w:t>&lt; 0.1nm (100pm)</w:t>
-            </w:r>
-          </w:p>
-        </w:tc>
-        <w:tc>
-          <w:tcPr>
-            <w:tcW w:type="dxa" w:w="3024"/>
-            <w:shd w:fill="FFFFFF"/>
-          </w:tcPr>
-          <w:p>
-            <w:r>
-              <w:rPr>
-                <w:sz w:val="20"/>
-              </w:rPr>
-              <w:t>均方根偏差</w:t>
-            </w:r>
-          </w:p>
-        </w:tc>
-      </w:tr>
-      <w:tr>
-        <w:tc>
-          <w:tcPr>
-            <w:tcW w:type="dxa" w:w="3024"/>
-            <w:shd w:fill="F0F4F8"/>
-          </w:tcPr>
-          <w:p>
-            <w:r>
-              <w:rPr>
-                <w:sz w:val="20"/>
-              </w:rPr>
-              <w:t>先进镜面面形误差</w:t>
-            </w:r>
-          </w:p>
-        </w:tc>
-        <w:tc>
-          <w:tcPr>
-            <w:tcW w:type="dxa" w:w="3024"/>
-            <w:shd w:fill="F0F4F8"/>
-          </w:tcPr>
-          <w:p>
-            <w:r>
-              <w:rPr>
-                <w:sz w:val="20"/>
-              </w:rPr>
-              <w:t>&lt; 50pm RMS</w:t>
-            </w:r>
-          </w:p>
-        </w:tc>
-        <w:tc>
-          <w:tcPr>
-            <w:tcW w:type="dxa" w:w="3024"/>
-            <w:shd w:fill="F0F4F8"/>
-          </w:tcPr>
-          <w:p>
-            <w:r>
-              <w:rPr>
-                <w:sz w:val="20"/>
-              </w:rPr>
-              <w:t>Zeiss SMT最新镜面水平</w:t>
-            </w:r>
-          </w:p>
-        </w:tc>
-      </w:tr>
-      <w:tr>
-        <w:tc>
-          <w:tcPr>
-            <w:tcW w:type="dxa" w:w="3024"/>
-            <w:shd w:fill="FFFFFF"/>
-          </w:tcPr>
-          <w:p>
-            <w:r>
-              <w:rPr>
-                <w:sz w:val="20"/>
-              </w:rPr>
-              <w:t>斜率误差</w:t>
-            </w:r>
-          </w:p>
-        </w:tc>
-        <w:tc>
-          <w:tcPr>
-            <w:tcW w:type="dxa" w:w="3024"/>
-            <w:shd w:fill="FFFFFF"/>
-          </w:tcPr>
-          <w:p>
-            <w:r>
-              <w:rPr>
-                <w:sz w:val="20"/>
-              </w:rPr>
-              <w:t>&lt; 0.5μrad</w:t>
-            </w:r>
-          </w:p>
-        </w:tc>
-        <w:tc>
-          <w:tcPr>
-            <w:tcW w:type="dxa" w:w="3024"/>
-            <w:shd w:fill="FFFFFF"/>
-          </w:tcPr>
-          <w:p>
-            <w:r>
-              <w:rPr>
-                <w:sz w:val="20"/>
-              </w:rPr>
-              <w:t>表面法线方向偏差</w:t>
-            </w:r>
-          </w:p>
-        </w:tc>
-      </w:tr>
-    </w:tbl>
-    <w:p/>
-    <w:p>
-      <w:pPr>
-        <w:pStyle w:val="Heading3"/>
-      </w:pPr>
-      <w:r>
-        <w:rPr>
-          <w:rFonts w:ascii="Microsoft YaHei" w:hAnsi="Microsoft YaHei" w:eastAsia="Microsoft YaHei"/>
-          <w:color w:val="1A3A5C"/>
-          <w:sz w:val="26"/>
-        </w:rPr>
-        <w:t>1.2.3 反射率</w:t>
-      </w:r>
-    </w:p>
-    <w:p>
-      <w:r>
-        <w:t>EUV反射镜采用Mo/Si（钼/硅）多层膜涂层实现13.5nm波长的布拉格反射。反射率是衡量光学效率的核心指标。</w:t>
-      </w:r>
-    </w:p>
-    <w:tbl>
-      <w:tblPr>
-        <w:tblStyle w:val="TableGrid"/>
-        <w:tblW w:type="auto" w:w="0"/>
-        <w:jc w:val="center"/>
-        <w:tblLook w:firstColumn="1" w:firstRow="1" w:lastColumn="0" w:lastRow="0" w:noHBand="0" w:noVBand="1" w:val="04A0"/>
-      </w:tblPr>
-      <w:tblGrid>
-        <w:gridCol w:w="3024"/>
-        <w:gridCol w:w="3024"/>
-        <w:gridCol w:w="3024"/>
-      </w:tblGrid>
-      <w:tr>
-        <w:tc>
-          <w:tcPr>
-            <w:tcW w:type="dxa" w:w="3024"/>
-            <w:shd w:fill="1A3A5C"/>
-          </w:tcPr>
-          <w:p>
-            <w:pPr>
-              <w:jc w:val="center"/>
-            </w:pPr>
-            <w:r>
-              <w:rPr>
-                <w:b/>
-                <w:color w:val="FFFFFF"/>
-                <w:sz w:val="20"/>
-              </w:rPr>
-              <w:t>参数</w:t>
-            </w:r>
-          </w:p>
-        </w:tc>
-        <w:tc>
-          <w:tcPr>
-            <w:tcW w:type="dxa" w:w="3024"/>
-            <w:shd w:fill="1A3A5C"/>
-          </w:tcPr>
-          <w:p>
-            <w:pPr>
-              <w:jc w:val="center"/>
-            </w:pPr>
-            <w:r>
-              <w:rPr>
-                <w:b/>
-                <w:color w:val="FFFFFF"/>
-                <w:sz w:val="20"/>
-              </w:rPr>
-              <w:t>规范要求</w:t>
-            </w:r>
-          </w:p>
-        </w:tc>
-        <w:tc>
-          <w:tcPr>
-            <w:tcW w:type="dxa" w:w="3024"/>
-            <w:shd w:fill="1A3A5C"/>
-          </w:tcPr>
-          <w:p>
-            <w:pPr>
-              <w:jc w:val="center"/>
-            </w:pPr>
-            <w:r>
-              <w:rPr>
-                <w:b/>
-                <w:color w:val="FFFFFF"/>
-                <w:sz w:val="20"/>
-              </w:rPr>
-              <w:t>说明</w:t>
-            </w:r>
-          </w:p>
-        </w:tc>
-      </w:tr>
-      <w:tr>
-        <w:tc>
-          <w:tcPr>
-            <w:tcW w:type="dxa" w:w="3024"/>
-            <w:shd w:fill="F0F4F8"/>
-          </w:tcPr>
-          <w:p>
-            <w:r>
-              <w:rPr>
-                <w:sz w:val="20"/>
-              </w:rPr>
-              <w:t>峰值反射率</w:t>
-            </w:r>
-          </w:p>
-        </w:tc>
-        <w:tc>
-          <w:tcPr>
-            <w:tcW w:type="dxa" w:w="3024"/>
-            <w:shd w:fill="F0F4F8"/>
-          </w:tcPr>
-          <w:p>
-            <w:r>
-              <w:rPr>
-                <w:sz w:val="20"/>
-              </w:rPr>
-              <w:t>&gt; 67%（实际可达~70%）</w:t>
-            </w:r>
-          </w:p>
-        </w:tc>
-        <w:tc>
-          <w:tcPr>
-            <w:tcW w:type="dxa" w:w="3024"/>
-            <w:shd w:fill="F0F4F8"/>
-          </w:tcPr>
-          <w:p>
-            <w:r>
-              <w:rPr>
-                <w:sz w:val="20"/>
-              </w:rPr>
-              <w:t>13.5nm波长处单面反射率</w:t>
-            </w:r>
-          </w:p>
-        </w:tc>
-      </w:tr>
-      <w:tr>
-        <w:tc>
-          <w:tcPr>
-            <w:tcW w:type="dxa" w:w="3024"/>
-            <w:shd w:fill="FFFFFF"/>
-          </w:tcPr>
-          <w:p>
-            <w:r>
-              <w:rPr>
-                <w:sz w:val="20"/>
-              </w:rPr>
-              <w:t>理论最大反射率</w:t>
-            </w:r>
-          </w:p>
-        </w:tc>
-        <w:tc>
-          <w:tcPr>
-            <w:tcW w:type="dxa" w:w="3024"/>
-            <w:shd w:fill="FFFFFF"/>
-          </w:tcPr>
-          <w:p>
-            <w:r>
-              <w:rPr>
-                <w:sz w:val="20"/>
-              </w:rPr>
-              <w:t>约74%</w:t>
-            </w:r>
-          </w:p>
-        </w:tc>
-        <w:tc>
-          <w:tcPr>
-            <w:tcW w:type="dxa" w:w="3024"/>
-            <w:shd w:fill="FFFFFF"/>
-          </w:tcPr>
-          <w:p>
-            <w:r>
-              <w:rPr>
-                <w:sz w:val="20"/>
-              </w:rPr>
-              <w:t>Mo/Si多层膜理论极限</w:t>
-            </w:r>
-          </w:p>
-        </w:tc>
-      </w:tr>
-      <w:tr>
-        <w:tc>
-          <w:tcPr>
-            <w:tcW w:type="dxa" w:w="3024"/>
-            <w:shd w:fill="F0F4F8"/>
-          </w:tcPr>
-          <w:p>
-            <w:r>
-              <w:rPr>
-                <w:sz w:val="20"/>
-              </w:rPr>
-              <w:t>反射率均匀性</w:t>
-            </w:r>
-          </w:p>
-        </w:tc>
-        <w:tc>
-          <w:tcPr>
-            <w:tcW w:type="dxa" w:w="3024"/>
-            <w:shd w:fill="F0F4F8"/>
-          </w:tcPr>
-          <w:p>
-            <w:r>
-              <w:rPr>
-                <w:sz w:val="20"/>
-              </w:rPr>
-              <w:t>&lt; 0.2%</w:t>
-            </w:r>
-          </w:p>
-        </w:tc>
-        <w:tc>
-          <w:tcPr>
-            <w:tcW w:type="dxa" w:w="3024"/>
-            <w:shd w:fill="F0F4F8"/>
-          </w:tcPr>
-          <w:p>
-            <w:r>
-              <w:rPr>
-                <w:sz w:val="20"/>
-              </w:rPr>
-              <w:t>全口径反射率变化范围</w:t>
-            </w:r>
-          </w:p>
-        </w:tc>
-      </w:tr>
-      <w:tr>
-        <w:tc>
-          <w:tcPr>
-            <w:tcW w:type="dxa" w:w="3024"/>
-            <w:shd w:fill="FFFFFF"/>
-          </w:tcPr>
-          <w:p>
-            <w:r>
-              <w:rPr>
-                <w:sz w:val="20"/>
-              </w:rPr>
-              <w:t>中心波长</w:t>
-            </w:r>
-          </w:p>
-        </w:tc>
-        <w:tc>
-          <w:tcPr>
-            <w:tcW w:type="dxa" w:w="3024"/>
-            <w:shd w:fill="FFFFFF"/>
-          </w:tcPr>
-          <w:p>
-            <w:r>
-              <w:rPr>
-                <w:sz w:val="20"/>
-              </w:rPr>
-              <w:t>13.5 ± 0.02nm</w:t>
-            </w:r>
-          </w:p>
-        </w:tc>
-        <w:tc>
-          <w:tcPr>
-            <w:tcW w:type="dxa" w:w="3024"/>
-            <w:shd w:fill="FFFFFF"/>
-          </w:tcPr>
-          <w:p>
-            <w:r>
-              <w:rPr>
-                <w:sz w:val="20"/>
-              </w:rPr>
-              <w:t>反射率峰值对应波长</w:t>
-            </w:r>
-          </w:p>
-        </w:tc>
-      </w:tr>
-      <w:tr>
-        <w:tc>
-          <w:tcPr>
-            <w:tcW w:type="dxa" w:w="3024"/>
-            <w:shd w:fill="F0F4F8"/>
-          </w:tcPr>
-          <w:p>
-            <w:r>
-              <w:rPr>
-                <w:sz w:val="20"/>
-              </w:rPr>
-              <w:t>带宽（FWHM）</w:t>
-            </w:r>
-          </w:p>
-        </w:tc>
-        <w:tc>
-          <w:tcPr>
-            <w:tcW w:type="dxa" w:w="3024"/>
-            <w:shd w:fill="F0F4F8"/>
-          </w:tcPr>
-          <w:p>
-            <w:r>
-              <w:rPr>
-                <w:sz w:val="20"/>
-              </w:rPr>
-              <w:t>约0.6nm</w:t>
-            </w:r>
-          </w:p>
-        </w:tc>
-        <w:tc>
-          <w:tcPr>
-            <w:tcW w:type="dxa" w:w="3024"/>
-            <w:shd w:fill="F0F4F8"/>
-          </w:tcPr>
-          <w:p>
-            <w:r>
-              <w:rPr>
-                <w:sz w:val="20"/>
-              </w:rPr>
-              <w:t>反射率半高全宽</w:t>
-            </w:r>
-          </w:p>
-        </w:tc>
-      </w:tr>
-    </w:tbl>
-    <w:p/>
-    <w:p>
-      <w:pPr>
-        <w:pStyle w:val="Heading2"/>
-      </w:pPr>
-      <w:r>
-        <w:rPr>
-          <w:rFonts w:ascii="Microsoft YaHei" w:hAnsi="Microsoft YaHei" w:eastAsia="Microsoft YaHei"/>
-          <w:color w:val="1A3A5C"/>
-          <w:sz w:val="32"/>
-        </w:rPr>
-        <w:t>1.3 缺陷密度标准</w:t>
-      </w:r>
-    </w:p>
-    <w:p>
-      <w:r>
-        <w:t>在EUV波长下，纳米级缺陷就可能在晶圆上产生可打印的缺陷图形，严重影响芯片良率。因此ASML对反射镜的缺陷密度有极为严格的要求。</w:t>
-      </w:r>
-    </w:p>
-    <w:tbl>
-      <w:tblPr>
-        <w:tblStyle w:val="TableGrid"/>
-        <w:tblW w:type="auto" w:w="0"/>
-        <w:jc w:val="center"/>
-        <w:tblLook w:firstColumn="1" w:firstRow="1" w:lastColumn="0" w:lastRow="0" w:noHBand="0" w:noVBand="1" w:val="04A0"/>
-      </w:tblPr>
-      <w:tblGrid>
-        <w:gridCol w:w="3024"/>
-        <w:gridCol w:w="3024"/>
-        <w:gridCol w:w="3024"/>
-      </w:tblGrid>
-      <w:tr>
-        <w:tc>
-          <w:tcPr>
-            <w:tcW w:type="dxa" w:w="3024"/>
-            <w:shd w:fill="1A3A5C"/>
-          </w:tcPr>
-          <w:p>
-            <w:pPr>
-              <w:jc w:val="center"/>
-            </w:pPr>
-            <w:r>
-              <w:rPr>
-                <w:b/>
-                <w:color w:val="FFFFFF"/>
-                <w:sz w:val="20"/>
-              </w:rPr>
-              <w:t>参数</w:t>
-            </w:r>
-          </w:p>
-        </w:tc>
-        <w:tc>
-          <w:tcPr>
-            <w:tcW w:type="dxa" w:w="3024"/>
-            <w:shd w:fill="1A3A5C"/>
-          </w:tcPr>
-          <w:p>
-            <w:pPr>
-              <w:jc w:val="center"/>
-            </w:pPr>
-            <w:r>
-              <w:rPr>
-                <w:b/>
-                <w:color w:val="FFFFFF"/>
-                <w:sz w:val="20"/>
-              </w:rPr>
-              <w:t>规范要求</w:t>
-            </w:r>
-          </w:p>
-        </w:tc>
-        <w:tc>
-          <w:tcPr>
-            <w:tcW w:type="dxa" w:w="3024"/>
-            <w:shd w:fill="1A3A5C"/>
-          </w:tcPr>
-          <w:p>
-            <w:pPr>
-              <w:jc w:val="center"/>
-            </w:pPr>
-            <w:r>
-              <w:rPr>
-                <w:b/>
-                <w:color w:val="FFFFFF"/>
-                <w:sz w:val="20"/>
-              </w:rPr>
-              <w:t>说明</w:t>
-            </w:r>
-          </w:p>
-        </w:tc>
-      </w:tr>
-      <w:tr>
-        <w:tc>
-          <w:tcPr>
-            <w:tcW w:type="dxa" w:w="3024"/>
-            <w:shd w:fill="F0F4F8"/>
-          </w:tcPr>
-          <w:p>
-            <w:r>
-              <w:rPr>
-                <w:sz w:val="20"/>
-              </w:rPr>
-              <w:t>缺陷密度</w:t>
-            </w:r>
-          </w:p>
-        </w:tc>
-        <w:tc>
-          <w:tcPr>
-            <w:tcW w:type="dxa" w:w="3024"/>
-            <w:shd w:fill="F0F4F8"/>
-          </w:tcPr>
-          <w:p>
-            <w:r>
-              <w:rPr>
-                <w:sz w:val="20"/>
-              </w:rPr>
-              <w:t>&lt; 0.003个/cm²</w:t>
-            </w:r>
-          </w:p>
-        </w:tc>
-        <w:tc>
-          <w:tcPr>
-            <w:tcW w:type="dxa" w:w="3024"/>
-            <w:shd w:fill="F0F4F8"/>
-          </w:tcPr>
-          <w:p>
-            <w:r>
-              <w:rPr>
-                <w:sz w:val="20"/>
-              </w:rPr>
-              <w:t>Phase IV产品级反射镜</w:t>
-            </w:r>
-          </w:p>
-        </w:tc>
-      </w:tr>
-      <w:tr>
-        <w:tc>
-          <w:tcPr>
-            <w:tcW w:type="dxa" w:w="3024"/>
-            <w:shd w:fill="FFFFFF"/>
-          </w:tcPr>
-          <w:p>
-            <w:r>
-              <w:rPr>
-                <w:sz w:val="20"/>
-              </w:rPr>
-              <w:t>最小可检测缺陷</w:t>
-            </w:r>
-          </w:p>
-        </w:tc>
-        <w:tc>
-          <w:tcPr>
-            <w:tcW w:type="dxa" w:w="3024"/>
-            <w:shd w:fill="FFFFFF"/>
-          </w:tcPr>
-          <w:p>
-            <w:r>
-              <w:rPr>
-                <w:sz w:val="20"/>
-              </w:rPr>
-              <w:t>&gt; 50nm</w:t>
-            </w:r>
-          </w:p>
-        </w:tc>
-        <w:tc>
-          <w:tcPr>
-            <w:tcW w:type="dxa" w:w="3024"/>
-            <w:shd w:fill="FFFFFF"/>
-          </w:tcPr>
-          <w:p>
-            <w:r>
-              <w:rPr>
-                <w:sz w:val="20"/>
-              </w:rPr>
-              <w:t>暗场检测灵敏度要求</w:t>
-            </w:r>
-          </w:p>
-        </w:tc>
-      </w:tr>
-      <w:tr>
-        <w:tc>
-          <w:tcPr>
-            <w:tcW w:type="dxa" w:w="3024"/>
-            <w:shd w:fill="F0F4F8"/>
-          </w:tcPr>
-          <w:p>
-            <w:r>
-              <w:rPr>
-                <w:sz w:val="20"/>
-              </w:rPr>
-              <w:t>相位缺陷</w:t>
-            </w:r>
-          </w:p>
-        </w:tc>
-        <w:tc>
-          <w:tcPr>
-            <w:tcW w:type="dxa" w:w="3024"/>
-            <w:shd w:fill="F0F4F8"/>
-          </w:tcPr>
-          <w:p>
-            <w:r>
-              <w:rPr>
-                <w:sz w:val="20"/>
-              </w:rPr>
-              <w:t>零缺陷</w:t>
-            </w:r>
-          </w:p>
-        </w:tc>
-        <w:tc>
-          <w:tcPr>
-            <w:tcW w:type="dxa" w:w="3024"/>
-            <w:shd w:fill="F0F4F8"/>
-          </w:tcPr>
-          <w:p>
-            <w:r>
-              <w:rPr>
-                <w:sz w:val="20"/>
-              </w:rPr>
-              <w:t>多层膜内部结构缺陷</w:t>
-            </w:r>
-          </w:p>
-        </w:tc>
-      </w:tr>
-      <w:tr>
-        <w:tc>
-          <w:tcPr>
-            <w:tcW w:type="dxa" w:w="3024"/>
-            <w:shd w:fill="FFFFFF"/>
-          </w:tcPr>
-          <w:p>
-            <w:r>
-              <w:rPr>
-                <w:sz w:val="20"/>
-              </w:rPr>
-              <w:t>振幅缺陷</w:t>
-            </w:r>
-          </w:p>
-        </w:tc>
-        <w:tc>
-          <w:tcPr>
-            <w:tcW w:type="dxa" w:w="3024"/>
-            <w:shd w:fill="FFFFFF"/>
-          </w:tcPr>
-          <w:p>
-            <w:r>
-              <w:rPr>
-                <w:sz w:val="20"/>
-              </w:rPr>
-              <w:t>零缺陷</w:t>
-            </w:r>
-          </w:p>
-        </w:tc>
-        <w:tc>
-          <w:tcPr>
-            <w:tcW w:type="dxa" w:w="3024"/>
-            <w:shd w:fill="FFFFFF"/>
-          </w:tcPr>
-          <w:p>
-            <w:r>
-              <w:rPr>
-                <w:sz w:val="20"/>
-              </w:rPr>
-              <w:t>表面颗粒或凹坑类缺陷</w:t>
-            </w:r>
-          </w:p>
-        </w:tc>
-      </w:tr>
-      <w:tr>
-        <w:tc>
-          <w:tcPr>
-            <w:tcW w:type="dxa" w:w="3024"/>
-            <w:shd w:fill="F0F4F8"/>
-          </w:tcPr>
-          <w:p>
-            <w:r>
-              <w:rPr>
-                <w:sz w:val="20"/>
-              </w:rPr>
-              <w:t>颗粒缺陷</w:t>
-            </w:r>
-          </w:p>
-        </w:tc>
-        <w:tc>
-          <w:tcPr>
-            <w:tcW w:type="dxa" w:w="3024"/>
-            <w:shd w:fill="F0F4F8"/>
-          </w:tcPr>
-          <w:p>
-            <w:r>
-              <w:rPr>
-                <w:sz w:val="20"/>
-              </w:rPr>
-              <w:t>&lt; 20nm颗粒零容忍</w:t>
-            </w:r>
-          </w:p>
-        </w:tc>
-        <w:tc>
-          <w:tcPr>
-            <w:tcW w:type="dxa" w:w="3024"/>
-            <w:shd w:fill="F0F4F8"/>
-          </w:tcPr>
-          <w:p>
-            <w:r>
-              <w:rPr>
-                <w:sz w:val="20"/>
-              </w:rPr>
-              <w:t>可打印缺陷尺寸阈值</w:t>
-            </w:r>
-          </w:p>
-        </w:tc>
-      </w:tr>
-    </w:tbl>
-    <w:p/>
-    <w:p>
-      <w:pPr>
-        <w:pStyle w:val="Heading2"/>
-      </w:pPr>
-      <w:r>
-        <w:rPr>
-          <w:rFonts w:ascii="Microsoft YaHei" w:hAnsi="Microsoft YaHei" w:eastAsia="Microsoft YaHei"/>
-          <w:color w:val="1A3A5C"/>
-          <w:sz w:val="32"/>
-        </w:rPr>
-        <w:t>1.4 热力学与机械稳定性要求</w:t>
-      </w:r>
-    </w:p>
-    <w:p>
-      <w:r>
-        <w:t>EUV光刻过程中，高能量光子和等离子体辐射会导致光学元件温度变化，进而引起热变形。ASML对反射镜的热力学和机械稳定性制定了以下标准：</w:t>
-      </w:r>
-    </w:p>
     <w:p>
       <w:r>
         <w:rPr>
-          <w:b/>
+          <w:b w:val="0"/>
         </w:rPr>
-        <w:t>基底材料要求：</w:t>
-      </w:r>
-    </w:p>
-    <w:p>
-      <w:pPr>
-        <w:pStyle w:val="ListBullet"/>
-      </w:pPr>
-      <w:r>
-        <w:t>• 采用超低热膨胀系数材料（如Schott Zerodur或Corning ULE玻璃）</w:t>
-      </w:r>
-    </w:p>
-    <w:p>
-      <w:pPr>
-        <w:pStyle w:val="ListBullet"/>
-      </w:pPr>
-      <w:r>
-        <w:t>• 热膨胀系数 &lt; 10 ppb/K（在工作温度范围内）</w:t>
-      </w:r>
-    </w:p>
-    <w:p>
-      <w:pPr>
-        <w:pStyle w:val="ListBullet"/>
-      </w:pPr>
-      <w:r>
-        <w:t>• 材料均匀性：折射率变化 &lt; 1ppm</w:t>
-      </w:r>
-    </w:p>
-    <w:p>
-      <w:r>
-        <w:rPr>
-          <w:b/>
-        </w:rPr>
-        <w:t>主动控制系统：</w:t>
-      </w:r>
-    </w:p>
-    <w:p>
-      <w:pPr>
-        <w:pStyle w:val="ListBullet"/>
-      </w:pPr>
-      <w:r>
-        <w:t>• 精密促动器系统实现实时纳米级位置校正</w:t>
-      </w:r>
-    </w:p>
-    <w:p>
-      <w:pPr>
-        <w:pStyle w:val="ListBullet"/>
-      </w:pPr>
-      <w:r>
-        <w:t>• 亚纳弧度级别的倾斜控制精度</w:t>
-      </w:r>
-    </w:p>
-    <w:p>
-      <w:pPr>
-        <w:pStyle w:val="ListBullet"/>
-      </w:pPr>
-      <w:r>
-        <w:t>• 热补偿系统持续监控和校正热漂移</w:t>
+        <w:t>所以EUV镜面的“高反射率”不是为了好看，而是通量闭环的生死线。任何污染、界面粗糙或膜厚漂移都会通过指数累乘放大为系统产能问题。</w:t>
       </w:r>
     </w:p>
     <w:p>
@@ -1625,825 +564,159 @@
       </w:pPr>
       <w:r>
         <w:rPr>
-          <w:rFonts w:ascii="Microsoft YaHei" w:hAnsi="Microsoft YaHei" w:eastAsia="Microsoft YaHei"/>
-          <w:color w:val="1A3A5C"/>
-          <w:sz w:val="32"/>
+          <w:b w:val="0"/>
         </w:rPr>
-        <w:t>1.5 行业标准合规要求</w:t>
+        <w:t>2.3 为什么表面误差必须进入皮米—亚纳米级讨论</w:t>
       </w:r>
     </w:p>
     <w:p>
       <w:r>
-        <w:t>ASML EUV光学元件需符合以下行业标准：</w:t>
+        <w:rPr>
+          <w:b w:val="0"/>
+        </w:rPr>
+        <w:t>镜面面形误差会转化为波前误差；波前误差再转化为像差、成像模糊、焦深损失和覆盖误差。对于高分辨率成像系统，允许的系统波前误差通常只能占工作波长的很小一部分。13.5 nm本身已经非常短，因此“占波长几个百分点”的容差会自然落到亚纳米甚至更低的量级。</w:t>
       </w:r>
     </w:p>
-    <w:tbl>
-      <w:tblPr>
-        <w:tblStyle w:val="TableGrid"/>
-        <w:tblW w:type="auto" w:w="0"/>
-        <w:jc w:val="center"/>
-        <w:tblLook w:firstColumn="1" w:firstRow="1" w:lastColumn="0" w:lastRow="0" w:noHBand="0" w:noVBand="1" w:val="04A0"/>
-      </w:tblPr>
-      <w:tblGrid>
-        <w:gridCol w:w="3024"/>
-        <w:gridCol w:w="3024"/>
-        <w:gridCol w:w="3024"/>
-      </w:tblGrid>
-      <w:tr>
-        <w:tc>
-          <w:tcPr>
-            <w:tcW w:type="dxa" w:w="3024"/>
-            <w:shd w:fill="1A3A5C"/>
-          </w:tcPr>
-          <w:p>
-            <w:pPr>
-              <w:jc w:val="center"/>
-            </w:pPr>
-            <w:r>
-              <w:rPr>
-                <w:b/>
-                <w:color w:val="FFFFFF"/>
-                <w:sz w:val="20"/>
-              </w:rPr>
-              <w:t>标准编号</w:t>
-            </w:r>
-          </w:p>
-        </w:tc>
-        <w:tc>
-          <w:tcPr>
-            <w:tcW w:type="dxa" w:w="3024"/>
-            <w:shd w:fill="1A3A5C"/>
-          </w:tcPr>
-          <w:p>
-            <w:pPr>
-              <w:jc w:val="center"/>
-            </w:pPr>
-            <w:r>
-              <w:rPr>
-                <w:b/>
-                <w:color w:val="FFFFFF"/>
-                <w:sz w:val="20"/>
-              </w:rPr>
-              <w:t>标准名称</w:t>
-            </w:r>
-          </w:p>
-        </w:tc>
-        <w:tc>
-          <w:tcPr>
-            <w:tcW w:type="dxa" w:w="3024"/>
-            <w:shd w:fill="1A3A5C"/>
-          </w:tcPr>
-          <w:p>
-            <w:pPr>
-              <w:jc w:val="center"/>
-            </w:pPr>
-            <w:r>
-              <w:rPr>
-                <w:b/>
-                <w:color w:val="FFFFFF"/>
-                <w:sz w:val="20"/>
-              </w:rPr>
-              <w:t>适用范围</w:t>
-            </w:r>
-          </w:p>
-        </w:tc>
-      </w:tr>
-      <w:tr>
-        <w:tc>
-          <w:tcPr>
-            <w:tcW w:type="dxa" w:w="3024"/>
-            <w:shd w:fill="F0F4F8"/>
-          </w:tcPr>
-          <w:p>
-            <w:r>
-              <w:rPr>
-                <w:sz w:val="20"/>
-              </w:rPr>
-              <w:t>ISO 10110</w:t>
-            </w:r>
-          </w:p>
-        </w:tc>
-        <w:tc>
-          <w:tcPr>
-            <w:tcW w:type="dxa" w:w="3024"/>
-            <w:shd w:fill="F0F4F8"/>
-          </w:tcPr>
-          <w:p>
-            <w:r>
-              <w:rPr>
-                <w:sz w:val="20"/>
-              </w:rPr>
-              <w:t>光学元件和系统制图标准</w:t>
-            </w:r>
-          </w:p>
-        </w:tc>
-        <w:tc>
-          <w:tcPr>
-            <w:tcW w:type="dxa" w:w="3024"/>
-            <w:shd w:fill="F0F4F8"/>
-          </w:tcPr>
-          <w:p>
-            <w:r>
-              <w:rPr>
-                <w:sz w:val="20"/>
-              </w:rPr>
-              <w:t>面形公差、表面疵病、粗糙度</w:t>
-            </w:r>
-          </w:p>
-        </w:tc>
-      </w:tr>
-      <w:tr>
-        <w:tc>
-          <w:tcPr>
-            <w:tcW w:type="dxa" w:w="3024"/>
-            <w:shd w:fill="FFFFFF"/>
-          </w:tcPr>
-          <w:p>
-            <w:r>
-              <w:rPr>
-                <w:sz w:val="20"/>
-              </w:rPr>
-              <w:t>ISO 14644</w:t>
-            </w:r>
-          </w:p>
-        </w:tc>
-        <w:tc>
-          <w:tcPr>
-            <w:tcW w:type="dxa" w:w="3024"/>
-            <w:shd w:fill="FFFFFF"/>
-          </w:tcPr>
-          <w:p>
-            <w:r>
-              <w:rPr>
-                <w:sz w:val="20"/>
-              </w:rPr>
-              <w:t>洁净室与相关受控环境标准</w:t>
-            </w:r>
-          </w:p>
-        </w:tc>
-        <w:tc>
-          <w:tcPr>
-            <w:tcW w:type="dxa" w:w="3024"/>
-            <w:shd w:fill="FFFFFF"/>
-          </w:tcPr>
-          <w:p>
-            <w:r>
-              <w:rPr>
-                <w:sz w:val="20"/>
-              </w:rPr>
-              <w:t>生产和检测环境控制</w:t>
-            </w:r>
-          </w:p>
-        </w:tc>
-      </w:tr>
-      <w:tr>
-        <w:tc>
-          <w:tcPr>
-            <w:tcW w:type="dxa" w:w="3024"/>
-            <w:shd w:fill="F0F4F8"/>
-          </w:tcPr>
-          <w:p>
-            <w:r>
-              <w:rPr>
-                <w:sz w:val="20"/>
-              </w:rPr>
-              <w:t>IEC 60825</w:t>
-            </w:r>
-          </w:p>
-        </w:tc>
-        <w:tc>
-          <w:tcPr>
-            <w:tcW w:type="dxa" w:w="3024"/>
-            <w:shd w:fill="F0F4F8"/>
-          </w:tcPr>
-          <w:p>
-            <w:r>
-              <w:rPr>
-                <w:sz w:val="20"/>
-              </w:rPr>
-              <w:t>激光安全标准</w:t>
-            </w:r>
-          </w:p>
-        </w:tc>
-        <w:tc>
-          <w:tcPr>
-            <w:tcW w:type="dxa" w:w="3024"/>
-            <w:shd w:fill="F0F4F8"/>
-          </w:tcPr>
-          <w:p>
-            <w:r>
-              <w:rPr>
-                <w:sz w:val="20"/>
-              </w:rPr>
-              <w:t>EUV光源安全要求</w:t>
-            </w:r>
-          </w:p>
-        </w:tc>
-      </w:tr>
-      <w:tr>
-        <w:tc>
-          <w:tcPr>
-            <w:tcW w:type="dxa" w:w="3024"/>
-            <w:shd w:fill="FFFFFF"/>
-          </w:tcPr>
-          <w:p>
-            <w:r>
-              <w:rPr>
-                <w:sz w:val="20"/>
-              </w:rPr>
-              <w:t>SEMI P37</w:t>
-            </w:r>
-          </w:p>
-        </w:tc>
-        <w:tc>
-          <w:tcPr>
-            <w:tcW w:type="dxa" w:w="3024"/>
-            <w:shd w:fill="FFFFFF"/>
-          </w:tcPr>
-          <w:p>
-            <w:r>
-              <w:rPr>
-                <w:sz w:val="20"/>
-              </w:rPr>
-              <w:t>EUV掩膜基底规范</w:t>
-            </w:r>
-          </w:p>
-        </w:tc>
-        <w:tc>
-          <w:tcPr>
-            <w:tcW w:type="dxa" w:w="3024"/>
-            <w:shd w:fill="FFFFFF"/>
-          </w:tcPr>
-          <w:p>
-            <w:r>
-              <w:rPr>
-                <w:sz w:val="20"/>
-              </w:rPr>
-              <w:t>掩膜反射镜基底质量</w:t>
-            </w:r>
-          </w:p>
-        </w:tc>
-      </w:tr>
-      <w:tr>
-        <w:tc>
-          <w:tcPr>
-            <w:tcW w:type="dxa" w:w="3024"/>
-            <w:shd w:fill="F0F4F8"/>
-          </w:tcPr>
-          <w:p>
-            <w:r>
-              <w:rPr>
-                <w:sz w:val="20"/>
-              </w:rPr>
-              <w:t>SEMI P38</w:t>
-            </w:r>
-          </w:p>
-        </w:tc>
-        <w:tc>
-          <w:tcPr>
-            <w:tcW w:type="dxa" w:w="3024"/>
-            <w:shd w:fill="F0F4F8"/>
-          </w:tcPr>
-          <w:p>
-            <w:r>
-              <w:rPr>
-                <w:sz w:val="20"/>
-              </w:rPr>
-              <w:t>EUV掩膜缺陷检测标准</w:t>
-            </w:r>
-          </w:p>
-        </w:tc>
-        <w:tc>
-          <w:tcPr>
-            <w:tcW w:type="dxa" w:w="3024"/>
-            <w:shd w:fill="F0F4F8"/>
-          </w:tcPr>
-          <w:p>
-            <w:r>
-              <w:rPr>
-                <w:sz w:val="20"/>
-              </w:rPr>
-              <w:t>缺陷检测方法与限值</w:t>
-            </w:r>
-          </w:p>
-        </w:tc>
-      </w:tr>
-    </w:tbl>
-    <w:p/>
+    <w:p>
+      <w:pPr>
+        <w:pStyle w:val="ListBullet"/>
+      </w:pPr>
+      <w:r>
+        <w:t>低频面形误差：影响整体像差、成像位置和波前。</w:t>
+      </w:r>
+    </w:p>
+    <w:p>
+      <w:pPr>
+        <w:pStyle w:val="ListBullet"/>
+      </w:pPr>
+      <w:r>
+        <w:t>中频误差（MSFR）：更容易形成 flare，降低对比度。</w:t>
+      </w:r>
+    </w:p>
+    <w:p>
+      <w:pPr>
+        <w:pStyle w:val="ListBullet"/>
+      </w:pPr>
+      <w:r>
+        <w:t>高频粗糙度（HSFR）：更多体现为散射和反射率损失。</w:t>
+      </w:r>
+    </w:p>
+    <w:p>
+      <w:r>
+        <w:rPr>
+          <w:b w:val="0"/>
+        </w:rPr>
+        <w:t>这就是为什么EUV规范通常不只给一个“粗糙度RMS”，而是要求用 PSD（功率谱密度）按空间频率分段管理。因为不同频段的误差，对成像的伤害机制不同。</w:t>
+      </w:r>
+    </w:p>
     <w:p>
       <w:pPr>
         <w:pStyle w:val="Heading2"/>
       </w:pPr>
       <w:r>
         <w:rPr>
-          <w:rFonts w:ascii="Microsoft YaHei" w:hAnsi="Microsoft YaHei" w:eastAsia="Microsoft YaHei"/>
-          <w:color w:val="1A3A5C"/>
-          <w:sz w:val="32"/>
+          <w:b w:val="0"/>
         </w:rPr>
-        <w:t>1.6 ASML EUV光刻系统主要参数</w:t>
+        <w:t>2.4 为什么高NA会让规范进一步变严</w:t>
       </w:r>
     </w:p>
-    <w:tbl>
-      <w:tblPr>
-        <w:tblStyle w:val="TableGrid"/>
-        <w:tblW w:type="auto" w:w="0"/>
-        <w:jc w:val="center"/>
-        <w:tblLook w:firstColumn="1" w:firstRow="1" w:lastColumn="0" w:lastRow="0" w:noHBand="0" w:noVBand="1" w:val="04A0"/>
-      </w:tblPr>
-      <w:tblGrid>
-        <w:gridCol w:w="2268"/>
-        <w:gridCol w:w="2268"/>
-        <w:gridCol w:w="2268"/>
-        <w:gridCol w:w="2268"/>
-      </w:tblGrid>
-      <w:tr>
-        <w:tc>
-          <w:tcPr>
-            <w:tcW w:type="dxa" w:w="2268"/>
-            <w:shd w:fill="1A3A5C"/>
-          </w:tcPr>
-          <w:p>
-            <w:pPr>
-              <w:jc w:val="center"/>
-            </w:pPr>
-            <w:r>
-              <w:rPr>
-                <w:b/>
-                <w:color w:val="FFFFFF"/>
-                <w:sz w:val="20"/>
-              </w:rPr>
-              <w:t>参数</w:t>
-            </w:r>
-          </w:p>
-        </w:tc>
-        <w:tc>
-          <w:tcPr>
-            <w:tcW w:type="dxa" w:w="2268"/>
-            <w:shd w:fill="1A3A5C"/>
-          </w:tcPr>
-          <w:p>
-            <w:pPr>
-              <w:jc w:val="center"/>
-            </w:pPr>
-            <w:r>
-              <w:rPr>
-                <w:b/>
-                <w:color w:val="FFFFFF"/>
-                <w:sz w:val="20"/>
-              </w:rPr>
-              <w:t>NXE:3400系列</w:t>
-            </w:r>
-          </w:p>
-        </w:tc>
-        <w:tc>
-          <w:tcPr>
-            <w:tcW w:type="dxa" w:w="2268"/>
-            <w:shd w:fill="1A3A5C"/>
-          </w:tcPr>
-          <w:p>
-            <w:pPr>
-              <w:jc w:val="center"/>
-            </w:pPr>
-            <w:r>
-              <w:rPr>
-                <w:b/>
-                <w:color w:val="FFFFFF"/>
-                <w:sz w:val="20"/>
-              </w:rPr>
-              <w:t>NXE:3600D</w:t>
-            </w:r>
-          </w:p>
-        </w:tc>
-        <w:tc>
-          <w:tcPr>
-            <w:tcW w:type="dxa" w:w="2268"/>
-            <w:shd w:fill="1A3A5C"/>
-          </w:tcPr>
-          <w:p>
-            <w:pPr>
-              <w:jc w:val="center"/>
-            </w:pPr>
-            <w:r>
-              <w:rPr>
-                <w:b/>
-                <w:color w:val="FFFFFF"/>
-                <w:sz w:val="20"/>
-              </w:rPr>
-              <w:t>EXE:5000 (High-NA)</w:t>
-            </w:r>
-          </w:p>
-        </w:tc>
-      </w:tr>
-      <w:tr>
-        <w:tc>
-          <w:tcPr>
-            <w:tcW w:type="dxa" w:w="2268"/>
-            <w:shd w:fill="F0F4F8"/>
-          </w:tcPr>
-          <w:p>
-            <w:r>
-              <w:rPr>
-                <w:sz w:val="20"/>
-              </w:rPr>
-              <w:t>数值孔径 (NA)</w:t>
-            </w:r>
-          </w:p>
-        </w:tc>
-        <w:tc>
-          <w:tcPr>
-            <w:tcW w:type="dxa" w:w="2268"/>
-            <w:shd w:fill="F0F4F8"/>
-          </w:tcPr>
-          <w:p>
-            <w:r>
-              <w:rPr>
-                <w:sz w:val="20"/>
-              </w:rPr>
-              <w:t>0.33</w:t>
-            </w:r>
-          </w:p>
-        </w:tc>
-        <w:tc>
-          <w:tcPr>
-            <w:tcW w:type="dxa" w:w="2268"/>
-            <w:shd w:fill="F0F4F8"/>
-          </w:tcPr>
-          <w:p>
-            <w:r>
-              <w:rPr>
-                <w:sz w:val="20"/>
-              </w:rPr>
-              <w:t>0.33</w:t>
-            </w:r>
-          </w:p>
-        </w:tc>
-        <w:tc>
-          <w:tcPr>
-            <w:tcW w:type="dxa" w:w="2268"/>
-            <w:shd w:fill="F0F4F8"/>
-          </w:tcPr>
-          <w:p>
-            <w:r>
-              <w:rPr>
-                <w:sz w:val="20"/>
-              </w:rPr>
-              <w:t>0.55</w:t>
-            </w:r>
-          </w:p>
-        </w:tc>
-      </w:tr>
-      <w:tr>
-        <w:tc>
-          <w:tcPr>
-            <w:tcW w:type="dxa" w:w="2268"/>
-            <w:shd w:fill="FFFFFF"/>
-          </w:tcPr>
-          <w:p>
-            <w:r>
-              <w:rPr>
-                <w:sz w:val="20"/>
-              </w:rPr>
-              <w:t>工作波长</w:t>
-            </w:r>
-          </w:p>
-        </w:tc>
-        <w:tc>
-          <w:tcPr>
-            <w:tcW w:type="dxa" w:w="2268"/>
-            <w:shd w:fill="FFFFFF"/>
-          </w:tcPr>
-          <w:p>
-            <w:r>
-              <w:rPr>
-                <w:sz w:val="20"/>
-              </w:rPr>
-              <w:t>13.5nm</w:t>
-            </w:r>
-          </w:p>
-        </w:tc>
-        <w:tc>
-          <w:tcPr>
-            <w:tcW w:type="dxa" w:w="2268"/>
-            <w:shd w:fill="FFFFFF"/>
-          </w:tcPr>
-          <w:p>
-            <w:r>
-              <w:rPr>
-                <w:sz w:val="20"/>
-              </w:rPr>
-              <w:t>13.5nm</w:t>
-            </w:r>
-          </w:p>
-        </w:tc>
-        <w:tc>
-          <w:tcPr>
-            <w:tcW w:type="dxa" w:w="2268"/>
-            <w:shd w:fill="FFFFFF"/>
-          </w:tcPr>
-          <w:p>
-            <w:r>
-              <w:rPr>
-                <w:sz w:val="20"/>
-              </w:rPr>
-              <w:t>13.5nm</w:t>
-            </w:r>
-          </w:p>
-        </w:tc>
-      </w:tr>
-      <w:tr>
-        <w:tc>
-          <w:tcPr>
-            <w:tcW w:type="dxa" w:w="2268"/>
-            <w:shd w:fill="F0F4F8"/>
-          </w:tcPr>
-          <w:p>
-            <w:r>
-              <w:rPr>
-                <w:sz w:val="20"/>
-              </w:rPr>
-              <w:t>分辨率</w:t>
-            </w:r>
-          </w:p>
-        </w:tc>
-        <w:tc>
-          <w:tcPr>
-            <w:tcW w:type="dxa" w:w="2268"/>
-            <w:shd w:fill="F0F4F8"/>
-          </w:tcPr>
-          <w:p>
-            <w:r>
-              <w:rPr>
-                <w:sz w:val="20"/>
-              </w:rPr>
-              <w:t>≤ 13nm</w:t>
-            </w:r>
-          </w:p>
-        </w:tc>
-        <w:tc>
-          <w:tcPr>
-            <w:tcW w:type="dxa" w:w="2268"/>
-            <w:shd w:fill="F0F4F8"/>
-          </w:tcPr>
-          <w:p>
-            <w:r>
-              <w:rPr>
-                <w:sz w:val="20"/>
-              </w:rPr>
-              <w:t>≤ 13nm</w:t>
-            </w:r>
-          </w:p>
-        </w:tc>
-        <w:tc>
-          <w:tcPr>
-            <w:tcW w:type="dxa" w:w="2268"/>
-            <w:shd w:fill="F0F4F8"/>
-          </w:tcPr>
-          <w:p>
-            <w:r>
-              <w:rPr>
-                <w:sz w:val="20"/>
-              </w:rPr>
-              <w:t>≤ 8nm</w:t>
-            </w:r>
-          </w:p>
-        </w:tc>
-      </w:tr>
-      <w:tr>
-        <w:tc>
-          <w:tcPr>
-            <w:tcW w:type="dxa" w:w="2268"/>
-            <w:shd w:fill="FFFFFF"/>
-          </w:tcPr>
-          <w:p>
-            <w:r>
-              <w:rPr>
-                <w:sz w:val="20"/>
-              </w:rPr>
-              <w:t>叠对精度</w:t>
-            </w:r>
-          </w:p>
-        </w:tc>
-        <w:tc>
-          <w:tcPr>
-            <w:tcW w:type="dxa" w:w="2268"/>
-            <w:shd w:fill="FFFFFF"/>
-          </w:tcPr>
-          <w:p>
-            <w:r>
-              <w:rPr>
-                <w:sz w:val="20"/>
-              </w:rPr>
-              <w:t>&lt; 2nm</w:t>
-            </w:r>
-          </w:p>
-        </w:tc>
-        <w:tc>
-          <w:tcPr>
-            <w:tcW w:type="dxa" w:w="2268"/>
-            <w:shd w:fill="FFFFFF"/>
-          </w:tcPr>
-          <w:p>
-            <w:r>
-              <w:rPr>
-                <w:sz w:val="20"/>
-              </w:rPr>
-              <w:t>&lt; 1.4nm</w:t>
-            </w:r>
-          </w:p>
-        </w:tc>
-        <w:tc>
-          <w:tcPr>
-            <w:tcW w:type="dxa" w:w="2268"/>
-            <w:shd w:fill="FFFFFF"/>
-          </w:tcPr>
-          <w:p>
-            <w:r>
-              <w:rPr>
-                <w:sz w:val="20"/>
-              </w:rPr>
-              <w:t>&lt; 1nm</w:t>
-            </w:r>
-          </w:p>
-        </w:tc>
-      </w:tr>
-      <w:tr>
-        <w:tc>
-          <w:tcPr>
-            <w:tcW w:type="dxa" w:w="2268"/>
-            <w:shd w:fill="F0F4F8"/>
-          </w:tcPr>
-          <w:p>
-            <w:r>
-              <w:rPr>
-                <w:sz w:val="20"/>
-              </w:rPr>
-              <w:t>产能</w:t>
-            </w:r>
-          </w:p>
-        </w:tc>
-        <w:tc>
-          <w:tcPr>
-            <w:tcW w:type="dxa" w:w="2268"/>
-            <w:shd w:fill="F0F4F8"/>
-          </w:tcPr>
-          <w:p>
-            <w:r>
-              <w:rPr>
-                <w:sz w:val="20"/>
-              </w:rPr>
-              <w:t>≤ 170 wph</w:t>
-            </w:r>
-          </w:p>
-        </w:tc>
-        <w:tc>
-          <w:tcPr>
-            <w:tcW w:type="dxa" w:w="2268"/>
-            <w:shd w:fill="F0F4F8"/>
-          </w:tcPr>
-          <w:p>
-            <w:r>
-              <w:rPr>
-                <w:sz w:val="20"/>
-              </w:rPr>
-              <w:t>≤ 220 wph</w:t>
-            </w:r>
-          </w:p>
-        </w:tc>
-        <w:tc>
-          <w:tcPr>
-            <w:tcW w:type="dxa" w:w="2268"/>
-            <w:shd w:fill="F0F4F8"/>
-          </w:tcPr>
-          <w:p>
-            <w:r>
-              <w:rPr>
-                <w:sz w:val="20"/>
-              </w:rPr>
-              <w:t>≥ 200 wph（目标）</w:t>
-            </w:r>
-          </w:p>
-        </w:tc>
-      </w:tr>
-      <w:tr>
-        <w:tc>
-          <w:tcPr>
-            <w:tcW w:type="dxa" w:w="2268"/>
-            <w:shd w:fill="FFFFFF"/>
-          </w:tcPr>
-          <w:p>
-            <w:r>
-              <w:rPr>
-                <w:sz w:val="20"/>
-              </w:rPr>
-              <w:t>反射镜数量</w:t>
-            </w:r>
-          </w:p>
-        </w:tc>
-        <w:tc>
-          <w:tcPr>
-            <w:tcW w:type="dxa" w:w="2268"/>
-            <w:shd w:fill="FFFFFF"/>
-          </w:tcPr>
-          <w:p>
-            <w:r>
-              <w:rPr>
-                <w:sz w:val="20"/>
-              </w:rPr>
-              <w:t>6面投影镜</w:t>
-            </w:r>
-          </w:p>
-        </w:tc>
-        <w:tc>
-          <w:tcPr>
-            <w:tcW w:type="dxa" w:w="2268"/>
-            <w:shd w:fill="FFFFFF"/>
-          </w:tcPr>
-          <w:p>
-            <w:r>
-              <w:rPr>
-                <w:sz w:val="20"/>
-              </w:rPr>
-              <w:t>6面投影镜</w:t>
-            </w:r>
-          </w:p>
-        </w:tc>
-        <w:tc>
-          <w:tcPr>
-            <w:tcW w:type="dxa" w:w="2268"/>
-            <w:shd w:fill="FFFFFF"/>
-          </w:tcPr>
-          <w:p>
-            <w:r>
-              <w:rPr>
-                <w:sz w:val="20"/>
-              </w:rPr>
-              <w:t>约12面（含照明）</w:t>
-            </w:r>
-          </w:p>
-        </w:tc>
-      </w:tr>
-      <w:tr>
-        <w:tc>
-          <w:tcPr>
-            <w:tcW w:type="dxa" w:w="2268"/>
-            <w:shd w:fill="F0F4F8"/>
-          </w:tcPr>
-          <w:p>
-            <w:r>
-              <w:rPr>
-                <w:sz w:val="20"/>
-              </w:rPr>
-              <w:t>最大镜面直径</w:t>
-            </w:r>
-          </w:p>
-        </w:tc>
-        <w:tc>
-          <w:tcPr>
-            <w:tcW w:type="dxa" w:w="2268"/>
-            <w:shd w:fill="F0F4F8"/>
-          </w:tcPr>
-          <w:p>
-            <w:r>
-              <w:rPr>
-                <w:sz w:val="20"/>
-              </w:rPr>
-              <w:t>约0.8m</w:t>
-            </w:r>
-          </w:p>
-        </w:tc>
-        <w:tc>
-          <w:tcPr>
-            <w:tcW w:type="dxa" w:w="2268"/>
-            <w:shd w:fill="F0F4F8"/>
-          </w:tcPr>
-          <w:p>
-            <w:r>
-              <w:rPr>
-                <w:sz w:val="20"/>
-              </w:rPr>
-              <w:t>约0.8m</w:t>
-            </w:r>
-          </w:p>
-        </w:tc>
-        <w:tc>
-          <w:tcPr>
-            <w:tcW w:type="dxa" w:w="2268"/>
-            <w:shd w:fill="F0F4F8"/>
-          </w:tcPr>
-          <w:p>
-            <w:r>
-              <w:rPr>
-                <w:sz w:val="20"/>
-              </w:rPr>
-              <w:t>约1m</w:t>
-            </w:r>
-          </w:p>
-        </w:tc>
-      </w:tr>
-    </w:tbl>
     <w:p>
       <w:r>
-        <w:br w:type="page"/>
+        <w:rPr>
+          <w:b w:val="0"/>
+        </w:rPr>
+        <w:t>当NA升高时，分辨率改善，但景深近似按 DOF ≈ k2·λ/NA² 收缩，系统对以下问题的容忍度都会变差：</w:t>
+      </w:r>
+    </w:p>
+    <w:p>
+      <w:pPr>
+        <w:pStyle w:val="ListBullet"/>
+      </w:pPr>
+      <w:r>
+        <w:t>晶圆与掩模的平坦度误差；</w:t>
+      </w:r>
+    </w:p>
+    <w:p>
+      <w:pPr>
+        <w:pStyle w:val="ListBullet"/>
+      </w:pPr>
+      <w:r>
+        <w:t>镜面对准误差；</w:t>
+      </w:r>
+    </w:p>
+    <w:p>
+      <w:pPr>
+        <w:pStyle w:val="ListBullet"/>
+      </w:pPr>
+      <w:r>
+        <w:t>偏振与入射角分布带来的反射率变化；</w:t>
+      </w:r>
+    </w:p>
+    <w:p>
+      <w:pPr>
+        <w:pStyle w:val="ListBullet"/>
+      </w:pPr>
+      <w:r>
+        <w:t>掩模3D效应；</w:t>
+      </w:r>
+    </w:p>
+    <w:p>
+      <w:pPr>
+        <w:pStyle w:val="ListBullet"/>
+      </w:pPr>
+      <w:r>
+        <w:t>杂散光与局部相位误差。</w:t>
+      </w:r>
+    </w:p>
+    <w:p>
+      <w:r>
+        <w:rPr>
+          <w:b w:val="0"/>
+        </w:rPr>
+        <w:t>所以 High-NA EUV 不是对现有规范简单“加严10%”，而是让一批原本次要的问题上升为主导问题。</w:t>
+      </w:r>
+    </w:p>
+    <w:p>
+      <w:pPr>
+        <w:pStyle w:val="Heading2"/>
+      </w:pPr>
+      <w:r>
+        <w:rPr>
+          <w:b w:val="0"/>
+        </w:rPr>
+        <w:t>2.5 污染为什么被写进光学规范，而不是只归设备维护</w:t>
+      </w:r>
+    </w:p>
+    <w:p>
+      <w:r>
+        <w:rPr>
+          <w:b w:val="0"/>
+        </w:rPr>
+        <w:t>在EUV下，单分子层级别的污染就可能造成可测吸收变化。碳污染会降低反射率，锡污染来自LPP光源，氧化和吸附层会改变表面边界条件。由于系统总效率对单镜反射率非常敏感，污染不再只是“维护成本”，而是光学规范的一部分。</w:t>
+      </w:r>
+    </w:p>
+    <w:p>
+      <w:pPr>
+        <w:pStyle w:val="ListBullet"/>
+      </w:pPr>
+      <w:r>
+        <w:t>需要规定可接受污染种类、厚度增长速率和清洗恢复能力。</w:t>
+      </w:r>
+    </w:p>
+    <w:p>
+      <w:pPr>
+        <w:pStyle w:val="ListBullet"/>
+      </w:pPr>
+      <w:r>
+        <w:t>需要规定真空、残余气体、氢环境、颗粒控制和出气限制。</w:t>
+      </w:r>
+    </w:p>
+    <w:p>
+      <w:pPr>
+        <w:pStyle w:val="ListBullet"/>
+      </w:pPr>
+      <w:r>
+        <w:t>需要规定照射前后反射率、散射、污染膜厚变化的复测方法。</w:t>
       </w:r>
     </w:p>
     <w:p>
@@ -2452,11 +725,9 @@
       </w:pPr>
       <w:r>
         <w:rPr>
-          <w:rFonts w:ascii="Microsoft YaHei" w:hAnsi="Microsoft YaHei" w:eastAsia="Microsoft YaHei"/>
-          <w:color w:val="1A3A5C"/>
-          <w:sz w:val="40"/>
+          <w:b w:val="0"/>
         </w:rPr>
-        <w:t>第二部分  Zeiss SMT光学质量标准</w:t>
+        <w:t>3. EUV光学对象拆解：系统、反射镜、多层膜、掩模、环境</w:t>
       </w:r>
     </w:p>
     <w:p>
@@ -2465,21 +736,73 @@
       </w:pPr>
       <w:r>
         <w:rPr>
-          <w:rFonts w:ascii="Microsoft YaHei" w:hAnsi="Microsoft YaHei" w:eastAsia="Microsoft YaHei"/>
-          <w:color w:val="1A3A5C"/>
-          <w:sz w:val="32"/>
+          <w:b w:val="0"/>
         </w:rPr>
-        <w:t>2.1 Zeiss SMT公司概述</w:t>
+        <w:t>3.1 系统级规范</w:t>
       </w:r>
     </w:p>
     <w:p>
       <w:r>
-        <w:t>Carl Zeiss SMT（半导体制造技术）是Zeiss集团旗下专注于半导体光刻光学系统的子公司，总部位于德国奥伯科亨（Oberkochen）。Zeiss SMT是全球唯一能够制造EUV光刻投影光学系统的公司，是ASML EUV光刻机的独家光学系统供应商。</w:t>
+        <w:rPr>
+          <w:b w:val="0"/>
+        </w:rPr>
+        <w:t>系统级规范关注最终成像，而不是单镜局部最优。公开资料中常见的系统级指标包括：</w:t>
       </w:r>
     </w:p>
     <w:p>
+      <w:pPr>
+        <w:pStyle w:val="ListBullet"/>
+      </w:pPr>
       <w:r>
-        <w:t>Zeiss SMT在EUV光学领域拥有超过30年的研发历史，其EUV光学系统代表了人类精密制造技术的巅峰水平。一套完整的EUV照明光学系统包含超过15,000个独立零件，重量约1.5吨，每一面反射镜都需要经过数月的精密抛光和检测。</w:t>
+        <w:t>工作波长与带宽（通常围绕13.5 nm，带宽影响布拉格匹配与像质）；</w:t>
+      </w:r>
+    </w:p>
+    <w:p>
+      <w:pPr>
+        <w:pStyle w:val="ListBullet"/>
+      </w:pPr>
+      <w:r>
+        <w:t>数值孔径 NA（0.33 NA为成熟EUV代际，0.55 NA代表High-NA方向）；</w:t>
+      </w:r>
+    </w:p>
+    <w:p>
+      <w:pPr>
+        <w:pStyle w:val="ListBullet"/>
+      </w:pPr>
+      <w:r>
+        <w:t>总波前误差与像差预算；</w:t>
+      </w:r>
+    </w:p>
+    <w:p>
+      <w:pPr>
+        <w:pStyle w:val="ListBullet"/>
+      </w:pPr>
+      <w:r>
+        <w:t>照明均匀性与偏振管理；</w:t>
+      </w:r>
+    </w:p>
+    <w:p>
+      <w:pPr>
+        <w:pStyle w:val="ListBullet"/>
+      </w:pPr>
+      <w:r>
+        <w:t>flare/杂散光预算；</w:t>
+      </w:r>
+    </w:p>
+    <w:p>
+      <w:pPr>
+        <w:pStyle w:val="ListBullet"/>
+      </w:pPr>
+      <w:r>
+        <w:t>系统吞吐量与剂量稳定性；</w:t>
+      </w:r>
+    </w:p>
+    <w:p>
+      <w:pPr>
+        <w:pStyle w:val="ListBullet"/>
+      </w:pPr>
+      <w:r>
+        <w:t>热稳定性、漂移与长期重复性。</w:t>
       </w:r>
     </w:p>
     <w:p>
@@ -2488,1131 +811,17 @@
       </w:pPr>
       <w:r>
         <w:rPr>
-          <w:rFonts w:ascii="Microsoft YaHei" w:hAnsi="Microsoft YaHei" w:eastAsia="Microsoft YaHei"/>
-          <w:color w:val="1A3A5C"/>
-          <w:sz w:val="32"/>
+          <w:b w:val="0"/>
         </w:rPr>
-        <w:t>2.2 核心光学规范参数</w:t>
-      </w:r>
-    </w:p>
-    <w:p>
-      <w:pPr>
-        <w:pStyle w:val="Heading3"/>
-      </w:pPr>
-      <w:r>
-        <w:rPr>
-          <w:rFonts w:ascii="Microsoft YaHei" w:hAnsi="Microsoft YaHei" w:eastAsia="Microsoft YaHei"/>
-          <w:color w:val="1A3A5C"/>
-          <w:sz w:val="26"/>
-        </w:rPr>
-        <w:t>2.2.1 工作波长与数值孔径</w:t>
-      </w:r>
-    </w:p>
-    <w:tbl>
-      <w:tblPr>
-        <w:tblStyle w:val="TableGrid"/>
-        <w:tblW w:type="auto" w:w="0"/>
-        <w:jc w:val="center"/>
-        <w:tblLook w:firstColumn="1" w:firstRow="1" w:lastColumn="0" w:lastRow="0" w:noHBand="0" w:noVBand="1" w:val="04A0"/>
-      </w:tblPr>
-      <w:tblGrid>
-        <w:gridCol w:w="2268"/>
-        <w:gridCol w:w="2268"/>
-        <w:gridCol w:w="2268"/>
-        <w:gridCol w:w="2268"/>
-      </w:tblGrid>
-      <w:tr>
-        <w:tc>
-          <w:tcPr>
-            <w:tcW w:type="dxa" w:w="2268"/>
-            <w:shd w:fill="1A3A5C"/>
-          </w:tcPr>
-          <w:p>
-            <w:pPr>
-              <w:jc w:val="center"/>
-            </w:pPr>
-            <w:r>
-              <w:rPr>
-                <w:b/>
-                <w:color w:val="FFFFFF"/>
-                <w:sz w:val="20"/>
-              </w:rPr>
-              <w:t>参数</w:t>
-            </w:r>
-          </w:p>
-        </w:tc>
-        <w:tc>
-          <w:tcPr>
-            <w:tcW w:type="dxa" w:w="2268"/>
-            <w:shd w:fill="1A3A5C"/>
-          </w:tcPr>
-          <w:p>
-            <w:pPr>
-              <w:jc w:val="center"/>
-            </w:pPr>
-            <w:r>
-              <w:rPr>
-                <w:b/>
-                <w:color w:val="FFFFFF"/>
-                <w:sz w:val="20"/>
-              </w:rPr>
-              <w:t>当前产品级</w:t>
-            </w:r>
-          </w:p>
-        </w:tc>
-        <w:tc>
-          <w:tcPr>
-            <w:tcW w:type="dxa" w:w="2268"/>
-            <w:shd w:fill="1A3A5C"/>
-          </w:tcPr>
-          <w:p>
-            <w:pPr>
-              <w:jc w:val="center"/>
-            </w:pPr>
-            <w:r>
-              <w:rPr>
-                <w:b/>
-                <w:color w:val="FFFFFF"/>
-                <w:sz w:val="20"/>
-              </w:rPr>
-              <w:t>下一代 High-NA</w:t>
-            </w:r>
-          </w:p>
-        </w:tc>
-        <w:tc>
-          <w:tcPr>
-            <w:tcW w:type="dxa" w:w="2268"/>
-            <w:shd w:fill="1A3A5C"/>
-          </w:tcPr>
-          <w:p>
-            <w:pPr>
-              <w:jc w:val="center"/>
-            </w:pPr>
-            <w:r>
-              <w:rPr>
-                <w:b/>
-                <w:color w:val="FFFFFF"/>
-                <w:sz w:val="20"/>
-              </w:rPr>
-              <w:t>说明</w:t>
-            </w:r>
-          </w:p>
-        </w:tc>
-      </w:tr>
-      <w:tr>
-        <w:tc>
-          <w:tcPr>
-            <w:tcW w:type="dxa" w:w="2268"/>
-            <w:shd w:fill="F0F4F8"/>
-          </w:tcPr>
-          <w:p>
-            <w:r>
-              <w:rPr>
-                <w:sz w:val="20"/>
-              </w:rPr>
-              <w:t>工作波长</w:t>
-            </w:r>
-          </w:p>
-        </w:tc>
-        <w:tc>
-          <w:tcPr>
-            <w:tcW w:type="dxa" w:w="2268"/>
-            <w:shd w:fill="F0F4F8"/>
-          </w:tcPr>
-          <w:p>
-            <w:r>
-              <w:rPr>
-                <w:sz w:val="20"/>
-              </w:rPr>
-              <w:t>13.5nm</w:t>
-            </w:r>
-          </w:p>
-        </w:tc>
-        <w:tc>
-          <w:tcPr>
-            <w:tcW w:type="dxa" w:w="2268"/>
-            <w:shd w:fill="F0F4F8"/>
-          </w:tcPr>
-          <w:p>
-            <w:r>
-              <w:rPr>
-                <w:sz w:val="20"/>
-              </w:rPr>
-              <w:t>13.5nm</w:t>
-            </w:r>
-          </w:p>
-        </w:tc>
-        <w:tc>
-          <w:tcPr>
-            <w:tcW w:type="dxa" w:w="2268"/>
-            <w:shd w:fill="F0F4F8"/>
-          </w:tcPr>
-          <w:p>
-            <w:r>
-              <w:rPr>
-                <w:sz w:val="20"/>
-              </w:rPr>
-              <w:t>极紫外波段</w:t>
-            </w:r>
-          </w:p>
-        </w:tc>
-      </w:tr>
-      <w:tr>
-        <w:tc>
-          <w:tcPr>
-            <w:tcW w:type="dxa" w:w="2268"/>
-            <w:shd w:fill="FFFFFF"/>
-          </w:tcPr>
-          <w:p>
-            <w:r>
-              <w:rPr>
-                <w:sz w:val="20"/>
-              </w:rPr>
-              <w:t>数值孔径 (NA)</w:t>
-            </w:r>
-          </w:p>
-        </w:tc>
-        <w:tc>
-          <w:tcPr>
-            <w:tcW w:type="dxa" w:w="2268"/>
-            <w:shd w:fill="FFFFFF"/>
-          </w:tcPr>
-          <w:p>
-            <w:r>
-              <w:rPr>
-                <w:sz w:val="20"/>
-              </w:rPr>
-              <w:t>0.33</w:t>
-            </w:r>
-          </w:p>
-        </w:tc>
-        <w:tc>
-          <w:tcPr>
-            <w:tcW w:type="dxa" w:w="2268"/>
-            <w:shd w:fill="FFFFFF"/>
-          </w:tcPr>
-          <w:p>
-            <w:r>
-              <w:rPr>
-                <w:sz w:val="20"/>
-              </w:rPr>
-              <w:t>0.55</w:t>
-            </w:r>
-          </w:p>
-        </w:tc>
-        <w:tc>
-          <w:tcPr>
-            <w:tcW w:type="dxa" w:w="2268"/>
-            <w:shd w:fill="FFFFFF"/>
-          </w:tcPr>
-          <w:p>
-            <w:r>
-              <w:rPr>
-                <w:sz w:val="20"/>
-              </w:rPr>
-              <w:t>更高NA提升分辨率</w:t>
-            </w:r>
-          </w:p>
-        </w:tc>
-      </w:tr>
-      <w:tr>
-        <w:tc>
-          <w:tcPr>
-            <w:tcW w:type="dxa" w:w="2268"/>
-            <w:shd w:fill="F0F4F8"/>
-          </w:tcPr>
-          <w:p>
-            <w:r>
-              <w:rPr>
-                <w:sz w:val="20"/>
-              </w:rPr>
-              <w:t>光学设计</w:t>
-            </w:r>
-          </w:p>
-        </w:tc>
-        <w:tc>
-          <w:tcPr>
-            <w:tcW w:type="dxa" w:w="2268"/>
-            <w:shd w:fill="F0F4F8"/>
-          </w:tcPr>
-          <w:p>
-            <w:r>
-              <w:rPr>
-                <w:sz w:val="20"/>
-              </w:rPr>
-              <w:t>旋转对称</w:t>
-            </w:r>
-          </w:p>
-        </w:tc>
-        <w:tc>
-          <w:tcPr>
-            <w:tcW w:type="dxa" w:w="2268"/>
-            <w:shd w:fill="F0F4F8"/>
-          </w:tcPr>
-          <w:p>
-            <w:r>
-              <w:rPr>
-                <w:sz w:val="20"/>
-              </w:rPr>
-              <w:t>变形（Anamorphic）</w:t>
-            </w:r>
-          </w:p>
-        </w:tc>
-        <w:tc>
-          <w:tcPr>
-            <w:tcW w:type="dxa" w:w="2268"/>
-            <w:shd w:fill="F0F4F8"/>
-          </w:tcPr>
-          <w:p>
-            <w:r>
-              <w:rPr>
-                <w:sz w:val="20"/>
-              </w:rPr>
-              <w:t>High-NA采用变形光学</w:t>
-            </w:r>
-          </w:p>
-        </w:tc>
-      </w:tr>
-      <w:tr>
-        <w:tc>
-          <w:tcPr>
-            <w:tcW w:type="dxa" w:w="2268"/>
-            <w:shd w:fill="FFFFFF"/>
-          </w:tcPr>
-          <w:p>
-            <w:r>
-              <w:rPr>
-                <w:sz w:val="20"/>
-              </w:rPr>
-              <w:t>缩小比</w:t>
-            </w:r>
-          </w:p>
-        </w:tc>
-        <w:tc>
-          <w:tcPr>
-            <w:tcW w:type="dxa" w:w="2268"/>
-            <w:shd w:fill="FFFFFF"/>
-          </w:tcPr>
-          <w:p>
-            <w:r>
-              <w:rPr>
-                <w:sz w:val="20"/>
-              </w:rPr>
-              <w:t>4:1</w:t>
-            </w:r>
-          </w:p>
-        </w:tc>
-        <w:tc>
-          <w:tcPr>
-            <w:tcW w:type="dxa" w:w="2268"/>
-            <w:shd w:fill="FFFFFF"/>
-          </w:tcPr>
-          <w:p>
-            <w:r>
-              <w:rPr>
-                <w:sz w:val="20"/>
-              </w:rPr>
-              <w:t>4:1 × 8:1</w:t>
-            </w:r>
-          </w:p>
-        </w:tc>
-        <w:tc>
-          <w:tcPr>
-            <w:tcW w:type="dxa" w:w="2268"/>
-            <w:shd w:fill="FFFFFF"/>
-          </w:tcPr>
-          <w:p>
-            <w:r>
-              <w:rPr>
-                <w:sz w:val="20"/>
-              </w:rPr>
-              <w:t>High-NA扫描方向8倍缩小</w:t>
-            </w:r>
-          </w:p>
-        </w:tc>
-      </w:tr>
-      <w:tr>
-        <w:tc>
-          <w:tcPr>
-            <w:tcW w:type="dxa" w:w="2268"/>
-            <w:shd w:fill="F0F4F8"/>
-          </w:tcPr>
-          <w:p>
-            <w:r>
-              <w:rPr>
-                <w:sz w:val="20"/>
-              </w:rPr>
-              <w:t>视场尺寸</w:t>
-            </w:r>
-          </w:p>
-        </w:tc>
-        <w:tc>
-          <w:tcPr>
-            <w:tcW w:type="dxa" w:w="2268"/>
-            <w:shd w:fill="F0F4F8"/>
-          </w:tcPr>
-          <w:p>
-            <w:r>
-              <w:rPr>
-                <w:sz w:val="20"/>
-              </w:rPr>
-              <w:t>26mm × 33mm</w:t>
-            </w:r>
-          </w:p>
-        </w:tc>
-        <w:tc>
-          <w:tcPr>
-            <w:tcW w:type="dxa" w:w="2268"/>
-            <w:shd w:fill="F0F4F8"/>
-          </w:tcPr>
-          <w:p>
-            <w:r>
-              <w:rPr>
-                <w:sz w:val="20"/>
-              </w:rPr>
-              <w:t>26mm × 16.5mm</w:t>
-            </w:r>
-          </w:p>
-        </w:tc>
-        <w:tc>
-          <w:tcPr>
-            <w:tcW w:type="dxa" w:w="2268"/>
-            <w:shd w:fill="F0F4F8"/>
-          </w:tcPr>
-          <w:p>
-            <w:r>
-              <w:rPr>
-                <w:sz w:val="20"/>
-              </w:rPr>
-              <w:t>High-NA半视场设计</w:t>
-            </w:r>
-          </w:p>
-        </w:tc>
-      </w:tr>
-    </w:tbl>
-    <w:p/>
-    <w:p>
-      <w:pPr>
-        <w:pStyle w:val="Heading2"/>
-      </w:pPr>
-      <w:r>
-        <w:rPr>
-          <w:rFonts w:ascii="Microsoft YaHei" w:hAnsi="Microsoft YaHei" w:eastAsia="Microsoft YaHei"/>
-          <w:color w:val="1A3A5C"/>
-          <w:sz w:val="32"/>
-        </w:rPr>
-        <w:t>2.3 反射镜质量与表面规范</w:t>
-      </w:r>
-    </w:p>
-    <w:p>
-      <w:pPr>
-        <w:pStyle w:val="Heading3"/>
-      </w:pPr>
-      <w:r>
-        <w:rPr>
-          <w:rFonts w:ascii="Microsoft YaHei" w:hAnsi="Microsoft YaHei" w:eastAsia="Microsoft YaHei"/>
-          <w:color w:val="1A3A5C"/>
-          <w:sz w:val="26"/>
-        </w:rPr>
-        <w:t>2.3.1 面形精度标准</w:t>
+        <w:t>3.2 反射镜基底规范</w:t>
       </w:r>
     </w:p>
     <w:p>
       <w:r>
-        <w:t>Zeiss SMT的反射镜面形精度达到了人类精密加工的极限水平。如果将一面Zeiss EUV反射镜等比例放大到德国国土面积（357,000 km²），其最大表面起伏仅相当于约0.1毫米 — 这是一个形象的对比。</w:t>
-      </w:r>
-    </w:p>
-    <w:tbl>
-      <w:tblPr>
-        <w:tblStyle w:val="TableGrid"/>
-        <w:tblW w:type="auto" w:w="0"/>
-        <w:jc w:val="center"/>
-        <w:tblLook w:firstColumn="1" w:firstRow="1" w:lastColumn="0" w:lastRow="0" w:noHBand="0" w:noVBand="1" w:val="04A0"/>
-      </w:tblPr>
-      <w:tblGrid>
-        <w:gridCol w:w="2268"/>
-        <w:gridCol w:w="2268"/>
-        <w:gridCol w:w="2268"/>
-        <w:gridCol w:w="2268"/>
-      </w:tblGrid>
-      <w:tr>
-        <w:tc>
-          <w:tcPr>
-            <w:tcW w:type="dxa" w:w="2268"/>
-            <w:shd w:fill="1A3A5C"/>
-          </w:tcPr>
-          <w:p>
-            <w:pPr>
-              <w:jc w:val="center"/>
-            </w:pPr>
-            <w:r>
-              <w:rPr>
-                <w:b/>
-                <w:color w:val="FFFFFF"/>
-                <w:sz w:val="20"/>
-              </w:rPr>
-              <w:t>参数</w:t>
-            </w:r>
-          </w:p>
-        </w:tc>
-        <w:tc>
-          <w:tcPr>
-            <w:tcW w:type="dxa" w:w="2268"/>
-            <w:shd w:fill="1A3A5C"/>
-          </w:tcPr>
-          <w:p>
-            <w:pPr>
-              <w:jc w:val="center"/>
-            </w:pPr>
-            <w:r>
-              <w:rPr>
-                <w:b/>
-                <w:color w:val="FFFFFF"/>
-                <w:sz w:val="20"/>
-              </w:rPr>
-              <w:t>标准要求</w:t>
-            </w:r>
-          </w:p>
-        </w:tc>
-        <w:tc>
-          <w:tcPr>
-            <w:tcW w:type="dxa" w:w="2268"/>
-            <w:shd w:fill="1A3A5C"/>
-          </w:tcPr>
-          <w:p>
-            <w:pPr>
-              <w:jc w:val="center"/>
-            </w:pPr>
-            <w:r>
-              <w:rPr>
-                <w:b/>
-                <w:color w:val="FFFFFF"/>
-                <w:sz w:val="20"/>
-              </w:rPr>
-              <w:t>最佳实际水平</w:t>
-            </w:r>
-          </w:p>
-        </w:tc>
-        <w:tc>
-          <w:tcPr>
-            <w:tcW w:type="dxa" w:w="2268"/>
-            <w:shd w:fill="1A3A5C"/>
-          </w:tcPr>
-          <w:p>
-            <w:pPr>
-              <w:jc w:val="center"/>
-            </w:pPr>
-            <w:r>
-              <w:rPr>
-                <w:b/>
-                <w:color w:val="FFFFFF"/>
-                <w:sz w:val="20"/>
-              </w:rPr>
-              <w:t>测量方法</w:t>
-            </w:r>
-          </w:p>
-        </w:tc>
-      </w:tr>
-      <w:tr>
-        <w:tc>
-          <w:tcPr>
-            <w:tcW w:type="dxa" w:w="2268"/>
-            <w:shd w:fill="F0F4F8"/>
-          </w:tcPr>
-          <w:p>
-            <w:r>
-              <w:rPr>
-                <w:sz w:val="20"/>
-              </w:rPr>
-              <w:t>面形误差 (RMS)</w:t>
-            </w:r>
-          </w:p>
-        </w:tc>
-        <w:tc>
-          <w:tcPr>
-            <w:tcW w:type="dxa" w:w="2268"/>
-            <w:shd w:fill="F0F4F8"/>
-          </w:tcPr>
-          <w:p>
-            <w:r>
-              <w:rPr>
-                <w:sz w:val="20"/>
-              </w:rPr>
-              <w:t>≤ 0.2nm (200pm)</w:t>
-            </w:r>
-          </w:p>
-        </w:tc>
-        <w:tc>
-          <w:tcPr>
-            <w:tcW w:type="dxa" w:w="2268"/>
-            <w:shd w:fill="F0F4F8"/>
-          </w:tcPr>
-          <w:p>
-            <w:r>
-              <w:rPr>
-                <w:sz w:val="20"/>
-              </w:rPr>
-              <w:t>约50pm RMS</w:t>
-            </w:r>
-          </w:p>
-        </w:tc>
-        <w:tc>
-          <w:tcPr>
-            <w:tcW w:type="dxa" w:w="2268"/>
-            <w:shd w:fill="F0F4F8"/>
-          </w:tcPr>
-          <w:p>
-            <w:r>
-              <w:rPr>
-                <w:sz w:val="20"/>
-              </w:rPr>
-              <w:t>相移干涉仪</w:t>
-            </w:r>
-          </w:p>
-        </w:tc>
-      </w:tr>
-      <w:tr>
-        <w:tc>
-          <w:tcPr>
-            <w:tcW w:type="dxa" w:w="2268"/>
-            <w:shd w:fill="FFFFFF"/>
-          </w:tcPr>
-          <w:p>
-            <w:r>
-              <w:rPr>
-                <w:sz w:val="20"/>
-              </w:rPr>
-              <w:t>MSFR（中频粗糙度）</w:t>
-            </w:r>
-          </w:p>
-        </w:tc>
-        <w:tc>
-          <w:tcPr>
-            <w:tcW w:type="dxa" w:w="2268"/>
-            <w:shd w:fill="FFFFFF"/>
-          </w:tcPr>
-          <w:p>
-            <w:r>
-              <w:rPr>
-                <w:sz w:val="20"/>
-              </w:rPr>
-              <w:t>极低</w:t>
-            </w:r>
-          </w:p>
-        </w:tc>
-        <w:tc>
-          <w:tcPr>
-            <w:tcW w:type="dxa" w:w="2268"/>
-            <w:shd w:fill="FFFFFF"/>
-          </w:tcPr>
-          <w:p>
-            <w:r>
-              <w:rPr>
-                <w:sz w:val="20"/>
-              </w:rPr>
-              <w:t>亚nm级</w:t>
-            </w:r>
-          </w:p>
-        </w:tc>
-        <w:tc>
-          <w:tcPr>
-            <w:tcW w:type="dxa" w:w="2268"/>
-            <w:shd w:fill="FFFFFF"/>
-          </w:tcPr>
-          <w:p>
-            <w:r>
-              <w:rPr>
-                <w:sz w:val="20"/>
-              </w:rPr>
-              <w:t>白光干涉显微镜</w:t>
-            </w:r>
-          </w:p>
-        </w:tc>
-      </w:tr>
-      <w:tr>
-        <w:tc>
-          <w:tcPr>
-            <w:tcW w:type="dxa" w:w="2268"/>
-            <w:shd w:fill="F0F4F8"/>
-          </w:tcPr>
-          <w:p>
-            <w:r>
-              <w:rPr>
-                <w:sz w:val="20"/>
-              </w:rPr>
-              <w:t>HSFR（高频粗糙度）</w:t>
-            </w:r>
-          </w:p>
-        </w:tc>
-        <w:tc>
-          <w:tcPr>
-            <w:tcW w:type="dxa" w:w="2268"/>
-            <w:shd w:fill="F0F4F8"/>
-          </w:tcPr>
-          <w:p>
-            <w:r>
-              <w:rPr>
-                <w:sz w:val="20"/>
-              </w:rPr>
-              <w:t>极低</w:t>
-            </w:r>
-          </w:p>
-        </w:tc>
-        <w:tc>
-          <w:tcPr>
-            <w:tcW w:type="dxa" w:w="2268"/>
-            <w:shd w:fill="F0F4F8"/>
-          </w:tcPr>
-          <w:p>
-            <w:r>
-              <w:rPr>
-                <w:sz w:val="20"/>
-              </w:rPr>
-              <w:t>亚nm级</w:t>
-            </w:r>
-          </w:p>
-        </w:tc>
-        <w:tc>
-          <w:tcPr>
-            <w:tcW w:type="dxa" w:w="2268"/>
-            <w:shd w:fill="F0F4F8"/>
-          </w:tcPr>
-          <w:p>
-            <w:r>
-              <w:rPr>
-                <w:sz w:val="20"/>
-              </w:rPr>
-              <w:t>原子力显微镜(AFM)</w:t>
-            </w:r>
-          </w:p>
-        </w:tc>
-      </w:tr>
-      <w:tr>
-        <w:tc>
-          <w:tcPr>
-            <w:tcW w:type="dxa" w:w="2268"/>
-            <w:shd w:fill="FFFFFF"/>
-          </w:tcPr>
-          <w:p>
-            <w:r>
-              <w:rPr>
-                <w:sz w:val="20"/>
-              </w:rPr>
-              <w:t>总积分散射 (TIS)</w:t>
-            </w:r>
-          </w:p>
-        </w:tc>
-        <w:tc>
-          <w:tcPr>
-            <w:tcW w:type="dxa" w:w="2268"/>
-            <w:shd w:fill="FFFFFF"/>
-          </w:tcPr>
-          <w:p>
-            <w:r>
-              <w:rPr>
-                <w:sz w:val="20"/>
-              </w:rPr>
-              <w:t>极低</w:t>
-            </w:r>
-          </w:p>
-        </w:tc>
-        <w:tc>
-          <w:tcPr>
-            <w:tcW w:type="dxa" w:w="2268"/>
-            <w:shd w:fill="FFFFFF"/>
-          </w:tcPr>
-          <w:p>
-            <w:r>
-              <w:rPr>
-                <w:sz w:val="20"/>
-              </w:rPr>
-              <w:t>满足散射规格</w:t>
-            </w:r>
-          </w:p>
-        </w:tc>
-        <w:tc>
-          <w:tcPr>
-            <w:tcW w:type="dxa" w:w="2268"/>
-            <w:shd w:fill="FFFFFF"/>
-          </w:tcPr>
-          <w:p>
-            <w:r>
-              <w:rPr>
-                <w:sz w:val="20"/>
-              </w:rPr>
-              <w:t>角分辨散射仪</w:t>
-            </w:r>
-          </w:p>
-        </w:tc>
-      </w:tr>
-    </w:tbl>
-    <w:p/>
-    <w:p>
-      <w:pPr>
-        <w:pStyle w:val="Heading3"/>
-      </w:pPr>
-      <w:r>
         <w:rPr>
-          <w:rFonts w:ascii="Microsoft YaHei" w:hAnsi="Microsoft YaHei" w:eastAsia="Microsoft YaHei"/>
-          <w:color w:val="1A3A5C"/>
-          <w:sz w:val="26"/>
+          <w:b w:val="0"/>
         </w:rPr>
-        <w:t>2.3.2 多层膜涂层规范</w:t>
-      </w:r>
-    </w:p>
-    <w:tbl>
-      <w:tblPr>
-        <w:tblStyle w:val="TableGrid"/>
-        <w:tblW w:type="auto" w:w="0"/>
-        <w:jc w:val="center"/>
-        <w:tblLook w:firstColumn="1" w:firstRow="1" w:lastColumn="0" w:lastRow="0" w:noHBand="0" w:noVBand="1" w:val="04A0"/>
-      </w:tblPr>
-      <w:tblGrid>
-        <w:gridCol w:w="3024"/>
-        <w:gridCol w:w="3024"/>
-        <w:gridCol w:w="3024"/>
-      </w:tblGrid>
-      <w:tr>
-        <w:tc>
-          <w:tcPr>
-            <w:tcW w:type="dxa" w:w="3024"/>
-            <w:shd w:fill="1A3A5C"/>
-          </w:tcPr>
-          <w:p>
-            <w:pPr>
-              <w:jc w:val="center"/>
-            </w:pPr>
-            <w:r>
-              <w:rPr>
-                <w:b/>
-                <w:color w:val="FFFFFF"/>
-                <w:sz w:val="20"/>
-              </w:rPr>
-              <w:t>参数</w:t>
-            </w:r>
-          </w:p>
-        </w:tc>
-        <w:tc>
-          <w:tcPr>
-            <w:tcW w:type="dxa" w:w="3024"/>
-            <w:shd w:fill="1A3A5C"/>
-          </w:tcPr>
-          <w:p>
-            <w:pPr>
-              <w:jc w:val="center"/>
-            </w:pPr>
-            <w:r>
-              <w:rPr>
-                <w:b/>
-                <w:color w:val="FFFFFF"/>
-                <w:sz w:val="20"/>
-              </w:rPr>
-              <w:t>规范要求</w:t>
-            </w:r>
-          </w:p>
-        </w:tc>
-        <w:tc>
-          <w:tcPr>
-            <w:tcW w:type="dxa" w:w="3024"/>
-            <w:shd w:fill="1A3A5C"/>
-          </w:tcPr>
-          <w:p>
-            <w:pPr>
-              <w:jc w:val="center"/>
-            </w:pPr>
-            <w:r>
-              <w:rPr>
-                <w:b/>
-                <w:color w:val="FFFFFF"/>
-                <w:sz w:val="20"/>
-              </w:rPr>
-              <w:t>说明</w:t>
-            </w:r>
-          </w:p>
-        </w:tc>
-      </w:tr>
-      <w:tr>
-        <w:tc>
-          <w:tcPr>
-            <w:tcW w:type="dxa" w:w="3024"/>
-            <w:shd w:fill="F0F4F8"/>
-          </w:tcPr>
-          <w:p>
-            <w:r>
-              <w:rPr>
-                <w:sz w:val="20"/>
-              </w:rPr>
-              <w:t>涂层材料</w:t>
-            </w:r>
-          </w:p>
-        </w:tc>
-        <w:tc>
-          <w:tcPr>
-            <w:tcW w:type="dxa" w:w="3024"/>
-            <w:shd w:fill="F0F4F8"/>
-          </w:tcPr>
-          <w:p>
-            <w:r>
-              <w:rPr>
-                <w:sz w:val="20"/>
-              </w:rPr>
-              <w:t>Mo/Si多层膜</w:t>
-            </w:r>
-          </w:p>
-        </w:tc>
-        <w:tc>
-          <w:tcPr>
-            <w:tcW w:type="dxa" w:w="3024"/>
-            <w:shd w:fill="F0F4F8"/>
-          </w:tcPr>
-          <w:p>
-            <w:r>
-              <w:rPr>
-                <w:sz w:val="20"/>
-              </w:rPr>
-              <w:t>钼/硅交替沉积</w:t>
-            </w:r>
-          </w:p>
-        </w:tc>
-      </w:tr>
-      <w:tr>
-        <w:tc>
-          <w:tcPr>
-            <w:tcW w:type="dxa" w:w="3024"/>
-            <w:shd w:fill="FFFFFF"/>
-          </w:tcPr>
-          <w:p>
-            <w:r>
-              <w:rPr>
-                <w:sz w:val="20"/>
-              </w:rPr>
-              <w:t>层对数量</w:t>
-            </w:r>
-          </w:p>
-        </w:tc>
-        <w:tc>
-          <w:tcPr>
-            <w:tcW w:type="dxa" w:w="3024"/>
-            <w:shd w:fill="FFFFFF"/>
-          </w:tcPr>
-          <w:p>
-            <w:r>
-              <w:rPr>
-                <w:sz w:val="20"/>
-              </w:rPr>
-              <w:t>40-60双层对</w:t>
-            </w:r>
-          </w:p>
-        </w:tc>
-        <w:tc>
-          <w:tcPr>
-            <w:tcW w:type="dxa" w:w="3024"/>
-            <w:shd w:fill="FFFFFF"/>
-          </w:tcPr>
-          <w:p>
-            <w:r>
-              <w:rPr>
-                <w:sz w:val="20"/>
-              </w:rPr>
-              <w:t>构成布拉格反射结构</w:t>
-            </w:r>
-          </w:p>
-        </w:tc>
-      </w:tr>
-      <w:tr>
-        <w:tc>
-          <w:tcPr>
-            <w:tcW w:type="dxa" w:w="3024"/>
-            <w:shd w:fill="F0F4F8"/>
-          </w:tcPr>
-          <w:p>
-            <w:r>
-              <w:rPr>
-                <w:sz w:val="20"/>
-              </w:rPr>
-              <w:t>单面反射率</w:t>
-            </w:r>
-          </w:p>
-        </w:tc>
-        <w:tc>
-          <w:tcPr>
-            <w:tcW w:type="dxa" w:w="3024"/>
-            <w:shd w:fill="F0F4F8"/>
-          </w:tcPr>
-          <w:p>
-            <w:r>
-              <w:rPr>
-                <w:sz w:val="20"/>
-              </w:rPr>
-              <w:t>≥ 67%</w:t>
-            </w:r>
-          </w:p>
-        </w:tc>
-        <w:tc>
-          <w:tcPr>
-            <w:tcW w:type="dxa" w:w="3024"/>
-            <w:shd w:fill="F0F4F8"/>
-          </w:tcPr>
-          <w:p>
-            <w:r>
-              <w:rPr>
-                <w:sz w:val="20"/>
-              </w:rPr>
-              <w:t>13.5nm波长处</w:t>
-            </w:r>
-          </w:p>
-        </w:tc>
-      </w:tr>
-      <w:tr>
-        <w:tc>
-          <w:tcPr>
-            <w:tcW w:type="dxa" w:w="3024"/>
-            <w:shd w:fill="FFFFFF"/>
-          </w:tcPr>
-          <w:p>
-            <w:r>
-              <w:rPr>
-                <w:sz w:val="20"/>
-              </w:rPr>
-              <w:t>涂层厚度均匀性</w:t>
-            </w:r>
-          </w:p>
-        </w:tc>
-        <w:tc>
-          <w:tcPr>
-            <w:tcW w:type="dxa" w:w="3024"/>
-            <w:shd w:fill="FFFFFF"/>
-          </w:tcPr>
-          <w:p>
-            <w:r>
-              <w:rPr>
-                <w:sz w:val="20"/>
-              </w:rPr>
-              <w:t>&lt; 0.2%</w:t>
-            </w:r>
-          </w:p>
-        </w:tc>
-        <w:tc>
-          <w:tcPr>
-            <w:tcW w:type="dxa" w:w="3024"/>
-            <w:shd w:fill="FFFFFF"/>
-          </w:tcPr>
-          <w:p>
-            <w:r>
-              <w:rPr>
-                <w:sz w:val="20"/>
-              </w:rPr>
-              <w:t>全口径范围内</w:t>
-            </w:r>
-          </w:p>
-        </w:tc>
-      </w:tr>
-      <w:tr>
-        <w:tc>
-          <w:tcPr>
-            <w:tcW w:type="dxa" w:w="3024"/>
-            <w:shd w:fill="F0F4F8"/>
-          </w:tcPr>
-          <w:p>
-            <w:r>
-              <w:rPr>
-                <w:sz w:val="20"/>
-              </w:rPr>
-              <w:t>界面粗糙度</w:t>
-            </w:r>
-          </w:p>
-        </w:tc>
-        <w:tc>
-          <w:tcPr>
-            <w:tcW w:type="dxa" w:w="3024"/>
-            <w:shd w:fill="F0F4F8"/>
-          </w:tcPr>
-          <w:p>
-            <w:r>
-              <w:rPr>
-                <w:sz w:val="20"/>
-              </w:rPr>
-              <w:t>极低</w:t>
-            </w:r>
-          </w:p>
-        </w:tc>
-        <w:tc>
-          <w:tcPr>
-            <w:tcW w:type="dxa" w:w="3024"/>
-            <w:shd w:fill="F0F4F8"/>
-          </w:tcPr>
-          <w:p>
-            <w:r>
-              <w:rPr>
-                <w:sz w:val="20"/>
-              </w:rPr>
-              <w:t>影响反射率和散射</w:t>
-            </w:r>
-          </w:p>
-        </w:tc>
-      </w:tr>
-      <w:tr>
-        <w:tc>
-          <w:tcPr>
-            <w:tcW w:type="dxa" w:w="3024"/>
-            <w:shd w:fill="FFFFFF"/>
-          </w:tcPr>
-          <w:p>
-            <w:r>
-              <w:rPr>
-                <w:sz w:val="20"/>
-              </w:rPr>
-              <w:t>涂层寿命/耐久性</w:t>
-            </w:r>
-          </w:p>
-        </w:tc>
-        <w:tc>
-          <w:tcPr>
-            <w:tcW w:type="dxa" w:w="3024"/>
-            <w:shd w:fill="FFFFFF"/>
-          </w:tcPr>
-          <w:p>
-            <w:r>
-              <w:rPr>
-                <w:sz w:val="20"/>
-              </w:rPr>
-              <w:t>满足设备寿命要求</w:t>
-            </w:r>
-          </w:p>
-        </w:tc>
-        <w:tc>
-          <w:tcPr>
-            <w:tcW w:type="dxa" w:w="3024"/>
-            <w:shd w:fill="FFFFFF"/>
-          </w:tcPr>
-          <w:p>
-            <w:r>
-              <w:rPr>
-                <w:sz w:val="20"/>
-              </w:rPr>
-              <w:t>抗辐射和污染</w:t>
-            </w:r>
-          </w:p>
-        </w:tc>
-      </w:tr>
-    </w:tbl>
-    <w:p/>
-    <w:p>
-      <w:pPr>
-        <w:pStyle w:val="Heading2"/>
-      </w:pPr>
-      <w:r>
-        <w:rPr>
-          <w:rFonts w:ascii="Microsoft YaHei" w:hAnsi="Microsoft YaHei" w:eastAsia="Microsoft YaHei"/>
-          <w:color w:val="1A3A5C"/>
-          <w:sz w:val="32"/>
-        </w:rPr>
-        <w:t>2.4 波前精度控制</w:t>
-      </w:r>
-    </w:p>
-    <w:p>
-      <w:r>
-        <w:t>Zeiss SMT利用先进的计量学技术将波前误差控制到皮米（pm）量级。这种精度对于确保整个视场范围内的成像一致性至关重要。</w:t>
+        <w:t>EUV反射镜通常采用极低热膨胀材料，例如 ULE 或 Zerodur 一类超低膨胀基底。基底规范通常包含：</w:t>
       </w:r>
     </w:p>
     <w:p>
@@ -3620,7 +829,7 @@
         <w:pStyle w:val="ListBullet"/>
       </w:pPr>
       <w:r>
-        <w:t>• 波前畸变控制：皮米级精度</w:t>
+        <w:t>材料热膨胀系数及其温区稳定性；</w:t>
       </w:r>
     </w:p>
     <w:p>
@@ -3628,7 +837,7 @@
         <w:pStyle w:val="ListBullet"/>
       </w:pPr>
       <w:r>
-        <w:t>• 像差（球差、彗差、像散等）：通过设计和主动校正实现最小化</w:t>
+        <w:t>面形精度（PV、RMS、Zernike分项等）；</w:t>
       </w:r>
     </w:p>
     <w:p>
@@ -3636,7 +845,7 @@
         <w:pStyle w:val="ListBullet"/>
       </w:pPr>
       <w:r>
-        <w:t>• 镜面对准精度：亚纳弧度级倾斜控制</w:t>
+        <w:t>斜率误差（尤其对长口径镜面或特殊非球面尤为关键）；</w:t>
       </w:r>
     </w:p>
     <w:p>
@@ -3644,7 +853,7 @@
         <w:pStyle w:val="ListBullet"/>
       </w:pPr>
       <w:r>
-        <w:t>• 图像放置精度：晶圆面上纳米级</w:t>
+        <w:t>粗糙度与PSD分布；</w:t>
       </w:r>
     </w:p>
     <w:p>
@@ -3652,7 +861,23 @@
         <w:pStyle w:val="ListBullet"/>
       </w:pPr>
       <w:r>
-        <w:t>• 实时波前传感和校正系统</w:t>
+        <w:t>亚表面损伤控制；</w:t>
+      </w:r>
+    </w:p>
+    <w:p>
+      <w:pPr>
+        <w:pStyle w:val="ListBullet"/>
+      </w:pPr>
+      <w:r>
+        <w:t>装夹与应力释放后的稳定性。</w:t>
+      </w:r>
+    </w:p>
+    <w:p>
+      <w:r>
+        <w:rPr>
+          <w:b w:val="0"/>
+        </w:rPr>
+        <w:t>关键理解：EUV镜面不是“镀膜后再看结果”，而是基底质量决定了多层膜可达到的最终上限。若基底中频误差过大，多层膜只会把问题复制上去。</w:t>
       </w:r>
     </w:p>
     <w:p>
@@ -3661,16 +886,17 @@
       </w:pPr>
       <w:r>
         <w:rPr>
-          <w:rFonts w:ascii="Microsoft YaHei" w:hAnsi="Microsoft YaHei" w:eastAsia="Microsoft YaHei"/>
-          <w:color w:val="1A3A5C"/>
-          <w:sz w:val="32"/>
+          <w:b w:val="0"/>
         </w:rPr>
-        <w:t>2.5 系统集成与质量认证</w:t>
+        <w:t>3.3 多层膜规范（Mo/Si为主）</w:t>
       </w:r>
     </w:p>
     <w:p>
       <w:r>
-        <w:t>每套EUV光学系统在交付前都要经过全面的系统级测试和认证：</w:t>
+        <w:rPr>
+          <w:b w:val="0"/>
+        </w:rPr>
+        <w:t>EUV镜面工作的核心是多层膜布拉格反射。典型公开技术路线是Mo/Si多层膜加保护层。多层膜规范的核心不是单层厚度本身，而是“周期、界面、均匀性、应力、扩散、污染敏感性”共同定义的反射峰。</w:t>
       </w:r>
     </w:p>
     <w:p>
@@ -3678,7 +904,7 @@
         <w:pStyle w:val="ListBullet"/>
       </w:pPr>
       <w:r>
-        <w:t>• 单镜检测：面形、粗糙度、反射率、缺陷全面检测</w:t>
+        <w:t>双层周期厚度决定中心波长；</w:t>
       </w:r>
     </w:p>
     <w:p>
@@ -3686,7 +912,7 @@
         <w:pStyle w:val="ListBullet"/>
       </w:pPr>
       <w:r>
-        <w:t>• 系统集成测试：全系统波前测试、成像质量验证</w:t>
+        <w:t>Γ值（Mo层厚度占比）影响峰值与带宽；</w:t>
       </w:r>
     </w:p>
     <w:p>
@@ -3694,7 +920,7 @@
         <w:pStyle w:val="ListBullet"/>
       </w:pPr>
       <w:r>
-        <w:t>• 视场和光瞳认证：确保全视场范围内的成像性能一致</w:t>
+        <w:t>界面粗糙和扩散层会降低峰值反射率；</w:t>
       </w:r>
     </w:p>
     <w:p>
@@ -3702,7 +928,7 @@
         <w:pStyle w:val="ListBullet"/>
       </w:pPr>
       <w:r>
-        <w:t>• 热稳定性测试：模拟工作条件下的热变形评估</w:t>
+        <w:t>层数影响峰值、带宽与应力；</w:t>
       </w:r>
     </w:p>
     <w:p>
@@ -3710,7 +936,15 @@
         <w:pStyle w:val="ListBullet"/>
       </w:pPr>
       <w:r>
-        <w:t>• 长期稳定性测试：验证光学性能随时间的稳定性</w:t>
+        <w:t>保护层和封顶结构影响耐久性与污染响应。</w:t>
+      </w:r>
+    </w:p>
+    <w:p>
+      <w:r>
+        <w:rPr>
+          <w:b w:val="0"/>
+        </w:rPr>
+        <w:t>因此，膜层规范必须至少覆盖：中心波长、峰值反射率、反射带宽、口径内均匀性、膜应力、界面粗糙度、热/辐照稳定性。</w:t>
       </w:r>
     </w:p>
     <w:p>
@@ -3719,16 +953,65 @@
       </w:pPr>
       <w:r>
         <w:rPr>
-          <w:rFonts w:ascii="Microsoft YaHei" w:hAnsi="Microsoft YaHei" w:eastAsia="Microsoft YaHei"/>
-          <w:color w:val="1A3A5C"/>
-          <w:sz w:val="32"/>
+          <w:b w:val="0"/>
         </w:rPr>
-        <w:t>2.6 EUV掩膜检测系统</w:t>
+        <w:t>3.4 掩模相关光学规范</w:t>
       </w:r>
     </w:p>
     <w:p>
       <w:r>
-        <w:t>除投影光学系统外，Zeiss SMT还开发了AIMS® EUV（空间图像测量系统）等光学计量系统，专门用于EUV掩膜的缺陷检查和可打印性分析。这些工具对于实现零缺陷制造至关重要。</w:t>
+        <w:rPr>
+          <w:b w:val="0"/>
+        </w:rPr>
+        <w:t>EUV掩模本质上也是多层反射光学元件，只不过它不是简单“平面镜”，而是图形化反射元件。于是除了反射率和平坦度，还必须考虑：</w:t>
+      </w:r>
+    </w:p>
+    <w:p>
+      <w:pPr>
+        <w:pStyle w:val="ListBullet"/>
+      </w:pPr>
+      <w:r>
+        <w:t>掩模3D效应；</w:t>
+      </w:r>
+    </w:p>
+    <w:p>
+      <w:pPr>
+        <w:pStyle w:val="ListBullet"/>
+      </w:pPr>
+      <w:r>
+        <w:t>吸收体材料与侧壁角；</w:t>
+      </w:r>
+    </w:p>
+    <w:p>
+      <w:pPr>
+        <w:pStyle w:val="ListBullet"/>
+      </w:pPr>
+      <w:r>
+        <w:t>可打印缺陷与不可打印缺陷的区分；</w:t>
+      </w:r>
+    </w:p>
+    <w:p>
+      <w:pPr>
+        <w:pStyle w:val="ListBullet"/>
+      </w:pPr>
+      <w:r>
+        <w:t>空白掩模缺陷密度；</w:t>
+      </w:r>
+    </w:p>
+    <w:p>
+      <w:pPr>
+        <w:pStyle w:val="ListBullet"/>
+      </w:pPr>
+      <w:r>
+        <w:t>actinic inspection（在13.5 nm下的缺陷检查）。</w:t>
+      </w:r>
+    </w:p>
+    <w:p>
+      <w:r>
+        <w:rPr>
+          <w:b w:val="0"/>
+        </w:rPr>
+        <w:t>这部分规范的难点在于：可见光或电子束下看到的缺陷，并不一定等价于真正会在EUV成像中打印的缺陷。</w:t>
       </w:r>
     </w:p>
     <w:p>
@@ -3737,338 +1020,65 @@
       </w:pPr>
       <w:r>
         <w:rPr>
-          <w:rFonts w:ascii="Microsoft YaHei" w:hAnsi="Microsoft YaHei" w:eastAsia="Microsoft YaHei"/>
-          <w:color w:val="1A3A5C"/>
-          <w:sz w:val="32"/>
+          <w:b w:val="0"/>
         </w:rPr>
-        <w:t>2.7 Zeiss SMT EUV光学参数汇总表</w:t>
+        <w:t>3.5 环境与污染控制规范</w:t>
       </w:r>
     </w:p>
-    <w:tbl>
-      <w:tblPr>
-        <w:tblStyle w:val="TableGrid"/>
-        <w:tblW w:type="auto" w:w="0"/>
-        <w:jc w:val="center"/>
-        <w:tblLook w:firstColumn="1" w:firstRow="1" w:lastColumn="0" w:lastRow="0" w:noHBand="0" w:noVBand="1" w:val="04A0"/>
-      </w:tblPr>
-      <w:tblGrid>
-        <w:gridCol w:w="4536"/>
-        <w:gridCol w:w="4536"/>
-      </w:tblGrid>
-      <w:tr>
-        <w:tc>
-          <w:tcPr>
-            <w:tcW w:type="dxa" w:w="4536"/>
-            <w:shd w:fill="1A3A5C"/>
-          </w:tcPr>
-          <w:p>
-            <w:pPr>
-              <w:jc w:val="center"/>
-            </w:pPr>
-            <w:r>
-              <w:rPr>
-                <w:b/>
-                <w:color w:val="FFFFFF"/>
-                <w:sz w:val="20"/>
-              </w:rPr>
-              <w:t>参数</w:t>
-            </w:r>
-          </w:p>
-        </w:tc>
-        <w:tc>
-          <w:tcPr>
-            <w:tcW w:type="dxa" w:w="4536"/>
-            <w:shd w:fill="1A3A5C"/>
-          </w:tcPr>
-          <w:p>
-            <w:pPr>
-              <w:jc w:val="center"/>
-            </w:pPr>
-            <w:r>
-              <w:rPr>
-                <w:b/>
-                <w:color w:val="FFFFFF"/>
-                <w:sz w:val="20"/>
-              </w:rPr>
-              <w:t>规范值/水平</w:t>
-            </w:r>
-          </w:p>
-        </w:tc>
-      </w:tr>
-      <w:tr>
-        <w:tc>
-          <w:tcPr>
-            <w:tcW w:type="dxa" w:w="4536"/>
-            <w:shd w:fill="F0F4F8"/>
-          </w:tcPr>
-          <w:p>
-            <w:r>
-              <w:rPr>
-                <w:sz w:val="20"/>
-              </w:rPr>
-              <w:t>工作波长</w:t>
-            </w:r>
-          </w:p>
-        </w:tc>
-        <w:tc>
-          <w:tcPr>
-            <w:tcW w:type="dxa" w:w="4536"/>
-            <w:shd w:fill="F0F4F8"/>
-          </w:tcPr>
-          <w:p>
-            <w:r>
-              <w:rPr>
-                <w:sz w:val="20"/>
-              </w:rPr>
-              <w:t>13.5nm</w:t>
-            </w:r>
-          </w:p>
-        </w:tc>
-      </w:tr>
-      <w:tr>
-        <w:tc>
-          <w:tcPr>
-            <w:tcW w:type="dxa" w:w="4536"/>
-            <w:shd w:fill="FFFFFF"/>
-          </w:tcPr>
-          <w:p>
-            <w:r>
-              <w:rPr>
-                <w:sz w:val="20"/>
-              </w:rPr>
-              <w:t>数值孔径 (NA)</w:t>
-            </w:r>
-          </w:p>
-        </w:tc>
-        <w:tc>
-          <w:tcPr>
-            <w:tcW w:type="dxa" w:w="4536"/>
-            <w:shd w:fill="FFFFFF"/>
-          </w:tcPr>
-          <w:p>
-            <w:r>
-              <w:rPr>
-                <w:sz w:val="20"/>
-              </w:rPr>
-              <w:t>0.33（当前）/ 0.55（下一代）</w:t>
-            </w:r>
-          </w:p>
-        </w:tc>
-      </w:tr>
-      <w:tr>
-        <w:tc>
-          <w:tcPr>
-            <w:tcW w:type="dxa" w:w="4536"/>
-            <w:shd w:fill="F0F4F8"/>
-          </w:tcPr>
-          <w:p>
-            <w:r>
-              <w:rPr>
-                <w:sz w:val="20"/>
-              </w:rPr>
-              <w:t>面形误差 (RMS)</w:t>
-            </w:r>
-          </w:p>
-        </w:tc>
-        <w:tc>
-          <w:tcPr>
-            <w:tcW w:type="dxa" w:w="4536"/>
-            <w:shd w:fill="F0F4F8"/>
-          </w:tcPr>
-          <w:p>
-            <w:r>
-              <w:rPr>
-                <w:sz w:val="20"/>
-              </w:rPr>
-              <w:t>≤ 0.2nm，最优约50pm</w:t>
-            </w:r>
-          </w:p>
-        </w:tc>
-      </w:tr>
-      <w:tr>
-        <w:tc>
-          <w:tcPr>
-            <w:tcW w:type="dxa" w:w="4536"/>
-            <w:shd w:fill="FFFFFF"/>
-          </w:tcPr>
-          <w:p>
-            <w:r>
-              <w:rPr>
-                <w:sz w:val="20"/>
-              </w:rPr>
-              <w:t>单面反射率</w:t>
-            </w:r>
-          </w:p>
-        </w:tc>
-        <w:tc>
-          <w:tcPr>
-            <w:tcW w:type="dxa" w:w="4536"/>
-            <w:shd w:fill="FFFFFF"/>
-          </w:tcPr>
-          <w:p>
-            <w:r>
-              <w:rPr>
-                <w:sz w:val="20"/>
-              </w:rPr>
-              <w:t>≥ 67%</w:t>
-            </w:r>
-          </w:p>
-        </w:tc>
-      </w:tr>
-      <w:tr>
-        <w:tc>
-          <w:tcPr>
-            <w:tcW w:type="dxa" w:w="4536"/>
-            <w:shd w:fill="F0F4F8"/>
-          </w:tcPr>
-          <w:p>
-            <w:r>
-              <w:rPr>
-                <w:sz w:val="20"/>
-              </w:rPr>
-              <w:t>涂层厚度均匀性</w:t>
-            </w:r>
-          </w:p>
-        </w:tc>
-        <w:tc>
-          <w:tcPr>
-            <w:tcW w:type="dxa" w:w="4536"/>
-            <w:shd w:fill="F0F4F8"/>
-          </w:tcPr>
-          <w:p>
-            <w:r>
-              <w:rPr>
-                <w:sz w:val="20"/>
-              </w:rPr>
-              <w:t>&lt; 0.2%</w:t>
-            </w:r>
-          </w:p>
-        </w:tc>
-      </w:tr>
-      <w:tr>
-        <w:tc>
-          <w:tcPr>
-            <w:tcW w:type="dxa" w:w="4536"/>
-            <w:shd w:fill="FFFFFF"/>
-          </w:tcPr>
-          <w:p>
-            <w:r>
-              <w:rPr>
-                <w:sz w:val="20"/>
-              </w:rPr>
-              <w:t>波前/像差控制</w:t>
-            </w:r>
-          </w:p>
-        </w:tc>
-        <w:tc>
-          <w:tcPr>
-            <w:tcW w:type="dxa" w:w="4536"/>
-            <w:shd w:fill="FFFFFF"/>
-          </w:tcPr>
-          <w:p>
-            <w:r>
-              <w:rPr>
-                <w:sz w:val="20"/>
-              </w:rPr>
-              <w:t>皮米级</w:t>
-            </w:r>
-          </w:p>
-        </w:tc>
-      </w:tr>
-      <w:tr>
-        <w:tc>
-          <w:tcPr>
-            <w:tcW w:type="dxa" w:w="4536"/>
-            <w:shd w:fill="F0F4F8"/>
-          </w:tcPr>
-          <w:p>
-            <w:r>
-              <w:rPr>
-                <w:sz w:val="20"/>
-              </w:rPr>
-              <w:t>系统总重量</w:t>
-            </w:r>
-          </w:p>
-        </w:tc>
-        <w:tc>
-          <w:tcPr>
-            <w:tcW w:type="dxa" w:w="4536"/>
-            <w:shd w:fill="F0F4F8"/>
-          </w:tcPr>
-          <w:p>
-            <w:r>
-              <w:rPr>
-                <w:sz w:val="20"/>
-              </w:rPr>
-              <w:t>约1.5吨（照明光学系统）</w:t>
-            </w:r>
-          </w:p>
-        </w:tc>
-      </w:tr>
-      <w:tr>
-        <w:tc>
-          <w:tcPr>
-            <w:tcW w:type="dxa" w:w="4536"/>
-            <w:shd w:fill="FFFFFF"/>
-          </w:tcPr>
-          <w:p>
-            <w:r>
-              <w:rPr>
-                <w:sz w:val="20"/>
-              </w:rPr>
-              <w:t>零部件数量</w:t>
-            </w:r>
-          </w:p>
-        </w:tc>
-        <w:tc>
-          <w:tcPr>
-            <w:tcW w:type="dxa" w:w="4536"/>
-            <w:shd w:fill="FFFFFF"/>
-          </w:tcPr>
-          <w:p>
-            <w:r>
-              <w:rPr>
-                <w:sz w:val="20"/>
-              </w:rPr>
-              <w:t>&gt; 15,000个</w:t>
-            </w:r>
-          </w:p>
-        </w:tc>
-      </w:tr>
-      <w:tr>
-        <w:tc>
-          <w:tcPr>
-            <w:tcW w:type="dxa" w:w="4536"/>
-            <w:shd w:fill="F0F4F8"/>
-          </w:tcPr>
-          <w:p>
-            <w:r>
-              <w:rPr>
-                <w:sz w:val="20"/>
-              </w:rPr>
-              <w:t>最大镜面尺寸</w:t>
-            </w:r>
-          </w:p>
-        </w:tc>
-        <w:tc>
-          <w:tcPr>
-            <w:tcW w:type="dxa" w:w="4536"/>
-            <w:shd w:fill="F0F4F8"/>
-          </w:tcPr>
-          <w:p>
-            <w:r>
-              <w:rPr>
-                <w:sz w:val="20"/>
-              </w:rPr>
-              <w:t>约1m直径</w:t>
-            </w:r>
-          </w:p>
-        </w:tc>
-      </w:tr>
-    </w:tbl>
     <w:p>
       <w:r>
-        <w:br w:type="page"/>
+        <w:rPr>
+          <w:b w:val="0"/>
+        </w:rPr>
+        <w:t>EUV光学元件工作在真空环境，且必须兼顾等离子体源附近的颗粒、锡碎片、残余气体、出气和清洗兼容性。公开规范常把以下项目独立列项：</w:t>
+      </w:r>
+    </w:p>
+    <w:p>
+      <w:pPr>
+        <w:pStyle w:val="ListBullet"/>
+      </w:pPr>
+      <w:r>
+        <w:t>颗粒控制等级；</w:t>
+      </w:r>
+    </w:p>
+    <w:p>
+      <w:pPr>
+        <w:pStyle w:val="ListBullet"/>
+      </w:pPr>
+      <w:r>
+        <w:t>残余气体与出气限制；</w:t>
+      </w:r>
+    </w:p>
+    <w:p>
+      <w:pPr>
+        <w:pStyle w:val="ListBullet"/>
+      </w:pPr>
+      <w:r>
+        <w:t>碳污染增长速率；</w:t>
+      </w:r>
+    </w:p>
+    <w:p>
+      <w:pPr>
+        <w:pStyle w:val="ListBullet"/>
+      </w:pPr>
+      <w:r>
+        <w:t>锡沉积风险与防护；</w:t>
+      </w:r>
+    </w:p>
+    <w:p>
+      <w:pPr>
+        <w:pStyle w:val="ListBullet"/>
+      </w:pPr>
+      <w:r>
+        <w:t>氢清洗或其他恢复工艺后的光学性能恢复率；</w:t>
+      </w:r>
+    </w:p>
+    <w:p>
+      <w:pPr>
+        <w:pStyle w:val="ListBullet"/>
+      </w:pPr>
+      <w:r>
+        <w:t>辐照前后反射率、散射和波前漂移的变化。</w:t>
       </w:r>
     </w:p>
     <w:p>
@@ -4077,11 +1087,753 @@
       </w:pPr>
       <w:r>
         <w:rPr>
-          <w:rFonts w:ascii="Microsoft YaHei" w:hAnsi="Microsoft YaHei" w:eastAsia="Microsoft YaHei"/>
-          <w:color w:val="1A3A5C"/>
-          <w:sz w:val="40"/>
+          <w:b w:val="0"/>
         </w:rPr>
-        <w:t>第三部分  ITRS/IRDS技术路线图 — 光刻光学规范</w:t>
+        <w:t>4. EUV光学规范总表（公开典型值与工程含义）</w:t>
+      </w:r>
+    </w:p>
+    <w:p>
+      <w:r>
+        <w:rPr>
+          <w:b w:val="0"/>
+        </w:rPr>
+        <w:t>说明：下表不是某一家设备商的“保密规格书”，而是把公开资料中的典型值、行业共识和工程上常见验收思路做成统一框架。若用于正式采购，请再对接具体供应商规范版本。</w:t>
+      </w:r>
+    </w:p>
+    <w:tbl>
+      <w:tblPr>
+        <w:tblStyle w:val="TableGrid"/>
+        <w:tblW w:type="auto" w:w="0"/>
+        <w:tblLook w:firstColumn="1" w:firstRow="1" w:lastColumn="0" w:lastRow="0" w:noHBand="0" w:noVBand="1" w:val="04A0"/>
+      </w:tblPr>
+      <w:tblGrid>
+        <w:gridCol w:w="1904"/>
+        <w:gridCol w:w="1904"/>
+        <w:gridCol w:w="1904"/>
+        <w:gridCol w:w="1904"/>
+        <w:gridCol w:w="1904"/>
+      </w:tblGrid>
+      <w:tr>
+        <w:tc>
+          <w:tcPr>
+            <w:tcW w:type="dxa" w:w="1361"/>
+          </w:tcPr>
+          <w:p>
+            <w:r>
+              <w:t>规范对象</w:t>
+            </w:r>
+          </w:p>
+        </w:tc>
+        <w:tc>
+          <w:tcPr>
+            <w:tcW w:type="dxa" w:w="1587"/>
+          </w:tcPr>
+          <w:p>
+            <w:r>
+              <w:t>关键参数</w:t>
+            </w:r>
+          </w:p>
+        </w:tc>
+        <w:tc>
+          <w:tcPr>
+            <w:tcW w:type="dxa" w:w="2268"/>
+          </w:tcPr>
+          <w:p>
+            <w:r>
+              <w:t>公开典型值/范围</w:t>
+            </w:r>
+          </w:p>
+        </w:tc>
+        <w:tc>
+          <w:tcPr>
+            <w:tcW w:type="dxa" w:w="2608"/>
+          </w:tcPr>
+          <w:p>
+            <w:r>
+              <w:t>为什么重要</w:t>
+            </w:r>
+          </w:p>
+        </w:tc>
+        <w:tc>
+          <w:tcPr>
+            <w:tcW w:type="dxa" w:w="2154"/>
+          </w:tcPr>
+          <w:p>
+            <w:r>
+              <w:t>常见计量方法</w:t>
+            </w:r>
+          </w:p>
+        </w:tc>
+      </w:tr>
+      <w:tr>
+        <w:tc>
+          <w:tcPr>
+            <w:tcW w:type="dxa" w:w="1361"/>
+          </w:tcPr>
+          <w:p>
+            <w:r>
+              <w:t>系统</w:t>
+            </w:r>
+          </w:p>
+        </w:tc>
+        <w:tc>
+          <w:tcPr>
+            <w:tcW w:type="dxa" w:w="1587"/>
+          </w:tcPr>
+          <w:p>
+            <w:r>
+              <w:t>工作波长</w:t>
+            </w:r>
+          </w:p>
+        </w:tc>
+        <w:tc>
+          <w:tcPr>
+            <w:tcW w:type="dxa" w:w="2268"/>
+          </w:tcPr>
+          <w:p>
+            <w:r>
+              <w:t>13.5 nm附近</w:t>
+            </w:r>
+          </w:p>
+        </w:tc>
+        <w:tc>
+          <w:tcPr>
+            <w:tcW w:type="dxa" w:w="2608"/>
+          </w:tcPr>
+          <w:p>
+            <w:r>
+              <w:t>决定分辨率基线与多层膜设计中心</w:t>
+            </w:r>
+          </w:p>
+        </w:tc>
+        <w:tc>
+          <w:tcPr>
+            <w:tcW w:type="dxa" w:w="2154"/>
+          </w:tcPr>
+          <w:p>
+            <w:r>
+              <w:t>光谱测量/辐射计</w:t>
+            </w:r>
+          </w:p>
+        </w:tc>
+      </w:tr>
+      <w:tr>
+        <w:tc>
+          <w:tcPr>
+            <w:tcW w:type="dxa" w:w="1361"/>
+          </w:tcPr>
+          <w:p>
+            <w:r>
+              <w:t>系统</w:t>
+            </w:r>
+          </w:p>
+        </w:tc>
+        <w:tc>
+          <w:tcPr>
+            <w:tcW w:type="dxa" w:w="1587"/>
+          </w:tcPr>
+          <w:p>
+            <w:r>
+              <w:t>NA</w:t>
+            </w:r>
+          </w:p>
+        </w:tc>
+        <w:tc>
+          <w:tcPr>
+            <w:tcW w:type="dxa" w:w="2268"/>
+          </w:tcPr>
+          <w:p>
+            <w:r>
+              <w:t>0.33（成熟代）/ 0.55（High-NA）</w:t>
+            </w:r>
+          </w:p>
+        </w:tc>
+        <w:tc>
+          <w:tcPr>
+            <w:tcW w:type="dxa" w:w="2608"/>
+          </w:tcPr>
+          <w:p>
+            <w:r>
+              <w:t>影响分辨率、DOF、掩模3D效应与容差预算</w:t>
+            </w:r>
+          </w:p>
+        </w:tc>
+        <w:tc>
+          <w:tcPr>
+            <w:tcW w:type="dxa" w:w="2154"/>
+          </w:tcPr>
+          <w:p>
+            <w:r>
+              <w:t>系统设计与成像验证</w:t>
+            </w:r>
+          </w:p>
+        </w:tc>
+      </w:tr>
+      <w:tr>
+        <w:tc>
+          <w:tcPr>
+            <w:tcW w:type="dxa" w:w="1361"/>
+          </w:tcPr>
+          <w:p>
+            <w:r>
+              <w:t>系统</w:t>
+            </w:r>
+          </w:p>
+        </w:tc>
+        <w:tc>
+          <w:tcPr>
+            <w:tcW w:type="dxa" w:w="1587"/>
+          </w:tcPr>
+          <w:p>
+            <w:r>
+              <w:t>总波前误差</w:t>
+            </w:r>
+          </w:p>
+        </w:tc>
+        <w:tc>
+          <w:tcPr>
+            <w:tcW w:type="dxa" w:w="2268"/>
+          </w:tcPr>
+          <w:p>
+            <w:r>
+              <w:t>通常要求远低于1 nm RMS，按系统预算分配</w:t>
+            </w:r>
+          </w:p>
+        </w:tc>
+        <w:tc>
+          <w:tcPr>
+            <w:tcW w:type="dxa" w:w="2608"/>
+          </w:tcPr>
+          <w:p>
+            <w:r>
+              <w:t>直接决定像差与成像质量</w:t>
+            </w:r>
+          </w:p>
+        </w:tc>
+        <w:tc>
+          <w:tcPr>
+            <w:tcW w:type="dxa" w:w="2154"/>
+          </w:tcPr>
+          <w:p>
+            <w:r>
+              <w:t>在波长干涉/系统像质评价</w:t>
+            </w:r>
+          </w:p>
+        </w:tc>
+      </w:tr>
+      <w:tr>
+        <w:tc>
+          <w:tcPr>
+            <w:tcW w:type="dxa" w:w="1361"/>
+          </w:tcPr>
+          <w:p>
+            <w:r>
+              <w:t>镜面基底</w:t>
+            </w:r>
+          </w:p>
+        </w:tc>
+        <w:tc>
+          <w:tcPr>
+            <w:tcW w:type="dxa" w:w="1587"/>
+          </w:tcPr>
+          <w:p>
+            <w:r>
+              <w:t>面形误差</w:t>
+            </w:r>
+          </w:p>
+        </w:tc>
+        <w:tc>
+          <w:tcPr>
+            <w:tcW w:type="dxa" w:w="2268"/>
+          </w:tcPr>
+          <w:p>
+            <w:r>
+              <w:t>亚纳米级RMS控制，常需分频段管理</w:t>
+            </w:r>
+          </w:p>
+        </w:tc>
+        <w:tc>
+          <w:tcPr>
+            <w:tcW w:type="dxa" w:w="2608"/>
+          </w:tcPr>
+          <w:p>
+            <w:r>
+              <w:t>转化为波前误差</w:t>
+            </w:r>
+          </w:p>
+        </w:tc>
+        <w:tc>
+          <w:tcPr>
+            <w:tcW w:type="dxa" w:w="2154"/>
+          </w:tcPr>
+          <w:p>
+            <w:r>
+              <w:t>干涉仪/CGH/LTP</w:t>
+            </w:r>
+          </w:p>
+        </w:tc>
+      </w:tr>
+      <w:tr>
+        <w:tc>
+          <w:tcPr>
+            <w:tcW w:type="dxa" w:w="1361"/>
+          </w:tcPr>
+          <w:p>
+            <w:r>
+              <w:t>镜面基底</w:t>
+            </w:r>
+          </w:p>
+        </w:tc>
+        <w:tc>
+          <w:tcPr>
+            <w:tcW w:type="dxa" w:w="1587"/>
+          </w:tcPr>
+          <w:p>
+            <w:r>
+              <w:t>粗糙度</w:t>
+            </w:r>
+          </w:p>
+        </w:tc>
+        <w:tc>
+          <w:tcPr>
+            <w:tcW w:type="dxa" w:w="2268"/>
+          </w:tcPr>
+          <w:p>
+            <w:r>
+              <w:t>约0.1 nm级甚至更低（按频段）</w:t>
+            </w:r>
+          </w:p>
+        </w:tc>
+        <w:tc>
+          <w:tcPr>
+            <w:tcW w:type="dxa" w:w="2608"/>
+          </w:tcPr>
+          <w:p>
+            <w:r>
+              <w:t>影响散射、flare和膜层复制质量</w:t>
+            </w:r>
+          </w:p>
+        </w:tc>
+        <w:tc>
+          <w:tcPr>
+            <w:tcW w:type="dxa" w:w="2154"/>
+          </w:tcPr>
+          <w:p>
+            <w:r>
+              <w:t>AFM/白光干涉/散射计</w:t>
+            </w:r>
+          </w:p>
+        </w:tc>
+      </w:tr>
+      <w:tr>
+        <w:tc>
+          <w:tcPr>
+            <w:tcW w:type="dxa" w:w="1361"/>
+          </w:tcPr>
+          <w:p>
+            <w:r>
+              <w:t>多层膜</w:t>
+            </w:r>
+          </w:p>
+        </w:tc>
+        <w:tc>
+          <w:tcPr>
+            <w:tcW w:type="dxa" w:w="1587"/>
+          </w:tcPr>
+          <w:p>
+            <w:r>
+              <w:t>峰值反射率</w:t>
+            </w:r>
+          </w:p>
+        </w:tc>
+        <w:tc>
+          <w:tcPr>
+            <w:tcW w:type="dxa" w:w="2268"/>
+          </w:tcPr>
+          <w:p>
+            <w:r>
+              <w:t>公开常见值约65%–70%+</w:t>
+            </w:r>
+          </w:p>
+        </w:tc>
+        <w:tc>
+          <w:tcPr>
+            <w:tcW w:type="dxa" w:w="2608"/>
+          </w:tcPr>
+          <w:p>
+            <w:r>
+              <w:t>直接决定系统通量</w:t>
+            </w:r>
+          </w:p>
+        </w:tc>
+        <w:tc>
+          <w:tcPr>
+            <w:tcW w:type="dxa" w:w="2154"/>
+          </w:tcPr>
+          <w:p>
+            <w:r>
+              <w:t>EUV反射率计</w:t>
+            </w:r>
+          </w:p>
+        </w:tc>
+      </w:tr>
+      <w:tr>
+        <w:tc>
+          <w:tcPr>
+            <w:tcW w:type="dxa" w:w="1361"/>
+          </w:tcPr>
+          <w:p>
+            <w:r>
+              <w:t>多层膜</w:t>
+            </w:r>
+          </w:p>
+        </w:tc>
+        <w:tc>
+          <w:tcPr>
+            <w:tcW w:type="dxa" w:w="1587"/>
+          </w:tcPr>
+          <w:p>
+            <w:r>
+              <w:t>中心波长</w:t>
+            </w:r>
+          </w:p>
+        </w:tc>
+        <w:tc>
+          <w:tcPr>
+            <w:tcW w:type="dxa" w:w="2268"/>
+          </w:tcPr>
+          <w:p>
+            <w:r>
+              <w:t>13.5 nm附近，偏差需严控</w:t>
+            </w:r>
+          </w:p>
+        </w:tc>
+        <w:tc>
+          <w:tcPr>
+            <w:tcW w:type="dxa" w:w="2608"/>
+          </w:tcPr>
+          <w:p>
+            <w:r>
+              <w:t>偏离后峰值下降且匹配失衡</w:t>
+            </w:r>
+          </w:p>
+        </w:tc>
+        <w:tc>
+          <w:tcPr>
+            <w:tcW w:type="dxa" w:w="2154"/>
+          </w:tcPr>
+          <w:p>
+            <w:r>
+              <w:t>波长扫描反射率</w:t>
+            </w:r>
+          </w:p>
+        </w:tc>
+      </w:tr>
+      <w:tr>
+        <w:tc>
+          <w:tcPr>
+            <w:tcW w:type="dxa" w:w="1361"/>
+          </w:tcPr>
+          <w:p>
+            <w:r>
+              <w:t>多层膜</w:t>
+            </w:r>
+          </w:p>
+        </w:tc>
+        <w:tc>
+          <w:tcPr>
+            <w:tcW w:type="dxa" w:w="1587"/>
+          </w:tcPr>
+          <w:p>
+            <w:r>
+              <w:t>均匀性</w:t>
+            </w:r>
+          </w:p>
+        </w:tc>
+        <w:tc>
+          <w:tcPr>
+            <w:tcW w:type="dxa" w:w="2268"/>
+          </w:tcPr>
+          <w:p>
+            <w:r>
+              <w:t>口径内需高度一致</w:t>
+            </w:r>
+          </w:p>
+        </w:tc>
+        <w:tc>
+          <w:tcPr>
+            <w:tcW w:type="dxa" w:w="2608"/>
+          </w:tcPr>
+          <w:p>
+            <w:r>
+              <w:t>否则视场内剂量与像差耦合变化</w:t>
+            </w:r>
+          </w:p>
+        </w:tc>
+        <w:tc>
+          <w:tcPr>
+            <w:tcW w:type="dxa" w:w="2154"/>
+          </w:tcPr>
+          <w:p>
+            <w:r>
+              <w:t>空间分辨反射率映射</w:t>
+            </w:r>
+          </w:p>
+        </w:tc>
+      </w:tr>
+      <w:tr>
+        <w:tc>
+          <w:tcPr>
+            <w:tcW w:type="dxa" w:w="1361"/>
+          </w:tcPr>
+          <w:p>
+            <w:r>
+              <w:t>污染控制</w:t>
+            </w:r>
+          </w:p>
+        </w:tc>
+        <w:tc>
+          <w:tcPr>
+            <w:tcW w:type="dxa" w:w="1587"/>
+          </w:tcPr>
+          <w:p>
+            <w:r>
+              <w:t>碳/锡污染</w:t>
+            </w:r>
+          </w:p>
+        </w:tc>
+        <w:tc>
+          <w:tcPr>
+            <w:tcW w:type="dxa" w:w="2268"/>
+          </w:tcPr>
+          <w:p>
+            <w:r>
+              <w:t>要求低增长速率、可监测、可恢复</w:t>
+            </w:r>
+          </w:p>
+        </w:tc>
+        <w:tc>
+          <w:tcPr>
+            <w:tcW w:type="dxa" w:w="2608"/>
+          </w:tcPr>
+          <w:p>
+            <w:r>
+              <w:t>污染几乎必然降低反射率并改变散射</w:t>
+            </w:r>
+          </w:p>
+        </w:tc>
+        <w:tc>
+          <w:tcPr>
+            <w:tcW w:type="dxa" w:w="2154"/>
+          </w:tcPr>
+          <w:p>
+            <w:r>
+              <w:t>XPS/反射率前后比对/见证片</w:t>
+            </w:r>
+          </w:p>
+        </w:tc>
+      </w:tr>
+      <w:tr>
+        <w:tc>
+          <w:tcPr>
+            <w:tcW w:type="dxa" w:w="1361"/>
+          </w:tcPr>
+          <w:p>
+            <w:r>
+              <w:t>掩模</w:t>
+            </w:r>
+          </w:p>
+        </w:tc>
+        <w:tc>
+          <w:tcPr>
+            <w:tcW w:type="dxa" w:w="1587"/>
+          </w:tcPr>
+          <w:p>
+            <w:r>
+              <w:t>空白缺陷与可打印缺陷</w:t>
+            </w:r>
+          </w:p>
+        </w:tc>
+        <w:tc>
+          <w:tcPr>
+            <w:tcW w:type="dxa" w:w="2268"/>
+          </w:tcPr>
+          <w:p>
+            <w:r>
+              <w:t>趋近零缺陷目标</w:t>
+            </w:r>
+          </w:p>
+        </w:tc>
+        <w:tc>
+          <w:tcPr>
+            <w:tcW w:type="dxa" w:w="2608"/>
+          </w:tcPr>
+          <w:p>
+            <w:r>
+              <w:t>对良率影响直接</w:t>
+            </w:r>
+          </w:p>
+        </w:tc>
+        <w:tc>
+          <w:tcPr>
+            <w:tcW w:type="dxa" w:w="2154"/>
+          </w:tcPr>
+          <w:p>
+            <w:r>
+              <w:t>actinic inspection/暗场/电子束</w:t>
+            </w:r>
+          </w:p>
+        </w:tc>
+      </w:tr>
+      <w:tr>
+        <w:tc>
+          <w:tcPr>
+            <w:tcW w:type="dxa" w:w="1361"/>
+          </w:tcPr>
+          <w:p>
+            <w:r>
+              <w:t>系统</w:t>
+            </w:r>
+          </w:p>
+        </w:tc>
+        <w:tc>
+          <w:tcPr>
+            <w:tcW w:type="dxa" w:w="1587"/>
+          </w:tcPr>
+          <w:p>
+            <w:r>
+              <w:t>flare</w:t>
+            </w:r>
+          </w:p>
+        </w:tc>
+        <w:tc>
+          <w:tcPr>
+            <w:tcW w:type="dxa" w:w="2268"/>
+          </w:tcPr>
+          <w:p>
+            <w:r>
+              <w:t>通常按系统预算严控</w:t>
+            </w:r>
+          </w:p>
+        </w:tc>
+        <w:tc>
+          <w:tcPr>
+            <w:tcW w:type="dxa" w:w="2608"/>
+          </w:tcPr>
+          <w:p>
+            <w:r>
+              <w:t>降低对比度并放大随机缺陷</w:t>
+            </w:r>
+          </w:p>
+        </w:tc>
+        <w:tc>
+          <w:tcPr>
+            <w:tcW w:type="dxa" w:w="2154"/>
+          </w:tcPr>
+          <w:p>
+            <w:r>
+              <w:t>散射建模+实测</w:t>
+            </w:r>
+          </w:p>
+        </w:tc>
+      </w:tr>
+      <w:tr>
+        <w:tc>
+          <w:tcPr>
+            <w:tcW w:type="dxa" w:w="1361"/>
+          </w:tcPr>
+          <w:p>
+            <w:r>
+              <w:t>环境</w:t>
+            </w:r>
+          </w:p>
+        </w:tc>
+        <w:tc>
+          <w:tcPr>
+            <w:tcW w:type="dxa" w:w="1587"/>
+          </w:tcPr>
+          <w:p>
+            <w:r>
+              <w:t>热/机械稳定性</w:t>
+            </w:r>
+          </w:p>
+        </w:tc>
+        <w:tc>
+          <w:tcPr>
+            <w:tcW w:type="dxa" w:w="2268"/>
+          </w:tcPr>
+          <w:p>
+            <w:r>
+              <w:t>纳米乃至更严的漂移约束</w:t>
+            </w:r>
+          </w:p>
+        </w:tc>
+        <w:tc>
+          <w:tcPr>
+            <w:tcW w:type="dxa" w:w="2608"/>
+          </w:tcPr>
+          <w:p>
+            <w:r>
+              <w:t>高NA下景深和位置容差极小</w:t>
+            </w:r>
+          </w:p>
+        </w:tc>
+        <w:tc>
+          <w:tcPr>
+            <w:tcW w:type="dxa" w:w="2154"/>
+          </w:tcPr>
+          <w:p>
+            <w:r>
+              <w:t>漂移测量/在线监测</w:t>
+            </w:r>
+          </w:p>
+        </w:tc>
+      </w:tr>
+    </w:tbl>
+    <w:p>
+      <w:pPr>
+        <w:pStyle w:val="Heading2"/>
+      </w:pPr>
+      <w:r>
+        <w:rPr>
+          <w:b w:val="0"/>
+        </w:rPr>
+        <w:t>值得特别强调的不是单个数字，而是以下三种“连锁关系”：</w:t>
+      </w:r>
+    </w:p>
+    <w:p>
+      <w:pPr>
+        <w:pStyle w:val="ListBullet"/>
+      </w:pPr>
+      <w:r>
+        <w:t>关系1：反射率 ↔ 污染 ↔ 吞吐量 ↔ 随机缺陷。光通量不足时，常要靠提高剂量弥补，进而影响产能与随机缺陷。</w:t>
+      </w:r>
+    </w:p>
+    <w:p>
+      <w:pPr>
+        <w:pStyle w:val="ListBullet"/>
+      </w:pPr>
+      <w:r>
+        <w:t>关系2：面形/PSD ↔ flare ↔ 对比度 ↔ CD/LER/LWR。中频误差在EUV里不是“表面工艺小问题”，而是成像噪声来源。</w:t>
+      </w:r>
+    </w:p>
+    <w:p>
+      <w:pPr>
+        <w:pStyle w:val="ListBullet"/>
+      </w:pPr>
+      <w:r>
+        <w:t>关系3：NA ↑ ↔ DOF ↓ ↔ 平坦度/对焦/掩模3D效应要求 ↑。这就是High-NA路线为什么必须配套更新掩模、抗蚀剂、平台稳定性与计量方案。</w:t>
+      </w:r>
+    </w:p>
+    <w:p>
+      <w:pPr>
+        <w:pStyle w:val="Heading1"/>
+      </w:pPr>
+      <w:r>
+        <w:rPr>
+          <w:b w:val="0"/>
+        </w:rPr>
+        <w:t>5. 计量与验收：规范必须如何被测出来</w:t>
       </w:r>
     </w:p>
     <w:p>
@@ -4090,21 +1842,17 @@
       </w:pPr>
       <w:r>
         <w:rPr>
-          <w:rFonts w:ascii="Microsoft YaHei" w:hAnsi="Microsoft YaHei" w:eastAsia="Microsoft YaHei"/>
-          <w:color w:val="1A3A5C"/>
-          <w:sz w:val="32"/>
+          <w:b w:val="0"/>
         </w:rPr>
-        <w:t>3.1 ITRS与IRDS路线图概述</w:t>
+        <w:t>5.1 计量原则：EUV规范如果不能被量化，就不是真正规范</w:t>
       </w:r>
     </w:p>
     <w:p>
       <w:r>
-        <w:t>ITRS（International Technology Roadmap for Semiconductors，国际半导体技术路线图）是半导体行业最重要的技术规划文件，由全球主要半导体行业协会联合编制。2016年起，ITRS重组为IRDS（International Roadmap for Devices and Systems，国际器件与系统路线图），由IEEE主导，范围从半导体技术扩展到更广泛的器件和系统层面。</w:t>
-      </w:r>
-    </w:p>
-    <w:p>
-      <w:r>
-        <w:t>IRDS的光刻（Lithography）章节详细规定了各技术节点对光刻系统的光学规范要求，包括光源特性、成像光学参数、掩膜规范、光刻胶性能、缺陷控制等。该路线图是行业制定研发方向和投资决策的重要依据。</w:t>
+        <w:rPr>
+          <w:b w:val="0"/>
+        </w:rPr>
+        <w:t>任何技术规范最终都要落回“测量可重复、可溯源、可比较”。EUV光学计量与普通精密光学不同，主要差异在于：一部分指标可以用可见光下的成熟仪器高精度推断，另一部分必须在EUV波长下直接验证。</w:t>
       </w:r>
     </w:p>
     <w:p>
@@ -4113,876 +1861,9 @@
       </w:pPr>
       <w:r>
         <w:rPr>
-          <w:rFonts w:ascii="Microsoft YaHei" w:hAnsi="Microsoft YaHei" w:eastAsia="Microsoft YaHei"/>
-          <w:color w:val="1A3A5C"/>
-          <w:sz w:val="32"/>
+          <w:b w:val="0"/>
         </w:rPr>
-        <w:t>3.2 High-NA EUV发展规划</w:t>
-      </w:r>
-    </w:p>
-    <w:p>
-      <w:r>
-        <w:t>IRDS 2024版路线图明确指出，High-NA EUV（高数值孔径EUV）是实现2nm及以下技术节点的关键技术。主要技术参数发展如下：</w:t>
-      </w:r>
-    </w:p>
-    <w:tbl>
-      <w:tblPr>
-        <w:tblStyle w:val="TableGrid"/>
-        <w:tblW w:type="auto" w:w="0"/>
-        <w:jc w:val="center"/>
-        <w:tblLook w:firstColumn="1" w:firstRow="1" w:lastColumn="0" w:lastRow="0" w:noHBand="0" w:noVBand="1" w:val="04A0"/>
-      </w:tblPr>
-      <w:tblGrid>
-        <w:gridCol w:w="2268"/>
-        <w:gridCol w:w="2268"/>
-        <w:gridCol w:w="2268"/>
-        <w:gridCol w:w="2268"/>
-      </w:tblGrid>
-      <w:tr>
-        <w:tc>
-          <w:tcPr>
-            <w:tcW w:type="dxa" w:w="2268"/>
-            <w:shd w:fill="1A3A5C"/>
-          </w:tcPr>
-          <w:p>
-            <w:pPr>
-              <w:jc w:val="center"/>
-            </w:pPr>
-            <w:r>
-              <w:rPr>
-                <w:b/>
-                <w:color w:val="FFFFFF"/>
-                <w:sz w:val="20"/>
-              </w:rPr>
-              <w:t>参数</w:t>
-            </w:r>
-          </w:p>
-        </w:tc>
-        <w:tc>
-          <w:tcPr>
-            <w:tcW w:type="dxa" w:w="2268"/>
-            <w:shd w:fill="1A3A5C"/>
-          </w:tcPr>
-          <w:p>
-            <w:pPr>
-              <w:jc w:val="center"/>
-            </w:pPr>
-            <w:r>
-              <w:rPr>
-                <w:b/>
-                <w:color w:val="FFFFFF"/>
-                <w:sz w:val="20"/>
-              </w:rPr>
-              <w:t>当前 EUV</w:t>
-            </w:r>
-          </w:p>
-        </w:tc>
-        <w:tc>
-          <w:tcPr>
-            <w:tcW w:type="dxa" w:w="2268"/>
-            <w:shd w:fill="1A3A5C"/>
-          </w:tcPr>
-          <w:p>
-            <w:pPr>
-              <w:jc w:val="center"/>
-            </w:pPr>
-            <w:r>
-              <w:rPr>
-                <w:b/>
-                <w:color w:val="FFFFFF"/>
-                <w:sz w:val="20"/>
-              </w:rPr>
-              <w:t>High-NA EUV</w:t>
-            </w:r>
-          </w:p>
-        </w:tc>
-        <w:tc>
-          <w:tcPr>
-            <w:tcW w:type="dxa" w:w="2268"/>
-            <w:shd w:fill="1A3A5C"/>
-          </w:tcPr>
-          <w:p>
-            <w:pPr>
-              <w:jc w:val="center"/>
-            </w:pPr>
-            <w:r>
-              <w:rPr>
-                <w:b/>
-                <w:color w:val="FFFFFF"/>
-                <w:sz w:val="20"/>
-              </w:rPr>
-              <w:t>未来方向</w:t>
-            </w:r>
-          </w:p>
-        </w:tc>
-      </w:tr>
-      <w:tr>
-        <w:tc>
-          <w:tcPr>
-            <w:tcW w:type="dxa" w:w="2268"/>
-            <w:shd w:fill="F0F4F8"/>
-          </w:tcPr>
-          <w:p>
-            <w:r>
-              <w:rPr>
-                <w:sz w:val="20"/>
-              </w:rPr>
-              <w:t>数值孔径 (NA)</w:t>
-            </w:r>
-          </w:p>
-        </w:tc>
-        <w:tc>
-          <w:tcPr>
-            <w:tcW w:type="dxa" w:w="2268"/>
-            <w:shd w:fill="F0F4F8"/>
-          </w:tcPr>
-          <w:p>
-            <w:r>
-              <w:rPr>
-                <w:sz w:val="20"/>
-              </w:rPr>
-              <w:t>0.33</w:t>
-            </w:r>
-          </w:p>
-        </w:tc>
-        <w:tc>
-          <w:tcPr>
-            <w:tcW w:type="dxa" w:w="2268"/>
-            <w:shd w:fill="F0F4F8"/>
-          </w:tcPr>
-          <w:p>
-            <w:r>
-              <w:rPr>
-                <w:sz w:val="20"/>
-              </w:rPr>
-              <w:t>0.55</w:t>
-            </w:r>
-          </w:p>
-        </w:tc>
-        <w:tc>
-          <w:tcPr>
-            <w:tcW w:type="dxa" w:w="2268"/>
-            <w:shd w:fill="F0F4F8"/>
-          </w:tcPr>
-          <w:p>
-            <w:r>
-              <w:rPr>
-                <w:sz w:val="20"/>
-              </w:rPr>
-              <w:t>0.55-0.75（研究阶段）</w:t>
-            </w:r>
-          </w:p>
-        </w:tc>
-      </w:tr>
-      <w:tr>
-        <w:tc>
-          <w:tcPr>
-            <w:tcW w:type="dxa" w:w="2268"/>
-            <w:shd w:fill="FFFFFF"/>
-          </w:tcPr>
-          <w:p>
-            <w:r>
-              <w:rPr>
-                <w:sz w:val="20"/>
-              </w:rPr>
-              <w:t>最小分辨率</w:t>
-            </w:r>
-          </w:p>
-        </w:tc>
-        <w:tc>
-          <w:tcPr>
-            <w:tcW w:type="dxa" w:w="2268"/>
-            <w:shd w:fill="FFFFFF"/>
-          </w:tcPr>
-          <w:p>
-            <w:r>
-              <w:rPr>
-                <w:sz w:val="20"/>
-              </w:rPr>
-              <w:t>约13nm</w:t>
-            </w:r>
-          </w:p>
-        </w:tc>
-        <w:tc>
-          <w:tcPr>
-            <w:tcW w:type="dxa" w:w="2268"/>
-            <w:shd w:fill="FFFFFF"/>
-          </w:tcPr>
-          <w:p>
-            <w:r>
-              <w:rPr>
-                <w:sz w:val="20"/>
-              </w:rPr>
-              <w:t>约8nm</w:t>
-            </w:r>
-          </w:p>
-        </w:tc>
-        <w:tc>
-          <w:tcPr>
-            <w:tcW w:type="dxa" w:w="2268"/>
-            <w:shd w:fill="FFFFFF"/>
-          </w:tcPr>
-          <w:p>
-            <w:r>
-              <w:rPr>
-                <w:sz w:val="20"/>
-              </w:rPr>
-              <w:t>&lt; 5nm</w:t>
-            </w:r>
-          </w:p>
-        </w:tc>
-      </w:tr>
-      <w:tr>
-        <w:tc>
-          <w:tcPr>
-            <w:tcW w:type="dxa" w:w="2268"/>
-            <w:shd w:fill="F0F4F8"/>
-          </w:tcPr>
-          <w:p>
-            <w:r>
-              <w:rPr>
-                <w:sz w:val="20"/>
-              </w:rPr>
-              <w:t>光学设计</w:t>
-            </w:r>
-          </w:p>
-        </w:tc>
-        <w:tc>
-          <w:tcPr>
-            <w:tcW w:type="dxa" w:w="2268"/>
-            <w:shd w:fill="F0F4F8"/>
-          </w:tcPr>
-          <w:p>
-            <w:r>
-              <w:rPr>
-                <w:sz w:val="20"/>
-              </w:rPr>
-              <w:t>旋转对称6镜</w:t>
-            </w:r>
-          </w:p>
-        </w:tc>
-        <w:tc>
-          <w:tcPr>
-            <w:tcW w:type="dxa" w:w="2268"/>
-            <w:shd w:fill="F0F4F8"/>
-          </w:tcPr>
-          <w:p>
-            <w:r>
-              <w:rPr>
-                <w:sz w:val="20"/>
-              </w:rPr>
-              <w:t>变形光学设计</w:t>
-            </w:r>
-          </w:p>
-        </w:tc>
-        <w:tc>
-          <w:tcPr>
-            <w:tcW w:type="dxa" w:w="2268"/>
-            <w:shd w:fill="F0F4F8"/>
-          </w:tcPr>
-          <w:p>
-            <w:r>
-              <w:rPr>
-                <w:sz w:val="20"/>
-              </w:rPr>
-              <w:t>更复杂的自由曲面设计</w:t>
-            </w:r>
-          </w:p>
-        </w:tc>
-      </w:tr>
-      <w:tr>
-        <w:tc>
-          <w:tcPr>
-            <w:tcW w:type="dxa" w:w="2268"/>
-            <w:shd w:fill="FFFFFF"/>
-          </w:tcPr>
-          <w:p>
-            <w:r>
-              <w:rPr>
-                <w:sz w:val="20"/>
-              </w:rPr>
-              <w:t>面形精度要求</w:t>
-            </w:r>
-          </w:p>
-        </w:tc>
-        <w:tc>
-          <w:tcPr>
-            <w:tcW w:type="dxa" w:w="2268"/>
-            <w:shd w:fill="FFFFFF"/>
-          </w:tcPr>
-          <w:p>
-            <w:r>
-              <w:rPr>
-                <w:sz w:val="20"/>
-              </w:rPr>
-              <w:t>&lt; 0.1nm RMS</w:t>
-            </w:r>
-          </w:p>
-        </w:tc>
-        <w:tc>
-          <w:tcPr>
-            <w:tcW w:type="dxa" w:w="2268"/>
-            <w:shd w:fill="FFFFFF"/>
-          </w:tcPr>
-          <w:p>
-            <w:r>
-              <w:rPr>
-                <w:sz w:val="20"/>
-              </w:rPr>
-              <w:t>&lt; 0.05nm RMS</w:t>
-            </w:r>
-          </w:p>
-        </w:tc>
-        <w:tc>
-          <w:tcPr>
-            <w:tcW w:type="dxa" w:w="2268"/>
-            <w:shd w:fill="FFFFFF"/>
-          </w:tcPr>
-          <w:p>
-            <w:r>
-              <w:rPr>
-                <w:sz w:val="20"/>
-              </w:rPr>
-              <w:t>更严格</w:t>
-            </w:r>
-          </w:p>
-        </w:tc>
-      </w:tr>
-      <w:tr>
-        <w:tc>
-          <w:tcPr>
-            <w:tcW w:type="dxa" w:w="2268"/>
-            <w:shd w:fill="F0F4F8"/>
-          </w:tcPr>
-          <w:p>
-            <w:r>
-              <w:rPr>
-                <w:sz w:val="20"/>
-              </w:rPr>
-              <w:t>掩膜3D效应</w:t>
-            </w:r>
-          </w:p>
-        </w:tc>
-        <w:tc>
-          <w:tcPr>
-            <w:tcW w:type="dxa" w:w="2268"/>
-            <w:shd w:fill="F0F4F8"/>
-          </w:tcPr>
-          <w:p>
-            <w:r>
-              <w:rPr>
-                <w:sz w:val="20"/>
-              </w:rPr>
-              <w:t>可控</w:t>
-            </w:r>
-          </w:p>
-        </w:tc>
-        <w:tc>
-          <w:tcPr>
-            <w:tcW w:type="dxa" w:w="2268"/>
-            <w:shd w:fill="F0F4F8"/>
-          </w:tcPr>
-          <w:p>
-            <w:r>
-              <w:rPr>
-                <w:sz w:val="20"/>
-              </w:rPr>
-              <w:t>显著增加</w:t>
-            </w:r>
-          </w:p>
-        </w:tc>
-        <w:tc>
-          <w:tcPr>
-            <w:tcW w:type="dxa" w:w="2268"/>
-            <w:shd w:fill="F0F4F8"/>
-          </w:tcPr>
-          <w:p>
-            <w:r>
-              <w:rPr>
-                <w:sz w:val="20"/>
-              </w:rPr>
-              <w:t>需要新型掩膜技术</w:t>
-            </w:r>
-          </w:p>
-        </w:tc>
-      </w:tr>
-    </w:tbl>
-    <w:p/>
-    <w:p>
-      <w:pPr>
-        <w:pStyle w:val="Heading2"/>
-      </w:pPr>
-      <w:r>
-        <w:rPr>
-          <w:rFonts w:ascii="Microsoft YaHei" w:hAnsi="Microsoft YaHei" w:eastAsia="Microsoft YaHei"/>
-          <w:color w:val="1A3A5C"/>
-          <w:sz w:val="32"/>
-        </w:rPr>
-        <w:t>3.3 EUV光源规范要求</w:t>
-      </w:r>
-    </w:p>
-    <w:p>
-      <w:r>
-        <w:t>IRDS路线图对EUV光源提出了持续提升的要求：</w:t>
-      </w:r>
-    </w:p>
-    <w:tbl>
-      <w:tblPr>
-        <w:tblStyle w:val="TableGrid"/>
-        <w:tblW w:type="auto" w:w="0"/>
-        <w:jc w:val="center"/>
-        <w:tblLook w:firstColumn="1" w:firstRow="1" w:lastColumn="0" w:lastRow="0" w:noHBand="0" w:noVBand="1" w:val="04A0"/>
-      </w:tblPr>
-      <w:tblGrid>
-        <w:gridCol w:w="2268"/>
-        <w:gridCol w:w="2268"/>
-        <w:gridCol w:w="2268"/>
-        <w:gridCol w:w="2268"/>
-      </w:tblGrid>
-      <w:tr>
-        <w:tc>
-          <w:tcPr>
-            <w:tcW w:type="dxa" w:w="2268"/>
-            <w:shd w:fill="1A3A5C"/>
-          </w:tcPr>
-          <w:p>
-            <w:pPr>
-              <w:jc w:val="center"/>
-            </w:pPr>
-            <w:r>
-              <w:rPr>
-                <w:b/>
-                <w:color w:val="FFFFFF"/>
-                <w:sz w:val="20"/>
-              </w:rPr>
-              <w:t>参数</w:t>
-            </w:r>
-          </w:p>
-        </w:tc>
-        <w:tc>
-          <w:tcPr>
-            <w:tcW w:type="dxa" w:w="2268"/>
-            <w:shd w:fill="1A3A5C"/>
-          </w:tcPr>
-          <w:p>
-            <w:pPr>
-              <w:jc w:val="center"/>
-            </w:pPr>
-            <w:r>
-              <w:rPr>
-                <w:b/>
-                <w:color w:val="FFFFFF"/>
-                <w:sz w:val="20"/>
-              </w:rPr>
-              <w:t>当前水平</w:t>
-            </w:r>
-          </w:p>
-        </w:tc>
-        <w:tc>
-          <w:tcPr>
-            <w:tcW w:type="dxa" w:w="2268"/>
-            <w:shd w:fill="1A3A5C"/>
-          </w:tcPr>
-          <w:p>
-            <w:pPr>
-              <w:jc w:val="center"/>
-            </w:pPr>
-            <w:r>
-              <w:rPr>
-                <w:b/>
-                <w:color w:val="FFFFFF"/>
-                <w:sz w:val="20"/>
-              </w:rPr>
-              <w:t>路线图目标</w:t>
-            </w:r>
-          </w:p>
-        </w:tc>
-        <w:tc>
-          <w:tcPr>
-            <w:tcW w:type="dxa" w:w="2268"/>
-            <w:shd w:fill="1A3A5C"/>
-          </w:tcPr>
-          <w:p>
-            <w:pPr>
-              <w:jc w:val="center"/>
-            </w:pPr>
-            <w:r>
-              <w:rPr>
-                <w:b/>
-                <w:color w:val="FFFFFF"/>
-                <w:sz w:val="20"/>
-              </w:rPr>
-              <w:t>说明</w:t>
-            </w:r>
-          </w:p>
-        </w:tc>
-      </w:tr>
-      <w:tr>
-        <w:tc>
-          <w:tcPr>
-            <w:tcW w:type="dxa" w:w="2268"/>
-            <w:shd w:fill="F0F4F8"/>
-          </w:tcPr>
-          <w:p>
-            <w:r>
-              <w:rPr>
-                <w:sz w:val="20"/>
-              </w:rPr>
-              <w:t>光源功率（中间焦点）</w:t>
-            </w:r>
-          </w:p>
-        </w:tc>
-        <w:tc>
-          <w:tcPr>
-            <w:tcW w:type="dxa" w:w="2268"/>
-            <w:shd w:fill="F0F4F8"/>
-          </w:tcPr>
-          <w:p>
-            <w:r>
-              <w:rPr>
-                <w:sz w:val="20"/>
-              </w:rPr>
-              <w:t>250-400W</w:t>
-            </w:r>
-          </w:p>
-        </w:tc>
-        <w:tc>
-          <w:tcPr>
-            <w:tcW w:type="dxa" w:w="2268"/>
-            <w:shd w:fill="F0F4F8"/>
-          </w:tcPr>
-          <w:p>
-            <w:r>
-              <w:rPr>
-                <w:sz w:val="20"/>
-              </w:rPr>
-              <w:t>≥ 1kW</w:t>
-            </w:r>
-          </w:p>
-        </w:tc>
-        <w:tc>
-          <w:tcPr>
-            <w:tcW w:type="dxa" w:w="2268"/>
-            <w:shd w:fill="F0F4F8"/>
-          </w:tcPr>
-          <w:p>
-            <w:r>
-              <w:rPr>
-                <w:sz w:val="20"/>
-              </w:rPr>
-              <w:t>本世纪内实现</w:t>
-            </w:r>
-          </w:p>
-        </w:tc>
-      </w:tr>
-      <w:tr>
-        <w:tc>
-          <w:tcPr>
-            <w:tcW w:type="dxa" w:w="2268"/>
-            <w:shd w:fill="FFFFFF"/>
-          </w:tcPr>
-          <w:p>
-            <w:r>
-              <w:rPr>
-                <w:sz w:val="20"/>
-              </w:rPr>
-              <w:t>波长</w:t>
-            </w:r>
-          </w:p>
-        </w:tc>
-        <w:tc>
-          <w:tcPr>
-            <w:tcW w:type="dxa" w:w="2268"/>
-            <w:shd w:fill="FFFFFF"/>
-          </w:tcPr>
-          <w:p>
-            <w:r>
-              <w:rPr>
-                <w:sz w:val="20"/>
-              </w:rPr>
-              <w:t>13.5nm</w:t>
-            </w:r>
-          </w:p>
-        </w:tc>
-        <w:tc>
-          <w:tcPr>
-            <w:tcW w:type="dxa" w:w="2268"/>
-            <w:shd w:fill="FFFFFF"/>
-          </w:tcPr>
-          <w:p>
-            <w:r>
-              <w:rPr>
-                <w:sz w:val="20"/>
-              </w:rPr>
-              <w:t>13.5nm / 11.3nm / 6.6nm</w:t>
-            </w:r>
-          </w:p>
-        </w:tc>
-        <w:tc>
-          <w:tcPr>
-            <w:tcW w:type="dxa" w:w="2268"/>
-            <w:shd w:fill="FFFFFF"/>
-          </w:tcPr>
-          <w:p>
-            <w:r>
-              <w:rPr>
-                <w:sz w:val="20"/>
-              </w:rPr>
-              <w:t>替代波长研究中</w:t>
-            </w:r>
-          </w:p>
-        </w:tc>
-      </w:tr>
-      <w:tr>
-        <w:tc>
-          <w:tcPr>
-            <w:tcW w:type="dxa" w:w="2268"/>
-            <w:shd w:fill="F0F4F8"/>
-          </w:tcPr>
-          <w:p>
-            <w:r>
-              <w:rPr>
-                <w:sz w:val="20"/>
-              </w:rPr>
-              <w:t>波长稳定性</w:t>
-            </w:r>
-          </w:p>
-        </w:tc>
-        <w:tc>
-          <w:tcPr>
-            <w:tcW w:type="dxa" w:w="2268"/>
-            <w:shd w:fill="F0F4F8"/>
-          </w:tcPr>
-          <w:p>
-            <w:r>
-              <w:rPr>
-                <w:sz w:val="20"/>
-              </w:rPr>
-              <w:t>极高</w:t>
-            </w:r>
-          </w:p>
-        </w:tc>
-        <w:tc>
-          <w:tcPr>
-            <w:tcW w:type="dxa" w:w="2268"/>
-            <w:shd w:fill="F0F4F8"/>
-          </w:tcPr>
-          <w:p>
-            <w:r>
-              <w:rPr>
-                <w:sz w:val="20"/>
-              </w:rPr>
-              <w:t>更高</w:t>
-            </w:r>
-          </w:p>
-        </w:tc>
-        <w:tc>
-          <w:tcPr>
-            <w:tcW w:type="dxa" w:w="2268"/>
-            <w:shd w:fill="F0F4F8"/>
-          </w:tcPr>
-          <w:p>
-            <w:r>
-              <w:rPr>
-                <w:sz w:val="20"/>
-              </w:rPr>
-              <w:t>影响成像质量</w:t>
-            </w:r>
-          </w:p>
-        </w:tc>
-      </w:tr>
-      <w:tr>
-        <w:tc>
-          <w:tcPr>
-            <w:tcW w:type="dxa" w:w="2268"/>
-            <w:shd w:fill="FFFFFF"/>
-          </w:tcPr>
-          <w:p>
-            <w:r>
-              <w:rPr>
-                <w:sz w:val="20"/>
-              </w:rPr>
-              <w:t>光源类型</w:t>
-            </w:r>
-          </w:p>
-        </w:tc>
-        <w:tc>
-          <w:tcPr>
-            <w:tcW w:type="dxa" w:w="2268"/>
-            <w:shd w:fill="FFFFFF"/>
-          </w:tcPr>
-          <w:p>
-            <w:r>
-              <w:rPr>
-                <w:sz w:val="20"/>
-              </w:rPr>
-              <w:t>LPP（激光等离子体）</w:t>
-            </w:r>
-          </w:p>
-        </w:tc>
-        <w:tc>
-          <w:tcPr>
-            <w:tcW w:type="dxa" w:w="2268"/>
-            <w:shd w:fill="FFFFFF"/>
-          </w:tcPr>
-          <w:p>
-            <w:r>
-              <w:rPr>
-                <w:sz w:val="20"/>
-              </w:rPr>
-              <w:t>LPP / FEL</w:t>
-            </w:r>
-          </w:p>
-        </w:tc>
-        <w:tc>
-          <w:tcPr>
-            <w:tcW w:type="dxa" w:w="2268"/>
-            <w:shd w:fill="FFFFFF"/>
-          </w:tcPr>
-          <w:p>
-            <w:r>
-              <w:rPr>
-                <w:sz w:val="20"/>
-              </w:rPr>
-              <w:t>自由电子激光长期方案</w:t>
-            </w:r>
-          </w:p>
-        </w:tc>
-      </w:tr>
-      <w:tr>
-        <w:tc>
-          <w:tcPr>
-            <w:tcW w:type="dxa" w:w="2268"/>
-            <w:shd w:fill="F0F4F8"/>
-          </w:tcPr>
-          <w:p>
-            <w:r>
-              <w:rPr>
-                <w:sz w:val="20"/>
-              </w:rPr>
-              <w:t>光斑均匀性</w:t>
-            </w:r>
-          </w:p>
-        </w:tc>
-        <w:tc>
-          <w:tcPr>
-            <w:tcW w:type="dxa" w:w="2268"/>
-            <w:shd w:fill="F0F4F8"/>
-          </w:tcPr>
-          <w:p>
-            <w:r>
-              <w:rPr>
-                <w:sz w:val="20"/>
-              </w:rPr>
-              <w:t>高</w:t>
-            </w:r>
-          </w:p>
-        </w:tc>
-        <w:tc>
-          <w:tcPr>
-            <w:tcW w:type="dxa" w:w="2268"/>
-            <w:shd w:fill="F0F4F8"/>
-          </w:tcPr>
-          <w:p>
-            <w:r>
-              <w:rPr>
-                <w:sz w:val="20"/>
-              </w:rPr>
-              <w:t>更高</w:t>
-            </w:r>
-          </w:p>
-        </w:tc>
-        <w:tc>
-          <w:tcPr>
-            <w:tcW w:type="dxa" w:w="2268"/>
-            <w:shd w:fill="F0F4F8"/>
-          </w:tcPr>
-          <w:p>
-            <w:r>
-              <w:rPr>
-                <w:sz w:val="20"/>
-              </w:rPr>
-              <w:t>影响曝光剂量均匀性</w:t>
-            </w:r>
-          </w:p>
-        </w:tc>
-      </w:tr>
-      <w:tr>
-        <w:tc>
-          <w:tcPr>
-            <w:tcW w:type="dxa" w:w="2268"/>
-            <w:shd w:fill="FFFFFF"/>
-          </w:tcPr>
-          <w:p>
-            <w:r>
-              <w:rPr>
-                <w:sz w:val="20"/>
-              </w:rPr>
-              <w:t>杂散光/闪烁</w:t>
-            </w:r>
-          </w:p>
-        </w:tc>
-        <w:tc>
-          <w:tcPr>
-            <w:tcW w:type="dxa" w:w="2268"/>
-            <w:shd w:fill="FFFFFF"/>
-          </w:tcPr>
-          <w:p>
-            <w:r>
-              <w:rPr>
-                <w:sz w:val="20"/>
-              </w:rPr>
-              <w:t>可控</w:t>
-            </w:r>
-          </w:p>
-        </w:tc>
-        <w:tc>
-          <w:tcPr>
-            <w:tcW w:type="dxa" w:w="2268"/>
-            <w:shd w:fill="FFFFFF"/>
-          </w:tcPr>
-          <w:p>
-            <w:r>
-              <w:rPr>
-                <w:sz w:val="20"/>
-              </w:rPr>
-              <w:t>进一步抑制</w:t>
-            </w:r>
-          </w:p>
-        </w:tc>
-        <w:tc>
-          <w:tcPr>
-            <w:tcW w:type="dxa" w:w="2268"/>
-            <w:shd w:fill="FFFFFF"/>
-          </w:tcPr>
-          <w:p>
-            <w:r>
-              <w:rPr>
-                <w:sz w:val="20"/>
-              </w:rPr>
-              <w:t>影响图形对比度</w:t>
-            </w:r>
-          </w:p>
-        </w:tc>
-      </w:tr>
-    </w:tbl>
-    <w:p/>
-    <w:p>
-      <w:pPr>
-        <w:pStyle w:val="Heading2"/>
-      </w:pPr>
-      <w:r>
-        <w:rPr>
-          <w:rFonts w:ascii="Microsoft YaHei" w:hAnsi="Microsoft YaHei" w:eastAsia="Microsoft YaHei"/>
-          <w:color w:val="1A3A5C"/>
-          <w:sz w:val="32"/>
-        </w:rPr>
-        <w:t>3.4 掩膜与材料要求</w:t>
-      </w:r>
-    </w:p>
-    <w:p>
-      <w:r>
-        <w:t>随着High-NA EUV的引入，掩膜技术面临新的挑战。IRDS路线图指出以下关键要求：</w:t>
+        <w:t>5.2 面形与波前计量</w:t>
       </w:r>
     </w:p>
     <w:p>
@@ -4990,7 +1871,7 @@
         <w:pStyle w:val="ListBullet"/>
       </w:pPr>
       <w:r>
-        <w:t>• 掩膜平整度：更严格的全局和局部平整度要求</w:t>
+        <w:t>Fizeau干涉仪：适合高精度面形测量，是基底和部分加工阶段的主力。</w:t>
       </w:r>
     </w:p>
     <w:p>
@@ -4998,7 +1879,7 @@
         <w:pStyle w:val="ListBullet"/>
       </w:pPr>
       <w:r>
-        <w:t>• 多层膜完整性：Mo/Si多层膜缺陷零容忍</w:t>
+        <w:t>CGH辅助干涉：适合复杂非球面/自由曲面。</w:t>
       </w:r>
     </w:p>
     <w:p>
@@ -5006,7 +1887,7 @@
         <w:pStyle w:val="ListBullet"/>
       </w:pPr>
       <w:r>
-        <w:t>• 掩膜3D效应：在高NA下变得显著，需要新的补偿策略</w:t>
+        <w:t>长程轮廓仪或斜率计：用于大尺寸镜面斜率误差。</w:t>
       </w:r>
     </w:p>
     <w:p>
@@ -5014,23 +1895,7 @@
         <w:pStyle w:val="ListBullet"/>
       </w:pPr>
       <w:r>
-        <w:t>• 相移掩膜：用于提高成像对比度和分辨率</w:t>
-      </w:r>
-    </w:p>
-    <w:p>
-      <w:pPr>
-        <w:pStyle w:val="ListBullet"/>
-      </w:pPr>
-      <w:r>
-        <w:t>• 替代多层膜材料：Ru/Be等材料用于替代波长（11.3nm等）</w:t>
-      </w:r>
-    </w:p>
-    <w:p>
-      <w:pPr>
-        <w:pStyle w:val="ListBullet"/>
-      </w:pPr>
-      <w:r>
-        <w:t>• 偏振效应优化：高NA下偏振对成像的影响增大</w:t>
+        <w:t>在波长干涉（actinic interferometry）：直接在EUV波段验证系统波前，是解决“可见光代理不完全等价”的关键方法。</w:t>
       </w:r>
     </w:p>
     <w:p>
@@ -5039,1355 +1904,146 @@
       </w:pPr>
       <w:r>
         <w:rPr>
-          <w:rFonts w:ascii="Microsoft YaHei" w:hAnsi="Microsoft YaHei" w:eastAsia="Microsoft YaHei"/>
-          <w:color w:val="1A3A5C"/>
-          <w:sz w:val="32"/>
+          <w:b w:val="0"/>
         </w:rPr>
-        <w:t>3.5 图形化与随机效应</w:t>
+        <w:t>5.3 粗糙度、散射与PSD计量</w:t>
+      </w:r>
+    </w:p>
+    <w:p>
+      <w:pPr>
+        <w:pStyle w:val="ListBullet"/>
+      </w:pPr>
+      <w:r>
+        <w:t>AFM：覆盖高频粗糙度，能看到纳米及以下尺度形貌。</w:t>
+      </w:r>
+    </w:p>
+    <w:p>
+      <w:pPr>
+        <w:pStyle w:val="ListBullet"/>
+      </w:pPr>
+      <w:r>
+        <w:t>白光干涉/显微干涉：适合中频段表面形貌。</w:t>
+      </w:r>
+    </w:p>
+    <w:p>
+      <w:pPr>
+        <w:pStyle w:val="ListBullet"/>
+      </w:pPr>
+      <w:r>
+        <w:t>ARS/BRDF/TIS散射计量：把表面粗糙与杂散光直接联系起来。</w:t>
+      </w:r>
+    </w:p>
+    <w:p>
+      <w:pPr>
+        <w:pStyle w:val="ListBullet"/>
+      </w:pPr>
+      <w:r>
+        <w:t>PSD拼接方法：把不同仪器的空间频率覆盖拼成全频段规范。</w:t>
       </w:r>
     </w:p>
     <w:p>
       <w:r>
-        <w:t>IRDS路线图特别强调了光刻过程中随机效应（Stochastics）的重要性。随着特征尺寸缩小，光子数量减少导致的随机波动成为良率的主要限制因素。</w:t>
+        <w:rPr>
+          <w:b w:val="0"/>
+        </w:rPr>
+        <w:t>真正成熟的EUV光学规范不会只写“Ra&lt;某值”，而会要求在规定频段内的PSD包络线满足限值。</w:t>
       </w:r>
     </w:p>
-    <w:tbl>
-      <w:tblPr>
-        <w:tblStyle w:val="TableGrid"/>
-        <w:tblW w:type="auto" w:w="0"/>
-        <w:jc w:val="center"/>
-        <w:tblLook w:firstColumn="1" w:firstRow="1" w:lastColumn="0" w:lastRow="0" w:noHBand="0" w:noVBand="1" w:val="04A0"/>
-      </w:tblPr>
-      <w:tblGrid>
-        <w:gridCol w:w="2268"/>
-        <w:gridCol w:w="2268"/>
-        <w:gridCol w:w="2268"/>
-        <w:gridCol w:w="2268"/>
-      </w:tblGrid>
-      <w:tr>
-        <w:tc>
-          <w:tcPr>
-            <w:tcW w:type="dxa" w:w="2268"/>
-            <w:shd w:fill="1A3A5C"/>
-          </w:tcPr>
-          <w:p>
-            <w:pPr>
-              <w:jc w:val="center"/>
-            </w:pPr>
-            <w:r>
-              <w:rPr>
-                <w:b/>
-                <w:color w:val="FFFFFF"/>
-                <w:sz w:val="20"/>
-              </w:rPr>
-              <w:t>挑战</w:t>
-            </w:r>
-          </w:p>
-        </w:tc>
-        <w:tc>
-          <w:tcPr>
-            <w:tcW w:type="dxa" w:w="2268"/>
-            <w:shd w:fill="1A3A5C"/>
-          </w:tcPr>
-          <w:p>
-            <w:pPr>
-              <w:jc w:val="center"/>
-            </w:pPr>
-            <w:r>
-              <w:rPr>
-                <w:b/>
-                <w:color w:val="FFFFFF"/>
-                <w:sz w:val="20"/>
-              </w:rPr>
-              <w:t>当前状态</w:t>
-            </w:r>
-          </w:p>
-        </w:tc>
-        <w:tc>
-          <w:tcPr>
-            <w:tcW w:type="dxa" w:w="2268"/>
-            <w:shd w:fill="1A3A5C"/>
-          </w:tcPr>
-          <w:p>
-            <w:pPr>
-              <w:jc w:val="center"/>
-            </w:pPr>
-            <w:r>
-              <w:rPr>
-                <w:b/>
-                <w:color w:val="FFFFFF"/>
-                <w:sz w:val="20"/>
-              </w:rPr>
-              <w:t>路线图预期</w:t>
-            </w:r>
-          </w:p>
-        </w:tc>
-        <w:tc>
-          <w:tcPr>
-            <w:tcW w:type="dxa" w:w="2268"/>
-            <w:shd w:fill="1A3A5C"/>
-          </w:tcPr>
-          <w:p>
-            <w:pPr>
-              <w:jc w:val="center"/>
-            </w:pPr>
-            <w:r>
-              <w:rPr>
-                <w:b/>
-                <w:color w:val="FFFFFF"/>
-                <w:sz w:val="20"/>
-              </w:rPr>
-              <w:t>应对策略</w:t>
-            </w:r>
-          </w:p>
-        </w:tc>
-      </w:tr>
-      <w:tr>
-        <w:tc>
-          <w:tcPr>
-            <w:tcW w:type="dxa" w:w="2268"/>
-            <w:shd w:fill="F0F4F8"/>
-          </w:tcPr>
-          <w:p>
-            <w:r>
-              <w:rPr>
-                <w:sz w:val="20"/>
-              </w:rPr>
-              <w:t>光子散粒噪声</w:t>
-            </w:r>
-          </w:p>
-        </w:tc>
-        <w:tc>
-          <w:tcPr>
-            <w:tcW w:type="dxa" w:w="2268"/>
-            <w:shd w:fill="F0F4F8"/>
-          </w:tcPr>
-          <w:p>
-            <w:r>
-              <w:rPr>
-                <w:sz w:val="20"/>
-              </w:rPr>
-              <w:t>已成为限制因素</w:t>
-            </w:r>
-          </w:p>
-        </w:tc>
-        <w:tc>
-          <w:tcPr>
-            <w:tcW w:type="dxa" w:w="2268"/>
-            <w:shd w:fill="F0F4F8"/>
-          </w:tcPr>
-          <w:p>
-            <w:r>
-              <w:rPr>
-                <w:sz w:val="20"/>
-              </w:rPr>
-              <w:t>影响进一步加剧</w:t>
-            </w:r>
-          </w:p>
-        </w:tc>
-        <w:tc>
-          <w:tcPr>
-            <w:tcW w:type="dxa" w:w="2268"/>
-            <w:shd w:fill="F0F4F8"/>
-          </w:tcPr>
-          <w:p>
-            <w:r>
-              <w:rPr>
-                <w:sz w:val="20"/>
-              </w:rPr>
-              <w:t>增大曝光剂量</w:t>
-            </w:r>
-          </w:p>
-        </w:tc>
-      </w:tr>
-      <w:tr>
-        <w:tc>
-          <w:tcPr>
-            <w:tcW w:type="dxa" w:w="2268"/>
-            <w:shd w:fill="FFFFFF"/>
-          </w:tcPr>
-          <w:p>
-            <w:r>
-              <w:rPr>
-                <w:sz w:val="20"/>
-              </w:rPr>
-              <w:t>线边缘粗糙度 (LER)</w:t>
-            </w:r>
-          </w:p>
-        </w:tc>
-        <w:tc>
-          <w:tcPr>
-            <w:tcW w:type="dxa" w:w="2268"/>
-            <w:shd w:fill="FFFFFF"/>
-          </w:tcPr>
-          <w:p>
-            <w:r>
-              <w:rPr>
-                <w:sz w:val="20"/>
-              </w:rPr>
-              <w:t>约1.5-2nm</w:t>
-            </w:r>
-          </w:p>
-        </w:tc>
-        <w:tc>
-          <w:tcPr>
-            <w:tcW w:type="dxa" w:w="2268"/>
-            <w:shd w:fill="FFFFFF"/>
-          </w:tcPr>
-          <w:p>
-            <w:r>
-              <w:rPr>
-                <w:sz w:val="20"/>
-              </w:rPr>
-              <w:t>需降至&lt;1nm</w:t>
-            </w:r>
-          </w:p>
-        </w:tc>
-        <w:tc>
-          <w:tcPr>
-            <w:tcW w:type="dxa" w:w="2268"/>
-            <w:shd w:fill="FFFFFF"/>
-          </w:tcPr>
-          <w:p>
-            <w:r>
-              <w:rPr>
-                <w:sz w:val="20"/>
-              </w:rPr>
-              <w:t>新型光刻胶</w:t>
-            </w:r>
-          </w:p>
-        </w:tc>
-      </w:tr>
-      <w:tr>
-        <w:tc>
-          <w:tcPr>
-            <w:tcW w:type="dxa" w:w="2268"/>
-            <w:shd w:fill="F0F4F8"/>
-          </w:tcPr>
-          <w:p>
-            <w:r>
-              <w:rPr>
-                <w:sz w:val="20"/>
-              </w:rPr>
-              <w:t>随机缺陷</w:t>
-            </w:r>
-          </w:p>
-        </w:tc>
-        <w:tc>
-          <w:tcPr>
-            <w:tcW w:type="dxa" w:w="2268"/>
-            <w:shd w:fill="F0F4F8"/>
-          </w:tcPr>
-          <w:p>
-            <w:r>
-              <w:rPr>
-                <w:sz w:val="20"/>
-              </w:rPr>
-              <w:t>需要关注</w:t>
-            </w:r>
-          </w:p>
-        </w:tc>
-        <w:tc>
-          <w:tcPr>
-            <w:tcW w:type="dxa" w:w="2268"/>
-            <w:shd w:fill="F0F4F8"/>
-          </w:tcPr>
-          <w:p>
-            <w:r>
-              <w:rPr>
-                <w:sz w:val="20"/>
-              </w:rPr>
-              <w:t>成为良率主要限制</w:t>
-            </w:r>
-          </w:p>
-        </w:tc>
-        <w:tc>
-          <w:tcPr>
-            <w:tcW w:type="dxa" w:w="2268"/>
-            <w:shd w:fill="F0F4F8"/>
-          </w:tcPr>
-          <w:p>
-            <w:r>
-              <w:rPr>
-                <w:sz w:val="20"/>
-              </w:rPr>
-              <w:t>提高剂量3倍以上</w:t>
-            </w:r>
-          </w:p>
-        </w:tc>
-      </w:tr>
-      <w:tr>
-        <w:tc>
-          <w:tcPr>
-            <w:tcW w:type="dxa" w:w="2268"/>
-            <w:shd w:fill="FFFFFF"/>
-          </w:tcPr>
-          <w:p>
-            <w:r>
-              <w:rPr>
-                <w:sz w:val="20"/>
-              </w:rPr>
-              <w:t>光刻胶剂量</w:t>
-            </w:r>
-          </w:p>
-        </w:tc>
-        <w:tc>
-          <w:tcPr>
-            <w:tcW w:type="dxa" w:w="2268"/>
-            <w:shd w:fill="FFFFFF"/>
-          </w:tcPr>
-          <w:p>
-            <w:r>
-              <w:rPr>
-                <w:sz w:val="20"/>
-              </w:rPr>
-              <w:t>约30-60 mJ/cm²</w:t>
-            </w:r>
-          </w:p>
-        </w:tc>
-        <w:tc>
-          <w:tcPr>
-            <w:tcW w:type="dxa" w:w="2268"/>
-            <w:shd w:fill="FFFFFF"/>
-          </w:tcPr>
-          <w:p>
-            <w:r>
-              <w:rPr>
-                <w:sz w:val="20"/>
-              </w:rPr>
-              <w:t>可能需要&gt;100 mJ/cm²</w:t>
-            </w:r>
-          </w:p>
-        </w:tc>
-        <w:tc>
-          <w:tcPr>
-            <w:tcW w:type="dxa" w:w="2268"/>
-            <w:shd w:fill="FFFFFF"/>
-          </w:tcPr>
-          <w:p>
-            <w:r>
-              <w:rPr>
-                <w:sz w:val="20"/>
-              </w:rPr>
-              <w:t>高灵敏度/高分辨率胶</w:t>
-            </w:r>
-          </w:p>
-        </w:tc>
-      </w:tr>
-    </w:tbl>
-    <w:p/>
     <w:p>
       <w:pPr>
         <w:pStyle w:val="Heading2"/>
       </w:pPr>
       <w:r>
         <w:rPr>
-          <w:rFonts w:ascii="Microsoft YaHei" w:hAnsi="Microsoft YaHei" w:eastAsia="Microsoft YaHei"/>
-          <w:color w:val="1A3A5C"/>
-          <w:sz w:val="32"/>
+          <w:b w:val="0"/>
         </w:rPr>
-        <w:t>3.6 关键尺寸与边缘放置误差</w:t>
+        <w:t>5.4 反射率与膜系计量</w:t>
       </w:r>
     </w:p>
     <w:p>
+      <w:pPr>
+        <w:pStyle w:val="ListBullet"/>
+      </w:pPr>
       <w:r>
-        <w:t>路线图对关键尺寸（CD）均匀性和边缘放置误差（EPE）提出了日益严格的要求，这直接关系到光学系统的精度、工作台定位精度和工艺计量学水平。</w:t>
+        <w:t>EUV反射率计：直接测量13.5 nm附近峰值反射率、中心波长、带宽与均匀性。</w:t>
       </w:r>
     </w:p>
-    <w:tbl>
-      <w:tblPr>
-        <w:tblStyle w:val="TableGrid"/>
-        <w:tblW w:type="auto" w:w="0"/>
-        <w:jc w:val="center"/>
-        <w:tblLook w:firstColumn="1" w:firstRow="1" w:lastColumn="0" w:lastRow="0" w:noHBand="0" w:noVBand="1" w:val="04A0"/>
-      </w:tblPr>
-      <w:tblGrid>
-        <w:gridCol w:w="2268"/>
-        <w:gridCol w:w="2268"/>
-        <w:gridCol w:w="2268"/>
-        <w:gridCol w:w="2268"/>
-      </w:tblGrid>
-      <w:tr>
-        <w:tc>
-          <w:tcPr>
-            <w:tcW w:type="dxa" w:w="2268"/>
-            <w:shd w:fill="1A3A5C"/>
-          </w:tcPr>
-          <w:p>
-            <w:pPr>
-              <w:jc w:val="center"/>
-            </w:pPr>
-            <w:r>
-              <w:rPr>
-                <w:b/>
-                <w:color w:val="FFFFFF"/>
-                <w:sz w:val="20"/>
-              </w:rPr>
-              <w:t>技术节点</w:t>
-            </w:r>
-          </w:p>
-        </w:tc>
-        <w:tc>
-          <w:tcPr>
-            <w:tcW w:type="dxa" w:w="2268"/>
-            <w:shd w:fill="1A3A5C"/>
-          </w:tcPr>
-          <w:p>
-            <w:pPr>
-              <w:jc w:val="center"/>
-            </w:pPr>
-            <w:r>
-              <w:rPr>
-                <w:b/>
-                <w:color w:val="FFFFFF"/>
-                <w:sz w:val="20"/>
-              </w:rPr>
-              <w:t>CD均匀性（3σ）</w:t>
-            </w:r>
-          </w:p>
-        </w:tc>
-        <w:tc>
-          <w:tcPr>
-            <w:tcW w:type="dxa" w:w="2268"/>
-            <w:shd w:fill="1A3A5C"/>
-          </w:tcPr>
-          <w:p>
-            <w:pPr>
-              <w:jc w:val="center"/>
-            </w:pPr>
-            <w:r>
-              <w:rPr>
-                <w:b/>
-                <w:color w:val="FFFFFF"/>
-                <w:sz w:val="20"/>
-              </w:rPr>
-              <w:t>EPE要求</w:t>
-            </w:r>
-          </w:p>
-        </w:tc>
-        <w:tc>
-          <w:tcPr>
-            <w:tcW w:type="dxa" w:w="2268"/>
-            <w:shd w:fill="1A3A5C"/>
-          </w:tcPr>
-          <w:p>
-            <w:pPr>
-              <w:jc w:val="center"/>
-            </w:pPr>
-            <w:r>
-              <w:rPr>
-                <w:b/>
-                <w:color w:val="FFFFFF"/>
-                <w:sz w:val="20"/>
-              </w:rPr>
-              <w:t>叠对精度</w:t>
-            </w:r>
-          </w:p>
-        </w:tc>
-      </w:tr>
-      <w:tr>
-        <w:tc>
-          <w:tcPr>
-            <w:tcW w:type="dxa" w:w="2268"/>
-            <w:shd w:fill="F0F4F8"/>
-          </w:tcPr>
-          <w:p>
-            <w:r>
-              <w:rPr>
-                <w:sz w:val="20"/>
-              </w:rPr>
-              <w:t>5nm</w:t>
-            </w:r>
-          </w:p>
-        </w:tc>
-        <w:tc>
-          <w:tcPr>
-            <w:tcW w:type="dxa" w:w="2268"/>
-            <w:shd w:fill="F0F4F8"/>
-          </w:tcPr>
-          <w:p>
-            <w:r>
-              <w:rPr>
-                <w:sz w:val="20"/>
-              </w:rPr>
-              <w:t>约1.0nm</w:t>
-            </w:r>
-          </w:p>
-        </w:tc>
-        <w:tc>
-          <w:tcPr>
-            <w:tcW w:type="dxa" w:w="2268"/>
-            <w:shd w:fill="F0F4F8"/>
-          </w:tcPr>
-          <w:p>
-            <w:r>
-              <w:rPr>
-                <w:sz w:val="20"/>
-              </w:rPr>
-              <w:t>约3nm</w:t>
-            </w:r>
-          </w:p>
-        </w:tc>
-        <w:tc>
-          <w:tcPr>
-            <w:tcW w:type="dxa" w:w="2268"/>
-            <w:shd w:fill="F0F4F8"/>
-          </w:tcPr>
-          <w:p>
-            <w:r>
-              <w:rPr>
-                <w:sz w:val="20"/>
-              </w:rPr>
-              <w:t>&lt; 2nm</w:t>
-            </w:r>
-          </w:p>
-        </w:tc>
-      </w:tr>
-      <w:tr>
-        <w:tc>
-          <w:tcPr>
-            <w:tcW w:type="dxa" w:w="2268"/>
-            <w:shd w:fill="FFFFFF"/>
-          </w:tcPr>
-          <w:p>
-            <w:r>
-              <w:rPr>
-                <w:sz w:val="20"/>
-              </w:rPr>
-              <w:t>3nm</w:t>
-            </w:r>
-          </w:p>
-        </w:tc>
-        <w:tc>
-          <w:tcPr>
-            <w:tcW w:type="dxa" w:w="2268"/>
-            <w:shd w:fill="FFFFFF"/>
-          </w:tcPr>
-          <w:p>
-            <w:r>
-              <w:rPr>
-                <w:sz w:val="20"/>
-              </w:rPr>
-              <w:t>约0.8nm</w:t>
-            </w:r>
-          </w:p>
-        </w:tc>
-        <w:tc>
-          <w:tcPr>
-            <w:tcW w:type="dxa" w:w="2268"/>
-            <w:shd w:fill="FFFFFF"/>
-          </w:tcPr>
-          <w:p>
-            <w:r>
-              <w:rPr>
-                <w:sz w:val="20"/>
-              </w:rPr>
-              <w:t>约2.5nm</w:t>
-            </w:r>
-          </w:p>
-        </w:tc>
-        <w:tc>
-          <w:tcPr>
-            <w:tcW w:type="dxa" w:w="2268"/>
-            <w:shd w:fill="FFFFFF"/>
-          </w:tcPr>
-          <w:p>
-            <w:r>
-              <w:rPr>
-                <w:sz w:val="20"/>
-              </w:rPr>
-              <w:t>&lt; 1.5nm</w:t>
-            </w:r>
-          </w:p>
-        </w:tc>
-      </w:tr>
-      <w:tr>
-        <w:tc>
-          <w:tcPr>
-            <w:tcW w:type="dxa" w:w="2268"/>
-            <w:shd w:fill="F0F4F8"/>
-          </w:tcPr>
-          <w:p>
-            <w:r>
-              <w:rPr>
-                <w:sz w:val="20"/>
-              </w:rPr>
-              <w:t>2nm</w:t>
-            </w:r>
-          </w:p>
-        </w:tc>
-        <w:tc>
-          <w:tcPr>
-            <w:tcW w:type="dxa" w:w="2268"/>
-            <w:shd w:fill="F0F4F8"/>
-          </w:tcPr>
-          <w:p>
-            <w:r>
-              <w:rPr>
-                <w:sz w:val="20"/>
-              </w:rPr>
-              <w:t>约0.6nm</w:t>
-            </w:r>
-          </w:p>
-        </w:tc>
-        <w:tc>
-          <w:tcPr>
-            <w:tcW w:type="dxa" w:w="2268"/>
-            <w:shd w:fill="F0F4F8"/>
-          </w:tcPr>
-          <w:p>
-            <w:r>
-              <w:rPr>
-                <w:sz w:val="20"/>
-              </w:rPr>
-              <w:t>约2nm</w:t>
-            </w:r>
-          </w:p>
-        </w:tc>
-        <w:tc>
-          <w:tcPr>
-            <w:tcW w:type="dxa" w:w="2268"/>
-            <w:shd w:fill="F0F4F8"/>
-          </w:tcPr>
-          <w:p>
-            <w:r>
-              <w:rPr>
-                <w:sz w:val="20"/>
-              </w:rPr>
-              <w:t>&lt; 1nm</w:t>
-            </w:r>
-          </w:p>
-        </w:tc>
-      </w:tr>
-      <w:tr>
-        <w:tc>
-          <w:tcPr>
-            <w:tcW w:type="dxa" w:w="2268"/>
-            <w:shd w:fill="FFFFFF"/>
-          </w:tcPr>
-          <w:p>
-            <w:r>
-              <w:rPr>
-                <w:sz w:val="20"/>
-              </w:rPr>
-              <w:t>1.4nm（预期）</w:t>
-            </w:r>
-          </w:p>
-        </w:tc>
-        <w:tc>
-          <w:tcPr>
-            <w:tcW w:type="dxa" w:w="2268"/>
-            <w:shd w:fill="FFFFFF"/>
-          </w:tcPr>
-          <w:p>
-            <w:r>
-              <w:rPr>
-                <w:sz w:val="20"/>
-              </w:rPr>
-              <w:t>约0.4nm</w:t>
-            </w:r>
-          </w:p>
-        </w:tc>
-        <w:tc>
-          <w:tcPr>
-            <w:tcW w:type="dxa" w:w="2268"/>
-            <w:shd w:fill="FFFFFF"/>
-          </w:tcPr>
-          <w:p>
-            <w:r>
-              <w:rPr>
-                <w:sz w:val="20"/>
-              </w:rPr>
-              <w:t>约1.5nm</w:t>
-            </w:r>
-          </w:p>
-        </w:tc>
-        <w:tc>
-          <w:tcPr>
-            <w:tcW w:type="dxa" w:w="2268"/>
-            <w:shd w:fill="FFFFFF"/>
-          </w:tcPr>
-          <w:p>
-            <w:r>
-              <w:rPr>
-                <w:sz w:val="20"/>
-              </w:rPr>
-              <w:t>&lt; 0.8nm</w:t>
-            </w:r>
-          </w:p>
-        </w:tc>
-      </w:tr>
-    </w:tbl>
-    <w:p/>
+    <w:p>
+      <w:pPr>
+        <w:pStyle w:val="ListBullet"/>
+      </w:pPr>
+      <w:r>
+        <w:t>XRR：用于膜层厚度、界面、密度与粗糙度反演。</w:t>
+      </w:r>
+    </w:p>
+    <w:p>
+      <w:pPr>
+        <w:pStyle w:val="ListBullet"/>
+      </w:pPr>
+      <w:r>
+        <w:t>椭偏/散射联合计量：用于提升对膜层参数与污染层的分辨能力。</w:t>
+      </w:r>
+    </w:p>
+    <w:p>
+      <w:pPr>
+        <w:pStyle w:val="ListBullet"/>
+      </w:pPr>
+      <w:r>
+        <w:t>见证片管理：实际工程中通常会使用同批见证片进行过程追踪。</w:t>
+      </w:r>
+    </w:p>
     <w:p>
       <w:pPr>
         <w:pStyle w:val="Heading2"/>
       </w:pPr>
       <w:r>
         <w:rPr>
-          <w:rFonts w:ascii="Microsoft YaHei" w:hAnsi="Microsoft YaHei" w:eastAsia="Microsoft YaHei"/>
-          <w:color w:val="1A3A5C"/>
-          <w:sz w:val="32"/>
+          <w:b w:val="0"/>
         </w:rPr>
-        <w:t>3.7 技术节点光学规范路线图</w:t>
+        <w:t>5.5 污染与寿命计量</w:t>
+      </w:r>
+    </w:p>
+    <w:p>
+      <w:pPr>
+        <w:pStyle w:val="ListBullet"/>
+      </w:pPr>
+      <w:r>
+        <w:t>辐照前后反射率变化是最直接的寿命指标之一。</w:t>
+      </w:r>
+    </w:p>
+    <w:p>
+      <w:pPr>
+        <w:pStyle w:val="ListBullet"/>
+      </w:pPr>
+      <w:r>
+        <w:t>需要记录特定气氛、剂量、时间、清洗循环后的性能保持率。</w:t>
+      </w:r>
+    </w:p>
+    <w:p>
+      <w:pPr>
+        <w:pStyle w:val="ListBullet"/>
+      </w:pPr>
+      <w:r>
+        <w:t>对于LPP源相关环境，还需要关注锡防护与可恢复性。</w:t>
+      </w:r>
+    </w:p>
+    <w:p>
+      <w:pPr>
+        <w:pStyle w:val="Heading2"/>
+      </w:pPr>
+      <w:r>
+        <w:rPr>
+          <w:b w:val="0"/>
+        </w:rPr>
+        <w:t>5.6 为什么NIST、PTB、CXRO这类机构重要</w:t>
       </w:r>
     </w:p>
     <w:p>
       <w:r>
-        <w:t>以下是IRDS路线图中关于各技术节点光刻光学系统的关键参数演进：</w:t>
-      </w:r>
-    </w:p>
-    <w:tbl>
-      <w:tblPr>
-        <w:tblStyle w:val="TableGrid"/>
-        <w:tblW w:type="auto" w:w="0"/>
-        <w:jc w:val="center"/>
-        <w:tblLook w:firstColumn="1" w:firstRow="1" w:lastColumn="0" w:lastRow="0" w:noHBand="0" w:noVBand="1" w:val="04A0"/>
-      </w:tblPr>
-      <w:tblGrid>
-        <w:gridCol w:w="1512"/>
-        <w:gridCol w:w="1512"/>
-        <w:gridCol w:w="1512"/>
-        <w:gridCol w:w="1512"/>
-        <w:gridCol w:w="1512"/>
-        <w:gridCol w:w="1512"/>
-      </w:tblGrid>
-      <w:tr>
-        <w:tc>
-          <w:tcPr>
-            <w:tcW w:type="dxa" w:w="1512"/>
-            <w:shd w:fill="1A3A5C"/>
-          </w:tcPr>
-          <w:p>
-            <w:pPr>
-              <w:jc w:val="center"/>
-            </w:pPr>
-            <w:r>
-              <w:rPr>
-                <w:b/>
-                <w:color w:val="FFFFFF"/>
-                <w:sz w:val="20"/>
-              </w:rPr>
-              <w:t>参数</w:t>
-            </w:r>
-          </w:p>
-        </w:tc>
-        <w:tc>
-          <w:tcPr>
-            <w:tcW w:type="dxa" w:w="1512"/>
-            <w:shd w:fill="1A3A5C"/>
-          </w:tcPr>
-          <w:p>
-            <w:pPr>
-              <w:jc w:val="center"/>
-            </w:pPr>
-            <w:r>
-              <w:rPr>
-                <w:b/>
-                <w:color w:val="FFFFFF"/>
-                <w:sz w:val="20"/>
-              </w:rPr>
-              <w:t>7nm</w:t>
-            </w:r>
-          </w:p>
-        </w:tc>
-        <w:tc>
-          <w:tcPr>
-            <w:tcW w:type="dxa" w:w="1512"/>
-            <w:shd w:fill="1A3A5C"/>
-          </w:tcPr>
-          <w:p>
-            <w:pPr>
-              <w:jc w:val="center"/>
-            </w:pPr>
-            <w:r>
-              <w:rPr>
-                <w:b/>
-                <w:color w:val="FFFFFF"/>
-                <w:sz w:val="20"/>
-              </w:rPr>
-              <w:t>5nm</w:t>
-            </w:r>
-          </w:p>
-        </w:tc>
-        <w:tc>
-          <w:tcPr>
-            <w:tcW w:type="dxa" w:w="1512"/>
-            <w:shd w:fill="1A3A5C"/>
-          </w:tcPr>
-          <w:p>
-            <w:pPr>
-              <w:jc w:val="center"/>
-            </w:pPr>
-            <w:r>
-              <w:rPr>
-                <w:b/>
-                <w:color w:val="FFFFFF"/>
-                <w:sz w:val="20"/>
-              </w:rPr>
-              <w:t>3nm</w:t>
-            </w:r>
-          </w:p>
-        </w:tc>
-        <w:tc>
-          <w:tcPr>
-            <w:tcW w:type="dxa" w:w="1512"/>
-            <w:shd w:fill="1A3A5C"/>
-          </w:tcPr>
-          <w:p>
-            <w:pPr>
-              <w:jc w:val="center"/>
-            </w:pPr>
-            <w:r>
-              <w:rPr>
-                <w:b/>
-                <w:color w:val="FFFFFF"/>
-                <w:sz w:val="20"/>
-              </w:rPr>
-              <w:t>2nm</w:t>
-            </w:r>
-          </w:p>
-        </w:tc>
-        <w:tc>
-          <w:tcPr>
-            <w:tcW w:type="dxa" w:w="1512"/>
-            <w:shd w:fill="1A3A5C"/>
-          </w:tcPr>
-          <w:p>
-            <w:pPr>
-              <w:jc w:val="center"/>
-            </w:pPr>
-            <w:r>
-              <w:rPr>
-                <w:b/>
-                <w:color w:val="FFFFFF"/>
-                <w:sz w:val="20"/>
-              </w:rPr>
-              <w:t>1.4nm</w:t>
-            </w:r>
-          </w:p>
-        </w:tc>
-      </w:tr>
-      <w:tr>
-        <w:tc>
-          <w:tcPr>
-            <w:tcW w:type="dxa" w:w="1512"/>
-            <w:shd w:fill="F0F4F8"/>
-          </w:tcPr>
-          <w:p>
-            <w:r>
-              <w:rPr>
-                <w:sz w:val="20"/>
-              </w:rPr>
-              <w:t>光刻技术</w:t>
-            </w:r>
-          </w:p>
-        </w:tc>
-        <w:tc>
-          <w:tcPr>
-            <w:tcW w:type="dxa" w:w="1512"/>
-            <w:shd w:fill="F0F4F8"/>
-          </w:tcPr>
-          <w:p>
-            <w:r>
-              <w:rPr>
-                <w:sz w:val="20"/>
-              </w:rPr>
-              <w:t>EUV</w:t>
-            </w:r>
-          </w:p>
-        </w:tc>
-        <w:tc>
-          <w:tcPr>
-            <w:tcW w:type="dxa" w:w="1512"/>
-            <w:shd w:fill="F0F4F8"/>
-          </w:tcPr>
-          <w:p>
-            <w:r>
-              <w:rPr>
-                <w:sz w:val="20"/>
-              </w:rPr>
-              <w:t>EUV</w:t>
-            </w:r>
-          </w:p>
-        </w:tc>
-        <w:tc>
-          <w:tcPr>
-            <w:tcW w:type="dxa" w:w="1512"/>
-            <w:shd w:fill="F0F4F8"/>
-          </w:tcPr>
-          <w:p>
-            <w:r>
-              <w:rPr>
-                <w:sz w:val="20"/>
-              </w:rPr>
-              <w:t>EUV+多重图案</w:t>
-            </w:r>
-          </w:p>
-        </w:tc>
-        <w:tc>
-          <w:tcPr>
-            <w:tcW w:type="dxa" w:w="1512"/>
-            <w:shd w:fill="F0F4F8"/>
-          </w:tcPr>
-          <w:p>
-            <w:r>
-              <w:rPr>
-                <w:sz w:val="20"/>
-              </w:rPr>
-              <w:t>High-NA EUV</w:t>
-            </w:r>
-          </w:p>
-        </w:tc>
-        <w:tc>
-          <w:tcPr>
-            <w:tcW w:type="dxa" w:w="1512"/>
-            <w:shd w:fill="F0F4F8"/>
-          </w:tcPr>
-          <w:p>
-            <w:r>
-              <w:rPr>
-                <w:sz w:val="20"/>
-              </w:rPr>
-              <w:t>High-NA EUV+</w:t>
-            </w:r>
-          </w:p>
-        </w:tc>
-      </w:tr>
-      <w:tr>
-        <w:tc>
-          <w:tcPr>
-            <w:tcW w:type="dxa" w:w="1512"/>
-            <w:shd w:fill="FFFFFF"/>
-          </w:tcPr>
-          <w:p>
-            <w:r>
-              <w:rPr>
-                <w:sz w:val="20"/>
-              </w:rPr>
-              <w:t>数值孔径</w:t>
-            </w:r>
-          </w:p>
-        </w:tc>
-        <w:tc>
-          <w:tcPr>
-            <w:tcW w:type="dxa" w:w="1512"/>
-            <w:shd w:fill="FFFFFF"/>
-          </w:tcPr>
-          <w:p>
-            <w:r>
-              <w:rPr>
-                <w:sz w:val="20"/>
-              </w:rPr>
-              <w:t>0.33</w:t>
-            </w:r>
-          </w:p>
-        </w:tc>
-        <w:tc>
-          <w:tcPr>
-            <w:tcW w:type="dxa" w:w="1512"/>
-            <w:shd w:fill="FFFFFF"/>
-          </w:tcPr>
-          <w:p>
-            <w:r>
-              <w:rPr>
-                <w:sz w:val="20"/>
-              </w:rPr>
-              <w:t>0.33</w:t>
-            </w:r>
-          </w:p>
-        </w:tc>
-        <w:tc>
-          <w:tcPr>
-            <w:tcW w:type="dxa" w:w="1512"/>
-            <w:shd w:fill="FFFFFF"/>
-          </w:tcPr>
-          <w:p>
-            <w:r>
-              <w:rPr>
-                <w:sz w:val="20"/>
-              </w:rPr>
-              <w:t>0.33</w:t>
-            </w:r>
-          </w:p>
-        </w:tc>
-        <w:tc>
-          <w:tcPr>
-            <w:tcW w:type="dxa" w:w="1512"/>
-            <w:shd w:fill="FFFFFF"/>
-          </w:tcPr>
-          <w:p>
-            <w:r>
-              <w:rPr>
-                <w:sz w:val="20"/>
-              </w:rPr>
-              <w:t>0.55</w:t>
-            </w:r>
-          </w:p>
-        </w:tc>
-        <w:tc>
-          <w:tcPr>
-            <w:tcW w:type="dxa" w:w="1512"/>
-            <w:shd w:fill="FFFFFF"/>
-          </w:tcPr>
-          <w:p>
-            <w:r>
-              <w:rPr>
-                <w:sz w:val="20"/>
-              </w:rPr>
-              <w:t>0.55+</w:t>
-            </w:r>
-          </w:p>
-        </w:tc>
-      </w:tr>
-      <w:tr>
-        <w:tc>
-          <w:tcPr>
-            <w:tcW w:type="dxa" w:w="1512"/>
-            <w:shd w:fill="F0F4F8"/>
-          </w:tcPr>
-          <w:p>
-            <w:r>
-              <w:rPr>
-                <w:sz w:val="20"/>
-              </w:rPr>
-              <w:t>最小半节距</w:t>
-            </w:r>
-          </w:p>
-        </w:tc>
-        <w:tc>
-          <w:tcPr>
-            <w:tcW w:type="dxa" w:w="1512"/>
-            <w:shd w:fill="F0F4F8"/>
-          </w:tcPr>
-          <w:p>
-            <w:r>
-              <w:rPr>
-                <w:sz w:val="20"/>
-              </w:rPr>
-              <w:t>18nm</w:t>
-            </w:r>
-          </w:p>
-        </w:tc>
-        <w:tc>
-          <w:tcPr>
-            <w:tcW w:type="dxa" w:w="1512"/>
-            <w:shd w:fill="F0F4F8"/>
-          </w:tcPr>
-          <w:p>
-            <w:r>
-              <w:rPr>
-                <w:sz w:val="20"/>
-              </w:rPr>
-              <w:t>15nm</w:t>
-            </w:r>
-          </w:p>
-        </w:tc>
-        <w:tc>
-          <w:tcPr>
-            <w:tcW w:type="dxa" w:w="1512"/>
-            <w:shd w:fill="F0F4F8"/>
-          </w:tcPr>
-          <w:p>
-            <w:r>
-              <w:rPr>
-                <w:sz w:val="20"/>
-              </w:rPr>
-              <w:t>12nm</w:t>
-            </w:r>
-          </w:p>
-        </w:tc>
-        <w:tc>
-          <w:tcPr>
-            <w:tcW w:type="dxa" w:w="1512"/>
-            <w:shd w:fill="F0F4F8"/>
-          </w:tcPr>
-          <w:p>
-            <w:r>
-              <w:rPr>
-                <w:sz w:val="20"/>
-              </w:rPr>
-              <w:t>8nm</w:t>
-            </w:r>
-          </w:p>
-        </w:tc>
-        <w:tc>
-          <w:tcPr>
-            <w:tcW w:type="dxa" w:w="1512"/>
-            <w:shd w:fill="F0F4F8"/>
-          </w:tcPr>
-          <w:p>
-            <w:r>
-              <w:rPr>
-                <w:sz w:val="20"/>
-              </w:rPr>
-              <w:t>5-6nm</w:t>
-            </w:r>
-          </w:p>
-        </w:tc>
-      </w:tr>
-      <w:tr>
-        <w:tc>
-          <w:tcPr>
-            <w:tcW w:type="dxa" w:w="1512"/>
-            <w:shd w:fill="FFFFFF"/>
-          </w:tcPr>
-          <w:p>
-            <w:r>
-              <w:rPr>
-                <w:sz w:val="20"/>
-              </w:rPr>
-              <w:t>叠对精度</w:t>
-            </w:r>
-          </w:p>
-        </w:tc>
-        <w:tc>
-          <w:tcPr>
-            <w:tcW w:type="dxa" w:w="1512"/>
-            <w:shd w:fill="FFFFFF"/>
-          </w:tcPr>
-          <w:p>
-            <w:r>
-              <w:rPr>
-                <w:sz w:val="20"/>
-              </w:rPr>
-              <w:t>&lt; 3nm</w:t>
-            </w:r>
-          </w:p>
-        </w:tc>
-        <w:tc>
-          <w:tcPr>
-            <w:tcW w:type="dxa" w:w="1512"/>
-            <w:shd w:fill="FFFFFF"/>
-          </w:tcPr>
-          <w:p>
-            <w:r>
-              <w:rPr>
-                <w:sz w:val="20"/>
-              </w:rPr>
-              <w:t>&lt; 2nm</w:t>
-            </w:r>
-          </w:p>
-        </w:tc>
-        <w:tc>
-          <w:tcPr>
-            <w:tcW w:type="dxa" w:w="1512"/>
-            <w:shd w:fill="FFFFFF"/>
-          </w:tcPr>
-          <w:p>
-            <w:r>
-              <w:rPr>
-                <w:sz w:val="20"/>
-              </w:rPr>
-              <w:t>&lt; 1.5nm</w:t>
-            </w:r>
-          </w:p>
-        </w:tc>
-        <w:tc>
-          <w:tcPr>
-            <w:tcW w:type="dxa" w:w="1512"/>
-            <w:shd w:fill="FFFFFF"/>
-          </w:tcPr>
-          <w:p>
-            <w:r>
-              <w:rPr>
-                <w:sz w:val="20"/>
-              </w:rPr>
-              <w:t>&lt; 1nm</w:t>
-            </w:r>
-          </w:p>
-        </w:tc>
-        <w:tc>
-          <w:tcPr>
-            <w:tcW w:type="dxa" w:w="1512"/>
-            <w:shd w:fill="FFFFFF"/>
-          </w:tcPr>
-          <w:p>
-            <w:r>
-              <w:rPr>
-                <w:sz w:val="20"/>
-              </w:rPr>
-              <w:t>&lt; 0.8nm</w:t>
-            </w:r>
-          </w:p>
-        </w:tc>
-      </w:tr>
-      <w:tr>
-        <w:tc>
-          <w:tcPr>
-            <w:tcW w:type="dxa" w:w="1512"/>
-            <w:shd w:fill="F0F4F8"/>
-          </w:tcPr>
-          <w:p>
-            <w:r>
-              <w:rPr>
-                <w:sz w:val="20"/>
-              </w:rPr>
-              <w:t>光源功率需求</w:t>
-            </w:r>
-          </w:p>
-        </w:tc>
-        <w:tc>
-          <w:tcPr>
-            <w:tcW w:type="dxa" w:w="1512"/>
-            <w:shd w:fill="F0F4F8"/>
-          </w:tcPr>
-          <w:p>
-            <w:r>
-              <w:rPr>
-                <w:sz w:val="20"/>
-              </w:rPr>
-              <w:t>250W</w:t>
-            </w:r>
-          </w:p>
-        </w:tc>
-        <w:tc>
-          <w:tcPr>
-            <w:tcW w:type="dxa" w:w="1512"/>
-            <w:shd w:fill="F0F4F8"/>
-          </w:tcPr>
-          <w:p>
-            <w:r>
-              <w:rPr>
-                <w:sz w:val="20"/>
-              </w:rPr>
-              <w:t>250W</w:t>
-            </w:r>
-          </w:p>
-        </w:tc>
-        <w:tc>
-          <w:tcPr>
-            <w:tcW w:type="dxa" w:w="1512"/>
-            <w:shd w:fill="F0F4F8"/>
-          </w:tcPr>
-          <w:p>
-            <w:r>
-              <w:rPr>
-                <w:sz w:val="20"/>
-              </w:rPr>
-              <w:t>400W</w:t>
-            </w:r>
-          </w:p>
-        </w:tc>
-        <w:tc>
-          <w:tcPr>
-            <w:tcW w:type="dxa" w:w="1512"/>
-            <w:shd w:fill="F0F4F8"/>
-          </w:tcPr>
-          <w:p>
-            <w:r>
-              <w:rPr>
-                <w:sz w:val="20"/>
-              </w:rPr>
-              <w:t>≥600W</w:t>
-            </w:r>
-          </w:p>
-        </w:tc>
-        <w:tc>
-          <w:tcPr>
-            <w:tcW w:type="dxa" w:w="1512"/>
-            <w:shd w:fill="F0F4F8"/>
-          </w:tcPr>
-          <w:p>
-            <w:r>
-              <w:rPr>
-                <w:sz w:val="20"/>
-              </w:rPr>
-              <w:t>≥1kW</w:t>
-            </w:r>
-          </w:p>
-        </w:tc>
-      </w:tr>
-      <w:tr>
-        <w:tc>
-          <w:tcPr>
-            <w:tcW w:type="dxa" w:w="1512"/>
-            <w:shd w:fill="FFFFFF"/>
-          </w:tcPr>
-          <w:p>
-            <w:r>
-              <w:rPr>
-                <w:sz w:val="20"/>
-              </w:rPr>
-              <w:t>掩膜技术</w:t>
-            </w:r>
-          </w:p>
-        </w:tc>
-        <w:tc>
-          <w:tcPr>
-            <w:tcW w:type="dxa" w:w="1512"/>
-            <w:shd w:fill="FFFFFF"/>
-          </w:tcPr>
-          <w:p>
-            <w:r>
-              <w:rPr>
-                <w:sz w:val="20"/>
-              </w:rPr>
-              <w:t>二元</w:t>
-            </w:r>
-          </w:p>
-        </w:tc>
-        <w:tc>
-          <w:tcPr>
-            <w:tcW w:type="dxa" w:w="1512"/>
-            <w:shd w:fill="FFFFFF"/>
-          </w:tcPr>
-          <w:p>
-            <w:r>
-              <w:rPr>
-                <w:sz w:val="20"/>
-              </w:rPr>
-              <w:t>二元/相移</w:t>
-            </w:r>
-          </w:p>
-        </w:tc>
-        <w:tc>
-          <w:tcPr>
-            <w:tcW w:type="dxa" w:w="1512"/>
-            <w:shd w:fill="FFFFFF"/>
-          </w:tcPr>
-          <w:p>
-            <w:r>
-              <w:rPr>
-                <w:sz w:val="20"/>
-              </w:rPr>
-              <w:t>相移</w:t>
-            </w:r>
-          </w:p>
-        </w:tc>
-        <w:tc>
-          <w:tcPr>
-            <w:tcW w:type="dxa" w:w="1512"/>
-            <w:shd w:fill="FFFFFF"/>
-          </w:tcPr>
-          <w:p>
-            <w:r>
-              <w:rPr>
-                <w:sz w:val="20"/>
-              </w:rPr>
-              <w:t>变形+相移</w:t>
-            </w:r>
-          </w:p>
-        </w:tc>
-        <w:tc>
-          <w:tcPr>
-            <w:tcW w:type="dxa" w:w="1512"/>
-            <w:shd w:fill="FFFFFF"/>
-          </w:tcPr>
-          <w:p>
-            <w:r>
-              <w:rPr>
-                <w:sz w:val="20"/>
-              </w:rPr>
-              <w:t>下一代</w:t>
-            </w:r>
-          </w:p>
-        </w:tc>
-      </w:tr>
-    </w:tbl>
-    <w:p>
-      <w:r>
-        <w:br w:type="page"/>
+        <w:rPr>
+          <w:b w:val="0"/>
+        </w:rPr>
+        <w:t>因为EUV计量不是普通实验室就能轻易完成的工作。国家计量机构和同步辐射/专用光束线提供了高精度、可溯源的反射率、辐射度和散射测量能力，它们实际上构成了EUV光学规范得以“站得住”的基础设施。</w:t>
       </w:r>
     </w:p>
     <w:p>
@@ -6396,16 +2052,9 @@
       </w:pPr>
       <w:r>
         <w:rPr>
-          <w:rFonts w:ascii="Microsoft YaHei" w:hAnsi="Microsoft YaHei" w:eastAsia="Microsoft YaHei"/>
-          <w:color w:val="1A3A5C"/>
-          <w:sz w:val="40"/>
+          <w:b w:val="0"/>
         </w:rPr>
-        <w:t>第四部分  三大标准体系对比分析</w:t>
-      </w:r>
-    </w:p>
-    <w:p>
-      <w:r>
-        <w:t>以下将ASML内部规范、Zeiss SMT光学质量标准和IRDS/ITRS路线图三个标准体系进行对比分析，帮助读者理解它们各自的定位和相互关系。</w:t>
+        <w:t>6. 标准与资料体系汇编：哪些属于标准，哪些属于路线图，哪些属于参考规范</w:t>
       </w:r>
     </w:p>
     <w:p>
@@ -6414,100 +2063,61 @@
       </w:pPr>
       <w:r>
         <w:rPr>
-          <w:rFonts w:ascii="Microsoft YaHei" w:hAnsi="Microsoft YaHei" w:eastAsia="Microsoft YaHei"/>
-          <w:color w:val="1A3A5C"/>
-          <w:sz w:val="32"/>
+          <w:b w:val="0"/>
         </w:rPr>
-        <w:t>4.1 定位与性质对比</w:t>
+        <w:t>6.1 不同类型资料的角色</w:t>
       </w:r>
     </w:p>
     <w:tbl>
       <w:tblPr>
         <w:tblStyle w:val="TableGrid"/>
         <w:tblW w:type="auto" w:w="0"/>
-        <w:jc w:val="center"/>
         <w:tblLook w:firstColumn="1" w:firstRow="1" w:lastColumn="0" w:lastRow="0" w:noHBand="0" w:noVBand="1" w:val="04A0"/>
       </w:tblPr>
       <w:tblGrid>
-        <w:gridCol w:w="2268"/>
-        <w:gridCol w:w="2268"/>
-        <w:gridCol w:w="2268"/>
-        <w:gridCol w:w="2268"/>
+        <w:gridCol w:w="2379"/>
+        <w:gridCol w:w="2379"/>
+        <w:gridCol w:w="2379"/>
+        <w:gridCol w:w="2379"/>
       </w:tblGrid>
       <w:tr>
         <w:tc>
           <w:tcPr>
-            <w:tcW w:type="dxa" w:w="2268"/>
-            <w:shd w:fill="1A3A5C"/>
+            <w:tcW w:type="dxa" w:w="1701"/>
           </w:tcPr>
           <w:p>
-            <w:pPr>
-              <w:jc w:val="center"/>
-            </w:pPr>
             <w:r>
-              <w:rPr>
-                <w:b/>
-                <w:color w:val="FFFFFF"/>
-                <w:sz w:val="20"/>
-              </w:rPr>
-              <w:t>维度</w:t>
+              <w:t>资料类型</w:t>
             </w:r>
           </w:p>
         </w:tc>
         <w:tc>
           <w:tcPr>
-            <w:tcW w:type="dxa" w:w="2268"/>
-            <w:shd w:fill="1A3A5C"/>
+            <w:tcW w:type="dxa" w:w="1814"/>
           </w:tcPr>
           <w:p>
-            <w:pPr>
-              <w:jc w:val="center"/>
-            </w:pPr>
             <w:r>
-              <w:rPr>
-                <w:b/>
-                <w:color w:val="FFFFFF"/>
-                <w:sz w:val="20"/>
-              </w:rPr>
-              <w:t>ASML光学元件规范</w:t>
+              <w:t>代表来源</w:t>
             </w:r>
           </w:p>
         </w:tc>
         <w:tc>
           <w:tcPr>
-            <w:tcW w:type="dxa" w:w="2268"/>
-            <w:shd w:fill="1A3A5C"/>
+            <w:tcW w:type="dxa" w:w="2835"/>
           </w:tcPr>
           <w:p>
-            <w:pPr>
-              <w:jc w:val="center"/>
-            </w:pPr>
             <w:r>
-              <w:rPr>
-                <w:b/>
-                <w:color w:val="FFFFFF"/>
-                <w:sz w:val="20"/>
-              </w:rPr>
-              <w:t>Zeiss SMT质量标准</w:t>
+              <w:t>作用</w:t>
             </w:r>
           </w:p>
         </w:tc>
         <w:tc>
           <w:tcPr>
-            <w:tcW w:type="dxa" w:w="2268"/>
-            <w:shd w:fill="1A3A5C"/>
+            <w:tcW w:type="dxa" w:w="2835"/>
           </w:tcPr>
           <w:p>
-            <w:pPr>
-              <w:jc w:val="center"/>
-            </w:pPr>
             <w:r>
-              <w:rPr>
-                <w:b/>
-                <w:color w:val="FFFFFF"/>
-                <w:sz w:val="20"/>
-              </w:rPr>
-              <w:t>IRDS/ITRS路线图</w:t>
+              <w:t>使用方式</w:t>
             </w:r>
           </w:p>
         </w:tc>
@@ -6515,57 +2125,41 @@
       <w:tr>
         <w:tc>
           <w:tcPr>
-            <w:tcW w:type="dxa" w:w="2268"/>
-            <w:shd w:fill="F0F4F8"/>
+            <w:tcW w:type="dxa" w:w="1701"/>
           </w:tcPr>
           <w:p>
             <w:r>
-              <w:rPr>
-                <w:sz w:val="20"/>
-              </w:rPr>
-              <w:t>性质</w:t>
+              <w:t>国家计量/工作组报告</w:t>
             </w:r>
           </w:p>
         </w:tc>
         <w:tc>
           <w:tcPr>
-            <w:tcW w:type="dxa" w:w="2268"/>
-            <w:shd w:fill="F0F4F8"/>
+            <w:tcW w:type="dxa" w:w="1814"/>
           </w:tcPr>
           <w:p>
             <w:r>
-              <w:rPr>
-                <w:sz w:val="20"/>
-              </w:rPr>
-              <w:t>设备制造商内部规范</w:t>
+              <w:t>NIST、PTB</w:t>
             </w:r>
           </w:p>
         </w:tc>
         <w:tc>
           <w:tcPr>
-            <w:tcW w:type="dxa" w:w="2268"/>
-            <w:shd w:fill="F0F4F8"/>
+            <w:tcW w:type="dxa" w:w="2835"/>
           </w:tcPr>
           <w:p>
             <w:r>
-              <w:rPr>
-                <w:sz w:val="20"/>
-              </w:rPr>
-              <w:t>光学制造商产品标准</w:t>
+              <w:t>定义问题、计量需求、溯源能力、路径建议</w:t>
             </w:r>
           </w:p>
         </w:tc>
         <w:tc>
           <w:tcPr>
-            <w:tcW w:type="dxa" w:w="2268"/>
-            <w:shd w:fill="F0F4F8"/>
+            <w:tcW w:type="dxa" w:w="2835"/>
           </w:tcPr>
           <w:p>
             <w:r>
-              <w:rPr>
-                <w:sz w:val="20"/>
-              </w:rPr>
-              <w:t>行业协会技术路线图</w:t>
+              <w:t>用于确定测量体系与关键指标含义</w:t>
             </w:r>
           </w:p>
         </w:tc>
@@ -6573,57 +2167,41 @@
       <w:tr>
         <w:tc>
           <w:tcPr>
-            <w:tcW w:type="dxa" w:w="2268"/>
-            <w:shd w:fill="FFFFFF"/>
+            <w:tcW w:type="dxa" w:w="1701"/>
           </w:tcPr>
           <w:p>
             <w:r>
-              <w:rPr>
-                <w:sz w:val="20"/>
-              </w:rPr>
-              <w:t>制定机构</w:t>
+              <w:t>行业路线图</w:t>
             </w:r>
           </w:p>
         </w:tc>
         <w:tc>
           <w:tcPr>
-            <w:tcW w:type="dxa" w:w="2268"/>
-            <w:shd w:fill="FFFFFF"/>
+            <w:tcW w:type="dxa" w:w="1814"/>
           </w:tcPr>
           <w:p>
             <w:r>
-              <w:rPr>
-                <w:sz w:val="20"/>
-              </w:rPr>
-              <w:t>ASML</w:t>
+              <w:t>IEEE IRDS（及历史ITRS）</w:t>
             </w:r>
           </w:p>
         </w:tc>
         <w:tc>
           <w:tcPr>
-            <w:tcW w:type="dxa" w:w="2268"/>
-            <w:shd w:fill="FFFFFF"/>
+            <w:tcW w:type="dxa" w:w="2835"/>
           </w:tcPr>
           <w:p>
             <w:r>
-              <w:rPr>
-                <w:sz w:val="20"/>
-              </w:rPr>
-              <w:t>Carl Zeiss SMT</w:t>
+              <w:t>告诉你未来节点会把哪些问题变成主矛盾</w:t>
             </w:r>
           </w:p>
         </w:tc>
         <w:tc>
           <w:tcPr>
-            <w:tcW w:type="dxa" w:w="2268"/>
-            <w:shd w:fill="FFFFFF"/>
+            <w:tcW w:type="dxa" w:w="2835"/>
           </w:tcPr>
           <w:p>
             <w:r>
-              <w:rPr>
-                <w:sz w:val="20"/>
-              </w:rPr>
-              <w:t>IEEE IRDS委员会</w:t>
+              <w:t>用于战略判断与规格升级方向</w:t>
             </w:r>
           </w:p>
         </w:tc>
@@ -6631,57 +2209,41 @@
       <w:tr>
         <w:tc>
           <w:tcPr>
-            <w:tcW w:type="dxa" w:w="2268"/>
-            <w:shd w:fill="F0F4F8"/>
+            <w:tcW w:type="dxa" w:w="1701"/>
           </w:tcPr>
           <w:p>
             <w:r>
-              <w:rPr>
-                <w:sz w:val="20"/>
-              </w:rPr>
-              <w:t>适用范围</w:t>
+              <w:t>厂商公开技术说明</w:t>
             </w:r>
           </w:p>
         </w:tc>
         <w:tc>
           <w:tcPr>
-            <w:tcW w:type="dxa" w:w="2268"/>
-            <w:shd w:fill="F0F4F8"/>
+            <w:tcW w:type="dxa" w:w="1814"/>
           </w:tcPr>
           <w:p>
             <w:r>
-              <w:rPr>
-                <w:sz w:val="20"/>
-              </w:rPr>
-              <w:t>EUV光刻系统整机</w:t>
+              <w:t>ASML、ZEISS</w:t>
             </w:r>
           </w:p>
         </w:tc>
         <w:tc>
           <w:tcPr>
-            <w:tcW w:type="dxa" w:w="2268"/>
-            <w:shd w:fill="F0F4F8"/>
+            <w:tcW w:type="dxa" w:w="2835"/>
           </w:tcPr>
           <w:p>
             <w:r>
-              <w:rPr>
-                <w:sz w:val="20"/>
-              </w:rPr>
-              <w:t>EUV光学组件</w:t>
+              <w:t>解释系统架构、关键挑战和公开能力边界</w:t>
             </w:r>
           </w:p>
         </w:tc>
         <w:tc>
           <w:tcPr>
-            <w:tcW w:type="dxa" w:w="2268"/>
-            <w:shd w:fill="F0F4F8"/>
+            <w:tcW w:type="dxa" w:w="2835"/>
           </w:tcPr>
           <w:p>
             <w:r>
-              <w:rPr>
-                <w:sz w:val="20"/>
-              </w:rPr>
-              <w:t>全行业技术规划</w:t>
+              <w:t>用于理解真实设备需求背景</w:t>
             </w:r>
           </w:p>
         </w:tc>
@@ -6689,57 +2251,41 @@
       <w:tr>
         <w:tc>
           <w:tcPr>
-            <w:tcW w:type="dxa" w:w="2268"/>
-            <w:shd w:fill="FFFFFF"/>
+            <w:tcW w:type="dxa" w:w="1701"/>
           </w:tcPr>
           <w:p>
             <w:r>
-              <w:rPr>
-                <w:sz w:val="20"/>
-              </w:rPr>
-              <w:t>公开程度</w:t>
+              <w:t>学术/工程论文</w:t>
             </w:r>
           </w:p>
         </w:tc>
         <w:tc>
           <w:tcPr>
-            <w:tcW w:type="dxa" w:w="2268"/>
-            <w:shd w:fill="FFFFFF"/>
+            <w:tcW w:type="dxa" w:w="1814"/>
           </w:tcPr>
           <w:p>
             <w:r>
-              <w:rPr>
-                <w:sz w:val="20"/>
-              </w:rPr>
-              <w:t>内部保密为主</w:t>
+              <w:t>SPIE、LBNL/CXRO等</w:t>
             </w:r>
           </w:p>
         </w:tc>
         <w:tc>
           <w:tcPr>
-            <w:tcW w:type="dxa" w:w="2268"/>
-            <w:shd w:fill="FFFFFF"/>
+            <w:tcW w:type="dxa" w:w="2835"/>
           </w:tcPr>
           <w:p>
             <w:r>
-              <w:rPr>
-                <w:sz w:val="20"/>
-              </w:rPr>
-              <w:t>部分公开</w:t>
+              <w:t>给出可量化方法、典型值、实验依据</w:t>
             </w:r>
           </w:p>
         </w:tc>
         <w:tc>
           <w:tcPr>
-            <w:tcW w:type="dxa" w:w="2268"/>
-            <w:shd w:fill="FFFFFF"/>
+            <w:tcW w:type="dxa" w:w="2835"/>
           </w:tcPr>
           <w:p>
             <w:r>
-              <w:rPr>
-                <w:sz w:val="20"/>
-              </w:rPr>
-              <w:t>完全公开</w:t>
+              <w:t>用于把概念落成可测指标</w:t>
             </w:r>
           </w:p>
         </w:tc>
@@ -6747,674 +2293,165 @@
       <w:tr>
         <w:tc>
           <w:tcPr>
-            <w:tcW w:type="dxa" w:w="2268"/>
-            <w:shd w:fill="F0F4F8"/>
+            <w:tcW w:type="dxa" w:w="1701"/>
           </w:tcPr>
           <w:p>
             <w:r>
-              <w:rPr>
-                <w:sz w:val="20"/>
-              </w:rPr>
-              <w:t>更新周期</w:t>
+              <w:t>正式标准</w:t>
             </w:r>
           </w:p>
         </w:tc>
         <w:tc>
           <w:tcPr>
-            <w:tcW w:type="dxa" w:w="2268"/>
-            <w:shd w:fill="F0F4F8"/>
+            <w:tcW w:type="dxa" w:w="1814"/>
           </w:tcPr>
           <w:p>
             <w:r>
-              <w:rPr>
-                <w:sz w:val="20"/>
-              </w:rPr>
-              <w:t>随产品迭代</w:t>
+              <w:t>SEMI等（部分付费）</w:t>
             </w:r>
           </w:p>
         </w:tc>
         <w:tc>
           <w:tcPr>
-            <w:tcW w:type="dxa" w:w="2268"/>
-            <w:shd w:fill="F0F4F8"/>
+            <w:tcW w:type="dxa" w:w="2835"/>
           </w:tcPr>
           <w:p>
             <w:r>
-              <w:rPr>
-                <w:sz w:val="20"/>
-              </w:rPr>
-              <w:t>随产品迭代</w:t>
+              <w:t>采购、验收、术语与接口统一</w:t>
             </w:r>
           </w:p>
         </w:tc>
         <w:tc>
           <w:tcPr>
-            <w:tcW w:type="dxa" w:w="2268"/>
-            <w:shd w:fill="F0F4F8"/>
+            <w:tcW w:type="dxa" w:w="2835"/>
           </w:tcPr>
           <w:p>
             <w:r>
-              <w:rPr>
-                <w:sz w:val="20"/>
-              </w:rPr>
-              <w:t>每年更新</w:t>
-            </w:r>
-          </w:p>
-        </w:tc>
-      </w:tr>
-      <w:tr>
-        <w:tc>
-          <w:tcPr>
-            <w:tcW w:type="dxa" w:w="2268"/>
-            <w:shd w:fill="FFFFFF"/>
-          </w:tcPr>
-          <w:p>
-            <w:r>
-              <w:rPr>
-                <w:sz w:val="20"/>
-              </w:rPr>
-              <w:t>关注重点</w:t>
-            </w:r>
-          </w:p>
-        </w:tc>
-        <w:tc>
-          <w:tcPr>
-            <w:tcW w:type="dxa" w:w="2268"/>
-            <w:shd w:fill="FFFFFF"/>
-          </w:tcPr>
-          <w:p>
-            <w:r>
-              <w:rPr>
-                <w:sz w:val="20"/>
-              </w:rPr>
-              <w:t>系统级性能与可靠性</w:t>
-            </w:r>
-          </w:p>
-        </w:tc>
-        <w:tc>
-          <w:tcPr>
-            <w:tcW w:type="dxa" w:w="2268"/>
-            <w:shd w:fill="FFFFFF"/>
-          </w:tcPr>
-          <w:p>
-            <w:r>
-              <w:rPr>
-                <w:sz w:val="20"/>
-              </w:rPr>
-              <w:t>光学元件精密制造</w:t>
-            </w:r>
-          </w:p>
-        </w:tc>
-        <w:tc>
-          <w:tcPr>
-            <w:tcW w:type="dxa" w:w="2268"/>
-            <w:shd w:fill="FFFFFF"/>
-          </w:tcPr>
-          <w:p>
-            <w:r>
-              <w:rPr>
-                <w:sz w:val="20"/>
-              </w:rPr>
-              <w:t>技术节点路线规划</w:t>
-            </w:r>
-          </w:p>
-        </w:tc>
-      </w:tr>
-      <w:tr>
-        <w:tc>
-          <w:tcPr>
-            <w:tcW w:type="dxa" w:w="2268"/>
-            <w:shd w:fill="F0F4F8"/>
-          </w:tcPr>
-          <w:p>
-            <w:r>
-              <w:rPr>
-                <w:sz w:val="20"/>
-              </w:rPr>
-              <w:t>法律约束力</w:t>
-            </w:r>
-          </w:p>
-        </w:tc>
-        <w:tc>
-          <w:tcPr>
-            <w:tcW w:type="dxa" w:w="2268"/>
-            <w:shd w:fill="F0F4F8"/>
-          </w:tcPr>
-          <w:p>
-            <w:r>
-              <w:rPr>
-                <w:sz w:val="20"/>
-              </w:rPr>
-              <w:t>合同约束</w:t>
-            </w:r>
-          </w:p>
-        </w:tc>
-        <w:tc>
-          <w:tcPr>
-            <w:tcW w:type="dxa" w:w="2268"/>
-            <w:shd w:fill="F0F4F8"/>
-          </w:tcPr>
-          <w:p>
-            <w:r>
-              <w:rPr>
-                <w:sz w:val="20"/>
-              </w:rPr>
-              <w:t>质量标准约束</w:t>
-            </w:r>
-          </w:p>
-        </w:tc>
-        <w:tc>
-          <w:tcPr>
-            <w:tcW w:type="dxa" w:w="2268"/>
-            <w:shd w:fill="F0F4F8"/>
-          </w:tcPr>
-          <w:p>
-            <w:r>
-              <w:rPr>
-                <w:sz w:val="20"/>
-              </w:rPr>
-              <w:t>行业指导（无强制力）</w:t>
+              <w:t>正式项目中必须核对版本和适用范围</w:t>
             </w:r>
           </w:p>
         </w:tc>
       </w:tr>
     </w:tbl>
-    <w:p/>
     <w:p>
       <w:pPr>
         <w:pStyle w:val="Heading2"/>
       </w:pPr>
       <w:r>
         <w:rPr>
-          <w:rFonts w:ascii="Microsoft YaHei" w:hAnsi="Microsoft YaHei" w:eastAsia="Microsoft YaHei"/>
-          <w:color w:val="1A3A5C"/>
-          <w:sz w:val="32"/>
+          <w:b w:val="0"/>
         </w:rPr>
-        <w:t>4.2 关键技术参数对比</w:t>
+        <w:t>6.2 可公开检索且对EUV光学最有用的资料族</w:t>
       </w:r>
     </w:p>
-    <w:tbl>
-      <w:tblPr>
-        <w:tblStyle w:val="TableGrid"/>
-        <w:tblW w:type="auto" w:w="0"/>
-        <w:jc w:val="center"/>
-        <w:tblLook w:firstColumn="1" w:firstRow="1" w:lastColumn="0" w:lastRow="0" w:noHBand="0" w:noVBand="1" w:val="04A0"/>
-      </w:tblPr>
-      <w:tblGrid>
-        <w:gridCol w:w="2268"/>
-        <w:gridCol w:w="2268"/>
-        <w:gridCol w:w="2268"/>
-        <w:gridCol w:w="2268"/>
-      </w:tblGrid>
-      <w:tr>
-        <w:tc>
-          <w:tcPr>
-            <w:tcW w:type="dxa" w:w="2268"/>
-            <w:shd w:fill="1A3A5C"/>
-          </w:tcPr>
-          <w:p>
-            <w:pPr>
-              <w:jc w:val="center"/>
-            </w:pPr>
-            <w:r>
-              <w:rPr>
-                <w:b/>
-                <w:color w:val="FFFFFF"/>
-                <w:sz w:val="20"/>
-              </w:rPr>
-              <w:t>参数</w:t>
-            </w:r>
-          </w:p>
-        </w:tc>
-        <w:tc>
-          <w:tcPr>
-            <w:tcW w:type="dxa" w:w="2268"/>
-            <w:shd w:fill="1A3A5C"/>
-          </w:tcPr>
-          <w:p>
-            <w:pPr>
-              <w:jc w:val="center"/>
-            </w:pPr>
-            <w:r>
-              <w:rPr>
-                <w:b/>
-                <w:color w:val="FFFFFF"/>
-                <w:sz w:val="20"/>
-              </w:rPr>
-              <w:t>ASML规范</w:t>
-            </w:r>
-          </w:p>
-        </w:tc>
-        <w:tc>
-          <w:tcPr>
-            <w:tcW w:type="dxa" w:w="2268"/>
-            <w:shd w:fill="1A3A5C"/>
-          </w:tcPr>
-          <w:p>
-            <w:pPr>
-              <w:jc w:val="center"/>
-            </w:pPr>
-            <w:r>
-              <w:rPr>
-                <w:b/>
-                <w:color w:val="FFFFFF"/>
-                <w:sz w:val="20"/>
-              </w:rPr>
-              <w:t>Zeiss标准</w:t>
-            </w:r>
-          </w:p>
-        </w:tc>
-        <w:tc>
-          <w:tcPr>
-            <w:tcW w:type="dxa" w:w="2268"/>
-            <w:shd w:fill="1A3A5C"/>
-          </w:tcPr>
-          <w:p>
-            <w:pPr>
-              <w:jc w:val="center"/>
-            </w:pPr>
-            <w:r>
-              <w:rPr>
-                <w:b/>
-                <w:color w:val="FFFFFF"/>
-                <w:sz w:val="20"/>
-              </w:rPr>
-              <w:t>IRDS路线图</w:t>
-            </w:r>
-          </w:p>
-        </w:tc>
-      </w:tr>
-      <w:tr>
-        <w:tc>
-          <w:tcPr>
-            <w:tcW w:type="dxa" w:w="2268"/>
-            <w:shd w:fill="F0F4F8"/>
-          </w:tcPr>
-          <w:p>
-            <w:r>
-              <w:rPr>
-                <w:sz w:val="20"/>
-              </w:rPr>
-              <w:t>面形精度</w:t>
-            </w:r>
-          </w:p>
-        </w:tc>
-        <w:tc>
-          <w:tcPr>
-            <w:tcW w:type="dxa" w:w="2268"/>
-            <w:shd w:fill="F0F4F8"/>
-          </w:tcPr>
-          <w:p>
-            <w:r>
-              <w:rPr>
-                <w:sz w:val="20"/>
-              </w:rPr>
-              <w:t>&lt; 0.1nm RMS</w:t>
-            </w:r>
-          </w:p>
-        </w:tc>
-        <w:tc>
-          <w:tcPr>
-            <w:tcW w:type="dxa" w:w="2268"/>
-            <w:shd w:fill="F0F4F8"/>
-          </w:tcPr>
-          <w:p>
-            <w:r>
-              <w:rPr>
-                <w:sz w:val="20"/>
-              </w:rPr>
-              <w:t>≤ 0.2nm RMS（最优50pm）</w:t>
-            </w:r>
-          </w:p>
-        </w:tc>
-        <w:tc>
-          <w:tcPr>
-            <w:tcW w:type="dxa" w:w="2268"/>
-            <w:shd w:fill="F0F4F8"/>
-          </w:tcPr>
-          <w:p>
-            <w:r>
-              <w:rPr>
-                <w:sz w:val="20"/>
-              </w:rPr>
-              <w:t>随节点递进加严</w:t>
-            </w:r>
-          </w:p>
-        </w:tc>
-      </w:tr>
-      <w:tr>
-        <w:tc>
-          <w:tcPr>
-            <w:tcW w:type="dxa" w:w="2268"/>
-            <w:shd w:fill="FFFFFF"/>
-          </w:tcPr>
-          <w:p>
-            <w:r>
-              <w:rPr>
-                <w:sz w:val="20"/>
-              </w:rPr>
-              <w:t>表面粗糙度</w:t>
-            </w:r>
-          </w:p>
-        </w:tc>
-        <w:tc>
-          <w:tcPr>
-            <w:tcW w:type="dxa" w:w="2268"/>
-            <w:shd w:fill="FFFFFF"/>
-          </w:tcPr>
-          <w:p>
-            <w:r>
-              <w:rPr>
-                <w:sz w:val="20"/>
-              </w:rPr>
-              <w:t>&lt; 0.05-0.1nm RMS</w:t>
-            </w:r>
-          </w:p>
-        </w:tc>
-        <w:tc>
-          <w:tcPr>
-            <w:tcW w:type="dxa" w:w="2268"/>
-            <w:shd w:fill="FFFFFF"/>
-          </w:tcPr>
-          <w:p>
-            <w:r>
-              <w:rPr>
-                <w:sz w:val="20"/>
-              </w:rPr>
-              <w:t>MSFR/HSFR亚nm</w:t>
-            </w:r>
-          </w:p>
-        </w:tc>
-        <w:tc>
-          <w:tcPr>
-            <w:tcW w:type="dxa" w:w="2268"/>
-            <w:shd w:fill="FFFFFF"/>
-          </w:tcPr>
-          <w:p>
-            <w:r>
-              <w:rPr>
-                <w:sz w:val="20"/>
-              </w:rPr>
-              <w:t>纳入PSD规格</w:t>
-            </w:r>
-          </w:p>
-        </w:tc>
-      </w:tr>
-      <w:tr>
-        <w:tc>
-          <w:tcPr>
-            <w:tcW w:type="dxa" w:w="2268"/>
-            <w:shd w:fill="F0F4F8"/>
-          </w:tcPr>
-          <w:p>
-            <w:r>
-              <w:rPr>
-                <w:sz w:val="20"/>
-              </w:rPr>
-              <w:t>反射率</w:t>
-            </w:r>
-          </w:p>
-        </w:tc>
-        <w:tc>
-          <w:tcPr>
-            <w:tcW w:type="dxa" w:w="2268"/>
-            <w:shd w:fill="F0F4F8"/>
-          </w:tcPr>
-          <w:p>
-            <w:r>
-              <w:rPr>
-                <w:sz w:val="20"/>
-              </w:rPr>
-              <w:t>&gt; 67%</w:t>
-            </w:r>
-          </w:p>
-        </w:tc>
-        <w:tc>
-          <w:tcPr>
-            <w:tcW w:type="dxa" w:w="2268"/>
-            <w:shd w:fill="F0F4F8"/>
-          </w:tcPr>
-          <w:p>
-            <w:r>
-              <w:rPr>
-                <w:sz w:val="20"/>
-              </w:rPr>
-              <w:t>≥ 67%</w:t>
-            </w:r>
-          </w:p>
-        </w:tc>
-        <w:tc>
-          <w:tcPr>
-            <w:tcW w:type="dxa" w:w="2268"/>
-            <w:shd w:fill="F0F4F8"/>
-          </w:tcPr>
-          <w:p>
-            <w:r>
-              <w:rPr>
-                <w:sz w:val="20"/>
-              </w:rPr>
-              <w:t>作为系统效率输入</w:t>
-            </w:r>
-          </w:p>
-        </w:tc>
-      </w:tr>
-      <w:tr>
-        <w:tc>
-          <w:tcPr>
-            <w:tcW w:type="dxa" w:w="2268"/>
-            <w:shd w:fill="FFFFFF"/>
-          </w:tcPr>
-          <w:p>
-            <w:r>
-              <w:rPr>
-                <w:sz w:val="20"/>
-              </w:rPr>
-              <w:t>缺陷密度</w:t>
-            </w:r>
-          </w:p>
-        </w:tc>
-        <w:tc>
-          <w:tcPr>
-            <w:tcW w:type="dxa" w:w="2268"/>
-            <w:shd w:fill="FFFFFF"/>
-          </w:tcPr>
-          <w:p>
-            <w:r>
-              <w:rPr>
-                <w:sz w:val="20"/>
-              </w:rPr>
-              <w:t>&lt; 0.003个/cm²</w:t>
-            </w:r>
-          </w:p>
-        </w:tc>
-        <w:tc>
-          <w:tcPr>
-            <w:tcW w:type="dxa" w:w="2268"/>
-            <w:shd w:fill="FFFFFF"/>
-          </w:tcPr>
-          <w:p>
-            <w:r>
-              <w:rPr>
-                <w:sz w:val="20"/>
-              </w:rPr>
-              <w:t>按合格标准</w:t>
-            </w:r>
-          </w:p>
-        </w:tc>
-        <w:tc>
-          <w:tcPr>
-            <w:tcW w:type="dxa" w:w="2268"/>
-            <w:shd w:fill="FFFFFF"/>
-          </w:tcPr>
-          <w:p>
-            <w:r>
-              <w:rPr>
-                <w:sz w:val="20"/>
-              </w:rPr>
-              <w:t>良率导向目标</w:t>
-            </w:r>
-          </w:p>
-        </w:tc>
-      </w:tr>
-      <w:tr>
-        <w:tc>
-          <w:tcPr>
-            <w:tcW w:type="dxa" w:w="2268"/>
-            <w:shd w:fill="F0F4F8"/>
-          </w:tcPr>
-          <w:p>
-            <w:r>
-              <w:rPr>
-                <w:sz w:val="20"/>
-              </w:rPr>
-              <w:t>NA规划</w:t>
-            </w:r>
-          </w:p>
-        </w:tc>
-        <w:tc>
-          <w:tcPr>
-            <w:tcW w:type="dxa" w:w="2268"/>
-            <w:shd w:fill="F0F4F8"/>
-          </w:tcPr>
-          <w:p>
-            <w:r>
-              <w:rPr>
-                <w:sz w:val="20"/>
-              </w:rPr>
-              <w:t>0.33→0.55</w:t>
-            </w:r>
-          </w:p>
-        </w:tc>
-        <w:tc>
-          <w:tcPr>
-            <w:tcW w:type="dxa" w:w="2268"/>
-            <w:shd w:fill="F0F4F8"/>
-          </w:tcPr>
-          <w:p>
-            <w:r>
-              <w:rPr>
-                <w:sz w:val="20"/>
-              </w:rPr>
-              <w:t>0.33→0.55</w:t>
-            </w:r>
-          </w:p>
-        </w:tc>
-        <w:tc>
-          <w:tcPr>
-            <w:tcW w:type="dxa" w:w="2268"/>
-            <w:shd w:fill="F0F4F8"/>
-          </w:tcPr>
-          <w:p>
-            <w:r>
-              <w:rPr>
-                <w:sz w:val="20"/>
-              </w:rPr>
-              <w:t>0.33→0.55→0.75</w:t>
-            </w:r>
-          </w:p>
-        </w:tc>
-      </w:tr>
-      <w:tr>
-        <w:tc>
-          <w:tcPr>
-            <w:tcW w:type="dxa" w:w="2268"/>
-            <w:shd w:fill="FFFFFF"/>
-          </w:tcPr>
-          <w:p>
-            <w:r>
-              <w:rPr>
-                <w:sz w:val="20"/>
-              </w:rPr>
-              <w:t>波长</w:t>
-            </w:r>
-          </w:p>
-        </w:tc>
-        <w:tc>
-          <w:tcPr>
-            <w:tcW w:type="dxa" w:w="2268"/>
-            <w:shd w:fill="FFFFFF"/>
-          </w:tcPr>
-          <w:p>
-            <w:r>
-              <w:rPr>
-                <w:sz w:val="20"/>
-              </w:rPr>
-              <w:t>13.5nm</w:t>
-            </w:r>
-          </w:p>
-        </w:tc>
-        <w:tc>
-          <w:tcPr>
-            <w:tcW w:type="dxa" w:w="2268"/>
-            <w:shd w:fill="FFFFFF"/>
-          </w:tcPr>
-          <w:p>
-            <w:r>
-              <w:rPr>
-                <w:sz w:val="20"/>
-              </w:rPr>
-              <w:t>13.5nm</w:t>
-            </w:r>
-          </w:p>
-        </w:tc>
-        <w:tc>
-          <w:tcPr>
-            <w:tcW w:type="dxa" w:w="2268"/>
-            <w:shd w:fill="FFFFFF"/>
-          </w:tcPr>
-          <w:p>
-            <w:r>
-              <w:rPr>
-                <w:sz w:val="20"/>
-              </w:rPr>
-              <w:t>13.5/11.3/6.6nm</w:t>
-            </w:r>
-          </w:p>
-        </w:tc>
-      </w:tr>
-    </w:tbl>
-    <w:p/>
+    <w:p>
+      <w:pPr>
+        <w:pStyle w:val="ListNumber"/>
+      </w:pPr>
+      <w:r>
+        <w:t>NIST EUV工作组与相关计量资料：适合把“EUV到底缺什么标准、为什么难测”讲清楚。</w:t>
+      </w:r>
+    </w:p>
+    <w:p>
+      <w:pPr>
+        <w:pStyle w:val="ListNumber"/>
+      </w:pPr>
+      <w:r>
+        <w:t>PTB EUV radiometry / reflectometry / scatterometry资料：适合理解高精度反射率和散射计量如何建立。</w:t>
+      </w:r>
+    </w:p>
+    <w:p>
+      <w:pPr>
+        <w:pStyle w:val="ListNumber"/>
+      </w:pPr>
+      <w:r>
+        <w:t>CXRO/LBNL反射率与多层膜计量资料：适合理解Mo/Si镜面反射率测量与误差控制。</w:t>
+      </w:r>
+    </w:p>
+    <w:p>
+      <w:pPr>
+        <w:pStyle w:val="ListNumber"/>
+      </w:pPr>
+      <w:r>
+        <w:t>IEEE IRDS 2023/2024 Lithography章节：适合理解High-NA、随机效应、掩模挑战如何改变光学规范。</w:t>
+      </w:r>
+    </w:p>
+    <w:p>
+      <w:pPr>
+        <w:pStyle w:val="ListNumber"/>
+      </w:pPr>
+      <w:r>
+        <w:t>ASML与ZEISS公开页面：适合理解EUV为何必须依赖反射镜、多镜系统和超高精度光学制造。</w:t>
+      </w:r>
+    </w:p>
+    <w:p>
+      <w:pPr>
+        <w:pStyle w:val="ListNumber"/>
+      </w:pPr>
+      <w:r>
+        <w:t>SPIE《EUV Lithography》与相关会议论文：适合作为系统化背景资料。</w:t>
+      </w:r>
+    </w:p>
     <w:p>
       <w:pPr>
         <w:pStyle w:val="Heading2"/>
       </w:pPr>
       <w:r>
         <w:rPr>
-          <w:rFonts w:ascii="Microsoft YaHei" w:hAnsi="Microsoft YaHei" w:eastAsia="Microsoft YaHei"/>
-          <w:color w:val="1A3A5C"/>
-          <w:sz w:val="32"/>
+          <w:b w:val="0"/>
         </w:rPr>
-        <w:t>4.3 相互关系</w:t>
+        <w:t>6.3 关于“标准号”的谨慎说明</w:t>
       </w:r>
     </w:p>
     <w:p>
       <w:r>
-        <w:t>三大标准体系之间存在密切的层级关系和反馈机制：</w:t>
+        <w:rPr>
+          <w:b w:val="0"/>
+        </w:rPr>
+        <w:t>EUV相关正式标准有一部分分布在SEMI光掩模/基板/洁净度/缺陷检测相关标准族中，但许多标准文本并非开放获取，且版本持续更新。因此在本汇编中，更稳妥的做法不是武断写下未经核实的条文，而是把它们作为“正式采购前需逐项核对的标准族”。这比给出可能过时或误引的编号更专业。</w:t>
+      </w:r>
+    </w:p>
+    <w:p>
+      <w:pPr>
+        <w:pStyle w:val="Heading2"/>
+      </w:pPr>
+      <w:r>
+        <w:rPr>
+          <w:b w:val="0"/>
+        </w:rPr>
+        <w:t>6.4 如果把EUV光学资料按“可信度层级”排序</w:t>
+      </w:r>
+    </w:p>
+    <w:p>
+      <w:pPr>
+        <w:pStyle w:val="ListBullet"/>
+      </w:pPr>
+      <w:r>
+        <w:t>第一层：国家计量机构、官方路线图、厂商官方技术页。</w:t>
+      </w:r>
+    </w:p>
+    <w:p>
+      <w:pPr>
+        <w:pStyle w:val="ListBullet"/>
+      </w:pPr>
+      <w:r>
+        <w:t>第二层：SPIE/同行评审论文、国家实验室公开报告。</w:t>
+      </w:r>
+    </w:p>
+    <w:p>
+      <w:pPr>
+        <w:pStyle w:val="ListBullet"/>
+      </w:pPr>
+      <w:r>
+        <w:t>第三层：综述文章、行业媒体、二手解读。</w:t>
       </w:r>
     </w:p>
     <w:p>
       <w:r>
-        <w:t>1. IRDS路线图 → 定义行业技术方向和节点目标，为ASML和Zeiss的研发规划提供顶层指引。</w:t>
-      </w:r>
-    </w:p>
-    <w:p>
-      <w:r>
-        <w:t>2. ASML规范 → 基于IRDS路线图的目标，结合自身系统设计需求，向Zeiss SMT提出光学元件的具体技术规范。</w:t>
-      </w:r>
-    </w:p>
-    <w:p>
-      <w:r>
-        <w:t>3. Zeiss SMT标准 → 将ASML的系统级要求转化为光学元件的制造标准和检测流程，并将实际制造能力反馈给ASML和行业路线图。</w:t>
-      </w:r>
-    </w:p>
-    <w:p>
-      <w:r>
-        <w:t>4. 反馈循环 → 实际制造和使用中发现的问题和突破，会推动三方标准的持续更新和完善。</w:t>
-      </w:r>
-    </w:p>
-    <w:p>
-      <w:r>
-        <w:br w:type="page"/>
+        <w:rPr>
+          <w:b w:val="0"/>
+        </w:rPr>
+        <w:t>编写内部技术规范时，应尽量用第一层和第二层资料形成主链，第三层只作为解释性补充。</w:t>
       </w:r>
     </w:p>
     <w:p>
@@ -7423,11 +2460,546 @@
       </w:pPr>
       <w:r>
         <w:rPr>
-          <w:rFonts w:ascii="Microsoft YaHei" w:hAnsi="Microsoft YaHei" w:eastAsia="Microsoft YaHei"/>
-          <w:color w:val="1A3A5C"/>
-          <w:sz w:val="40"/>
+          <w:b w:val="0"/>
         </w:rPr>
-        <w:t>第五部分  参考文献与资源</w:t>
+        <w:t>7. 面向工程实施的建议写法：如果你要自己编一套技术规范，应如何组织</w:t>
+      </w:r>
+    </w:p>
+    <w:p>
+      <w:r>
+        <w:rPr>
+          <w:b w:val="0"/>
+        </w:rPr>
+        <w:t>如果你的目标不是“看懂EUV”，而是要真正写一套供应商规范/技术协议，建议按下面结构组织，而不是把资料零散堆砌。</w:t>
+      </w:r>
+    </w:p>
+    <w:tbl>
+      <w:tblPr>
+        <w:tblStyle w:val="TableGrid"/>
+        <w:tblW w:type="auto" w:w="0"/>
+        <w:tblLook w:firstColumn="1" w:firstRow="1" w:lastColumn="0" w:lastRow="0" w:noHBand="0" w:noVBand="1" w:val="04A0"/>
+      </w:tblPr>
+      <w:tblGrid>
+        <w:gridCol w:w="3173"/>
+        <w:gridCol w:w="3173"/>
+        <w:gridCol w:w="3173"/>
+      </w:tblGrid>
+      <w:tr>
+        <w:tc>
+          <w:tcPr>
+            <w:tcW w:type="dxa" w:w="1587"/>
+          </w:tcPr>
+          <w:p>
+            <w:r>
+              <w:t>章节</w:t>
+            </w:r>
+          </w:p>
+        </w:tc>
+        <w:tc>
+          <w:tcPr>
+            <w:tcW w:type="dxa" w:w="3402"/>
+          </w:tcPr>
+          <w:p>
+            <w:r>
+              <w:t>建议内容</w:t>
+            </w:r>
+          </w:p>
+        </w:tc>
+        <w:tc>
+          <w:tcPr>
+            <w:tcW w:type="dxa" w:w="3402"/>
+          </w:tcPr>
+          <w:p>
+            <w:r>
+              <w:t>为什么这样写</w:t>
+            </w:r>
+          </w:p>
+        </w:tc>
+      </w:tr>
+      <w:tr>
+        <w:tc>
+          <w:tcPr>
+            <w:tcW w:type="dxa" w:w="1587"/>
+          </w:tcPr>
+          <w:p>
+            <w:r>
+              <w:t>1. 范围与对象</w:t>
+            </w:r>
+          </w:p>
+        </w:tc>
+        <w:tc>
+          <w:tcPr>
+            <w:tcW w:type="dxa" w:w="3402"/>
+          </w:tcPr>
+          <w:p>
+            <w:r>
+              <w:t>明确是投影镜、照明镜、空白掩模、多层膜见证片，还是整机系统</w:t>
+            </w:r>
+          </w:p>
+        </w:tc>
+        <w:tc>
+          <w:tcPr>
+            <w:tcW w:type="dxa" w:w="3402"/>
+          </w:tcPr>
+          <w:p>
+            <w:r>
+              <w:t>不同对象指标不同，避免规范混淆</w:t>
+            </w:r>
+          </w:p>
+        </w:tc>
+      </w:tr>
+      <w:tr>
+        <w:tc>
+          <w:tcPr>
+            <w:tcW w:type="dxa" w:w="1587"/>
+          </w:tcPr>
+          <w:p>
+            <w:r>
+              <w:t>2. 术语与定义</w:t>
+            </w:r>
+          </w:p>
+        </w:tc>
+        <w:tc>
+          <w:tcPr>
+            <w:tcW w:type="dxa" w:w="3402"/>
+          </w:tcPr>
+          <w:p>
+            <w:r>
+              <w:t>WFE、PSD、MSFR、flare、actinic、printable defect等术语统一</w:t>
+            </w:r>
+          </w:p>
+        </w:tc>
+        <w:tc>
+          <w:tcPr>
+            <w:tcW w:type="dxa" w:w="3402"/>
+          </w:tcPr>
+          <w:p>
+            <w:r>
+              <w:t>防止同词异义</w:t>
+            </w:r>
+          </w:p>
+        </w:tc>
+      </w:tr>
+      <w:tr>
+        <w:tc>
+          <w:tcPr>
+            <w:tcW w:type="dxa" w:w="1587"/>
+          </w:tcPr>
+          <w:p>
+            <w:r>
+              <w:t>3. 功能性指标</w:t>
+            </w:r>
+          </w:p>
+        </w:tc>
+        <w:tc>
+          <w:tcPr>
+            <w:tcW w:type="dxa" w:w="3402"/>
+          </w:tcPr>
+          <w:p>
+            <w:r>
+              <w:t>波长、NA、反射率、带宽、通量、均匀性</w:t>
+            </w:r>
+          </w:p>
+        </w:tc>
+        <w:tc>
+          <w:tcPr>
+            <w:tcW w:type="dxa" w:w="3402"/>
+          </w:tcPr>
+          <w:p>
+            <w:r>
+              <w:t>先定义“要实现什么”</w:t>
+            </w:r>
+          </w:p>
+        </w:tc>
+      </w:tr>
+      <w:tr>
+        <w:tc>
+          <w:tcPr>
+            <w:tcW w:type="dxa" w:w="1587"/>
+          </w:tcPr>
+          <w:p>
+            <w:r>
+              <w:t>4. 形貌与表面指标</w:t>
+            </w:r>
+          </w:p>
+        </w:tc>
+        <w:tc>
+          <w:tcPr>
+            <w:tcW w:type="dxa" w:w="3402"/>
+          </w:tcPr>
+          <w:p>
+            <w:r>
+              <w:t>面形、粗糙度、PSD、斜率误差、缺陷尺寸与密度</w:t>
+            </w:r>
+          </w:p>
+        </w:tc>
+        <w:tc>
+          <w:tcPr>
+            <w:tcW w:type="dxa" w:w="3402"/>
+          </w:tcPr>
+          <w:p>
+            <w:r>
+              <w:t>这些是成像质量的物理载体</w:t>
+            </w:r>
+          </w:p>
+        </w:tc>
+      </w:tr>
+      <w:tr>
+        <w:tc>
+          <w:tcPr>
+            <w:tcW w:type="dxa" w:w="1587"/>
+          </w:tcPr>
+          <w:p>
+            <w:r>
+              <w:t>5. 膜层与材料指标</w:t>
+            </w:r>
+          </w:p>
+        </w:tc>
+        <w:tc>
+          <w:tcPr>
+            <w:tcW w:type="dxa" w:w="3402"/>
+          </w:tcPr>
+          <w:p>
+            <w:r>
+              <w:t>膜厚周期、应力、保护层、热稳定性、污染敏感性</w:t>
+            </w:r>
+          </w:p>
+        </w:tc>
+        <w:tc>
+          <w:tcPr>
+            <w:tcW w:type="dxa" w:w="3402"/>
+          </w:tcPr>
+          <w:p>
+            <w:r>
+              <w:t>保证反射峰和寿命</w:t>
+            </w:r>
+          </w:p>
+        </w:tc>
+      </w:tr>
+      <w:tr>
+        <w:tc>
+          <w:tcPr>
+            <w:tcW w:type="dxa" w:w="1587"/>
+          </w:tcPr>
+          <w:p>
+            <w:r>
+              <w:t>6. 环境与可靠性</w:t>
+            </w:r>
+          </w:p>
+        </w:tc>
+        <w:tc>
+          <w:tcPr>
+            <w:tcW w:type="dxa" w:w="3402"/>
+          </w:tcPr>
+          <w:p>
+            <w:r>
+              <w:t>真空、出气、碳/锡污染、清洗恢复、辐照寿命</w:t>
+            </w:r>
+          </w:p>
+        </w:tc>
+        <w:tc>
+          <w:tcPr>
+            <w:tcW w:type="dxa" w:w="3402"/>
+          </w:tcPr>
+          <w:p>
+            <w:r>
+              <w:t>EUV光学不能脱离环境谈性能</w:t>
+            </w:r>
+          </w:p>
+        </w:tc>
+      </w:tr>
+      <w:tr>
+        <w:tc>
+          <w:tcPr>
+            <w:tcW w:type="dxa" w:w="1587"/>
+          </w:tcPr>
+          <w:p>
+            <w:r>
+              <w:t>7. 计量与验收</w:t>
+            </w:r>
+          </w:p>
+        </w:tc>
+        <w:tc>
+          <w:tcPr>
+            <w:tcW w:type="dxa" w:w="3402"/>
+          </w:tcPr>
+          <w:p>
+            <w:r>
+              <w:t>仪器、采样策略、频段划分、统计判据、复测规则</w:t>
+            </w:r>
+          </w:p>
+        </w:tc>
+        <w:tc>
+          <w:tcPr>
+            <w:tcW w:type="dxa" w:w="3402"/>
+          </w:tcPr>
+          <w:p>
+            <w:r>
+              <w:t>把“如何判定合格”写实</w:t>
+            </w:r>
+          </w:p>
+        </w:tc>
+      </w:tr>
+      <w:tr>
+        <w:tc>
+          <w:tcPr>
+            <w:tcW w:type="dxa" w:w="1587"/>
+          </w:tcPr>
+          <w:p>
+            <w:r>
+              <w:t>8. 变更管理</w:t>
+            </w:r>
+          </w:p>
+        </w:tc>
+        <w:tc>
+          <w:tcPr>
+            <w:tcW w:type="dxa" w:w="3402"/>
+          </w:tcPr>
+          <w:p>
+            <w:r>
+              <w:t>版本、偏差处理、失效分析、追溯</w:t>
+            </w:r>
+          </w:p>
+        </w:tc>
+        <w:tc>
+          <w:tcPr>
+            <w:tcW w:type="dxa" w:w="3402"/>
+          </w:tcPr>
+          <w:p>
+            <w:r>
+              <w:t>适应实际工程采购和量产</w:t>
+            </w:r>
+          </w:p>
+        </w:tc>
+      </w:tr>
+    </w:tbl>
+    <w:p>
+      <w:r>
+        <w:rPr>
+          <w:b w:val="0"/>
+        </w:rPr>
+        <w:t>一句话总结：EUV规范的正确写法，不是“列很多高指标”，而是“把物理原因、测量方法、验收规则和失效模式连接起来”。</w:t>
+      </w:r>
+    </w:p>
+    <w:p>
+      <w:pPr>
+        <w:pStyle w:val="Heading1"/>
+      </w:pPr>
+      <w:r>
+        <w:rPr>
+          <w:b w:val="0"/>
+        </w:rPr>
+        <w:t>8. 参考文献与公开链接</w:t>
+      </w:r>
+    </w:p>
+    <w:p>
+      <w:r>
+        <w:rPr>
+          <w:b/>
+        </w:rPr>
+        <w:t xml:space="preserve">[R1] </w:t>
+      </w:r>
+      <w:r>
+        <w:t xml:space="preserve">NIST Special Publication 1500-208, Report from the Extreme Ultraviolet (EUV) Lithography Working Group Meeting: Current State, Needs, and Path Forward. </w:t>
+      </w:r>
+      <w:r>
+        <w:t>https://nvlpubs.nist.gov/nistpubs/SpecialPublications/NIST.SP.1500-208.pdf</w:t>
+      </w:r>
+    </w:p>
+    <w:p>
+      <w:r>
+        <w:rPr>
+          <w:b/>
+        </w:rPr>
+        <w:t xml:space="preserve">[R2] </w:t>
+      </w:r>
+      <w:r>
+        <w:t xml:space="preserve">NIST efforts in extreme-ultraviolet metrology, SPIE Proceedings 12750 (2023). </w:t>
+      </w:r>
+      <w:r>
+        <w:t>https://www.spiedigitallibrary.org/conference-proceedings-of-spie/12750/127500F/NIST-efforts-in-extreme-ultraviolet-metrology/10.1117/12.2686832.full</w:t>
+      </w:r>
+    </w:p>
+    <w:p>
+      <w:r>
+        <w:rPr>
+          <w:b/>
+        </w:rPr>
+        <w:t xml:space="preserve">[R3] </w:t>
+      </w:r>
+      <w:r>
+        <w:t xml:space="preserve">PTB: Update on EUV radiometry at PTB, SPIE 9776 (2016). </w:t>
+      </w:r>
+      <w:r>
+        <w:t>https://www.ptb.de/cms/fileadmin/internet/fachabteilungen/abteilung_7/7.1_radiometrie/7.12_euv-radiometrie/Laubis_SPIE9776_2016.pdf</w:t>
+      </w:r>
+    </w:p>
+    <w:p>
+      <w:r>
+        <w:rPr>
+          <w:b/>
+        </w:rPr>
+        <w:t xml:space="preserve">[R4] </w:t>
+      </w:r>
+      <w:r>
+        <w:t xml:space="preserve">PTB / Scholze et al., High-Accuracy EUV Metrology of PTB Using Synchrotron Radiation. </w:t>
+      </w:r>
+      <w:r>
+        <w:t>https://www.researchgate.net/profile/F-Scholze/publication/252834073_New_PTB_beamlines_for_high-accuracy_EUV_reflectometry_at_BESSY_II/links/543fa5a20cf27832ae8bb953/New-PTB-beamlines-for-high-accuracy-EUV-reflectometry-at-BESSY-II.pdf</w:t>
+      </w:r>
+    </w:p>
+    <w:p>
+      <w:r>
+        <w:rPr>
+          <w:b/>
+        </w:rPr>
+        <w:t xml:space="preserve">[R5] </w:t>
+      </w:r>
+      <w:r>
+        <w:t xml:space="preserve">CXRO / LBNL: Reflectometry Beamline at the ALS and related EUV multilayer metrology publications. </w:t>
+      </w:r>
+      <w:r>
+        <w:t>https://www.cxro.lbl.gov/als6.3.2/metrology/pubs/4343-91.pdf</w:t>
+      </w:r>
+    </w:p>
+    <w:p>
+      <w:r>
+        <w:rPr>
+          <w:b/>
+        </w:rPr>
+        <w:t xml:space="preserve">[R6] </w:t>
+      </w:r>
+      <w:r>
+        <w:t xml:space="preserve">E. Gullikson et al., reflectometry developments at ALS/CXRO for EUV multilayer optics. </w:t>
+      </w:r>
+      <w:r>
+        <w:t>https://www.cxro.lbl.gov/als6.3.2/</w:t>
+      </w:r>
+    </w:p>
+    <w:p>
+      <w:r>
+        <w:rPr>
+          <w:b/>
+        </w:rPr>
+        <w:t xml:space="preserve">[R7] </w:t>
+      </w:r>
+      <w:r>
+        <w:t xml:space="preserve">ASML, Lenses &amp; mirrors - Lithography principles. </w:t>
+      </w:r>
+      <w:r>
+        <w:t>https://www.asml.com/en/technology/lithography-principles/lenses-and-mirrors</w:t>
+      </w:r>
+    </w:p>
+    <w:p>
+      <w:r>
+        <w:rPr>
+          <w:b/>
+        </w:rPr>
+        <w:t xml:space="preserve">[R8] </w:t>
+      </w:r>
+      <w:r>
+        <w:t xml:space="preserve">ZEISS SMT, EUV lithography and technology. </w:t>
+      </w:r>
+      <w:r>
+        <w:t>https://www.zeiss.com/semiconductor-manufacturing-technology/inspiring-technology/euv-lithography.html</w:t>
+      </w:r>
+    </w:p>
+    <w:p>
+      <w:r>
+        <w:rPr>
+          <w:b/>
+        </w:rPr>
+        <w:t xml:space="preserve">[R9] </w:t>
+      </w:r>
+      <w:r>
+        <w:t xml:space="preserve">IEEE IRDS 2024 Lithography. </w:t>
+      </w:r>
+      <w:r>
+        <w:t>https://irds.ieee.org/images/files/pdf/2024/2024IRDS_LITHO.pdf</w:t>
+      </w:r>
+    </w:p>
+    <w:p>
+      <w:r>
+        <w:rPr>
+          <w:b/>
+        </w:rPr>
+        <w:t xml:space="preserve">[R10] </w:t>
+      </w:r>
+      <w:r>
+        <w:t xml:space="preserve">IEEE IRDS 2023 Lithography. </w:t>
+      </w:r>
+      <w:r>
+        <w:t>https://irds.ieee.org/images/files/pdf/2023/2023IRDS_Litho.pdf</w:t>
+      </w:r>
+    </w:p>
+    <w:p>
+      <w:r>
+        <w:rPr>
+          <w:b/>
+        </w:rPr>
+        <w:t xml:space="preserve">[R11] </w:t>
+      </w:r>
+      <w:r>
+        <w:t xml:space="preserve">Vivek Bakshi (Ed.), EUV Lithography, SPIE Press. </w:t>
+      </w:r>
+      <w:r>
+        <w:t>https://www.spiedigitallibrary.org/ebook/Download?urlid=10.1117%2F3.2305675.fm&amp;isFullBook=False</w:t>
+      </w:r>
+    </w:p>
+    <w:p>
+      <w:r>
+        <w:rPr>
+          <w:b/>
+        </w:rPr>
+        <w:t xml:space="preserve">[R12] </w:t>
+      </w:r>
+      <w:r>
+        <w:t xml:space="preserve">D. Lowisch, Optics for EUV Lithography, EUVL Symposium tutorial. </w:t>
+      </w:r>
+      <w:r>
+        <w:t>https://euvlsymposium.lbl.gov/pdf/2007/OP-01-Lowish.pdf</w:t>
+      </w:r>
+    </w:p>
+    <w:p>
+      <w:r>
+        <w:rPr>
+          <w:b/>
+        </w:rPr>
+        <w:t xml:space="preserve">[R13] </w:t>
+      </w:r>
+      <w:r>
+        <w:t xml:space="preserve">P. Naulleau et al., Extreme ultraviolet mask roughness: requirements, characterization, and impact. </w:t>
+      </w:r>
+      <w:r>
+        <w:t>https://goldberg.lbl.gov/papers/Naulleau_SPIE_9256_2014.pdf</w:t>
+      </w:r>
+    </w:p>
+    <w:p>
+      <w:r>
+        <w:rPr>
+          <w:b/>
+        </w:rPr>
+        <w:t xml:space="preserve">[R14] </w:t>
+      </w:r>
+      <w:r>
+        <w:t xml:space="preserve">Nature Reviews / overview article on extreme ultraviolet lithography and current challenges. </w:t>
+      </w:r>
+      <w:r>
+        <w:t>https://www.nature.com/articles/s43586-024-00361-z.pdf</w:t>
+      </w:r>
+    </w:p>
+    <w:p>
+      <w:r>
+        <w:rPr>
+          <w:b/>
+        </w:rPr>
+        <w:t xml:space="preserve">[R15] </w:t>
+      </w:r>
+      <w:r>
+        <w:t xml:space="preserve">The Fabrication and Testing of Optics for EUV Projection Lithography, OSTI / LLNL. </w:t>
+      </w:r>
+      <w:r>
+        <w:t>https://www.osti.gov/servlets/purl/305325</w:t>
       </w:r>
     </w:p>
     <w:p>
@@ -7436,188 +3008,56 @@
       </w:pPr>
       <w:r>
         <w:rPr>
-          <w:rFonts w:ascii="Microsoft YaHei" w:hAnsi="Microsoft YaHei" w:eastAsia="Microsoft YaHei"/>
-          <w:color w:val="1A3A5C"/>
-          <w:sz w:val="32"/>
+          <w:b w:val="0"/>
         </w:rPr>
-        <w:t>5.1 ASML相关资源</w:t>
+        <w:t>附记</w:t>
       </w:r>
     </w:p>
     <w:p>
-      <w:pPr>
-        <w:pStyle w:val="ListBullet"/>
-      </w:pPr>
       <w:r>
-        <w:t>[1] ASML官方技术页面 - Lenses and Mirrors: https://www.asml.com/en/technology/lithography-principles/lenses-and-mirrors</w:t>
+        <w:rPr>
+          <w:b w:val="0"/>
+        </w:rPr>
+        <w:t>1）若后续你需要，我可以继续把这份文档扩展成“带图版”“带公式版”“按采购规范格式重写版”或“中英双语版”。</w:t>
       </w:r>
     </w:p>
     <w:p>
-      <w:pPr>
-        <w:pStyle w:val="ListBullet"/>
-      </w:pPr>
       <w:r>
-        <w:t>[2] ASML TWINSCAN NXE:3600D产品规格: https://www.asml.com/en/products/euv-lithography-systems/twinscan-nxe-3600d</w:t>
+        <w:rPr>
+          <w:b w:val="0"/>
+        </w:rPr>
+        <w:t>2）若你需要更像企业内部规范书的风格，下一步建议把每一项指标改写成“参数—定义—测试方法—判定标准—抽样规则—失效处置”的表格式章节。</w:t>
       </w:r>
     </w:p>
     <w:p>
-      <w:pPr>
-        <w:pStyle w:val="ListBullet"/>
-      </w:pPr>
-      <w:r>
-        <w:t>[3] Fraunhofer IWS, "EUV mirror layers for 7nm lithography", Annual Report 2016</w:t>
-      </w:r>
-    </w:p>
-    <w:p>
-      <w:pPr>
-        <w:pStyle w:val="ListBullet"/>
-      </w:pPr>
-      <w:r>
-        <w:t>[4] NIST SP 1500-208, "Report from the EUV Lithography Working Group"</w:t>
-      </w:r>
-    </w:p>
-    <w:p>
-      <w:pPr>
-        <w:pStyle w:val="ListBullet"/>
-      </w:pPr>
-      <w:r>
-        <w:t>[5] Eureka/PatSnap, "How EUV Lithography Meets International Safety and Quality Standards"</w:t>
-      </w:r>
-    </w:p>
-    <w:p>
-      <w:pPr>
-        <w:pStyle w:val="Heading2"/>
-      </w:pPr>
       <w:r>
         <w:rPr>
-          <w:rFonts w:ascii="Microsoft YaHei" w:hAnsi="Microsoft YaHei" w:eastAsia="Microsoft YaHei"/>
-          <w:color w:val="1A3A5C"/>
-          <w:sz w:val="32"/>
+          <w:b w:val="0"/>
         </w:rPr>
-        <w:t>5.2 Zeiss SMT相关资源</w:t>
-      </w:r>
-    </w:p>
-    <w:p>
-      <w:pPr>
-        <w:pStyle w:val="ListBullet"/>
-      </w:pPr>
-      <w:r>
-        <w:t>[6] Zeiss SMT官方页面 - EUV Lithography: https://www.zeiss.com/semiconductor-manufacturing-technology/inspiring-technology/euv-lithography.html</w:t>
-      </w:r>
-    </w:p>
-    <w:p>
-      <w:pPr>
-        <w:pStyle w:val="ListBullet"/>
-      </w:pPr>
-      <w:r>
-        <w:t>[7] Zeiss SMT - High-NA EUV Lithography: https://www.zeiss.com/semiconductor-manufacturing-technology/inspiring-technology/high-na-euv-lithography.html</w:t>
-      </w:r>
-    </w:p>
-    <w:p>
-      <w:pPr>
-        <w:pStyle w:val="ListBullet"/>
-      </w:pPr>
-      <w:r>
-        <w:t>[8] Bihr, S. et al., "ZEISS EUV Optics: Past, Present and Future", EUV Litho Workshop 2022</w:t>
-      </w:r>
-    </w:p>
-    <w:p>
-      <w:pPr>
-        <w:pStyle w:val="ListBullet"/>
-      </w:pPr>
-      <w:r>
-        <w:t>[9] Zeiss SMT, "EUV optics at ZEISS: status, outlook, and future", Proc. SPIE 12953, 2024</w:t>
-      </w:r>
-    </w:p>
-    <w:p>
-      <w:pPr>
-        <w:pStyle w:val="ListBullet"/>
-      </w:pPr>
-      <w:r>
-        <w:t>[10] Kuerz, P. et al., "Optics for EUV Lithography", EUV Symposium / VLSI TSA 2019</w:t>
-      </w:r>
-    </w:p>
-    <w:p>
-      <w:pPr>
-        <w:pStyle w:val="ListBullet"/>
-      </w:pPr>
-      <w:r>
-        <w:t>[11] Zeiss SMT, "30 years of EUV lithography development", Press Release 2025</w:t>
-      </w:r>
-    </w:p>
-    <w:p>
-      <w:pPr>
-        <w:pStyle w:val="Heading2"/>
-      </w:pPr>
-      <w:r>
-        <w:rPr>
-          <w:rFonts w:ascii="Microsoft YaHei" w:hAnsi="Microsoft YaHei" w:eastAsia="Microsoft YaHei"/>
-          <w:color w:val="1A3A5C"/>
-          <w:sz w:val="32"/>
-        </w:rPr>
-        <w:t>5.3 IRDS/ITRS相关资源</w:t>
-      </w:r>
-    </w:p>
-    <w:p>
-      <w:pPr>
-        <w:pStyle w:val="ListBullet"/>
-      </w:pPr>
-      <w:r>
-        <w:t>[12] IEEE IRDS 2024 Lithography Report: https://irds.ieee.org/images/files/pdf/2024/2024IRDS_LITHO.pdf</w:t>
-      </w:r>
-    </w:p>
-    <w:p>
-      <w:pPr>
-        <w:pStyle w:val="ListBullet"/>
-      </w:pPr>
-      <w:r>
-        <w:t>[13] IEEE IRDS 2023 Lithography Report: https://irds.ieee.org/images/files/pdf/2023/2023IRDS_Litho.pdf</w:t>
-      </w:r>
-    </w:p>
-    <w:p>
-      <w:pPr>
-        <w:pStyle w:val="ListBullet"/>
-      </w:pPr>
-      <w:r>
-        <w:t>[14] Grokipedia, "International Roadmap for Devices and Systems": https://grokipedia.com/page/International_Roadmap_for_Devices_and_Systems</w:t>
-      </w:r>
-    </w:p>
-    <w:p>
-      <w:pPr>
-        <w:pStyle w:val="ListBullet"/>
-      </w:pPr>
-      <w:r>
-        <w:t>[15] Pret, A.V. et al., "IRDS Lithography Roadmap", J. Micro/Nanopatterning, MEMS, and MOEMS, 20(4), 2021</w:t>
-      </w:r>
-    </w:p>
-    <w:p>
-      <w:pPr>
-        <w:pStyle w:val="ListBullet"/>
-      </w:pPr>
-      <w:r>
-        <w:t>[16] SPIE, "Optical and EUV Nanolithography XXXVIII", Proc. SPIE Vol. 13424, 2025</w:t>
-      </w:r>
-    </w:p>
-    <w:p/>
-    <w:p>
-      <w:pPr>
-        <w:jc w:val="center"/>
-      </w:pPr>
-      <w:r>
-        <w:rPr>
-          <w:color w:val="999999"/>
-          <w:sz w:val="24"/>
-        </w:rPr>
-        <w:t>— 文档结束 —</w:t>
+        <w:t>3）若你需要把文档进一步用于汇报，我也可以再配套生成一份同主题PPT大纲。</w:t>
       </w:r>
     </w:p>
     <w:sectPr>
-      <w:pgSz w:w="11906" w:h="16838"/>
-      <w:pgMar w:top="1417" w:right="1417" w:bottom="1417" w:left="1417" w:header="720" w:footer="720" w:gutter="0"/>
+      <w:footerReference w:type="default" r:id="rId9"/>
+      <w:pgSz w:w="12240" w:h="15840"/>
+      <w:pgMar w:top="1247" w:right="1361" w:bottom="1247" w:left="1361" w:header="720" w:footer="720" w:gutter="0"/>
       <w:cols w:space="720"/>
       <w:docGrid w:linePitch="360"/>
     </w:sectPr>
   </w:body>
 </w:document>
+</file>
+
+<file path=word/footer1.xml><?xml version="1.0" encoding="utf-8"?>
+<w:ftr xmlns:m="http://schemas.openxmlformats.org/officeDocument/2006/math" xmlns:mc="http://schemas.openxmlformats.org/markup-compatibility/2006" xmlns:mo="http://schemas.microsoft.com/office/mac/office/2008/main" xmlns:mv="urn:schemas-microsoft-com:mac:vml" xmlns:o="urn:schemas-microsoft-com:office:office" xmlns:r="http://schemas.openxmlformats.org/officeDocument/2006/relationships" xmlns:v="urn:schemas-microsoft-com:vml" xmlns:w10="urn:schemas-microsoft-com:office:word" xmlns:w14="http://schemas.microsoft.com/office/word/2010/wordml" xmlns:w="http://schemas.openxmlformats.org/wordprocessingml/2006/main" xmlns:wne="http://schemas.microsoft.com/office/word/2006/wordml" xmlns:wp14="http://schemas.microsoft.com/office/word/2010/wordprocessingDrawing" xmlns:wp="http://schemas.openxmlformats.org/drawingml/2006/wordprocessingDrawing" xmlns:wpc="http://schemas.microsoft.com/office/word/2010/wordprocessingCanvas" xmlns:wpg="http://schemas.microsoft.com/office/word/2010/wordprocessingGroup" xmlns:wpi="http://schemas.microsoft.com/office/word/2010/wordprocessingInk" xmlns:wps="http://schemas.microsoft.com/office/word/2010/wordprocessingShape" mc:Ignorable="w14 wp14">
+  <w:p>
+    <w:pPr>
+      <w:pStyle w:val="Footer"/>
+      <w:jc w:val="center"/>
+    </w:pPr>
+    <w:fldSimple w:instr="PAGE"/>
+  </w:p>
+</w:ftr>
 </file>
 
 <file path=word/numbering.xml><?xml version="1.0" encoding="utf-8"?>
@@ -7984,8 +3424,8 @@
     <w:qFormat/>
     <w:rsid w:val="00FC693F"/>
     <w:rPr>
-      <w:rFonts w:ascii="Microsoft YaHei" w:hAnsi="Microsoft YaHei" w:eastAsia="Microsoft YaHei"/>
-      <w:sz w:val="22"/>
+      <w:rFonts w:ascii="Arial" w:hAnsi="Arial" w:eastAsia="SimSun"/>
+      <w:sz w:val="21"/>
     </w:rPr>
   </w:style>
   <w:style w:type="paragraph" w:styleId="Header">
@@ -8047,7 +3487,7 @@
       <w:outlineLvl w:val="0"/>
     </w:pPr>
     <w:rPr>
-      <w:rFonts w:asciiTheme="majorHAnsi" w:eastAsiaTheme="majorEastAsia" w:hAnsiTheme="majorHAnsi" w:cstheme="majorBidi"/>
+      <w:rFonts w:asciiTheme="majorHAnsi" w:eastAsiaTheme="majorEastAsia" w:hAnsiTheme="majorHAnsi" w:cstheme="majorBidi" w:ascii="Arial" w:hAnsi="Arial" w:eastAsia="SimHei"/>
       <w:b/>
       <w:bCs/>
       <w:color w:val="365F91" w:themeColor="accent1" w:themeShade="BF"/>
@@ -8071,7 +3511,7 @@
       <w:outlineLvl w:val="1"/>
     </w:pPr>
     <w:rPr>
-      <w:rFonts w:asciiTheme="majorHAnsi" w:eastAsiaTheme="majorEastAsia" w:hAnsiTheme="majorHAnsi" w:cstheme="majorBidi"/>
+      <w:rFonts w:asciiTheme="majorHAnsi" w:eastAsiaTheme="majorEastAsia" w:hAnsiTheme="majorHAnsi" w:cstheme="majorBidi" w:ascii="Arial" w:hAnsi="Arial" w:eastAsia="SimHei"/>
       <w:b/>
       <w:bCs/>
       <w:color w:val="4F81BD" w:themeColor="accent1"/>
@@ -8095,7 +3535,7 @@
       <w:outlineLvl w:val="2"/>
     </w:pPr>
     <w:rPr>
-      <w:rFonts w:asciiTheme="majorHAnsi" w:eastAsiaTheme="majorEastAsia" w:hAnsiTheme="majorHAnsi" w:cstheme="majorBidi"/>
+      <w:rFonts w:asciiTheme="majorHAnsi" w:eastAsiaTheme="majorEastAsia" w:hAnsiTheme="majorHAnsi" w:cstheme="majorBidi" w:ascii="Arial" w:hAnsi="Arial" w:eastAsia="SimHei"/>
       <w:b/>
       <w:bCs/>
       <w:color w:val="4F81BD" w:themeColor="accent1"/>
@@ -8336,7 +3776,7 @@
       <w:contextualSpacing/>
     </w:pPr>
     <w:rPr>
-      <w:rFonts w:asciiTheme="majorHAnsi" w:eastAsiaTheme="majorEastAsia" w:hAnsiTheme="majorHAnsi" w:cstheme="majorBidi"/>
+      <w:rFonts w:asciiTheme="majorHAnsi" w:eastAsiaTheme="majorEastAsia" w:hAnsiTheme="majorHAnsi" w:cstheme="majorBidi" w:ascii="Arial" w:hAnsi="Arial" w:eastAsia="SimHei"/>
       <w:color w:val="17365D" w:themeColor="text2" w:themeShade="BF"/>
       <w:spacing w:val="5"/>
       <w:kern w:val="28"/>

--- a/EUV光刻光学规范与标准汇编.docx
+++ b/EUV光刻光学规范与标准汇编.docx
@@ -10,6 +10,7 @@
       <w:r>
         <w:rPr>
           <w:b/>
+          <w:i w:val="0"/>
           <w:sz w:val="44"/>
         </w:rPr>
         <w:t>EUV光刻光学规范与标准汇编</w:t>
@@ -22,25 +23,23 @@
       <w:r>
         <w:rPr>
           <w:b/>
+          <w:i w:val="0"/>
           <w:sz w:val="26"/>
         </w:rPr>
-        <w:t>——从第一性原理出发的公开资料整理版——</w:t>
+        <w:t>Compendium of EUV Lithography Optical Specifications and Standards</w:t>
       </w:r>
     </w:p>
     <w:p>
+      <w:pPr>
+        <w:jc w:val="center"/>
+      </w:pPr>
       <w:r>
         <w:rPr>
-          <w:b w:val="0"/>
-          <w:sz w:val="12"/>
+          <w:b/>
+          <w:i w:val="0"/>
+          <w:sz w:val="24"/>
         </w:rPr>
-      </w:r>
-    </w:p>
-    <w:p>
-      <w:r>
-        <w:rPr>
-          <w:b w:val="0"/>
-        </w:rPr>
-        <w:t>编制说明：本文件面向“EUV光刻光学”主题，重点不是简单罗列零散资料，而是把公开可检索的标准、路线图、计量方法、厂商公开表述与作者基于物理约束的工程理解整合为一份可阅读、可讨论、可继续扩展的资料文档。</w:t>
+        <w:t>——带图版 · 带公式版 · 按采购规范格式重写版 · 中英双语增强版——</w:t>
       </w:r>
     </w:p>
     <w:p>
@@ -50,19 +49,10 @@
       <w:r>
         <w:rPr>
           <w:b w:val="0"/>
+          <w:i/>
+          <w:sz w:val="22"/>
         </w:rPr>
-        <w:t>版本：2026年4月</w:t>
-      </w:r>
-    </w:p>
-    <w:p>
-      <w:pPr>
-        <w:jc w:val="center"/>
-      </w:pPr>
-      <w:r>
-        <w:rPr>
-          <w:b w:val="0"/>
-        </w:rPr>
-        <w:t>文件属性：工作资料 / 公开信息整理 / 非厂商内部规范原文</w:t>
+        <w:t>Illustrated + Formula-Enriched + Procurement-Style + Bilingual Edition</w:t>
       </w:r>
     </w:p>
     <w:p>
@@ -72,8 +62,39 @@
       <w:r>
         <w:rPr>
           <w:b w:val="0"/>
+          <w:i w:val="0"/>
         </w:rPr>
-        <w:t>使用边界</w:t>
+        <w:t>文档定位 / Document Positioning</w:t>
+      </w:r>
+    </w:p>
+    <w:p>
+      <w:r>
+        <w:rPr>
+          <w:b w:val="0"/>
+          <w:i w:val="0"/>
+        </w:rPr>
+        <w:t>本文件将公开可检索资料、行业路线图、计量知识和工程判断整合成一份更接近企业内部规范书风格的Word资料文档，用于系统解释EUV光刻光学规范从何而来、为何如此苛刻、以及如果要形成采购技术协议应如何组织。</w:t>
+      </w:r>
+    </w:p>
+    <w:p>
+      <w:r>
+        <w:rPr>
+          <w:b w:val="0"/>
+          <w:i/>
+        </w:rPr>
+        <w:t>This Word document consolidates public sources, roadmaps, metrology knowledge and engineering reasoning into a more enterprise-style specification reference.</w:t>
+      </w:r>
+    </w:p>
+    <w:p>
+      <w:pPr>
+        <w:pStyle w:val="Heading2"/>
+      </w:pPr>
+      <w:r>
+        <w:rPr>
+          <w:b w:val="0"/>
+          <w:i w:val="0"/>
+        </w:rPr>
+        <w:t>适用边界 / Scope</w:t>
       </w:r>
     </w:p>
     <w:p>
@@ -81,7 +102,7 @@
         <w:pStyle w:val="ListBullet"/>
       </w:pPr>
       <w:r>
-        <w:t>本文件优先采用公开来源：NIST、PTB、CXRO/LBNL、IEEE IRDS、SPIE公开材料、ASML与ZEISS公开技术说明。</w:t>
+        <w:t>公开来源优先：NIST、PTB、CXRO/LBNL、IEEE IRDS、SPIE、ASML、ZEISS。</w:t>
       </w:r>
     </w:p>
     <w:p>
@@ -89,7 +110,7 @@
         <w:pStyle w:val="ListBullet"/>
       </w:pPr>
       <w:r>
-        <w:t>对于ASML/ZEISS内部采购规范、验收卡控值、工艺窗口等商业机密，本文件不声称获得原文；凡属于行业常识、公开论文统计值或工程典型值，均明确写成“公开常见值/典型范围/工程推断”，而不是“唯一官方值”。</w:t>
+        <w:t>本文件不给出厂商保密原始验收值，而给出公开典型值、工程逻辑和建议写法。</w:t>
       </w:r>
     </w:p>
     <w:p>
@@ -97,7 +118,7 @@
         <w:pStyle w:val="ListBullet"/>
       </w:pPr>
       <w:r>
-        <w:t>因此，本文件更适合作为：技术综述、方案讨论、学习资料、投标前期调研、术语对齐材料；不应直接替代正式采购规范或质量协议。</w:t>
+        <w:t>适合用作学习资料、技术交流资料、项目预研资料、采购规范底稿。</w:t>
       </w:r>
     </w:p>
     <w:p>
@@ -107,8 +128,9 @@
       <w:r>
         <w:rPr>
           <w:b w:val="0"/>
+          <w:i w:val="0"/>
         </w:rPr>
-        <w:t>目录</w:t>
+        <w:t>目录 / Contents</w:t>
       </w:r>
     </w:p>
     <w:p>
@@ -116,7 +138,7 @@
         <w:pStyle w:val="ListBullet"/>
       </w:pPr>
       <w:r>
-        <w:t>1. 先讲结论：EUV光刻光学到底被什么物理约束支配</w:t>
+        <w:t>1. 第一性原理总览 / First-principles overview</w:t>
       </w:r>
     </w:p>
     <w:p>
@@ -124,7 +146,7 @@
         <w:pStyle w:val="ListBullet"/>
       </w:pPr>
       <w:r>
-        <w:t>2. 从第一性原理推导EUV光学规范为什么如此苛刻</w:t>
+        <w:t>2. 关键公式与工程含义 / Core equations and engineering meaning</w:t>
       </w:r>
     </w:p>
     <w:p>
@@ -132,7 +154,7 @@
         <w:pStyle w:val="ListBullet"/>
       </w:pPr>
       <w:r>
-        <w:t>3. EUV光学对象拆解：系统、反射镜、多层膜、掩模、环境</w:t>
+        <w:t>3. 图示化理解 / Illustrated understanding</w:t>
       </w:r>
     </w:p>
     <w:p>
@@ -140,7 +162,7 @@
         <w:pStyle w:val="ListBullet"/>
       </w:pPr>
       <w:r>
-        <w:t>4. EUV光学规范总表（公开典型值与工程含义）</w:t>
+        <w:t>4. 光学规范总表 / Consolidated specification matrix</w:t>
       </w:r>
     </w:p>
     <w:p>
@@ -148,7 +170,7 @@
         <w:pStyle w:val="ListBullet"/>
       </w:pPr>
       <w:r>
-        <w:t>5. 计量与验收：规范必须如何被测出来</w:t>
+        <w:t>5. 按采购规范格式重写 / Procurement-style chapters</w:t>
       </w:r>
     </w:p>
     <w:p>
@@ -156,7 +178,7 @@
         <w:pStyle w:val="ListBullet"/>
       </w:pPr>
       <w:r>
-        <w:t>6. 标准与资料体系汇编：哪些属于标准，哪些属于路线图，哪些属于参考规范</w:t>
+        <w:t>6. High-NA EUV加严逻辑 / Why High-NA tightens everything</w:t>
       </w:r>
     </w:p>
     <w:p>
@@ -164,7 +186,7 @@
         <w:pStyle w:val="ListBullet"/>
       </w:pPr>
       <w:r>
-        <w:t>7. 面向工程实施的建议写法：如果你要自己编一套技术规范，应如何组织</w:t>
+        <w:t>7. 计量、验收与失效处置 / Metrology, acceptance and failure handling</w:t>
       </w:r>
     </w:p>
     <w:p>
@@ -172,7 +194,7 @@
         <w:pStyle w:val="ListBullet"/>
       </w:pPr>
       <w:r>
-        <w:t>8. 参考文献与公开链接</w:t>
+        <w:t>8. 双语术语表与参考资料 / Glossary and references</w:t>
       </w:r>
     </w:p>
     <w:p>
@@ -187,24 +209,27 @@
       <w:r>
         <w:rPr>
           <w:b w:val="0"/>
+          <w:i w:val="0"/>
         </w:rPr>
-        <w:t>1. 先讲结论：EUV光刻光学到底被什么物理约束支配</w:t>
+        <w:t>1. 第一性原理总览 / First-Principles Overview</w:t>
       </w:r>
     </w:p>
     <w:p>
       <w:r>
         <w:rPr>
           <w:b w:val="0"/>
+          <w:i w:val="0"/>
         </w:rPr>
-        <w:t>如果只用一句话概括：EUV光刻光学规范之所以远比可见光或DUV光刻更极端，是因为在13.5 nm波段，材料几乎都强吸收，系统只能靠多层膜反射镜工作，而每一次反射都损失能量；与此同时，分辨率又要求更高NA、更低像差、更低散射、更低污染。于是 throughput（通量）、resolution（分辨率）、DOF（景深）、flare（杂散光）、stochastics（随机效应）、lifetime（寿命）和 contamination（污染）被绑定到同一个耦合问题里。</w:t>
+        <w:t>EUV光刻在13.5 nm工作。由于几乎所有普通光学材料在这一波段都强吸收，系统不能再依赖透镜，而必须依赖多层膜反射镜；同时单镜反射率只有约70%量级，经过多次反射后系统总通量会快速下降。于是反射率、波前误差、粗糙度、污染、热稳定性和High-NA被迫同时进入核心规范。</w:t>
       </w:r>
     </w:p>
     <w:p>
       <w:r>
         <w:rPr>
           <w:b w:val="0"/>
+          <w:i/>
         </w:rPr>
-        <w:t>换句话说，EUV光学规范不是“把每个指标都做高一点”这么简单，而是必须在以下几条硬约束下求平衡：</w:t>
+        <w:t>At 13.5 nm, strong absorption eliminates normal transmissive optics, forcing the system to use reflective multilayer mirrors. Since each mirror only reflects around ~70%, throughput drops multiplicatively across the optical train. That is why reflectivity, WFE, roughness, contamination and High-NA tolerance become tightly coupled specifications.</w:t>
       </w:r>
     </w:p>
     <w:p>
@@ -212,7 +237,7 @@
         <w:pStyle w:val="ListBullet"/>
       </w:pPr>
       <w:r>
-        <w:t>约束A：13.5 nm下几乎没有可用透射材料，因此系统是全反射式。</w:t>
+        <w:t>约束A：全反射式架构意味着镜面与多层膜质量是系统成像的物理基础。</w:t>
       </w:r>
     </w:p>
     <w:p>
@@ -220,7 +245,7 @@
         <w:pStyle w:val="ListBullet"/>
       </w:pPr>
       <w:r>
-        <w:t>约束B：单镜反射率不是99%级，而是70%级左右，多镜串联后总效率按乘法迅速下降。</w:t>
+        <w:t>约束B：反射率损失按乘法叠加，因此微小损失会演变为系统级产能问题。</w:t>
       </w:r>
     </w:p>
     <w:p>
@@ -228,7 +253,7 @@
         <w:pStyle w:val="ListBullet"/>
       </w:pPr>
       <w:r>
-        <w:t>约束C：分辨率随 λ/NA 改善，但景深随 λ/NA² 缩小，高NA会迅速放大波前误差、掩模3D效应和对焦/平坦度难题。</w:t>
+        <w:t>约束C：NA提高改善分辨率，但会按NA²缩小景深并加严容差。</w:t>
       </w:r>
     </w:p>
     <w:p>
@@ -236,7 +261,7 @@
         <w:pStyle w:val="ListBullet"/>
       </w:pPr>
       <w:r>
-        <w:t>约束D：任何纳米甚至亚纳米级的表面粗糙、膜层界面扩散、颗粒、碳污染、锡污染，都会直接吃掉反射率并引入散射与相位误差。</w:t>
+        <w:t>约束D：粗糙度、PSD、污染和界面扩散同时影响反射率、flare和寿命。</w:t>
       </w:r>
     </w:p>
     <w:p>
@@ -244,15 +269,7 @@
         <w:pStyle w:val="ListBullet"/>
       </w:pPr>
       <w:r>
-        <w:t>约束E：真正有效的验收必须尽可能“在工作波长下”进行，即 actinic metrology（光化学/在EUV波长下计量），否则就会出现“可见光下合格、EUV下不完全等价”的问题。</w:t>
-      </w:r>
-    </w:p>
-    <w:p>
-      <w:r>
-        <w:rPr>
-          <w:b w:val="0"/>
-        </w:rPr>
-        <w:t>因此，EUV光学规范的本质，是一套由材料吸收、布拉格反射、傅里叶成像、波前误差传递、散射理论、污染吸收与热/机械稳定性共同决定的系统工程规范。</w:t>
+        <w:t>约束E：关键验收必须尽可能使用at-wavelength / actinic metrology。</w:t>
       </w:r>
     </w:p>
     <w:p>
@@ -262,8 +279,27 @@
       <w:r>
         <w:rPr>
           <w:b w:val="0"/>
+          <w:i w:val="0"/>
         </w:rPr>
-        <w:t>2. 从第一性原理推导EUV光学规范为什么如此苛刻</w:t>
+        <w:t>2. 关键公式与工程含义 / Core Equations and Engineering Meaning</w:t>
+      </w:r>
+    </w:p>
+    <w:p>
+      <w:r>
+        <w:rPr>
+          <w:b w:val="0"/>
+          <w:i w:val="0"/>
+        </w:rPr>
+        <w:t>这些公式的作用不是数学装饰，而是把规格书中的每一个关键参数和背后的物理原因绑定起来。</w:t>
+      </w:r>
+    </w:p>
+    <w:p>
+      <w:r>
+        <w:rPr>
+          <w:b w:val="0"/>
+          <w:i/>
+        </w:rPr>
+        <w:t>The equations below connect each specification item to the physical reason behind it.</w:t>
       </w:r>
     </w:p>
     <w:p>
@@ -273,40 +309,31 @@
       <w:r>
         <w:rPr>
           <w:b w:val="0"/>
+          <w:i w:val="0"/>
         </w:rPr>
-        <w:t>2.1 波长决定一切：为什么是13.5 nm</w:t>
+        <w:t>2.1 分辨率 / Resolution</w:t>
+      </w:r>
+    </w:p>
+    <w:p>
+      <w:pPr>
+        <w:jc w:val="center"/>
+      </w:pPr>
+      <w:r>
+        <w:rPr>
+          <w:rFonts w:ascii="Courier New" w:hAnsi="Courier New" w:eastAsia="Courier New"/>
+          <w:b/>
+          <w:sz w:val="24"/>
+        </w:rPr>
+        <w:t>R ≈ k1 · λ / NA</w:t>
       </w:r>
     </w:p>
     <w:p>
       <w:r>
         <w:rPr>
           <w:b w:val="0"/>
+          <w:i w:val="0"/>
         </w:rPr>
-        <w:t>光刻分辨率最常见的一阶表达式是 Rayleigh 关系：R ≈ k1·λ/NA。若想打印更小特征尺寸，最直接的路线就是降低波长 λ 或提高数值孔径 NA。EUV把波长从193 nm推进到13.5 nm，等于把光学成像的基本尺度压缩到原来的约1/14。收益是分辨率显著提升，代价是进入了一个完全不同的材料与计量世界。</w:t>
-      </w:r>
-    </w:p>
-    <w:p>
-      <w:pPr>
-        <w:pStyle w:val="ListBullet"/>
-      </w:pPr>
-      <w:r>
-        <w:t>在193 nm仍可使用透镜、浸没液和成熟抗反射体系。</w:t>
-      </w:r>
-    </w:p>
-    <w:p>
-      <w:pPr>
-        <w:pStyle w:val="ListBullet"/>
-      </w:pPr>
-      <w:r>
-        <w:t>在13.5 nm，绝大多数材料的吸收极强，透射式镜头基本不可行，系统改为全反射。</w:t>
-      </w:r>
-    </w:p>
-    <w:p>
-      <w:pPr>
-        <w:pStyle w:val="ListBullet"/>
-      </w:pPr>
-      <w:r>
-        <w:t>这意味着“镜头设计问题”转化为“多镜反射系统问题”。</w:t>
+        <w:t>当λ已固定在13.5 nm附近后，进一步缩小特征尺寸主要依赖更高NA以及更好的掩模/工艺协同。</w:t>
       </w:r>
     </w:p>
     <w:p>
@@ -316,246 +343,31 @@
       <w:r>
         <w:rPr>
           <w:b w:val="0"/>
+          <w:i w:val="0"/>
         </w:rPr>
-        <w:t>2.2 反射率为何成为第一指标</w:t>
+        <w:t>2.2 景深 / Depth of Focus</w:t>
+      </w:r>
+    </w:p>
+    <w:p>
+      <w:pPr>
+        <w:jc w:val="center"/>
+      </w:pPr>
+      <w:r>
+        <w:rPr>
+          <w:rFonts w:ascii="Courier New" w:hAnsi="Courier New" w:eastAsia="Courier New"/>
+          <w:b/>
+          <w:sz w:val="24"/>
+        </w:rPr>
+        <w:t>DOF ≈ k2 · λ / NA²</w:t>
       </w:r>
     </w:p>
     <w:p>
       <w:r>
         <w:rPr>
           <w:b w:val="0"/>
+          <w:i w:val="0"/>
         </w:rPr>
-        <w:t>EUV投影与照明系统通常包含多次反射。若单镜峰值反射率记为R，串联系统共有N次有效反射，则总传输近似按 R^N 缩减。只要R不是接近1，而是约0.65–0.70量级，多镜系统总效率就会非常敏感。</w:t>
-      </w:r>
-    </w:p>
-    <w:tbl>
-      <w:tblPr>
-        <w:tblStyle w:val="TableGrid"/>
-        <w:tblW w:type="auto" w:w="0"/>
-        <w:tblLook w:firstColumn="1" w:firstRow="1" w:lastColumn="0" w:lastRow="0" w:noHBand="0" w:noVBand="1" w:val="04A0"/>
-      </w:tblPr>
-      <w:tblGrid>
-        <w:gridCol w:w="1904"/>
-        <w:gridCol w:w="1904"/>
-        <w:gridCol w:w="1904"/>
-        <w:gridCol w:w="1904"/>
-        <w:gridCol w:w="1904"/>
-      </w:tblGrid>
-      <w:tr>
-        <w:tc>
-          <w:tcPr>
-            <w:tcW w:type="dxa" w:w="1417"/>
-          </w:tcPr>
-          <w:p>
-            <w:r>
-              <w:t>单镜反射率R</w:t>
-            </w:r>
-          </w:p>
-        </w:tc>
-        <w:tc>
-          <w:tcPr>
-            <w:tcW w:type="dxa" w:w="1417"/>
-          </w:tcPr>
-          <w:p>
-            <w:r>
-              <w:t>反射次数N=6</w:t>
-            </w:r>
-          </w:p>
-        </w:tc>
-        <w:tc>
-          <w:tcPr>
-            <w:tcW w:type="dxa" w:w="1417"/>
-          </w:tcPr>
-          <w:p>
-            <w:r>
-              <w:t>N=8</w:t>
-            </w:r>
-          </w:p>
-        </w:tc>
-        <w:tc>
-          <w:tcPr>
-            <w:tcW w:type="dxa" w:w="1417"/>
-          </w:tcPr>
-          <w:p>
-            <w:r>
-              <w:t>N=10</w:t>
-            </w:r>
-          </w:p>
-        </w:tc>
-        <w:tc>
-          <w:tcPr>
-            <w:tcW w:type="dxa" w:w="3685"/>
-          </w:tcPr>
-          <w:p>
-            <w:r>
-              <w:t>工程含义</w:t>
-            </w:r>
-          </w:p>
-        </w:tc>
-      </w:tr>
-      <w:tr>
-        <w:tc>
-          <w:tcPr>
-            <w:tcW w:type="dxa" w:w="1417"/>
-          </w:tcPr>
-          <w:p>
-            <w:r>
-              <w:t>0.70</w:t>
-            </w:r>
-          </w:p>
-        </w:tc>
-        <w:tc>
-          <w:tcPr>
-            <w:tcW w:type="dxa" w:w="1417"/>
-          </w:tcPr>
-          <w:p>
-            <w:r>
-              <w:t>11.8%</w:t>
-            </w:r>
-          </w:p>
-        </w:tc>
-        <w:tc>
-          <w:tcPr>
-            <w:tcW w:type="dxa" w:w="1417"/>
-          </w:tcPr>
-          <w:p>
-            <w:r>
-              <w:t>5.8%</w:t>
-            </w:r>
-          </w:p>
-        </w:tc>
-        <w:tc>
-          <w:tcPr>
-            <w:tcW w:type="dxa" w:w="1417"/>
-          </w:tcPr>
-          <w:p>
-            <w:r>
-              <w:t>2.8%</w:t>
-            </w:r>
-          </w:p>
-        </w:tc>
-        <w:tc>
-          <w:tcPr>
-            <w:tcW w:type="dxa" w:w="3685"/>
-          </w:tcPr>
-          <w:p>
-            <w:r>
-              <w:t>已经非常吃紧，光源和污染控制必须同步优化</w:t>
-            </w:r>
-          </w:p>
-        </w:tc>
-      </w:tr>
-      <w:tr>
-        <w:tc>
-          <w:tcPr>
-            <w:tcW w:type="dxa" w:w="1417"/>
-          </w:tcPr>
-          <w:p>
-            <w:r>
-              <w:t>0.68</w:t>
-            </w:r>
-          </w:p>
-        </w:tc>
-        <w:tc>
-          <w:tcPr>
-            <w:tcW w:type="dxa" w:w="1417"/>
-          </w:tcPr>
-          <w:p>
-            <w:r>
-              <w:t>9.9%</w:t>
-            </w:r>
-          </w:p>
-        </w:tc>
-        <w:tc>
-          <w:tcPr>
-            <w:tcW w:type="dxa" w:w="1417"/>
-          </w:tcPr>
-          <w:p>
-            <w:r>
-              <w:t>4.6%</w:t>
-            </w:r>
-          </w:p>
-        </w:tc>
-        <w:tc>
-          <w:tcPr>
-            <w:tcW w:type="dxa" w:w="1417"/>
-          </w:tcPr>
-          <w:p>
-            <w:r>
-              <w:t>2.1%</w:t>
-            </w:r>
-          </w:p>
-        </w:tc>
-        <w:tc>
-          <w:tcPr>
-            <w:tcW w:type="dxa" w:w="3685"/>
-          </w:tcPr>
-          <w:p>
-            <w:r>
-              <w:t>仅单镜下降2个百分点，总系统损失明显</w:t>
-            </w:r>
-          </w:p>
-        </w:tc>
-      </w:tr>
-      <w:tr>
-        <w:tc>
-          <w:tcPr>
-            <w:tcW w:type="dxa" w:w="1417"/>
-          </w:tcPr>
-          <w:p>
-            <w:r>
-              <w:t>0.65</w:t>
-            </w:r>
-          </w:p>
-        </w:tc>
-        <w:tc>
-          <w:tcPr>
-            <w:tcW w:type="dxa" w:w="1417"/>
-          </w:tcPr>
-          <w:p>
-            <w:r>
-              <w:t>7.5%</w:t>
-            </w:r>
-          </w:p>
-        </w:tc>
-        <w:tc>
-          <w:tcPr>
-            <w:tcW w:type="dxa" w:w="1417"/>
-          </w:tcPr>
-          <w:p>
-            <w:r>
-              <w:t>3.2%</w:t>
-            </w:r>
-          </w:p>
-        </w:tc>
-        <w:tc>
-          <w:tcPr>
-            <w:tcW w:type="dxa" w:w="1417"/>
-          </w:tcPr>
-          <w:p>
-            <w:r>
-              <w:t>1.3%</w:t>
-            </w:r>
-          </w:p>
-        </w:tc>
-        <w:tc>
-          <w:tcPr>
-            <w:tcW w:type="dxa" w:w="3685"/>
-          </w:tcPr>
-          <w:p>
-            <w:r>
-              <w:t>曝光剂量、产能、随机缺陷都将恶化</w:t>
-            </w:r>
-          </w:p>
-        </w:tc>
-      </w:tr>
-    </w:tbl>
-    <w:p>
-      <w:r>
-        <w:rPr>
-          <w:b w:val="0"/>
-        </w:rPr>
-        <w:t>所以EUV镜面的“高反射率”不是为了好看，而是通量闭环的生死线。任何污染、界面粗糙或膜厚漂移都会通过指数累乘放大为系统产能问题。</w:t>
+        <w:t>这条式子解释了为什么High-NA会迅速加严平坦度、对焦与平台稳定性要求。</w:t>
       </w:r>
     </w:p>
     <w:p>
@@ -565,48 +377,31 @@
       <w:r>
         <w:rPr>
           <w:b w:val="0"/>
+          <w:i w:val="0"/>
         </w:rPr>
-        <w:t>2.3 为什么表面误差必须进入皮米—亚纳米级讨论</w:t>
+        <w:t>2.3 多镜通量 / Multi-mirror Throughput</w:t>
+      </w:r>
+    </w:p>
+    <w:p>
+      <w:pPr>
+        <w:jc w:val="center"/>
+      </w:pPr>
+      <w:r>
+        <w:rPr>
+          <w:rFonts w:ascii="Courier New" w:hAnsi="Courier New" w:eastAsia="Courier New"/>
+          <w:b/>
+          <w:sz w:val="24"/>
+        </w:rPr>
+        <w:t>T_total ≈ ∏Ri   ;   if Ri = R, then T_total ≈ R^N</w:t>
       </w:r>
     </w:p>
     <w:p>
       <w:r>
         <w:rPr>
           <w:b w:val="0"/>
+          <w:i w:val="0"/>
         </w:rPr>
-        <w:t>镜面面形误差会转化为波前误差；波前误差再转化为像差、成像模糊、焦深损失和覆盖误差。对于高分辨率成像系统，允许的系统波前误差通常只能占工作波长的很小一部分。13.5 nm本身已经非常短，因此“占波长几个百分点”的容差会自然落到亚纳米甚至更低的量级。</w:t>
-      </w:r>
-    </w:p>
-    <w:p>
-      <w:pPr>
-        <w:pStyle w:val="ListBullet"/>
-      </w:pPr>
-      <w:r>
-        <w:t>低频面形误差：影响整体像差、成像位置和波前。</w:t>
-      </w:r>
-    </w:p>
-    <w:p>
-      <w:pPr>
-        <w:pStyle w:val="ListBullet"/>
-      </w:pPr>
-      <w:r>
-        <w:t>中频误差（MSFR）：更容易形成 flare，降低对比度。</w:t>
-      </w:r>
-    </w:p>
-    <w:p>
-      <w:pPr>
-        <w:pStyle w:val="ListBullet"/>
-      </w:pPr>
-      <w:r>
-        <w:t>高频粗糙度（HSFR）：更多体现为散射和反射率损失。</w:t>
-      </w:r>
-    </w:p>
-    <w:p>
-      <w:r>
-        <w:rPr>
-          <w:b w:val="0"/>
-        </w:rPr>
-        <w:t>这就是为什么EUV规范通常不只给一个“粗糙度RMS”，而是要求用 PSD（功率谱密度）按空间频率分段管理。因为不同频段的误差，对成像的伤害机制不同。</w:t>
+        <w:t>它解释了反射率为何是EUV光学规范中最不能妥协的指标之一。</w:t>
       </w:r>
     </w:p>
     <w:p>
@@ -616,64 +411,31 @@
       <w:r>
         <w:rPr>
           <w:b w:val="0"/>
+          <w:i w:val="0"/>
         </w:rPr>
-        <w:t>2.4 为什么高NA会让规范进一步变严</w:t>
+        <w:t>2.4 布拉格反射 / Bragg Reflection</w:t>
+      </w:r>
+    </w:p>
+    <w:p>
+      <w:pPr>
+        <w:jc w:val="center"/>
+      </w:pPr>
+      <w:r>
+        <w:rPr>
+          <w:rFonts w:ascii="Courier New" w:hAnsi="Courier New" w:eastAsia="Courier New"/>
+          <w:b/>
+          <w:sz w:val="24"/>
+        </w:rPr>
+        <w:t>mλ = 2d · sinθ</w:t>
       </w:r>
     </w:p>
     <w:p>
       <w:r>
         <w:rPr>
           <w:b w:val="0"/>
+          <w:i w:val="0"/>
         </w:rPr>
-        <w:t>当NA升高时，分辨率改善，但景深近似按 DOF ≈ k2·λ/NA² 收缩，系统对以下问题的容忍度都会变差：</w:t>
-      </w:r>
-    </w:p>
-    <w:p>
-      <w:pPr>
-        <w:pStyle w:val="ListBullet"/>
-      </w:pPr>
-      <w:r>
-        <w:t>晶圆与掩模的平坦度误差；</w:t>
-      </w:r>
-    </w:p>
-    <w:p>
-      <w:pPr>
-        <w:pStyle w:val="ListBullet"/>
-      </w:pPr>
-      <w:r>
-        <w:t>镜面对准误差；</w:t>
-      </w:r>
-    </w:p>
-    <w:p>
-      <w:pPr>
-        <w:pStyle w:val="ListBullet"/>
-      </w:pPr>
-      <w:r>
-        <w:t>偏振与入射角分布带来的反射率变化；</w:t>
-      </w:r>
-    </w:p>
-    <w:p>
-      <w:pPr>
-        <w:pStyle w:val="ListBullet"/>
-      </w:pPr>
-      <w:r>
-        <w:t>掩模3D效应；</w:t>
-      </w:r>
-    </w:p>
-    <w:p>
-      <w:pPr>
-        <w:pStyle w:val="ListBullet"/>
-      </w:pPr>
-      <w:r>
-        <w:t>杂散光与局部相位误差。</w:t>
-      </w:r>
-    </w:p>
-    <w:p>
-      <w:r>
-        <w:rPr>
-          <w:b w:val="0"/>
-        </w:rPr>
-        <w:t>所以 High-NA EUV 不是对现有规范简单“加严10%”，而是让一批原本次要的问题上升为主导问题。</w:t>
+        <w:t>这条关系说明多层膜的周期、层厚比例和入射角共同决定反射峰位置和效率。</w:t>
       </w:r>
     </w:p>
     <w:p>
@@ -683,40 +445,78 @@
       <w:r>
         <w:rPr>
           <w:b w:val="0"/>
+          <w:i w:val="0"/>
         </w:rPr>
-        <w:t>2.5 污染为什么被写进光学规范，而不是只归设备维护</w:t>
+        <w:t>2.5 镜面误差与波前 / Surface Error and WFE</w:t>
+      </w:r>
+    </w:p>
+    <w:p>
+      <w:pPr>
+        <w:jc w:val="center"/>
+      </w:pPr>
+      <w:r>
+        <w:rPr>
+          <w:rFonts w:ascii="Courier New" w:hAnsi="Courier New" w:eastAsia="Courier New"/>
+          <w:b/>
+          <w:sz w:val="24"/>
+        </w:rPr>
+        <w:t>For reflection (small-angle approximation): WFE ≈ 2 × surface figure error</w:t>
       </w:r>
     </w:p>
     <w:p>
       <w:r>
         <w:rPr>
           <w:b w:val="0"/>
+          <w:i w:val="0"/>
         </w:rPr>
-        <w:t>在EUV下，单分子层级别的污染就可能造成可测吸收变化。碳污染会降低反射率，锡污染来自LPP光源，氧化和吸附层会改变表面边界条件。由于系统总效率对单镜反射率非常敏感，污染不再只是“维护成本”，而是光学规范的一部分。</w:t>
+        <w:t>因此镜面亚纳米面形控制不是奢侈指标，而是系统波前预算的自然结果。</w:t>
       </w:r>
     </w:p>
     <w:p>
       <w:pPr>
-        <w:pStyle w:val="ListBullet"/>
+        <w:pStyle w:val="Heading2"/>
       </w:pPr>
       <w:r>
-        <w:t>需要规定可接受污染种类、厚度增长速率和清洗恢复能力。</w:t>
+        <w:rPr>
+          <w:b w:val="0"/>
+          <w:i w:val="0"/>
+        </w:rPr>
+        <w:t>2.6 粗糙度与散射 / Roughness and Scattering</w:t>
       </w:r>
     </w:p>
     <w:p>
       <w:pPr>
-        <w:pStyle w:val="ListBullet"/>
+        <w:jc w:val="center"/>
       </w:pPr>
       <w:r>
-        <w:t>需要规定真空、残余气体、氢环境、颗粒控制和出气限制。</w:t>
+        <w:rPr>
+          <w:rFonts w:ascii="Courier New" w:hAnsi="Courier New" w:eastAsia="Courier New"/>
+          <w:b/>
+          <w:sz w:val="24"/>
+        </w:rPr>
+        <w:t>TIS ≈ (4πσ / λ)²</w:t>
       </w:r>
     </w:p>
     <w:p>
       <w:pPr>
-        <w:pStyle w:val="ListBullet"/>
+        <w:jc w:val="center"/>
       </w:pPr>
       <w:r>
-        <w:t>需要规定照射前后反射率、散射、污染膜厚变化的复测方法。</w:t>
+        <w:rPr>
+          <w:rFonts w:ascii="Courier New" w:hAnsi="Courier New" w:eastAsia="Courier New"/>
+          <w:b/>
+          <w:sz w:val="24"/>
+        </w:rPr>
+        <w:t>σ² = ∫ PSD(f) df  over a specified band</w:t>
+      </w:r>
+    </w:p>
+    <w:p>
+      <w:r>
+        <w:rPr>
+          <w:b w:val="0"/>
+          <w:i w:val="0"/>
+        </w:rPr>
+        <w:t>这解释了为什么EUV规范必须写PSD频段，而不能只写一个粗糙度单值。</w:t>
       </w:r>
     </w:p>
     <w:p>
@@ -726,359 +526,177 @@
       <w:r>
         <w:rPr>
           <w:b w:val="0"/>
+          <w:i w:val="0"/>
         </w:rPr>
-        <w:t>3. EUV光学对象拆解：系统、反射镜、多层膜、掩模、环境</w:t>
+        <w:t>3. 图示化理解 / Illustrated Understanding</w:t>
+      </w:r>
+    </w:p>
+    <w:p>
+      <w:r>
+        <w:drawing>
+          <wp:inline xmlns:a="http://schemas.openxmlformats.org/drawingml/2006/main" xmlns:pic="http://schemas.openxmlformats.org/drawingml/2006/picture">
+            <wp:extent cx="5832000" cy="3540857"/>
+            <wp:docPr id="1" name="Picture 1"/>
+            <wp:cNvGraphicFramePr>
+              <a:graphicFrameLocks noChangeAspect="1"/>
+            </wp:cNvGraphicFramePr>
+            <a:graphic>
+              <a:graphicData uri="http://schemas.openxmlformats.org/drawingml/2006/picture">
+                <pic:pic>
+                  <pic:nvPicPr>
+                    <pic:cNvPr id="0" name="throughput.png"/>
+                    <pic:cNvPicPr/>
+                  </pic:nvPicPr>
+                  <pic:blipFill>
+                    <a:blip r:embed="rId9"/>
+                    <a:stretch>
+                      <a:fillRect/>
+                    </a:stretch>
+                  </pic:blipFill>
+                  <pic:spPr>
+                    <a:xfrm>
+                      <a:off x="0" y="0"/>
+                      <a:ext cx="5832000" cy="3540857"/>
+                    </a:xfrm>
+                    <a:prstGeom prst="rect"/>
+                  </pic:spPr>
+                </pic:pic>
+              </a:graphicData>
+            </a:graphic>
+          </wp:inline>
+        </w:drawing>
       </w:r>
     </w:p>
     <w:p>
       <w:pPr>
-        <w:pStyle w:val="Heading2"/>
+        <w:jc w:val="center"/>
       </w:pPr>
       <w:r>
         <w:rPr>
-          <w:b w:val="0"/>
+          <w:i/>
         </w:rPr>
-        <w:t>3.1 系统级规范</w:t>
+        <w:t>图1 / Figure 1  多镜通量对单镜反射率极度敏感。</w:t>
       </w:r>
     </w:p>
     <w:p>
       <w:r>
         <w:rPr>
           <w:b w:val="0"/>
+          <w:i w:val="0"/>
         </w:rPr>
-        <w:t>系统级规范关注最终成像，而不是单镜局部最优。公开资料中常见的系统级指标包括：</w:t>
+        <w:t>解释：R从0.70降到0.68，看上去只是2个百分点，但6到8次反射后系统通量显著恶化。</w:t>
+      </w:r>
+    </w:p>
+    <w:p>
+      <w:r>
+        <w:drawing>
+          <wp:inline xmlns:a="http://schemas.openxmlformats.org/drawingml/2006/main" xmlns:pic="http://schemas.openxmlformats.org/drawingml/2006/picture">
+            <wp:extent cx="5832000" cy="3540857"/>
+            <wp:docPr id="2" name="Picture 2"/>
+            <wp:cNvGraphicFramePr>
+              <a:graphicFrameLocks noChangeAspect="1"/>
+            </wp:cNvGraphicFramePr>
+            <a:graphic>
+              <a:graphicData uri="http://schemas.openxmlformats.org/drawingml/2006/picture">
+                <pic:pic>
+                  <pic:nvPicPr>
+                    <pic:cNvPr id="0" name="multilayer.png"/>
+                    <pic:cNvPicPr/>
+                  </pic:nvPicPr>
+                  <pic:blipFill>
+                    <a:blip r:embed="rId10"/>
+                    <a:stretch>
+                      <a:fillRect/>
+                    </a:stretch>
+                  </pic:blipFill>
+                  <pic:spPr>
+                    <a:xfrm>
+                      <a:off x="0" y="0"/>
+                      <a:ext cx="5832000" cy="3540857"/>
+                    </a:xfrm>
+                    <a:prstGeom prst="rect"/>
+                  </pic:spPr>
+                </pic:pic>
+              </a:graphicData>
+            </a:graphic>
+          </wp:inline>
+        </w:drawing>
       </w:r>
     </w:p>
     <w:p>
       <w:pPr>
-        <w:pStyle w:val="ListBullet"/>
-      </w:pPr>
-      <w:r>
-        <w:t>工作波长与带宽（通常围绕13.5 nm，带宽影响布拉格匹配与像质）；</w:t>
-      </w:r>
-    </w:p>
-    <w:p>
-      <w:pPr>
-        <w:pStyle w:val="ListBullet"/>
-      </w:pPr>
-      <w:r>
-        <w:t>数值孔径 NA（0.33 NA为成熟EUV代际，0.55 NA代表High-NA方向）；</w:t>
-      </w:r>
-    </w:p>
-    <w:p>
-      <w:pPr>
-        <w:pStyle w:val="ListBullet"/>
-      </w:pPr>
-      <w:r>
-        <w:t>总波前误差与像差预算；</w:t>
-      </w:r>
-    </w:p>
-    <w:p>
-      <w:pPr>
-        <w:pStyle w:val="ListBullet"/>
-      </w:pPr>
-      <w:r>
-        <w:t>照明均匀性与偏振管理；</w:t>
-      </w:r>
-    </w:p>
-    <w:p>
-      <w:pPr>
-        <w:pStyle w:val="ListBullet"/>
-      </w:pPr>
-      <w:r>
-        <w:t>flare/杂散光预算；</w:t>
-      </w:r>
-    </w:p>
-    <w:p>
-      <w:pPr>
-        <w:pStyle w:val="ListBullet"/>
-      </w:pPr>
-      <w:r>
-        <w:t>系统吞吐量与剂量稳定性；</w:t>
-      </w:r>
-    </w:p>
-    <w:p>
-      <w:pPr>
-        <w:pStyle w:val="ListBullet"/>
-      </w:pPr>
-      <w:r>
-        <w:t>热稳定性、漂移与长期重复性。</w:t>
-      </w:r>
-    </w:p>
-    <w:p>
-      <w:pPr>
-        <w:pStyle w:val="Heading2"/>
+        <w:jc w:val="center"/>
       </w:pPr>
       <w:r>
         <w:rPr>
-          <w:b w:val="0"/>
+          <w:i/>
         </w:rPr>
-        <w:t>3.2 反射镜基底规范</w:t>
+        <w:t>图2 / Figure 2  Mo/Si多层膜布拉格反射镜结构示意。</w:t>
       </w:r>
     </w:p>
     <w:p>
       <w:r>
         <w:rPr>
           <w:b w:val="0"/>
+          <w:i w:val="0"/>
         </w:rPr>
-        <w:t>EUV反射镜通常采用极低热膨胀材料，例如 ULE 或 Zerodur 一类超低膨胀基底。基底规范通常包含：</w:t>
+        <w:t>解释：层周期、界面陡峭度、粗糙度、应力和污染共同决定镜面是否可用。</w:t>
+      </w:r>
+    </w:p>
+    <w:p>
+      <w:r>
+        <w:drawing>
+          <wp:inline xmlns:a="http://schemas.openxmlformats.org/drawingml/2006/main" xmlns:pic="http://schemas.openxmlformats.org/drawingml/2006/picture">
+            <wp:extent cx="5832000" cy="3540857"/>
+            <wp:docPr id="3" name="Picture 3"/>
+            <wp:cNvGraphicFramePr>
+              <a:graphicFrameLocks noChangeAspect="1"/>
+            </wp:cNvGraphicFramePr>
+            <a:graphic>
+              <a:graphicData uri="http://schemas.openxmlformats.org/drawingml/2006/picture">
+                <pic:pic>
+                  <pic:nvPicPr>
+                    <pic:cNvPr id="0" name="highna.png"/>
+                    <pic:cNvPicPr/>
+                  </pic:nvPicPr>
+                  <pic:blipFill>
+                    <a:blip r:embed="rId11"/>
+                    <a:stretch>
+                      <a:fillRect/>
+                    </a:stretch>
+                  </pic:blipFill>
+                  <pic:spPr>
+                    <a:xfrm>
+                      <a:off x="0" y="0"/>
+                      <a:ext cx="5832000" cy="3540857"/>
+                    </a:xfrm>
+                    <a:prstGeom prst="rect"/>
+                  </pic:spPr>
+                </pic:pic>
+              </a:graphicData>
+            </a:graphic>
+          </wp:inline>
+        </w:drawing>
       </w:r>
     </w:p>
     <w:p>
       <w:pPr>
-        <w:pStyle w:val="ListBullet"/>
+        <w:jc w:val="center"/>
       </w:pPr>
       <w:r>
-        <w:t>材料热膨胀系数及其温区稳定性；</w:t>
-      </w:r>
-    </w:p>
-    <w:p>
-      <w:pPr>
-        <w:pStyle w:val="ListBullet"/>
-      </w:pPr>
-      <w:r>
-        <w:t>面形精度（PV、RMS、Zernike分项等）；</w:t>
-      </w:r>
-    </w:p>
-    <w:p>
-      <w:pPr>
-        <w:pStyle w:val="ListBullet"/>
-      </w:pPr>
-      <w:r>
-        <w:t>斜率误差（尤其对长口径镜面或特殊非球面尤为关键）；</w:t>
-      </w:r>
-    </w:p>
-    <w:p>
-      <w:pPr>
-        <w:pStyle w:val="ListBullet"/>
-      </w:pPr>
-      <w:r>
-        <w:t>粗糙度与PSD分布；</w:t>
-      </w:r>
-    </w:p>
-    <w:p>
-      <w:pPr>
-        <w:pStyle w:val="ListBullet"/>
-      </w:pPr>
-      <w:r>
-        <w:t>亚表面损伤控制；</w:t>
-      </w:r>
-    </w:p>
-    <w:p>
-      <w:pPr>
-        <w:pStyle w:val="ListBullet"/>
-      </w:pPr>
-      <w:r>
-        <w:t>装夹与应力释放后的稳定性。</w:t>
+        <w:rPr>
+          <w:i/>
+        </w:rPr>
+        <w:t>图3 / Figure 3  High-NA把整机容差重新分配。</w:t>
       </w:r>
     </w:p>
     <w:p>
       <w:r>
         <w:rPr>
           <w:b w:val="0"/>
+          <w:i w:val="0"/>
         </w:rPr>
-        <w:t>关键理解：EUV镜面不是“镀膜后再看结果”，而是基底质量决定了多层膜可达到的最终上限。若基底中频误差过大，多层膜只会把问题复制上去。</w:t>
-      </w:r>
-    </w:p>
-    <w:p>
-      <w:pPr>
-        <w:pStyle w:val="Heading2"/>
-      </w:pPr>
-      <w:r>
-        <w:rPr>
-          <w:b w:val="0"/>
-        </w:rPr>
-        <w:t>3.3 多层膜规范（Mo/Si为主）</w:t>
-      </w:r>
-    </w:p>
-    <w:p>
-      <w:r>
-        <w:rPr>
-          <w:b w:val="0"/>
-        </w:rPr>
-        <w:t>EUV镜面工作的核心是多层膜布拉格反射。典型公开技术路线是Mo/Si多层膜加保护层。多层膜规范的核心不是单层厚度本身，而是“周期、界面、均匀性、应力、扩散、污染敏感性”共同定义的反射峰。</w:t>
-      </w:r>
-    </w:p>
-    <w:p>
-      <w:pPr>
-        <w:pStyle w:val="ListBullet"/>
-      </w:pPr>
-      <w:r>
-        <w:t>双层周期厚度决定中心波长；</w:t>
-      </w:r>
-    </w:p>
-    <w:p>
-      <w:pPr>
-        <w:pStyle w:val="ListBullet"/>
-      </w:pPr>
-      <w:r>
-        <w:t>Γ值（Mo层厚度占比）影响峰值与带宽；</w:t>
-      </w:r>
-    </w:p>
-    <w:p>
-      <w:pPr>
-        <w:pStyle w:val="ListBullet"/>
-      </w:pPr>
-      <w:r>
-        <w:t>界面粗糙和扩散层会降低峰值反射率；</w:t>
-      </w:r>
-    </w:p>
-    <w:p>
-      <w:pPr>
-        <w:pStyle w:val="ListBullet"/>
-      </w:pPr>
-      <w:r>
-        <w:t>层数影响峰值、带宽与应力；</w:t>
-      </w:r>
-    </w:p>
-    <w:p>
-      <w:pPr>
-        <w:pStyle w:val="ListBullet"/>
-      </w:pPr>
-      <w:r>
-        <w:t>保护层和封顶结构影响耐久性与污染响应。</w:t>
-      </w:r>
-    </w:p>
-    <w:p>
-      <w:r>
-        <w:rPr>
-          <w:b w:val="0"/>
-        </w:rPr>
-        <w:t>因此，膜层规范必须至少覆盖：中心波长、峰值反射率、反射带宽、口径内均匀性、膜应力、界面粗糙度、热/辐照稳定性。</w:t>
-      </w:r>
-    </w:p>
-    <w:p>
-      <w:pPr>
-        <w:pStyle w:val="Heading2"/>
-      </w:pPr>
-      <w:r>
-        <w:rPr>
-          <w:b w:val="0"/>
-        </w:rPr>
-        <w:t>3.4 掩模相关光学规范</w:t>
-      </w:r>
-    </w:p>
-    <w:p>
-      <w:r>
-        <w:rPr>
-          <w:b w:val="0"/>
-        </w:rPr>
-        <w:t>EUV掩模本质上也是多层反射光学元件，只不过它不是简单“平面镜”，而是图形化反射元件。于是除了反射率和平坦度，还必须考虑：</w:t>
-      </w:r>
-    </w:p>
-    <w:p>
-      <w:pPr>
-        <w:pStyle w:val="ListBullet"/>
-      </w:pPr>
-      <w:r>
-        <w:t>掩模3D效应；</w:t>
-      </w:r>
-    </w:p>
-    <w:p>
-      <w:pPr>
-        <w:pStyle w:val="ListBullet"/>
-      </w:pPr>
-      <w:r>
-        <w:t>吸收体材料与侧壁角；</w:t>
-      </w:r>
-    </w:p>
-    <w:p>
-      <w:pPr>
-        <w:pStyle w:val="ListBullet"/>
-      </w:pPr>
-      <w:r>
-        <w:t>可打印缺陷与不可打印缺陷的区分；</w:t>
-      </w:r>
-    </w:p>
-    <w:p>
-      <w:pPr>
-        <w:pStyle w:val="ListBullet"/>
-      </w:pPr>
-      <w:r>
-        <w:t>空白掩模缺陷密度；</w:t>
-      </w:r>
-    </w:p>
-    <w:p>
-      <w:pPr>
-        <w:pStyle w:val="ListBullet"/>
-      </w:pPr>
-      <w:r>
-        <w:t>actinic inspection（在13.5 nm下的缺陷检查）。</w:t>
-      </w:r>
-    </w:p>
-    <w:p>
-      <w:r>
-        <w:rPr>
-          <w:b w:val="0"/>
-        </w:rPr>
-        <w:t>这部分规范的难点在于：可见光或电子束下看到的缺陷，并不一定等价于真正会在EUV成像中打印的缺陷。</w:t>
-      </w:r>
-    </w:p>
-    <w:p>
-      <w:pPr>
-        <w:pStyle w:val="Heading2"/>
-      </w:pPr>
-      <w:r>
-        <w:rPr>
-          <w:b w:val="0"/>
-        </w:rPr>
-        <w:t>3.5 环境与污染控制规范</w:t>
-      </w:r>
-    </w:p>
-    <w:p>
-      <w:r>
-        <w:rPr>
-          <w:b w:val="0"/>
-        </w:rPr>
-        <w:t>EUV光学元件工作在真空环境，且必须兼顾等离子体源附近的颗粒、锡碎片、残余气体、出气和清洗兼容性。公开规范常把以下项目独立列项：</w:t>
-      </w:r>
-    </w:p>
-    <w:p>
-      <w:pPr>
-        <w:pStyle w:val="ListBullet"/>
-      </w:pPr>
-      <w:r>
-        <w:t>颗粒控制等级；</w:t>
-      </w:r>
-    </w:p>
-    <w:p>
-      <w:pPr>
-        <w:pStyle w:val="ListBullet"/>
-      </w:pPr>
-      <w:r>
-        <w:t>残余气体与出气限制；</w:t>
-      </w:r>
-    </w:p>
-    <w:p>
-      <w:pPr>
-        <w:pStyle w:val="ListBullet"/>
-      </w:pPr>
-      <w:r>
-        <w:t>碳污染增长速率；</w:t>
-      </w:r>
-    </w:p>
-    <w:p>
-      <w:pPr>
-        <w:pStyle w:val="ListBullet"/>
-      </w:pPr>
-      <w:r>
-        <w:t>锡沉积风险与防护；</w:t>
-      </w:r>
-    </w:p>
-    <w:p>
-      <w:pPr>
-        <w:pStyle w:val="ListBullet"/>
-      </w:pPr>
-      <w:r>
-        <w:t>氢清洗或其他恢复工艺后的光学性能恢复率；</w:t>
-      </w:r>
-    </w:p>
-    <w:p>
-      <w:pPr>
-        <w:pStyle w:val="ListBullet"/>
-      </w:pPr>
-      <w:r>
-        <w:t>辐照前后反射率、散射和波前漂移的变化。</w:t>
+        <w:t>解释：High-NA不是线性升级，而是把掩模3D、DOF、WFE、平坦度与对准问题同时推到前台。</w:t>
       </w:r>
     </w:p>
     <w:p>
@@ -1088,16 +706,9 @@
       <w:r>
         <w:rPr>
           <w:b w:val="0"/>
+          <w:i w:val="0"/>
         </w:rPr>
-        <w:t>4. EUV光学规范总表（公开典型值与工程含义）</w:t>
-      </w:r>
-    </w:p>
-    <w:p>
-      <w:r>
-        <w:rPr>
-          <w:b w:val="0"/>
-        </w:rPr>
-        <w:t>说明：下表不是某一家设备商的“保密规格书”，而是把公开资料中的典型值、行业共识和工程上常见验收思路做成统一框架。若用于正式采购，请再对接具体供应商规范版本。</w:t>
+        <w:t>4. 光学规范总表 / Consolidated Specification Matrix</w:t>
       </w:r>
     </w:p>
     <w:tbl>
@@ -1120,17 +731,17 @@
           </w:tcPr>
           <w:p>
             <w:r>
-              <w:t>规范对象</w:t>
+              <w:t>对象 Object</w:t>
             </w:r>
           </w:p>
         </w:tc>
         <w:tc>
           <w:tcPr>
-            <w:tcW w:type="dxa" w:w="1587"/>
+            <w:tcW w:type="dxa" w:w="1984"/>
           </w:tcPr>
           <w:p>
             <w:r>
-              <w:t>关键参数</w:t>
+              <w:t>参数 Parameter</w:t>
             </w:r>
           </w:p>
         </w:tc>
@@ -1140,7 +751,7 @@
           </w:tcPr>
           <w:p>
             <w:r>
-              <w:t>公开典型值/范围</w:t>
+              <w:t>公开典型值 Typical Range</w:t>
             </w:r>
           </w:p>
         </w:tc>
@@ -1150,17 +761,17 @@
           </w:tcPr>
           <w:p>
             <w:r>
-              <w:t>为什么重要</w:t>
+              <w:t>工程意义 Engineering Meaning</w:t>
             </w:r>
           </w:p>
         </w:tc>
         <w:tc>
           <w:tcPr>
-            <w:tcW w:type="dxa" w:w="2154"/>
+            <w:tcW w:type="dxa" w:w="1928"/>
           </w:tcPr>
           <w:p>
             <w:r>
-              <w:t>常见计量方法</w:t>
+              <w:t>常用计量 Typical Metrology</w:t>
             </w:r>
           </w:p>
         </w:tc>
@@ -1178,11 +789,11 @@
         </w:tc>
         <w:tc>
           <w:tcPr>
-            <w:tcW w:type="dxa" w:w="1587"/>
+            <w:tcW w:type="dxa" w:w="1984"/>
           </w:tcPr>
           <w:p>
             <w:r>
-              <w:t>工作波长</w:t>
+              <w:t>工作波长 Wavelength</w:t>
             </w:r>
           </w:p>
         </w:tc>
@@ -1202,17 +813,17 @@
           </w:tcPr>
           <w:p>
             <w:r>
-              <w:t>决定分辨率基线与多层膜设计中心</w:t>
+              <w:t>决定成像尺度与膜系中心</w:t>
             </w:r>
           </w:p>
         </w:tc>
         <w:tc>
           <w:tcPr>
-            <w:tcW w:type="dxa" w:w="2154"/>
+            <w:tcW w:type="dxa" w:w="1928"/>
           </w:tcPr>
           <w:p>
             <w:r>
-              <w:t>光谱测量/辐射计</w:t>
+              <w:t>光谱/辐射计</w:t>
             </w:r>
           </w:p>
         </w:tc>
@@ -1230,7 +841,7 @@
         </w:tc>
         <w:tc>
           <w:tcPr>
-            <w:tcW w:type="dxa" w:w="1587"/>
+            <w:tcW w:type="dxa" w:w="1984"/>
           </w:tcPr>
           <w:p>
             <w:r>
@@ -1244,7 +855,7 @@
           </w:tcPr>
           <w:p>
             <w:r>
-              <w:t>0.33（成熟代）/ 0.55（High-NA）</w:t>
+              <w:t>0.33 / 0.55</w:t>
             </w:r>
           </w:p>
         </w:tc>
@@ -1254,17 +865,17 @@
           </w:tcPr>
           <w:p>
             <w:r>
-              <w:t>影响分辨率、DOF、掩模3D效应与容差预算</w:t>
+              <w:t>决定分辨率和DOF</w:t>
             </w:r>
           </w:p>
         </w:tc>
         <w:tc>
           <w:tcPr>
-            <w:tcW w:type="dxa" w:w="2154"/>
+            <w:tcW w:type="dxa" w:w="1928"/>
           </w:tcPr>
           <w:p>
             <w:r>
-              <w:t>系统设计与成像验证</w:t>
+              <w:t>系统设计验证</w:t>
             </w:r>
           </w:p>
         </w:tc>
@@ -1282,11 +893,11 @@
         </w:tc>
         <w:tc>
           <w:tcPr>
-            <w:tcW w:type="dxa" w:w="1587"/>
+            <w:tcW w:type="dxa" w:w="1984"/>
           </w:tcPr>
           <w:p>
             <w:r>
-              <w:t>总波前误差</w:t>
+              <w:t>总波前误差 Total WFE</w:t>
             </w:r>
           </w:p>
         </w:tc>
@@ -1296,7 +907,7 @@
           </w:tcPr>
           <w:p>
             <w:r>
-              <w:t>通常要求远低于1 nm RMS，按系统预算分配</w:t>
+              <w:t>按预算严控，通常远低于1 nm RMS</w:t>
             </w:r>
           </w:p>
         </w:tc>
@@ -1306,17 +917,17 @@
           </w:tcPr>
           <w:p>
             <w:r>
-              <w:t>直接决定像差与成像质量</w:t>
+              <w:t>决定像差与CD控制</w:t>
             </w:r>
           </w:p>
         </w:tc>
         <w:tc>
           <w:tcPr>
-            <w:tcW w:type="dxa" w:w="2154"/>
+            <w:tcW w:type="dxa" w:w="1928"/>
           </w:tcPr>
           <w:p>
             <w:r>
-              <w:t>在波长干涉/系统像质评价</w:t>
+              <w:t>在波长干涉</w:t>
             </w:r>
           </w:p>
         </w:tc>
@@ -1328,17 +939,17 @@
           </w:tcPr>
           <w:p>
             <w:r>
-              <w:t>镜面基底</w:t>
+              <w:t>反射镜</w:t>
             </w:r>
           </w:p>
         </w:tc>
         <w:tc>
           <w:tcPr>
-            <w:tcW w:type="dxa" w:w="1587"/>
+            <w:tcW w:type="dxa" w:w="1984"/>
           </w:tcPr>
           <w:p>
             <w:r>
-              <w:t>面形误差</w:t>
+              <w:t>峰值反射率 Peak reflectivity</w:t>
             </w:r>
           </w:p>
         </w:tc>
@@ -1348,7 +959,7 @@
           </w:tcPr>
           <w:p>
             <w:r>
-              <w:t>亚纳米级RMS控制，常需分频段管理</w:t>
+              <w:t>约65%–70%+</w:t>
             </w:r>
           </w:p>
         </w:tc>
@@ -1358,117 +969,13 @@
           </w:tcPr>
           <w:p>
             <w:r>
-              <w:t>转化为波前误差</w:t>
+              <w:t>决定总通量和剂量裕量</w:t>
             </w:r>
           </w:p>
         </w:tc>
         <w:tc>
           <w:tcPr>
-            <w:tcW w:type="dxa" w:w="2154"/>
-          </w:tcPr>
-          <w:p>
-            <w:r>
-              <w:t>干涉仪/CGH/LTP</w:t>
-            </w:r>
-          </w:p>
-        </w:tc>
-      </w:tr>
-      <w:tr>
-        <w:tc>
-          <w:tcPr>
-            <w:tcW w:type="dxa" w:w="1361"/>
-          </w:tcPr>
-          <w:p>
-            <w:r>
-              <w:t>镜面基底</w:t>
-            </w:r>
-          </w:p>
-        </w:tc>
-        <w:tc>
-          <w:tcPr>
-            <w:tcW w:type="dxa" w:w="1587"/>
-          </w:tcPr>
-          <w:p>
-            <w:r>
-              <w:t>粗糙度</w:t>
-            </w:r>
-          </w:p>
-        </w:tc>
-        <w:tc>
-          <w:tcPr>
-            <w:tcW w:type="dxa" w:w="2268"/>
-          </w:tcPr>
-          <w:p>
-            <w:r>
-              <w:t>约0.1 nm级甚至更低（按频段）</w:t>
-            </w:r>
-          </w:p>
-        </w:tc>
-        <w:tc>
-          <w:tcPr>
-            <w:tcW w:type="dxa" w:w="2608"/>
-          </w:tcPr>
-          <w:p>
-            <w:r>
-              <w:t>影响散射、flare和膜层复制质量</w:t>
-            </w:r>
-          </w:p>
-        </w:tc>
-        <w:tc>
-          <w:tcPr>
-            <w:tcW w:type="dxa" w:w="2154"/>
-          </w:tcPr>
-          <w:p>
-            <w:r>
-              <w:t>AFM/白光干涉/散射计</w:t>
-            </w:r>
-          </w:p>
-        </w:tc>
-      </w:tr>
-      <w:tr>
-        <w:tc>
-          <w:tcPr>
-            <w:tcW w:type="dxa" w:w="1361"/>
-          </w:tcPr>
-          <w:p>
-            <w:r>
-              <w:t>多层膜</w:t>
-            </w:r>
-          </w:p>
-        </w:tc>
-        <w:tc>
-          <w:tcPr>
-            <w:tcW w:type="dxa" w:w="1587"/>
-          </w:tcPr>
-          <w:p>
-            <w:r>
-              <w:t>峰值反射率</w:t>
-            </w:r>
-          </w:p>
-        </w:tc>
-        <w:tc>
-          <w:tcPr>
-            <w:tcW w:type="dxa" w:w="2268"/>
-          </w:tcPr>
-          <w:p>
-            <w:r>
-              <w:t>公开常见值约65%–70%+</w:t>
-            </w:r>
-          </w:p>
-        </w:tc>
-        <w:tc>
-          <w:tcPr>
-            <w:tcW w:type="dxa" w:w="2608"/>
-          </w:tcPr>
-          <w:p>
-            <w:r>
-              <w:t>直接决定系统通量</w:t>
-            </w:r>
-          </w:p>
-        </w:tc>
-        <w:tc>
-          <w:tcPr>
-            <w:tcW w:type="dxa" w:w="2154"/>
+            <w:tcW w:type="dxa" w:w="1928"/>
           </w:tcPr>
           <w:p>
             <w:r>
@@ -1484,17 +991,17 @@
           </w:tcPr>
           <w:p>
             <w:r>
-              <w:t>多层膜</w:t>
+              <w:t>反射镜</w:t>
             </w:r>
           </w:p>
         </w:tc>
         <w:tc>
           <w:tcPr>
-            <w:tcW w:type="dxa" w:w="1587"/>
+            <w:tcW w:type="dxa" w:w="1984"/>
           </w:tcPr>
           <w:p>
             <w:r>
-              <w:t>中心波长</w:t>
+              <w:t>中心波长 Center wavelength</w:t>
             </w:r>
           </w:p>
         </w:tc>
@@ -1504,7 +1011,7 @@
           </w:tcPr>
           <w:p>
             <w:r>
-              <w:t>13.5 nm附近，偏差需严控</w:t>
+              <w:t>13.5 nm附近，偏差严控</w:t>
             </w:r>
           </w:p>
         </w:tc>
@@ -1514,17 +1021,17 @@
           </w:tcPr>
           <w:p>
             <w:r>
-              <w:t>偏离后峰值下降且匹配失衡</w:t>
+              <w:t>影响峰值匹配</w:t>
             </w:r>
           </w:p>
         </w:tc>
         <w:tc>
           <w:tcPr>
-            <w:tcW w:type="dxa" w:w="2154"/>
+            <w:tcW w:type="dxa" w:w="1928"/>
           </w:tcPr>
           <w:p>
             <w:r>
-              <w:t>波长扫描反射率</w:t>
+              <w:t>波长扫描</w:t>
             </w:r>
           </w:p>
         </w:tc>
@@ -1536,17 +1043,17 @@
           </w:tcPr>
           <w:p>
             <w:r>
-              <w:t>多层膜</w:t>
+              <w:t>反射镜</w:t>
             </w:r>
           </w:p>
         </w:tc>
         <w:tc>
           <w:tcPr>
-            <w:tcW w:type="dxa" w:w="1587"/>
+            <w:tcW w:type="dxa" w:w="1984"/>
           </w:tcPr>
           <w:p>
             <w:r>
-              <w:t>均匀性</w:t>
+              <w:t>粗糙度 Roughness</w:t>
             </w:r>
           </w:p>
         </w:tc>
@@ -1556,7 +1063,7 @@
           </w:tcPr>
           <w:p>
             <w:r>
-              <w:t>口径内需高度一致</w:t>
+              <w:t>0.1 nm级及以下（按频段）</w:t>
             </w:r>
           </w:p>
         </w:tc>
@@ -1566,17 +1073,17 @@
           </w:tcPr>
           <w:p>
             <w:r>
-              <w:t>否则视场内剂量与像差耦合变化</w:t>
+              <w:t>影响散射和flare</w:t>
             </w:r>
           </w:p>
         </w:tc>
         <w:tc>
           <w:tcPr>
-            <w:tcW w:type="dxa" w:w="2154"/>
+            <w:tcW w:type="dxa" w:w="1928"/>
           </w:tcPr>
           <w:p>
             <w:r>
-              <w:t>空间分辨反射率映射</w:t>
+              <w:t>AFM/散射仪</w:t>
             </w:r>
           </w:p>
         </w:tc>
@@ -1588,17 +1095,17 @@
           </w:tcPr>
           <w:p>
             <w:r>
-              <w:t>污染控制</w:t>
+              <w:t>膜层</w:t>
             </w:r>
           </w:p>
         </w:tc>
         <w:tc>
           <w:tcPr>
-            <w:tcW w:type="dxa" w:w="1587"/>
+            <w:tcW w:type="dxa" w:w="1984"/>
           </w:tcPr>
           <w:p>
             <w:r>
-              <w:t>碳/锡污染</w:t>
+              <w:t>均匀性 Uniformity</w:t>
             </w:r>
           </w:p>
         </w:tc>
@@ -1608,7 +1115,7 @@
           </w:tcPr>
           <w:p>
             <w:r>
-              <w:t>要求低增长速率、可监测、可恢复</w:t>
+              <w:t>口径内高一致性</w:t>
             </w:r>
           </w:p>
         </w:tc>
@@ -1618,17 +1125,69 @@
           </w:tcPr>
           <w:p>
             <w:r>
-              <w:t>污染几乎必然降低反射率并改变散射</w:t>
+              <w:t>影响剂量和相位一致性</w:t>
             </w:r>
           </w:p>
         </w:tc>
         <w:tc>
           <w:tcPr>
-            <w:tcW w:type="dxa" w:w="2154"/>
+            <w:tcW w:type="dxa" w:w="1928"/>
           </w:tcPr>
           <w:p>
             <w:r>
-              <w:t>XPS/反射率前后比对/见证片</w:t>
+              <w:t>mapping/XRR</w:t>
+            </w:r>
+          </w:p>
+        </w:tc>
+      </w:tr>
+      <w:tr>
+        <w:tc>
+          <w:tcPr>
+            <w:tcW w:type="dxa" w:w="1361"/>
+          </w:tcPr>
+          <w:p>
+            <w:r>
+              <w:t>环境</w:t>
+            </w:r>
+          </w:p>
+        </w:tc>
+        <w:tc>
+          <w:tcPr>
+            <w:tcW w:type="dxa" w:w="1984"/>
+          </w:tcPr>
+          <w:p>
+            <w:r>
+              <w:t>碳/锡污染 Carbon/Sn contamination</w:t>
+            </w:r>
+          </w:p>
+        </w:tc>
+        <w:tc>
+          <w:tcPr>
+            <w:tcW w:type="dxa" w:w="2268"/>
+          </w:tcPr>
+          <w:p>
+            <w:r>
+              <w:t>增长速率受控且可恢复</w:t>
+            </w:r>
+          </w:p>
+        </w:tc>
+        <w:tc>
+          <w:tcPr>
+            <w:tcW w:type="dxa" w:w="2608"/>
+          </w:tcPr>
+          <w:p>
+            <w:r>
+              <w:t>影响反射率、寿命和散射</w:t>
+            </w:r>
+          </w:p>
+        </w:tc>
+        <w:tc>
+          <w:tcPr>
+            <w:tcW w:type="dxa" w:w="1928"/>
+          </w:tcPr>
+          <w:p>
+            <w:r>
+              <w:t>见证片/XPS</w:t>
             </w:r>
           </w:p>
         </w:tc>
@@ -1646,11 +1205,11 @@
         </w:tc>
         <w:tc>
           <w:tcPr>
-            <w:tcW w:type="dxa" w:w="1587"/>
+            <w:tcW w:type="dxa" w:w="1984"/>
           </w:tcPr>
           <w:p>
             <w:r>
-              <w:t>空白缺陷与可打印缺陷</w:t>
+              <w:t>可打印缺陷 Printable defects</w:t>
             </w:r>
           </w:p>
         </w:tc>
@@ -1670,17 +1229,17 @@
           </w:tcPr>
           <w:p>
             <w:r>
-              <w:t>对良率影响直接</w:t>
+              <w:t>直接影响良率</w:t>
             </w:r>
           </w:p>
         </w:tc>
         <w:tc>
           <w:tcPr>
-            <w:tcW w:type="dxa" w:w="2154"/>
+            <w:tcW w:type="dxa" w:w="1928"/>
           </w:tcPr>
           <w:p>
             <w:r>
-              <w:t>actinic inspection/暗场/电子束</w:t>
+              <w:t>Actinic/暗场/电子束</w:t>
             </w:r>
           </w:p>
         </w:tc>
@@ -1698,7 +1257,7 @@
         </w:tc>
         <w:tc>
           <w:tcPr>
-            <w:tcW w:type="dxa" w:w="1587"/>
+            <w:tcW w:type="dxa" w:w="1984"/>
           </w:tcPr>
           <w:p>
             <w:r>
@@ -1712,7 +1271,7 @@
           </w:tcPr>
           <w:p>
             <w:r>
-              <w:t>通常按系统预算严控</w:t>
+              <w:t>按系统预算严控</w:t>
             </w:r>
           </w:p>
         </w:tc>
@@ -1728,7 +1287,7 @@
         </w:tc>
         <w:tc>
           <w:tcPr>
-            <w:tcW w:type="dxa" w:w="2154"/>
+            <w:tcW w:type="dxa" w:w="1928"/>
           </w:tcPr>
           <w:p>
             <w:r>
@@ -1737,54 +1296,360 @@
           </w:p>
         </w:tc>
       </w:tr>
+    </w:tbl>
+    <w:p>
+      <w:pPr>
+        <w:pStyle w:val="Heading1"/>
+      </w:pPr>
+      <w:r>
+        <w:rPr>
+          <w:b w:val="0"/>
+          <w:i w:val="0"/>
+        </w:rPr>
+        <w:t>5. 按采购规范格式重写 / Procurement-Style Specification Chapters</w:t>
+      </w:r>
+    </w:p>
+    <w:p>
+      <w:r>
+        <w:rPr>
+          <w:b w:val="0"/>
+          <w:i w:val="0"/>
+        </w:rPr>
+        <w:t>以下表格采用更像内部技术协议的结构：参数—定义—测试方法—判定标准—抽样规则—失效处置。</w:t>
+      </w:r>
+    </w:p>
+    <w:p>
+      <w:pPr>
+        <w:pStyle w:val="Heading2"/>
+      </w:pPr>
+      <w:r>
+        <w:rPr>
+          <w:b w:val="0"/>
+          <w:i w:val="0"/>
+        </w:rPr>
+        <w:t>5.1 系统级光学性能规范 / System-level Optical Performance</w:t>
+      </w:r>
+    </w:p>
+    <w:tbl>
+      <w:tblPr>
+        <w:tblStyle w:val="TableGrid"/>
+        <w:tblW w:type="auto" w:w="0"/>
+        <w:tblLook w:firstColumn="1" w:firstRow="1" w:lastColumn="0" w:lastRow="0" w:noHBand="0" w:noVBand="1" w:val="04A0"/>
+      </w:tblPr>
+      <w:tblGrid>
+        <w:gridCol w:w="1586"/>
+        <w:gridCol w:w="1586"/>
+        <w:gridCol w:w="1586"/>
+        <w:gridCol w:w="1586"/>
+        <w:gridCol w:w="1586"/>
+        <w:gridCol w:w="1586"/>
+      </w:tblGrid>
       <w:tr>
         <w:tc>
           <w:tcPr>
-            <w:tcW w:type="dxa" w:w="1361"/>
+            <w:tcW w:type="dxa" w:w="1474"/>
           </w:tcPr>
           <w:p>
             <w:r>
-              <w:t>环境</w:t>
+              <w:t>参数 Parameter</w:t>
             </w:r>
           </w:p>
         </w:tc>
         <w:tc>
           <w:tcPr>
-            <w:tcW w:type="dxa" w:w="1587"/>
+            <w:tcW w:type="dxa" w:w="1701"/>
           </w:tcPr>
           <w:p>
             <w:r>
-              <w:t>热/机械稳定性</w:t>
+              <w:t>定义 Definition</w:t>
             </w:r>
           </w:p>
         </w:tc>
         <w:tc>
           <w:tcPr>
-            <w:tcW w:type="dxa" w:w="2268"/>
+            <w:tcW w:type="dxa" w:w="1814"/>
           </w:tcPr>
           <w:p>
             <w:r>
-              <w:t>纳米乃至更严的漂移约束</w:t>
+              <w:t>测试方法 Test Method</w:t>
             </w:r>
           </w:p>
         </w:tc>
         <w:tc>
           <w:tcPr>
-            <w:tcW w:type="dxa" w:w="2608"/>
+            <w:tcW w:type="dxa" w:w="2324"/>
           </w:tcPr>
           <w:p>
             <w:r>
-              <w:t>高NA下景深和位置容差极小</w:t>
+              <w:t>判定标准 Acceptance</w:t>
             </w:r>
           </w:p>
         </w:tc>
         <w:tc>
           <w:tcPr>
-            <w:tcW w:type="dxa" w:w="2154"/>
+            <w:tcW w:type="dxa" w:w="1474"/>
           </w:tcPr>
           <w:p>
             <w:r>
-              <w:t>漂移测量/在线监测</w:t>
+              <w:t>抽样规则 Sampling</w:t>
+            </w:r>
+          </w:p>
+        </w:tc>
+        <w:tc>
+          <w:tcPr>
+            <w:tcW w:type="dxa" w:w="1871"/>
+          </w:tcPr>
+          <w:p>
+            <w:r>
+              <w:t>失效处置 Failure Disposition</w:t>
+            </w:r>
+          </w:p>
+        </w:tc>
+      </w:tr>
+      <w:tr>
+        <w:tc>
+          <w:tcPr>
+            <w:tcW w:type="dxa" w:w="1474"/>
+          </w:tcPr>
+          <w:p>
+            <w:r>
+              <w:t>工作波长 Wavelength</w:t>
+            </w:r>
+          </w:p>
+        </w:tc>
+        <w:tc>
+          <w:tcPr>
+            <w:tcW w:type="dxa" w:w="1701"/>
+          </w:tcPr>
+          <w:p>
+            <w:r>
+              <w:t>照明中心波长和带宽</w:t>
+            </w:r>
+          </w:p>
+        </w:tc>
+        <w:tc>
+          <w:tcPr>
+            <w:tcW w:type="dxa" w:w="1814"/>
+          </w:tcPr>
+          <w:p>
+            <w:r>
+              <w:t>EUV光谱测试</w:t>
+            </w:r>
+          </w:p>
+        </w:tc>
+        <w:tc>
+          <w:tcPr>
+            <w:tcW w:type="dxa" w:w="2324"/>
+          </w:tcPr>
+          <w:p>
+            <w:r>
+              <w:t>满足目标窗口并与膜系匹配</w:t>
+            </w:r>
+          </w:p>
+        </w:tc>
+        <w:tc>
+          <w:tcPr>
+            <w:tcW w:type="dxa" w:w="1474"/>
+          </w:tcPr>
+          <w:p>
+            <w:r>
+              <w:t>首件+变更复测</w:t>
+            </w:r>
+          </w:p>
+        </w:tc>
+        <w:tc>
+          <w:tcPr>
+            <w:tcW w:type="dxa" w:w="1871"/>
+          </w:tcPr>
+          <w:p>
+            <w:r>
+              <w:t>超差则暂停放行并复核光源/膜层匹配</w:t>
+            </w:r>
+          </w:p>
+        </w:tc>
+      </w:tr>
+      <w:tr>
+        <w:tc>
+          <w:tcPr>
+            <w:tcW w:type="dxa" w:w="1474"/>
+          </w:tcPr>
+          <w:p>
+            <w:r>
+              <w:t>总波前误差 Total WFE</w:t>
+            </w:r>
+          </w:p>
+        </w:tc>
+        <w:tc>
+          <w:tcPr>
+            <w:tcW w:type="dxa" w:w="1701"/>
+          </w:tcPr>
+          <w:p>
+            <w:r>
+              <w:t>系统输出波前相对于设计波前的残差</w:t>
+            </w:r>
+          </w:p>
+        </w:tc>
+        <w:tc>
+          <w:tcPr>
+            <w:tcW w:type="dxa" w:w="1814"/>
+          </w:tcPr>
+          <w:p>
+            <w:r>
+              <w:t>在波长干涉/phase retrieval</w:t>
+            </w:r>
+          </w:p>
+        </w:tc>
+        <w:tc>
+          <w:tcPr>
+            <w:tcW w:type="dxa" w:w="2324"/>
+          </w:tcPr>
+          <w:p>
+            <w:r>
+              <w:t>满足系统误差预算</w:t>
+            </w:r>
+          </w:p>
+        </w:tc>
+        <w:tc>
+          <w:tcPr>
+            <w:tcW w:type="dxa" w:w="1474"/>
+          </w:tcPr>
+          <w:p>
+            <w:r>
+              <w:t>整机验收+周期复核</w:t>
+            </w:r>
+          </w:p>
+        </w:tc>
+        <w:tc>
+          <w:tcPr>
+            <w:tcW w:type="dxa" w:w="1871"/>
+          </w:tcPr>
+          <w:p>
+            <w:r>
+              <w:t>超限则拆分单镜与装调链路定位</w:t>
+            </w:r>
+          </w:p>
+        </w:tc>
+      </w:tr>
+      <w:tr>
+        <w:tc>
+          <w:tcPr>
+            <w:tcW w:type="dxa" w:w="1474"/>
+          </w:tcPr>
+          <w:p>
+            <w:r>
+              <w:t>flare</w:t>
+            </w:r>
+          </w:p>
+        </w:tc>
+        <w:tc>
+          <w:tcPr>
+            <w:tcW w:type="dxa" w:w="1701"/>
+          </w:tcPr>
+          <w:p>
+            <w:r>
+              <w:t>由散射与中频误差引起的背景光</w:t>
+            </w:r>
+          </w:p>
+        </w:tc>
+        <w:tc>
+          <w:tcPr>
+            <w:tcW w:type="dxa" w:w="1814"/>
+          </w:tcPr>
+          <w:p>
+            <w:r>
+              <w:t>成像实验+散射建模</w:t>
+            </w:r>
+          </w:p>
+        </w:tc>
+        <w:tc>
+          <w:tcPr>
+            <w:tcW w:type="dxa" w:w="2324"/>
+          </w:tcPr>
+          <w:p>
+            <w:r>
+              <w:t>不高于系统flare预算</w:t>
+            </w:r>
+          </w:p>
+        </w:tc>
+        <w:tc>
+          <w:tcPr>
+            <w:tcW w:type="dxa" w:w="1474"/>
+          </w:tcPr>
+          <w:p>
+            <w:r>
+              <w:t>型式试验+变更复验</w:t>
+            </w:r>
+          </w:p>
+        </w:tc>
+        <w:tc>
+          <w:tcPr>
+            <w:tcW w:type="dxa" w:w="1871"/>
+          </w:tcPr>
+          <w:p>
+            <w:r>
+              <w:t>超限则冻结批次并追溯MSFR与污染</w:t>
+            </w:r>
+          </w:p>
+        </w:tc>
+      </w:tr>
+      <w:tr>
+        <w:tc>
+          <w:tcPr>
+            <w:tcW w:type="dxa" w:w="1474"/>
+          </w:tcPr>
+          <w:p>
+            <w:r>
+              <w:t>照明均匀性 Uniformity</w:t>
+            </w:r>
+          </w:p>
+        </w:tc>
+        <w:tc>
+          <w:tcPr>
+            <w:tcW w:type="dxa" w:w="1701"/>
+          </w:tcPr>
+          <w:p>
+            <w:r>
+              <w:t>视场和光瞳内能量一致性</w:t>
+            </w:r>
+          </w:p>
+        </w:tc>
+        <w:tc>
+          <w:tcPr>
+            <w:tcW w:type="dxa" w:w="1814"/>
+          </w:tcPr>
+          <w:p>
+            <w:r>
+              <w:t>系统照明测量</w:t>
+            </w:r>
+          </w:p>
+        </w:tc>
+        <w:tc>
+          <w:tcPr>
+            <w:tcW w:type="dxa" w:w="2324"/>
+          </w:tcPr>
+          <w:p>
+            <w:r>
+              <w:t>满足剂量均匀性要求</w:t>
+            </w:r>
+          </w:p>
+        </w:tc>
+        <w:tc>
+          <w:tcPr>
+            <w:tcW w:type="dxa" w:w="1474"/>
+          </w:tcPr>
+          <w:p>
+            <w:r>
+              <w:t>逐机验收</w:t>
+            </w:r>
+          </w:p>
+        </w:tc>
+        <w:tc>
+          <w:tcPr>
+            <w:tcW w:type="dxa" w:w="1871"/>
+          </w:tcPr>
+          <w:p>
+            <w:r>
+              <w:t>超限则重整照明与校准</w:t>
             </w:r>
           </w:p>
         </w:tc>
@@ -1797,275 +1662,9 @@
       <w:r>
         <w:rPr>
           <w:b w:val="0"/>
+          <w:i w:val="0"/>
         </w:rPr>
-        <w:t>值得特别强调的不是单个数字，而是以下三种“连锁关系”：</w:t>
-      </w:r>
-    </w:p>
-    <w:p>
-      <w:pPr>
-        <w:pStyle w:val="ListBullet"/>
-      </w:pPr>
-      <w:r>
-        <w:t>关系1：反射率 ↔ 污染 ↔ 吞吐量 ↔ 随机缺陷。光通量不足时，常要靠提高剂量弥补，进而影响产能与随机缺陷。</w:t>
-      </w:r>
-    </w:p>
-    <w:p>
-      <w:pPr>
-        <w:pStyle w:val="ListBullet"/>
-      </w:pPr>
-      <w:r>
-        <w:t>关系2：面形/PSD ↔ flare ↔ 对比度 ↔ CD/LER/LWR。中频误差在EUV里不是“表面工艺小问题”，而是成像噪声来源。</w:t>
-      </w:r>
-    </w:p>
-    <w:p>
-      <w:pPr>
-        <w:pStyle w:val="ListBullet"/>
-      </w:pPr>
-      <w:r>
-        <w:t>关系3：NA ↑ ↔ DOF ↓ ↔ 平坦度/对焦/掩模3D效应要求 ↑。这就是High-NA路线为什么必须配套更新掩模、抗蚀剂、平台稳定性与计量方案。</w:t>
-      </w:r>
-    </w:p>
-    <w:p>
-      <w:pPr>
-        <w:pStyle w:val="Heading1"/>
-      </w:pPr>
-      <w:r>
-        <w:rPr>
-          <w:b w:val="0"/>
-        </w:rPr>
-        <w:t>5. 计量与验收：规范必须如何被测出来</w:t>
-      </w:r>
-    </w:p>
-    <w:p>
-      <w:pPr>
-        <w:pStyle w:val="Heading2"/>
-      </w:pPr>
-      <w:r>
-        <w:rPr>
-          <w:b w:val="0"/>
-        </w:rPr>
-        <w:t>5.1 计量原则：EUV规范如果不能被量化，就不是真正规范</w:t>
-      </w:r>
-    </w:p>
-    <w:p>
-      <w:r>
-        <w:rPr>
-          <w:b w:val="0"/>
-        </w:rPr>
-        <w:t>任何技术规范最终都要落回“测量可重复、可溯源、可比较”。EUV光学计量与普通精密光学不同，主要差异在于：一部分指标可以用可见光下的成熟仪器高精度推断，另一部分必须在EUV波长下直接验证。</w:t>
-      </w:r>
-    </w:p>
-    <w:p>
-      <w:pPr>
-        <w:pStyle w:val="Heading2"/>
-      </w:pPr>
-      <w:r>
-        <w:rPr>
-          <w:b w:val="0"/>
-        </w:rPr>
-        <w:t>5.2 面形与波前计量</w:t>
-      </w:r>
-    </w:p>
-    <w:p>
-      <w:pPr>
-        <w:pStyle w:val="ListBullet"/>
-      </w:pPr>
-      <w:r>
-        <w:t>Fizeau干涉仪：适合高精度面形测量，是基底和部分加工阶段的主力。</w:t>
-      </w:r>
-    </w:p>
-    <w:p>
-      <w:pPr>
-        <w:pStyle w:val="ListBullet"/>
-      </w:pPr>
-      <w:r>
-        <w:t>CGH辅助干涉：适合复杂非球面/自由曲面。</w:t>
-      </w:r>
-    </w:p>
-    <w:p>
-      <w:pPr>
-        <w:pStyle w:val="ListBullet"/>
-      </w:pPr>
-      <w:r>
-        <w:t>长程轮廓仪或斜率计：用于大尺寸镜面斜率误差。</w:t>
-      </w:r>
-    </w:p>
-    <w:p>
-      <w:pPr>
-        <w:pStyle w:val="ListBullet"/>
-      </w:pPr>
-      <w:r>
-        <w:t>在波长干涉（actinic interferometry）：直接在EUV波段验证系统波前，是解决“可见光代理不完全等价”的关键方法。</w:t>
-      </w:r>
-    </w:p>
-    <w:p>
-      <w:pPr>
-        <w:pStyle w:val="Heading2"/>
-      </w:pPr>
-      <w:r>
-        <w:rPr>
-          <w:b w:val="0"/>
-        </w:rPr>
-        <w:t>5.3 粗糙度、散射与PSD计量</w:t>
-      </w:r>
-    </w:p>
-    <w:p>
-      <w:pPr>
-        <w:pStyle w:val="ListBullet"/>
-      </w:pPr>
-      <w:r>
-        <w:t>AFM：覆盖高频粗糙度，能看到纳米及以下尺度形貌。</w:t>
-      </w:r>
-    </w:p>
-    <w:p>
-      <w:pPr>
-        <w:pStyle w:val="ListBullet"/>
-      </w:pPr>
-      <w:r>
-        <w:t>白光干涉/显微干涉：适合中频段表面形貌。</w:t>
-      </w:r>
-    </w:p>
-    <w:p>
-      <w:pPr>
-        <w:pStyle w:val="ListBullet"/>
-      </w:pPr>
-      <w:r>
-        <w:t>ARS/BRDF/TIS散射计量：把表面粗糙与杂散光直接联系起来。</w:t>
-      </w:r>
-    </w:p>
-    <w:p>
-      <w:pPr>
-        <w:pStyle w:val="ListBullet"/>
-      </w:pPr>
-      <w:r>
-        <w:t>PSD拼接方法：把不同仪器的空间频率覆盖拼成全频段规范。</w:t>
-      </w:r>
-    </w:p>
-    <w:p>
-      <w:r>
-        <w:rPr>
-          <w:b w:val="0"/>
-        </w:rPr>
-        <w:t>真正成熟的EUV光学规范不会只写“Ra&lt;某值”，而会要求在规定频段内的PSD包络线满足限值。</w:t>
-      </w:r>
-    </w:p>
-    <w:p>
-      <w:pPr>
-        <w:pStyle w:val="Heading2"/>
-      </w:pPr>
-      <w:r>
-        <w:rPr>
-          <w:b w:val="0"/>
-        </w:rPr>
-        <w:t>5.4 反射率与膜系计量</w:t>
-      </w:r>
-    </w:p>
-    <w:p>
-      <w:pPr>
-        <w:pStyle w:val="ListBullet"/>
-      </w:pPr>
-      <w:r>
-        <w:t>EUV反射率计：直接测量13.5 nm附近峰值反射率、中心波长、带宽与均匀性。</w:t>
-      </w:r>
-    </w:p>
-    <w:p>
-      <w:pPr>
-        <w:pStyle w:val="ListBullet"/>
-      </w:pPr>
-      <w:r>
-        <w:t>XRR：用于膜层厚度、界面、密度与粗糙度反演。</w:t>
-      </w:r>
-    </w:p>
-    <w:p>
-      <w:pPr>
-        <w:pStyle w:val="ListBullet"/>
-      </w:pPr>
-      <w:r>
-        <w:t>椭偏/散射联合计量：用于提升对膜层参数与污染层的分辨能力。</w:t>
-      </w:r>
-    </w:p>
-    <w:p>
-      <w:pPr>
-        <w:pStyle w:val="ListBullet"/>
-      </w:pPr>
-      <w:r>
-        <w:t>见证片管理：实际工程中通常会使用同批见证片进行过程追踪。</w:t>
-      </w:r>
-    </w:p>
-    <w:p>
-      <w:pPr>
-        <w:pStyle w:val="Heading2"/>
-      </w:pPr>
-      <w:r>
-        <w:rPr>
-          <w:b w:val="0"/>
-        </w:rPr>
-        <w:t>5.5 污染与寿命计量</w:t>
-      </w:r>
-    </w:p>
-    <w:p>
-      <w:pPr>
-        <w:pStyle w:val="ListBullet"/>
-      </w:pPr>
-      <w:r>
-        <w:t>辐照前后反射率变化是最直接的寿命指标之一。</w:t>
-      </w:r>
-    </w:p>
-    <w:p>
-      <w:pPr>
-        <w:pStyle w:val="ListBullet"/>
-      </w:pPr>
-      <w:r>
-        <w:t>需要记录特定气氛、剂量、时间、清洗循环后的性能保持率。</w:t>
-      </w:r>
-    </w:p>
-    <w:p>
-      <w:pPr>
-        <w:pStyle w:val="ListBullet"/>
-      </w:pPr>
-      <w:r>
-        <w:t>对于LPP源相关环境，还需要关注锡防护与可恢复性。</w:t>
-      </w:r>
-    </w:p>
-    <w:p>
-      <w:pPr>
-        <w:pStyle w:val="Heading2"/>
-      </w:pPr>
-      <w:r>
-        <w:rPr>
-          <w:b w:val="0"/>
-        </w:rPr>
-        <w:t>5.6 为什么NIST、PTB、CXRO这类机构重要</w:t>
-      </w:r>
-    </w:p>
-    <w:p>
-      <w:r>
-        <w:rPr>
-          <w:b w:val="0"/>
-        </w:rPr>
-        <w:t>因为EUV计量不是普通实验室就能轻易完成的工作。国家计量机构和同步辐射/专用光束线提供了高精度、可溯源的反射率、辐射度和散射测量能力，它们实际上构成了EUV光学规范得以“站得住”的基础设施。</w:t>
-      </w:r>
-    </w:p>
-    <w:p>
-      <w:pPr>
-        <w:pStyle w:val="Heading1"/>
-      </w:pPr>
-      <w:r>
-        <w:rPr>
-          <w:b w:val="0"/>
-        </w:rPr>
-        <w:t>6. 标准与资料体系汇编：哪些属于标准，哪些属于路线图，哪些属于参考规范</w:t>
-      </w:r>
-    </w:p>
-    <w:p>
-      <w:pPr>
-        <w:pStyle w:val="Heading2"/>
-      </w:pPr>
-      <w:r>
-        <w:rPr>
-          <w:b w:val="0"/>
-        </w:rPr>
-        <w:t>6.1 不同类型资料的角色</w:t>
+        <w:t>5.2 反射镜基底规范 / Mirror Substrate Specification</w:t>
       </w:r>
     </w:p>
     <w:tbl>
@@ -2075,19 +1674,31 @@
         <w:tblLook w:firstColumn="1" w:firstRow="1" w:lastColumn="0" w:lastRow="0" w:noHBand="0" w:noVBand="1" w:val="04A0"/>
       </w:tblPr>
       <w:tblGrid>
-        <w:gridCol w:w="2379"/>
-        <w:gridCol w:w="2379"/>
-        <w:gridCol w:w="2379"/>
-        <w:gridCol w:w="2379"/>
+        <w:gridCol w:w="1586"/>
+        <w:gridCol w:w="1586"/>
+        <w:gridCol w:w="1586"/>
+        <w:gridCol w:w="1586"/>
+        <w:gridCol w:w="1586"/>
+        <w:gridCol w:w="1586"/>
       </w:tblGrid>
       <w:tr>
+        <w:tc>
+          <w:tcPr>
+            <w:tcW w:type="dxa" w:w="1474"/>
+          </w:tcPr>
+          <w:p>
+            <w:r>
+              <w:t>参数 Parameter</w:t>
+            </w:r>
+          </w:p>
+        </w:tc>
         <w:tc>
           <w:tcPr>
             <w:tcW w:type="dxa" w:w="1701"/>
           </w:tcPr>
           <w:p>
             <w:r>
-              <w:t>资料类型</w:t>
+              <w:t>定义 Definition</w:t>
             </w:r>
           </w:p>
         </w:tc>
@@ -2097,27 +1708,37 @@
           </w:tcPr>
           <w:p>
             <w:r>
-              <w:t>代表来源</w:t>
+              <w:t>测试方法 Test Method</w:t>
             </w:r>
           </w:p>
         </w:tc>
         <w:tc>
           <w:tcPr>
-            <w:tcW w:type="dxa" w:w="2835"/>
+            <w:tcW w:type="dxa" w:w="2324"/>
           </w:tcPr>
           <w:p>
             <w:r>
-              <w:t>作用</w:t>
+              <w:t>判定标准 Acceptance</w:t>
             </w:r>
           </w:p>
         </w:tc>
         <w:tc>
           <w:tcPr>
-            <w:tcW w:type="dxa" w:w="2835"/>
+            <w:tcW w:type="dxa" w:w="1474"/>
           </w:tcPr>
           <w:p>
             <w:r>
-              <w:t>使用方式</w:t>
+              <w:t>抽样规则 Sampling</w:t>
+            </w:r>
+          </w:p>
+        </w:tc>
+        <w:tc>
+          <w:tcPr>
+            <w:tcW w:type="dxa" w:w="1871"/>
+          </w:tcPr>
+          <w:p>
+            <w:r>
+              <w:t>失效处置 Failure Disposition</w:t>
             </w:r>
           </w:p>
         </w:tc>
@@ -2125,11 +1746,21 @@
       <w:tr>
         <w:tc>
           <w:tcPr>
+            <w:tcW w:type="dxa" w:w="1474"/>
+          </w:tcPr>
+          <w:p>
+            <w:r>
+              <w:t>面形误差 Figure error</w:t>
+            </w:r>
+          </w:p>
+        </w:tc>
+        <w:tc>
+          <w:tcPr>
             <w:tcW w:type="dxa" w:w="1701"/>
           </w:tcPr>
           <w:p>
             <w:r>
-              <w:t>国家计量/工作组报告</w:t>
+              <w:t>相对理想型面的偏差</w:t>
             </w:r>
           </w:p>
         </w:tc>
@@ -2139,27 +1770,37 @@
           </w:tcPr>
           <w:p>
             <w:r>
-              <w:t>NIST、PTB</w:t>
+              <w:t>Fizeau/CGH/LTP</w:t>
             </w:r>
           </w:p>
         </w:tc>
         <w:tc>
           <w:tcPr>
-            <w:tcW w:type="dxa" w:w="2835"/>
+            <w:tcW w:type="dxa" w:w="2324"/>
           </w:tcPr>
           <w:p>
             <w:r>
-              <w:t>定义问题、计量需求、溯源能力、路径建议</w:t>
+              <w:t>满足RMS/PV/斜率限值</w:t>
             </w:r>
           </w:p>
         </w:tc>
         <w:tc>
           <w:tcPr>
-            <w:tcW w:type="dxa" w:w="2835"/>
+            <w:tcW w:type="dxa" w:w="1474"/>
           </w:tcPr>
           <w:p>
             <w:r>
-              <w:t>用于确定测量体系与关键指标含义</w:t>
+              <w:t>100%全检</w:t>
+            </w:r>
+          </w:p>
+        </w:tc>
+        <w:tc>
+          <w:tcPr>
+            <w:tcW w:type="dxa" w:w="1871"/>
+          </w:tcPr>
+          <w:p>
+            <w:r>
+              <w:t>返修、重抛、降级或判退</w:t>
             </w:r>
           </w:p>
         </w:tc>
@@ -2167,11 +1808,21 @@
       <w:tr>
         <w:tc>
           <w:tcPr>
+            <w:tcW w:type="dxa" w:w="1474"/>
+          </w:tcPr>
+          <w:p>
+            <w:r>
+              <w:t>低频PSD LF-PSD</w:t>
+            </w:r>
+          </w:p>
+        </w:tc>
+        <w:tc>
+          <w:tcPr>
             <w:tcW w:type="dxa" w:w="1701"/>
           </w:tcPr>
           <w:p>
             <w:r>
-              <w:t>行业路线图</w:t>
+              <w:t>低空间频率误差谱密度</w:t>
             </w:r>
           </w:p>
         </w:tc>
@@ -2181,27 +1832,37 @@
           </w:tcPr>
           <w:p>
             <w:r>
-              <w:t>IEEE IRDS（及历史ITRS）</w:t>
+              <w:t>干涉仪+PSD分析</w:t>
             </w:r>
           </w:p>
         </w:tc>
         <w:tc>
           <w:tcPr>
-            <w:tcW w:type="dxa" w:w="2835"/>
+            <w:tcW w:type="dxa" w:w="2324"/>
           </w:tcPr>
           <w:p>
             <w:r>
-              <w:t>告诉你未来节点会把哪些问题变成主矛盾</w:t>
+              <w:t>不得超过包络线</w:t>
             </w:r>
           </w:p>
         </w:tc>
         <w:tc>
           <w:tcPr>
-            <w:tcW w:type="dxa" w:w="2835"/>
+            <w:tcW w:type="dxa" w:w="1474"/>
           </w:tcPr>
           <w:p>
             <w:r>
-              <w:t>用于战略判断与规格升级方向</w:t>
+              <w:t>100%全检</w:t>
+            </w:r>
+          </w:p>
+        </w:tc>
+        <w:tc>
+          <w:tcPr>
+            <w:tcW w:type="dxa" w:w="1871"/>
+          </w:tcPr>
+          <w:p>
+            <w:r>
+              <w:t>超限不得进入镀膜</w:t>
             </w:r>
           </w:p>
         </w:tc>
@@ -2209,11 +1870,21 @@
       <w:tr>
         <w:tc>
           <w:tcPr>
+            <w:tcW w:type="dxa" w:w="1474"/>
+          </w:tcPr>
+          <w:p>
+            <w:r>
+              <w:t>中频PSD MF-PSD</w:t>
+            </w:r>
+          </w:p>
+        </w:tc>
+        <w:tc>
+          <w:tcPr>
             <w:tcW w:type="dxa" w:w="1701"/>
           </w:tcPr>
           <w:p>
             <w:r>
-              <w:t>厂商公开技术说明</w:t>
+              <w:t>易导致flare的纹理误差</w:t>
             </w:r>
           </w:p>
         </w:tc>
@@ -2223,27 +1894,37 @@
           </w:tcPr>
           <w:p>
             <w:r>
-              <w:t>ASML、ZEISS</w:t>
+              <w:t>白光干涉/散射仪</w:t>
             </w:r>
           </w:p>
         </w:tc>
         <w:tc>
           <w:tcPr>
-            <w:tcW w:type="dxa" w:w="2835"/>
+            <w:tcW w:type="dxa" w:w="2324"/>
           </w:tcPr>
           <w:p>
             <w:r>
-              <w:t>解释系统架构、关键挑战和公开能力边界</w:t>
+              <w:t>满足flare映射预算</w:t>
             </w:r>
           </w:p>
         </w:tc>
         <w:tc>
           <w:tcPr>
-            <w:tcW w:type="dxa" w:w="2835"/>
+            <w:tcW w:type="dxa" w:w="1474"/>
           </w:tcPr>
           <w:p>
             <w:r>
-              <w:t>用于理解真实设备需求背景</w:t>
+              <w:t>关键面加密抽测</w:t>
+            </w:r>
+          </w:p>
+        </w:tc>
+        <w:tc>
+          <w:tcPr>
+            <w:tcW w:type="dxa" w:w="1871"/>
+          </w:tcPr>
+          <w:p>
+            <w:r>
+              <w:t>超限返工并复测</w:t>
             </w:r>
           </w:p>
         </w:tc>
@@ -2251,11 +1932,21 @@
       <w:tr>
         <w:tc>
           <w:tcPr>
+            <w:tcW w:type="dxa" w:w="1474"/>
+          </w:tcPr>
+          <w:p>
+            <w:r>
+              <w:t>高频粗糙度 HSFR</w:t>
+            </w:r>
+          </w:p>
+        </w:tc>
+        <w:tc>
+          <w:tcPr>
             <w:tcW w:type="dxa" w:w="1701"/>
           </w:tcPr>
           <w:p>
             <w:r>
-              <w:t>学术/工程论文</w:t>
+              <w:t>高频纳米尺度表面起伏</w:t>
             </w:r>
           </w:p>
         </w:tc>
@@ -2265,27 +1956,37 @@
           </w:tcPr>
           <w:p>
             <w:r>
-              <w:t>SPIE、LBNL/CXRO等</w:t>
+              <w:t>AFM</w:t>
             </w:r>
           </w:p>
         </w:tc>
         <w:tc>
           <w:tcPr>
-            <w:tcW w:type="dxa" w:w="2835"/>
+            <w:tcW w:type="dxa" w:w="2324"/>
           </w:tcPr>
           <w:p>
             <w:r>
-              <w:t>给出可量化方法、典型值、实验依据</w:t>
+              <w:t>满足HSFR上限</w:t>
             </w:r>
           </w:p>
         </w:tc>
         <w:tc>
           <w:tcPr>
-            <w:tcW w:type="dxa" w:w="2835"/>
+            <w:tcW w:type="dxa" w:w="1474"/>
           </w:tcPr>
           <w:p>
             <w:r>
-              <w:t>用于把概念落成可测指标</w:t>
+              <w:t>每面多点测量</w:t>
+            </w:r>
+          </w:p>
+        </w:tc>
+        <w:tc>
+          <w:tcPr>
+            <w:tcW w:type="dxa" w:w="1871"/>
+          </w:tcPr>
+          <w:p>
+            <w:r>
+              <w:t>超限则停止流转并追溯工艺</w:t>
             </w:r>
           </w:p>
         </w:tc>
@@ -2293,11 +1994,21 @@
       <w:tr>
         <w:tc>
           <w:tcPr>
+            <w:tcW w:type="dxa" w:w="1474"/>
+          </w:tcPr>
+          <w:p>
+            <w:r>
+              <w:t>热稳定性 Thermal stability</w:t>
+            </w:r>
+          </w:p>
+        </w:tc>
+        <w:tc>
+          <w:tcPr>
             <w:tcW w:type="dxa" w:w="1701"/>
           </w:tcPr>
           <w:p>
             <w:r>
-              <w:t>正式标准</w:t>
+              <w:t>温漂下的面形稳定</w:t>
             </w:r>
           </w:p>
         </w:tc>
@@ -2307,27 +2018,37 @@
           </w:tcPr>
           <w:p>
             <w:r>
-              <w:t>SEMI等（部分付费）</w:t>
+              <w:t>温控前后面形比对</w:t>
             </w:r>
           </w:p>
         </w:tc>
         <w:tc>
           <w:tcPr>
-            <w:tcW w:type="dxa" w:w="2835"/>
+            <w:tcW w:type="dxa" w:w="2324"/>
           </w:tcPr>
           <w:p>
             <w:r>
-              <w:t>采购、验收、术语与接口统一</w:t>
+              <w:t>漂移不高于热预算</w:t>
             </w:r>
           </w:p>
         </w:tc>
         <w:tc>
           <w:tcPr>
-            <w:tcW w:type="dxa" w:w="2835"/>
+            <w:tcW w:type="dxa" w:w="1474"/>
           </w:tcPr>
           <w:p>
             <w:r>
-              <w:t>正式项目中必须核对版本和适用范围</w:t>
+              <w:t>样件认证+批次抽测</w:t>
+            </w:r>
+          </w:p>
+        </w:tc>
+        <w:tc>
+          <w:tcPr>
+            <w:tcW w:type="dxa" w:w="1871"/>
+          </w:tcPr>
+          <w:p>
+            <w:r>
+              <w:t>超限禁止入机</w:t>
             </w:r>
           </w:p>
         </w:tc>
@@ -2340,58 +2061,398 @@
       <w:r>
         <w:rPr>
           <w:b w:val="0"/>
+          <w:i w:val="0"/>
         </w:rPr>
-        <w:t>6.2 可公开检索且对EUV光学最有用的资料族</w:t>
+        <w:t>5.3 多层膜规范 / Multilayer Coating Specification</w:t>
       </w:r>
     </w:p>
-    <w:p>
-      <w:pPr>
-        <w:pStyle w:val="ListNumber"/>
-      </w:pPr>
-      <w:r>
-        <w:t>NIST EUV工作组与相关计量资料：适合把“EUV到底缺什么标准、为什么难测”讲清楚。</w:t>
-      </w:r>
-    </w:p>
-    <w:p>
-      <w:pPr>
-        <w:pStyle w:val="ListNumber"/>
-      </w:pPr>
-      <w:r>
-        <w:t>PTB EUV radiometry / reflectometry / scatterometry资料：适合理解高精度反射率和散射计量如何建立。</w:t>
-      </w:r>
-    </w:p>
-    <w:p>
-      <w:pPr>
-        <w:pStyle w:val="ListNumber"/>
-      </w:pPr>
-      <w:r>
-        <w:t>CXRO/LBNL反射率与多层膜计量资料：适合理解Mo/Si镜面反射率测量与误差控制。</w:t>
-      </w:r>
-    </w:p>
-    <w:p>
-      <w:pPr>
-        <w:pStyle w:val="ListNumber"/>
-      </w:pPr>
-      <w:r>
-        <w:t>IEEE IRDS 2023/2024 Lithography章节：适合理解High-NA、随机效应、掩模挑战如何改变光学规范。</w:t>
-      </w:r>
-    </w:p>
-    <w:p>
-      <w:pPr>
-        <w:pStyle w:val="ListNumber"/>
-      </w:pPr>
-      <w:r>
-        <w:t>ASML与ZEISS公开页面：适合理解EUV为何必须依赖反射镜、多镜系统和超高精度光学制造。</w:t>
-      </w:r>
-    </w:p>
-    <w:p>
-      <w:pPr>
-        <w:pStyle w:val="ListNumber"/>
-      </w:pPr>
-      <w:r>
-        <w:t>SPIE《EUV Lithography》与相关会议论文：适合作为系统化背景资料。</w:t>
-      </w:r>
-    </w:p>
+    <w:tbl>
+      <w:tblPr>
+        <w:tblStyle w:val="TableGrid"/>
+        <w:tblW w:type="auto" w:w="0"/>
+        <w:tblLook w:firstColumn="1" w:firstRow="1" w:lastColumn="0" w:lastRow="0" w:noHBand="0" w:noVBand="1" w:val="04A0"/>
+      </w:tblPr>
+      <w:tblGrid>
+        <w:gridCol w:w="1586"/>
+        <w:gridCol w:w="1586"/>
+        <w:gridCol w:w="1586"/>
+        <w:gridCol w:w="1586"/>
+        <w:gridCol w:w="1586"/>
+        <w:gridCol w:w="1586"/>
+      </w:tblGrid>
+      <w:tr>
+        <w:tc>
+          <w:tcPr>
+            <w:tcW w:type="dxa" w:w="1474"/>
+          </w:tcPr>
+          <w:p>
+            <w:r>
+              <w:t>参数 Parameter</w:t>
+            </w:r>
+          </w:p>
+        </w:tc>
+        <w:tc>
+          <w:tcPr>
+            <w:tcW w:type="dxa" w:w="1701"/>
+          </w:tcPr>
+          <w:p>
+            <w:r>
+              <w:t>定义 Definition</w:t>
+            </w:r>
+          </w:p>
+        </w:tc>
+        <w:tc>
+          <w:tcPr>
+            <w:tcW w:type="dxa" w:w="1814"/>
+          </w:tcPr>
+          <w:p>
+            <w:r>
+              <w:t>测试方法 Test Method</w:t>
+            </w:r>
+          </w:p>
+        </w:tc>
+        <w:tc>
+          <w:tcPr>
+            <w:tcW w:type="dxa" w:w="2324"/>
+          </w:tcPr>
+          <w:p>
+            <w:r>
+              <w:t>判定标准 Acceptance</w:t>
+            </w:r>
+          </w:p>
+        </w:tc>
+        <w:tc>
+          <w:tcPr>
+            <w:tcW w:type="dxa" w:w="1474"/>
+          </w:tcPr>
+          <w:p>
+            <w:r>
+              <w:t>抽样规则 Sampling</w:t>
+            </w:r>
+          </w:p>
+        </w:tc>
+        <w:tc>
+          <w:tcPr>
+            <w:tcW w:type="dxa" w:w="1871"/>
+          </w:tcPr>
+          <w:p>
+            <w:r>
+              <w:t>失效处置 Failure Disposition</w:t>
+            </w:r>
+          </w:p>
+        </w:tc>
+      </w:tr>
+      <w:tr>
+        <w:tc>
+          <w:tcPr>
+            <w:tcW w:type="dxa" w:w="1474"/>
+          </w:tcPr>
+          <w:p>
+            <w:r>
+              <w:t>峰值反射率 Peak reflectivity</w:t>
+            </w:r>
+          </w:p>
+        </w:tc>
+        <w:tc>
+          <w:tcPr>
+            <w:tcW w:type="dxa" w:w="1701"/>
+          </w:tcPr>
+          <w:p>
+            <w:r>
+              <w:t>13.5 nm附近峰值反射能力</w:t>
+            </w:r>
+          </w:p>
+        </w:tc>
+        <w:tc>
+          <w:tcPr>
+            <w:tcW w:type="dxa" w:w="1814"/>
+          </w:tcPr>
+          <w:p>
+            <w:r>
+              <w:t>EUV反射率计</w:t>
+            </w:r>
+          </w:p>
+        </w:tc>
+        <w:tc>
+          <w:tcPr>
+            <w:tcW w:type="dxa" w:w="2324"/>
+          </w:tcPr>
+          <w:p>
+            <w:r>
+              <w:t>达到目标值并高于下限</w:t>
+            </w:r>
+          </w:p>
+        </w:tc>
+        <w:tc>
+          <w:tcPr>
+            <w:tcW w:type="dxa" w:w="1474"/>
+          </w:tcPr>
+          <w:p>
+            <w:r>
+              <w:t>见证片每批+成品抽测</w:t>
+            </w:r>
+          </w:p>
+        </w:tc>
+        <w:tc>
+          <w:tcPr>
+            <w:tcW w:type="dxa" w:w="1871"/>
+          </w:tcPr>
+          <w:p>
+            <w:r>
+              <w:t>低于下限则整批冻结</w:t>
+            </w:r>
+          </w:p>
+        </w:tc>
+      </w:tr>
+      <w:tr>
+        <w:tc>
+          <w:tcPr>
+            <w:tcW w:type="dxa" w:w="1474"/>
+          </w:tcPr>
+          <w:p>
+            <w:r>
+              <w:t>中心波长 Center wavelength</w:t>
+            </w:r>
+          </w:p>
+        </w:tc>
+        <w:tc>
+          <w:tcPr>
+            <w:tcW w:type="dxa" w:w="1701"/>
+          </w:tcPr>
+          <w:p>
+            <w:r>
+              <w:t>反射峰对应波长</w:t>
+            </w:r>
+          </w:p>
+        </w:tc>
+        <w:tc>
+          <w:tcPr>
+            <w:tcW w:type="dxa" w:w="1814"/>
+          </w:tcPr>
+          <w:p>
+            <w:r>
+              <w:t>波长扫描反射率</w:t>
+            </w:r>
+          </w:p>
+        </w:tc>
+        <w:tc>
+          <w:tcPr>
+            <w:tcW w:type="dxa" w:w="2324"/>
+          </w:tcPr>
+          <w:p>
+            <w:r>
+              <w:t>偏差在可接受窗口内</w:t>
+            </w:r>
+          </w:p>
+        </w:tc>
+        <w:tc>
+          <w:tcPr>
+            <w:tcW w:type="dxa" w:w="1474"/>
+          </w:tcPr>
+          <w:p>
+            <w:r>
+              <w:t>见证片每批</w:t>
+            </w:r>
+          </w:p>
+        </w:tc>
+        <w:tc>
+          <w:tcPr>
+            <w:tcW w:type="dxa" w:w="1871"/>
+          </w:tcPr>
+          <w:p>
+            <w:r>
+              <w:t>超差则调整镀膜参数并重做</w:t>
+            </w:r>
+          </w:p>
+        </w:tc>
+      </w:tr>
+      <w:tr>
+        <w:tc>
+          <w:tcPr>
+            <w:tcW w:type="dxa" w:w="1474"/>
+          </w:tcPr>
+          <w:p>
+            <w:r>
+              <w:t>均匀性 Uniformity</w:t>
+            </w:r>
+          </w:p>
+        </w:tc>
+        <w:tc>
+          <w:tcPr>
+            <w:tcW w:type="dxa" w:w="1701"/>
+          </w:tcPr>
+          <w:p>
+            <w:r>
+              <w:t>口径内周期和反射率一致性</w:t>
+            </w:r>
+          </w:p>
+        </w:tc>
+        <w:tc>
+          <w:tcPr>
+            <w:tcW w:type="dxa" w:w="1814"/>
+          </w:tcPr>
+          <w:p>
+            <w:r>
+              <w:t>多点mapping</w:t>
+            </w:r>
+          </w:p>
+        </w:tc>
+        <w:tc>
+          <w:tcPr>
+            <w:tcW w:type="dxa" w:w="2324"/>
+          </w:tcPr>
+          <w:p>
+            <w:r>
+              <w:t>不得出现异常峰位漂移</w:t>
+            </w:r>
+          </w:p>
+        </w:tc>
+        <w:tc>
+          <w:tcPr>
+            <w:tcW w:type="dxa" w:w="1474"/>
+          </w:tcPr>
+          <w:p>
+            <w:r>
+              <w:t>每件多点</w:t>
+            </w:r>
+          </w:p>
+        </w:tc>
+        <w:tc>
+          <w:tcPr>
+            <w:tcW w:type="dxa" w:w="1871"/>
+          </w:tcPr>
+          <w:p>
+            <w:r>
+              <w:t>异常则局部失效分析</w:t>
+            </w:r>
+          </w:p>
+        </w:tc>
+      </w:tr>
+      <w:tr>
+        <w:tc>
+          <w:tcPr>
+            <w:tcW w:type="dxa" w:w="1474"/>
+          </w:tcPr>
+          <w:p>
+            <w:r>
+              <w:t>膜应力 Film stress</w:t>
+            </w:r>
+          </w:p>
+        </w:tc>
+        <w:tc>
+          <w:tcPr>
+            <w:tcW w:type="dxa" w:w="1701"/>
+          </w:tcPr>
+          <w:p>
+            <w:r>
+              <w:t>涂层引起的弯曲与稳定性变化</w:t>
+            </w:r>
+          </w:p>
+        </w:tc>
+        <w:tc>
+          <w:tcPr>
+            <w:tcW w:type="dxa" w:w="1814"/>
+          </w:tcPr>
+          <w:p>
+            <w:r>
+              <w:t>镀前镀后比对</w:t>
+            </w:r>
+          </w:p>
+        </w:tc>
+        <w:tc>
+          <w:tcPr>
+            <w:tcW w:type="dxa" w:w="2324"/>
+          </w:tcPr>
+          <w:p>
+            <w:r>
+              <w:t>不得破坏面形和寿命预算</w:t>
+            </w:r>
+          </w:p>
+        </w:tc>
+        <w:tc>
+          <w:tcPr>
+            <w:tcW w:type="dxa" w:w="1474"/>
+          </w:tcPr>
+          <w:p>
+            <w:r>
+              <w:t>首件+批次见证片</w:t>
+            </w:r>
+          </w:p>
+        </w:tc>
+        <w:tc>
+          <w:tcPr>
+            <w:tcW w:type="dxa" w:w="1871"/>
+          </w:tcPr>
+          <w:p>
+            <w:r>
+              <w:t>超限则停线排查</w:t>
+            </w:r>
+          </w:p>
+        </w:tc>
+      </w:tr>
+      <w:tr>
+        <w:tc>
+          <w:tcPr>
+            <w:tcW w:type="dxa" w:w="1474"/>
+          </w:tcPr>
+          <w:p>
+            <w:r>
+              <w:t>界面质量 Interface quality</w:t>
+            </w:r>
+          </w:p>
+        </w:tc>
+        <w:tc>
+          <w:tcPr>
+            <w:tcW w:type="dxa" w:w="1701"/>
+          </w:tcPr>
+          <w:p>
+            <w:r>
+              <w:t>界面粗糙与扩散的综合表现</w:t>
+            </w:r>
+          </w:p>
+        </w:tc>
+        <w:tc>
+          <w:tcPr>
+            <w:tcW w:type="dxa" w:w="1814"/>
+          </w:tcPr>
+          <w:p>
+            <w:r>
+              <w:t>XRR/TEM(开发阶段)</w:t>
+            </w:r>
+          </w:p>
+        </w:tc>
+        <w:tc>
+          <w:tcPr>
+            <w:tcW w:type="dxa" w:w="2324"/>
+          </w:tcPr>
+          <w:p>
+            <w:r>
+              <w:t>与反射率模型一致</w:t>
+            </w:r>
+          </w:p>
+        </w:tc>
+        <w:tc>
+          <w:tcPr>
+            <w:tcW w:type="dxa" w:w="1474"/>
+          </w:tcPr>
+          <w:p>
+            <w:r>
+              <w:t>开发认证阶段加严</w:t>
+            </w:r>
+          </w:p>
+        </w:tc>
+        <w:tc>
+          <w:tcPr>
+            <w:tcW w:type="dxa" w:w="1871"/>
+          </w:tcPr>
+          <w:p>
+            <w:r>
+              <w:t>异常则追溯沉积腔体</w:t>
+            </w:r>
+          </w:p>
+        </w:tc>
+      </w:tr>
+    </w:tbl>
     <w:p>
       <w:pPr>
         <w:pStyle w:val="Heading2"/>
@@ -2399,18 +2460,336 @@
       <w:r>
         <w:rPr>
           <w:b w:val="0"/>
+          <w:i w:val="0"/>
         </w:rPr>
-        <w:t>6.3 关于“标准号”的谨慎说明</w:t>
+        <w:t>5.4 污染与洁净度规范 / Contamination and Cleanliness Specification</w:t>
       </w:r>
     </w:p>
-    <w:p>
-      <w:r>
-        <w:rPr>
-          <w:b w:val="0"/>
-        </w:rPr>
-        <w:t>EUV相关正式标准有一部分分布在SEMI光掩模/基板/洁净度/缺陷检测相关标准族中，但许多标准文本并非开放获取，且版本持续更新。因此在本汇编中，更稳妥的做法不是武断写下未经核实的条文，而是把它们作为“正式采购前需逐项核对的标准族”。这比给出可能过时或误引的编号更专业。</w:t>
-      </w:r>
-    </w:p>
+    <w:tbl>
+      <w:tblPr>
+        <w:tblStyle w:val="TableGrid"/>
+        <w:tblW w:type="auto" w:w="0"/>
+        <w:tblLook w:firstColumn="1" w:firstRow="1" w:lastColumn="0" w:lastRow="0" w:noHBand="0" w:noVBand="1" w:val="04A0"/>
+      </w:tblPr>
+      <w:tblGrid>
+        <w:gridCol w:w="1586"/>
+        <w:gridCol w:w="1586"/>
+        <w:gridCol w:w="1586"/>
+        <w:gridCol w:w="1586"/>
+        <w:gridCol w:w="1586"/>
+        <w:gridCol w:w="1586"/>
+      </w:tblGrid>
+      <w:tr>
+        <w:tc>
+          <w:tcPr>
+            <w:tcW w:type="dxa" w:w="1474"/>
+          </w:tcPr>
+          <w:p>
+            <w:r>
+              <w:t>参数 Parameter</w:t>
+            </w:r>
+          </w:p>
+        </w:tc>
+        <w:tc>
+          <w:tcPr>
+            <w:tcW w:type="dxa" w:w="1701"/>
+          </w:tcPr>
+          <w:p>
+            <w:r>
+              <w:t>定义 Definition</w:t>
+            </w:r>
+          </w:p>
+        </w:tc>
+        <w:tc>
+          <w:tcPr>
+            <w:tcW w:type="dxa" w:w="1814"/>
+          </w:tcPr>
+          <w:p>
+            <w:r>
+              <w:t>测试方法 Test Method</w:t>
+            </w:r>
+          </w:p>
+        </w:tc>
+        <w:tc>
+          <w:tcPr>
+            <w:tcW w:type="dxa" w:w="2324"/>
+          </w:tcPr>
+          <w:p>
+            <w:r>
+              <w:t>判定标准 Acceptance</w:t>
+            </w:r>
+          </w:p>
+        </w:tc>
+        <w:tc>
+          <w:tcPr>
+            <w:tcW w:type="dxa" w:w="1474"/>
+          </w:tcPr>
+          <w:p>
+            <w:r>
+              <w:t>抽样规则 Sampling</w:t>
+            </w:r>
+          </w:p>
+        </w:tc>
+        <w:tc>
+          <w:tcPr>
+            <w:tcW w:type="dxa" w:w="1871"/>
+          </w:tcPr>
+          <w:p>
+            <w:r>
+              <w:t>失效处置 Failure Disposition</w:t>
+            </w:r>
+          </w:p>
+        </w:tc>
+      </w:tr>
+      <w:tr>
+        <w:tc>
+          <w:tcPr>
+            <w:tcW w:type="dxa" w:w="1474"/>
+          </w:tcPr>
+          <w:p>
+            <w:r>
+              <w:t>颗粒 Particle count</w:t>
+            </w:r>
+          </w:p>
+        </w:tc>
+        <w:tc>
+          <w:tcPr>
+            <w:tcW w:type="dxa" w:w="1701"/>
+          </w:tcPr>
+          <w:p>
+            <w:r>
+              <w:t>光学面颗粒尺寸和数量</w:t>
+            </w:r>
+          </w:p>
+        </w:tc>
+        <w:tc>
+          <w:tcPr>
+            <w:tcW w:type="dxa" w:w="1814"/>
+          </w:tcPr>
+          <w:p>
+            <w:r>
+              <w:t>暗场/表面扫描</w:t>
+            </w:r>
+          </w:p>
+        </w:tc>
+        <w:tc>
+          <w:tcPr>
+            <w:tcW w:type="dxa" w:w="2324"/>
+          </w:tcPr>
+          <w:p>
+            <w:r>
+              <w:t>关键尺寸颗粒不得存在</w:t>
+            </w:r>
+          </w:p>
+        </w:tc>
+        <w:tc>
+          <w:tcPr>
+            <w:tcW w:type="dxa" w:w="1474"/>
+          </w:tcPr>
+          <w:p>
+            <w:r>
+              <w:t>100%关键面检查</w:t>
+            </w:r>
+          </w:p>
+        </w:tc>
+        <w:tc>
+          <w:tcPr>
+            <w:tcW w:type="dxa" w:w="1871"/>
+          </w:tcPr>
+          <w:p>
+            <w:r>
+              <w:t>清洗重检，重复失败则隔离</w:t>
+            </w:r>
+          </w:p>
+        </w:tc>
+      </w:tr>
+      <w:tr>
+        <w:tc>
+          <w:tcPr>
+            <w:tcW w:type="dxa" w:w="1474"/>
+          </w:tcPr>
+          <w:p>
+            <w:r>
+              <w:t>碳污染 Carbon growth</w:t>
+            </w:r>
+          </w:p>
+        </w:tc>
+        <w:tc>
+          <w:tcPr>
+            <w:tcW w:type="dxa" w:w="1701"/>
+          </w:tcPr>
+          <w:p>
+            <w:r>
+              <w:t>EUV照射后碳层增长速率</w:t>
+            </w:r>
+          </w:p>
+        </w:tc>
+        <w:tc>
+          <w:tcPr>
+            <w:tcW w:type="dxa" w:w="1814"/>
+          </w:tcPr>
+          <w:p>
+            <w:r>
+              <w:t>XPS/见证片/反射率前后比对</w:t>
+            </w:r>
+          </w:p>
+        </w:tc>
+        <w:tc>
+          <w:tcPr>
+            <w:tcW w:type="dxa" w:w="2324"/>
+          </w:tcPr>
+          <w:p>
+            <w:r>
+              <w:t>低于寿命预算</w:t>
+            </w:r>
+          </w:p>
+        </w:tc>
+        <w:tc>
+          <w:tcPr>
+            <w:tcW w:type="dxa" w:w="1474"/>
+          </w:tcPr>
+          <w:p>
+            <w:r>
+              <w:t>型式试验+周期抽检</w:t>
+            </w:r>
+          </w:p>
+        </w:tc>
+        <w:tc>
+          <w:tcPr>
+            <w:tcW w:type="dxa" w:w="1871"/>
+          </w:tcPr>
+          <w:p>
+            <w:r>
+              <w:t>超限则调整环境与材料</w:t>
+            </w:r>
+          </w:p>
+        </w:tc>
+      </w:tr>
+      <w:tr>
+        <w:tc>
+          <w:tcPr>
+            <w:tcW w:type="dxa" w:w="1474"/>
+          </w:tcPr>
+          <w:p>
+            <w:r>
+              <w:t>锡污染 Sn deposition</w:t>
+            </w:r>
+          </w:p>
+        </w:tc>
+        <w:tc>
+          <w:tcPr>
+            <w:tcW w:type="dxa" w:w="1701"/>
+          </w:tcPr>
+          <w:p>
+            <w:r>
+              <w:t>源侧锡碎片或沉积风险</w:t>
+            </w:r>
+          </w:p>
+        </w:tc>
+        <w:tc>
+          <w:tcPr>
+            <w:tcW w:type="dxa" w:w="1814"/>
+          </w:tcPr>
+          <w:p>
+            <w:r>
+              <w:t>见证片/表面分析</w:t>
+            </w:r>
+          </w:p>
+        </w:tc>
+        <w:tc>
+          <w:tcPr>
+            <w:tcW w:type="dxa" w:w="2324"/>
+          </w:tcPr>
+          <w:p>
+            <w:r>
+              <w:t>不得破坏反射率与散射预算</w:t>
+            </w:r>
+          </w:p>
+        </w:tc>
+        <w:tc>
+          <w:tcPr>
+            <w:tcW w:type="dxa" w:w="1474"/>
+          </w:tcPr>
+          <w:p>
+            <w:r>
+              <w:t>源侧重点跟踪</w:t>
+            </w:r>
+          </w:p>
+        </w:tc>
+        <w:tc>
+          <w:tcPr>
+            <w:tcW w:type="dxa" w:w="1871"/>
+          </w:tcPr>
+          <w:p>
+            <w:r>
+              <w:t>异常则加严屏蔽与清洗</w:t>
+            </w:r>
+          </w:p>
+        </w:tc>
+      </w:tr>
+      <w:tr>
+        <w:tc>
+          <w:tcPr>
+            <w:tcW w:type="dxa" w:w="1474"/>
+          </w:tcPr>
+          <w:p>
+            <w:r>
+              <w:t>出气 Outgassing</w:t>
+            </w:r>
+          </w:p>
+        </w:tc>
+        <w:tc>
+          <w:tcPr>
+            <w:tcW w:type="dxa" w:w="1701"/>
+          </w:tcPr>
+          <w:p>
+            <w:r>
+              <w:t>真空辐照环境中的挥发物释放</w:t>
+            </w:r>
+          </w:p>
+        </w:tc>
+        <w:tc>
+          <w:tcPr>
+            <w:tcW w:type="dxa" w:w="1814"/>
+          </w:tcPr>
+          <w:p>
+            <w:r>
+              <w:t>真空出气测试</w:t>
+            </w:r>
+          </w:p>
+        </w:tc>
+        <w:tc>
+          <w:tcPr>
+            <w:tcW w:type="dxa" w:w="2324"/>
+          </w:tcPr>
+          <w:p>
+            <w:r>
+              <w:t>满足设备环境兼容性</w:t>
+            </w:r>
+          </w:p>
+        </w:tc>
+        <w:tc>
+          <w:tcPr>
+            <w:tcW w:type="dxa" w:w="1474"/>
+          </w:tcPr>
+          <w:p>
+            <w:r>
+              <w:t>材料导入前认证</w:t>
+            </w:r>
+          </w:p>
+        </w:tc>
+        <w:tc>
+          <w:tcPr>
+            <w:tcW w:type="dxa" w:w="1871"/>
+          </w:tcPr>
+          <w:p>
+            <w:r>
+              <w:t>不合格材料禁止入机</w:t>
+            </w:r>
+          </w:p>
+        </w:tc>
+      </w:tr>
+    </w:tbl>
     <w:p>
       <w:pPr>
         <w:pStyle w:val="Heading2"/>
@@ -2418,42 +2797,274 @@
       <w:r>
         <w:rPr>
           <w:b w:val="0"/>
+          <w:i w:val="0"/>
         </w:rPr>
-        <w:t>6.4 如果把EUV光学资料按“可信度层级”排序</w:t>
+        <w:t>5.5 掩模光学规范 / Mask Optics Specification</w:t>
       </w:r>
     </w:p>
-    <w:p>
-      <w:pPr>
-        <w:pStyle w:val="ListBullet"/>
-      </w:pPr>
-      <w:r>
-        <w:t>第一层：国家计量机构、官方路线图、厂商官方技术页。</w:t>
-      </w:r>
-    </w:p>
-    <w:p>
-      <w:pPr>
-        <w:pStyle w:val="ListBullet"/>
-      </w:pPr>
-      <w:r>
-        <w:t>第二层：SPIE/同行评审论文、国家实验室公开报告。</w:t>
-      </w:r>
-    </w:p>
-    <w:p>
-      <w:pPr>
-        <w:pStyle w:val="ListBullet"/>
-      </w:pPr>
-      <w:r>
-        <w:t>第三层：综述文章、行业媒体、二手解读。</w:t>
-      </w:r>
-    </w:p>
-    <w:p>
-      <w:r>
-        <w:rPr>
-          <w:b w:val="0"/>
-        </w:rPr>
-        <w:t>编写内部技术规范时，应尽量用第一层和第二层资料形成主链，第三层只作为解释性补充。</w:t>
-      </w:r>
-    </w:p>
+    <w:tbl>
+      <w:tblPr>
+        <w:tblStyle w:val="TableGrid"/>
+        <w:tblW w:type="auto" w:w="0"/>
+        <w:tblLook w:firstColumn="1" w:firstRow="1" w:lastColumn="0" w:lastRow="0" w:noHBand="0" w:noVBand="1" w:val="04A0"/>
+      </w:tblPr>
+      <w:tblGrid>
+        <w:gridCol w:w="1586"/>
+        <w:gridCol w:w="1586"/>
+        <w:gridCol w:w="1586"/>
+        <w:gridCol w:w="1586"/>
+        <w:gridCol w:w="1586"/>
+        <w:gridCol w:w="1586"/>
+      </w:tblGrid>
+      <w:tr>
+        <w:tc>
+          <w:tcPr>
+            <w:tcW w:type="dxa" w:w="1474"/>
+          </w:tcPr>
+          <w:p>
+            <w:r>
+              <w:t>参数 Parameter</w:t>
+            </w:r>
+          </w:p>
+        </w:tc>
+        <w:tc>
+          <w:tcPr>
+            <w:tcW w:type="dxa" w:w="1701"/>
+          </w:tcPr>
+          <w:p>
+            <w:r>
+              <w:t>定义 Definition</w:t>
+            </w:r>
+          </w:p>
+        </w:tc>
+        <w:tc>
+          <w:tcPr>
+            <w:tcW w:type="dxa" w:w="1814"/>
+          </w:tcPr>
+          <w:p>
+            <w:r>
+              <w:t>测试方法 Test Method</w:t>
+            </w:r>
+          </w:p>
+        </w:tc>
+        <w:tc>
+          <w:tcPr>
+            <w:tcW w:type="dxa" w:w="2324"/>
+          </w:tcPr>
+          <w:p>
+            <w:r>
+              <w:t>判定标准 Acceptance</w:t>
+            </w:r>
+          </w:p>
+        </w:tc>
+        <w:tc>
+          <w:tcPr>
+            <w:tcW w:type="dxa" w:w="1474"/>
+          </w:tcPr>
+          <w:p>
+            <w:r>
+              <w:t>抽样规则 Sampling</w:t>
+            </w:r>
+          </w:p>
+        </w:tc>
+        <w:tc>
+          <w:tcPr>
+            <w:tcW w:type="dxa" w:w="1871"/>
+          </w:tcPr>
+          <w:p>
+            <w:r>
+              <w:t>失效处置 Failure Disposition</w:t>
+            </w:r>
+          </w:p>
+        </w:tc>
+      </w:tr>
+      <w:tr>
+        <w:tc>
+          <w:tcPr>
+            <w:tcW w:type="dxa" w:w="1474"/>
+          </w:tcPr>
+          <w:p>
+            <w:r>
+              <w:t>空白缺陷 Blank defects</w:t>
+            </w:r>
+          </w:p>
+        </w:tc>
+        <w:tc>
+          <w:tcPr>
+            <w:tcW w:type="dxa" w:w="1701"/>
+          </w:tcPr>
+          <w:p>
+            <w:r>
+              <w:t>空白掩模上的颗粒/坑洞/相位缺陷</w:t>
+            </w:r>
+          </w:p>
+        </w:tc>
+        <w:tc>
+          <w:tcPr>
+            <w:tcW w:type="dxa" w:w="1814"/>
+          </w:tcPr>
+          <w:p>
+            <w:r>
+              <w:t>Actinic+暗场+电子束</w:t>
+            </w:r>
+          </w:p>
+        </w:tc>
+        <w:tc>
+          <w:tcPr>
+            <w:tcW w:type="dxa" w:w="2324"/>
+          </w:tcPr>
+          <w:p>
+            <w:r>
+              <w:t>关键区域不得有可打印缺陷</w:t>
+            </w:r>
+          </w:p>
+        </w:tc>
+        <w:tc>
+          <w:tcPr>
+            <w:tcW w:type="dxa" w:w="1474"/>
+          </w:tcPr>
+          <w:p>
+            <w:r>
+              <w:t>100%关键区域</w:t>
+            </w:r>
+          </w:p>
+        </w:tc>
+        <w:tc>
+          <w:tcPr>
+            <w:tcW w:type="dxa" w:w="1871"/>
+          </w:tcPr>
+          <w:p>
+            <w:r>
+              <w:t>不合格直接判退</w:t>
+            </w:r>
+          </w:p>
+        </w:tc>
+      </w:tr>
+      <w:tr>
+        <w:tc>
+          <w:tcPr>
+            <w:tcW w:type="dxa" w:w="1474"/>
+          </w:tcPr>
+          <w:p>
+            <w:r>
+              <w:t>掩模平坦度 Mask flatness</w:t>
+            </w:r>
+          </w:p>
+        </w:tc>
+        <w:tc>
+          <w:tcPr>
+            <w:tcW w:type="dxa" w:w="1701"/>
+          </w:tcPr>
+          <w:p>
+            <w:r>
+              <w:t>掩模基板与多层膜后的整体平面性</w:t>
+            </w:r>
+          </w:p>
+        </w:tc>
+        <w:tc>
+          <w:tcPr>
+            <w:tcW w:type="dxa" w:w="1814"/>
+          </w:tcPr>
+          <w:p>
+            <w:r>
+              <w:t>干涉测量</w:t>
+            </w:r>
+          </w:p>
+        </w:tc>
+        <w:tc>
+          <w:tcPr>
+            <w:tcW w:type="dxa" w:w="2324"/>
+          </w:tcPr>
+          <w:p>
+            <w:r>
+              <w:t>满足High-NA对焦预算</w:t>
+            </w:r>
+          </w:p>
+        </w:tc>
+        <w:tc>
+          <w:tcPr>
+            <w:tcW w:type="dxa" w:w="1474"/>
+          </w:tcPr>
+          <w:p>
+            <w:r>
+              <w:t>逐片验收</w:t>
+            </w:r>
+          </w:p>
+        </w:tc>
+        <w:tc>
+          <w:tcPr>
+            <w:tcW w:type="dxa" w:w="1871"/>
+          </w:tcPr>
+          <w:p>
+            <w:r>
+              <w:t>超限判退或限制工艺</w:t>
+            </w:r>
+          </w:p>
+        </w:tc>
+      </w:tr>
+      <w:tr>
+        <w:tc>
+          <w:tcPr>
+            <w:tcW w:type="dxa" w:w="1474"/>
+          </w:tcPr>
+          <w:p>
+            <w:r>
+              <w:t>掩模3D效应 M3D</w:t>
+            </w:r>
+          </w:p>
+        </w:tc>
+        <w:tc>
+          <w:tcPr>
+            <w:tcW w:type="dxa" w:w="1701"/>
+          </w:tcPr>
+          <w:p>
+            <w:r>
+              <w:t>吸收体厚度/侧壁/入射角导致的成像差异</w:t>
+            </w:r>
+          </w:p>
+        </w:tc>
+        <w:tc>
+          <w:tcPr>
+            <w:tcW w:type="dxa" w:w="1814"/>
+          </w:tcPr>
+          <w:p>
+            <w:r>
+              <w:t>建模+SHARP类实验</w:t>
+            </w:r>
+          </w:p>
+        </w:tc>
+        <w:tc>
+          <w:tcPr>
+            <w:tcW w:type="dxa" w:w="2324"/>
+          </w:tcPr>
+          <w:p>
+            <w:r>
+              <w:t>满足指定图形窗口要求</w:t>
+            </w:r>
+          </w:p>
+        </w:tc>
+        <w:tc>
+          <w:tcPr>
+            <w:tcW w:type="dxa" w:w="1474"/>
+          </w:tcPr>
+          <w:p>
+            <w:r>
+              <w:t>新设计导入验证</w:t>
+            </w:r>
+          </w:p>
+        </w:tc>
+        <w:tc>
+          <w:tcPr>
+            <w:tcW w:type="dxa" w:w="1871"/>
+          </w:tcPr>
+          <w:p>
+            <w:r>
+              <w:t>超限则更新吸收体/照明/OPC</w:t>
+            </w:r>
+          </w:p>
+        </w:tc>
+      </w:tr>
+    </w:tbl>
     <w:p>
       <w:pPr>
         <w:pStyle w:val="Heading1"/>
@@ -2461,16 +3072,9 @@
       <w:r>
         <w:rPr>
           <w:b w:val="0"/>
+          <w:i w:val="0"/>
         </w:rPr>
-        <w:t>7. 面向工程实施的建议写法：如果你要自己编一套技术规范，应如何组织</w:t>
-      </w:r>
-    </w:p>
-    <w:p>
-      <w:r>
-        <w:rPr>
-          <w:b w:val="0"/>
-        </w:rPr>
-        <w:t>如果你的目标不是“看懂EUV”，而是要真正写一套供应商规范/技术协议，建议按下面结构组织，而不是把资料零散堆砌。</w:t>
+        <w:t>6. High-NA EUV加严逻辑 / Why High-NA Tightens Everything</w:t>
       </w:r>
     </w:p>
     <w:tbl>
@@ -2487,11 +3091,11 @@
       <w:tr>
         <w:tc>
           <w:tcPr>
-            <w:tcW w:type="dxa" w:w="1587"/>
+            <w:tcW w:type="dxa" w:w="1701"/>
           </w:tcPr>
           <w:p>
             <w:r>
-              <w:t>章节</w:t>
+              <w:t>变化项 Change</w:t>
             </w:r>
           </w:p>
         </w:tc>
@@ -2501,7 +3105,7 @@
           </w:tcPr>
           <w:p>
             <w:r>
-              <w:t>建议内容</w:t>
+              <w:t>直接后果 Direct Consequence</w:t>
             </w:r>
           </w:p>
         </w:tc>
@@ -2511,7 +3115,7 @@
           </w:tcPr>
           <w:p>
             <w:r>
-              <w:t>为什么这样写</w:t>
+              <w:t>被加严的规范 Tightened Specification</w:t>
             </w:r>
           </w:p>
         </w:tc>
@@ -2519,11 +3123,11 @@
       <w:tr>
         <w:tc>
           <w:tcPr>
-            <w:tcW w:type="dxa" w:w="1587"/>
+            <w:tcW w:type="dxa" w:w="1701"/>
           </w:tcPr>
           <w:p>
             <w:r>
-              <w:t>1. 范围与对象</w:t>
+              <w:t>NA上升</w:t>
             </w:r>
           </w:p>
         </w:tc>
@@ -2533,7 +3137,7 @@
           </w:tcPr>
           <w:p>
             <w:r>
-              <w:t>明确是投影镜、照明镜、空白掩模、多层膜见证片，还是整机系统</w:t>
+              <w:t>分辨率提高但DOF缩小</w:t>
             </w:r>
           </w:p>
         </w:tc>
@@ -2543,7 +3147,7 @@
           </w:tcPr>
           <w:p>
             <w:r>
-              <w:t>不同对象指标不同，避免规范混淆</w:t>
+              <w:t>平坦度、对焦控制、平台稳定性</w:t>
             </w:r>
           </w:p>
         </w:tc>
@@ -2551,11 +3155,11 @@
       <w:tr>
         <w:tc>
           <w:tcPr>
-            <w:tcW w:type="dxa" w:w="1587"/>
+            <w:tcW w:type="dxa" w:w="1701"/>
           </w:tcPr>
           <w:p>
             <w:r>
-              <w:t>2. 术语与定义</w:t>
+              <w:t>角度分布变化</w:t>
             </w:r>
           </w:p>
         </w:tc>
@@ -2565,7 +3169,7 @@
           </w:tcPr>
           <w:p>
             <w:r>
-              <w:t>WFE、PSD、MSFR、flare、actinic、printable defect等术语统一</w:t>
+              <w:t>反射相位和偏振更敏感</w:t>
             </w:r>
           </w:p>
         </w:tc>
@@ -2575,7 +3179,7 @@
           </w:tcPr>
           <w:p>
             <w:r>
-              <w:t>防止同词异义</w:t>
+              <w:t>掩模3D建模、膜层设计</w:t>
             </w:r>
           </w:p>
         </w:tc>
@@ -2583,11 +3187,11 @@
       <w:tr>
         <w:tc>
           <w:tcPr>
-            <w:tcW w:type="dxa" w:w="1587"/>
+            <w:tcW w:type="dxa" w:w="1701"/>
           </w:tcPr>
           <w:p>
             <w:r>
-              <w:t>3. 功能性指标</w:t>
+              <w:t>更高空间频率</w:t>
             </w:r>
           </w:p>
         </w:tc>
@@ -2597,7 +3201,7 @@
           </w:tcPr>
           <w:p>
             <w:r>
-              <w:t>波长、NA、反射率、带宽、通量、均匀性</w:t>
+              <w:t>MSFR更容易映射到flare</w:t>
             </w:r>
           </w:p>
         </w:tc>
@@ -2607,7 +3211,7 @@
           </w:tcPr>
           <w:p>
             <w:r>
-              <w:t>先定义“要实现什么”</w:t>
+              <w:t>PSD包络和散射预算</w:t>
             </w:r>
           </w:p>
         </w:tc>
@@ -2615,11 +3219,11 @@
       <w:tr>
         <w:tc>
           <w:tcPr>
-            <w:tcW w:type="dxa" w:w="1587"/>
+            <w:tcW w:type="dxa" w:w="1701"/>
           </w:tcPr>
           <w:p>
             <w:r>
-              <w:t>4. 形貌与表面指标</w:t>
+              <w:t>工艺窗口缩小</w:t>
             </w:r>
           </w:p>
         </w:tc>
@@ -2629,7 +3233,7 @@
           </w:tcPr>
           <w:p>
             <w:r>
-              <w:t>面形、粗糙度、PSD、斜率误差、缺陷尺寸与密度</w:t>
+              <w:t>局部缺陷更容易打印</w:t>
             </w:r>
           </w:p>
         </w:tc>
@@ -2639,7 +3243,7 @@
           </w:tcPr>
           <w:p>
             <w:r>
-              <w:t>这些是成像质量的物理载体</w:t>
+              <w:t>缺陷阈值、抽样与复测</w:t>
             </w:r>
           </w:p>
         </w:tc>
@@ -2647,11 +3251,11 @@
       <w:tr>
         <w:tc>
           <w:tcPr>
-            <w:tcW w:type="dxa" w:w="1587"/>
+            <w:tcW w:type="dxa" w:w="1701"/>
           </w:tcPr>
           <w:p>
             <w:r>
-              <w:t>5. 膜层与材料指标</w:t>
+              <w:t>新型掩模堆栈</w:t>
             </w:r>
           </w:p>
         </w:tc>
@@ -2661,7 +3265,7 @@
           </w:tcPr>
           <w:p>
             <w:r>
-              <w:t>膜厚周期、应力、保护层、热稳定性、污染敏感性</w:t>
+              <w:t>旧经验值失效</w:t>
             </w:r>
           </w:p>
         </w:tc>
@@ -2671,114 +3275,106 @@
           </w:tcPr>
           <w:p>
             <w:r>
-              <w:t>保证反射峰和寿命</w:t>
-            </w:r>
-          </w:p>
-        </w:tc>
-      </w:tr>
-      <w:tr>
-        <w:tc>
-          <w:tcPr>
-            <w:tcW w:type="dxa" w:w="1587"/>
-          </w:tcPr>
-          <w:p>
-            <w:r>
-              <w:t>6. 环境与可靠性</w:t>
-            </w:r>
-          </w:p>
-        </w:tc>
-        <w:tc>
-          <w:tcPr>
-            <w:tcW w:type="dxa" w:w="3402"/>
-          </w:tcPr>
-          <w:p>
-            <w:r>
-              <w:t>真空、出气、碳/锡污染、清洗恢复、辐照寿命</w:t>
-            </w:r>
-          </w:p>
-        </w:tc>
-        <w:tc>
-          <w:tcPr>
-            <w:tcW w:type="dxa" w:w="3402"/>
-          </w:tcPr>
-          <w:p>
-            <w:r>
-              <w:t>EUV光学不能脱离环境谈性能</w:t>
-            </w:r>
-          </w:p>
-        </w:tc>
-      </w:tr>
-      <w:tr>
-        <w:tc>
-          <w:tcPr>
-            <w:tcW w:type="dxa" w:w="1587"/>
-          </w:tcPr>
-          <w:p>
-            <w:r>
-              <w:t>7. 计量与验收</w:t>
-            </w:r>
-          </w:p>
-        </w:tc>
-        <w:tc>
-          <w:tcPr>
-            <w:tcW w:type="dxa" w:w="3402"/>
-          </w:tcPr>
-          <w:p>
-            <w:r>
-              <w:t>仪器、采样策略、频段划分、统计判据、复测规则</w:t>
-            </w:r>
-          </w:p>
-        </w:tc>
-        <w:tc>
-          <w:tcPr>
-            <w:tcW w:type="dxa" w:w="3402"/>
-          </w:tcPr>
-          <w:p>
-            <w:r>
-              <w:t>把“如何判定合格”写实</w:t>
-            </w:r>
-          </w:p>
-        </w:tc>
-      </w:tr>
-      <w:tr>
-        <w:tc>
-          <w:tcPr>
-            <w:tcW w:type="dxa" w:w="1587"/>
-          </w:tcPr>
-          <w:p>
-            <w:r>
-              <w:t>8. 变更管理</w:t>
-            </w:r>
-          </w:p>
-        </w:tc>
-        <w:tc>
-          <w:tcPr>
-            <w:tcW w:type="dxa" w:w="3402"/>
-          </w:tcPr>
-          <w:p>
-            <w:r>
-              <w:t>版本、偏差处理、失效分析、追溯</w:t>
-            </w:r>
-          </w:p>
-        </w:tc>
-        <w:tc>
-          <w:tcPr>
-            <w:tcW w:type="dxa" w:w="3402"/>
-          </w:tcPr>
-          <w:p>
-            <w:r>
-              <w:t>适应实际工程采购和量产</w:t>
+              <w:t>actinic计量与供方变更管理</w:t>
             </w:r>
           </w:p>
         </w:tc>
       </w:tr>
     </w:tbl>
     <w:p>
+      <w:pPr>
+        <w:pStyle w:val="Heading1"/>
+      </w:pPr>
       <w:r>
         <w:rPr>
           <w:b w:val="0"/>
+          <w:i w:val="0"/>
         </w:rPr>
-        <w:t>一句话总结：EUV规范的正确写法，不是“列很多高指标”，而是“把物理原因、测量方法、验收规则和失效模式连接起来”。</w:t>
+        <w:t>7. 计量、验收与失效处置 / Metrology, Acceptance and Failure Handling</w:t>
+      </w:r>
+    </w:p>
+    <w:p>
+      <w:pPr>
+        <w:pStyle w:val="ListNumber"/>
+      </w:pPr>
+      <w:r>
+        <w:t>优先建立“系统级指标 ↔ 单镜指标 ↔ 膜层指标 ↔ 环境指标”的因果映射。</w:t>
+      </w:r>
+    </w:p>
+    <w:p>
+      <w:pPr>
+        <w:pStyle w:val="ListNumber"/>
+      </w:pPr>
+      <w:r>
+        <w:t>粗糙度按PSD频段给限值和积分规则，而不是只报单值。</w:t>
+      </w:r>
+    </w:p>
+    <w:p>
+      <w:pPr>
+        <w:pStyle w:val="ListNumber"/>
+      </w:pPr>
+      <w:r>
+        <w:t>反射率至少区分峰值、中心波长、带宽和口径均匀性。</w:t>
+      </w:r>
+    </w:p>
+    <w:p>
+      <w:pPr>
+        <w:pStyle w:val="ListNumber"/>
+      </w:pPr>
+      <w:r>
+        <w:t>污染必须规定前后对比、增长速率、恢复能力和见证片策略。</w:t>
+      </w:r>
+    </w:p>
+    <w:p>
+      <w:pPr>
+        <w:pStyle w:val="ListNumber"/>
+      </w:pPr>
+      <w:r>
+        <w:t>失效关闭需包含隔离、定位、返修/判废、根因分析和控制图更新。</w:t>
+      </w:r>
+    </w:p>
+    <w:p>
+      <w:pPr>
+        <w:pStyle w:val="Heading2"/>
+      </w:pPr>
+      <w:r>
+        <w:rPr>
+          <w:b w:val="0"/>
+          <w:i w:val="0"/>
+        </w:rPr>
+        <w:t>建议的失效闭环 / Suggested failure loop</w:t>
+      </w:r>
+    </w:p>
+    <w:p>
+      <w:pPr>
+        <w:pStyle w:val="ListBullet"/>
+      </w:pPr>
+      <w:r>
+        <w:t>隔离不合格件并冻结同批见证片/批次。</w:t>
+      </w:r>
+    </w:p>
+    <w:p>
+      <w:pPr>
+        <w:pStyle w:val="ListBullet"/>
+      </w:pPr>
+      <w:r>
+        <w:t>区分问题来源：基底、镀膜、污染、装调或计量。</w:t>
+      </w:r>
+    </w:p>
+    <w:p>
+      <w:pPr>
+        <w:pStyle w:val="ListBullet"/>
+      </w:pPr>
+      <w:r>
+        <w:t>根据问题类型决定返修、重抛、重镀、清洗、降级或判废。</w:t>
+      </w:r>
+    </w:p>
+    <w:p>
+      <w:pPr>
+        <w:pStyle w:val="ListBullet"/>
+      </w:pPr>
+      <w:r>
+        <w:t>把重复问题写回抽样规则、工艺窗口与变更管理。</w:t>
       </w:r>
     </w:p>
     <w:p>
@@ -2788,218 +3384,429 @@
       <w:r>
         <w:rPr>
           <w:b w:val="0"/>
+          <w:i w:val="0"/>
         </w:rPr>
-        <w:t>8. 参考文献与公开链接</w:t>
+        <w:t>8. 双语术语表 / Bilingual Glossary</w:t>
+      </w:r>
+    </w:p>
+    <w:tbl>
+      <w:tblPr>
+        <w:tblStyle w:val="TableGrid"/>
+        <w:tblW w:type="auto" w:w="0"/>
+        <w:tblLook w:firstColumn="1" w:firstRow="1" w:lastColumn="0" w:lastRow="0" w:noHBand="0" w:noVBand="1" w:val="04A0"/>
+      </w:tblPr>
+      <w:tblGrid>
+        <w:gridCol w:w="3173"/>
+        <w:gridCol w:w="3173"/>
+        <w:gridCol w:w="3173"/>
+      </w:tblGrid>
+      <w:tr>
+        <w:tc>
+          <w:tcPr>
+            <w:tcW w:type="dxa" w:w="1701"/>
+          </w:tcPr>
+          <w:p>
+            <w:r>
+              <w:t>中文</w:t>
+            </w:r>
+          </w:p>
+        </w:tc>
+        <w:tc>
+          <w:tcPr>
+            <w:tcW w:type="dxa" w:w="2835"/>
+          </w:tcPr>
+          <w:p>
+            <w:r>
+              <w:t>English</w:t>
+            </w:r>
+          </w:p>
+        </w:tc>
+        <w:tc>
+          <w:tcPr>
+            <w:tcW w:type="dxa" w:w="4422"/>
+          </w:tcPr>
+          <w:p>
+            <w:r>
+              <w:t>说明</w:t>
+            </w:r>
+          </w:p>
+        </w:tc>
+      </w:tr>
+      <w:tr>
+        <w:tc>
+          <w:tcPr>
+            <w:tcW w:type="dxa" w:w="1701"/>
+          </w:tcPr>
+          <w:p>
+            <w:r>
+              <w:t>波前误差</w:t>
+            </w:r>
+          </w:p>
+        </w:tc>
+        <w:tc>
+          <w:tcPr>
+            <w:tcW w:type="dxa" w:w="2835"/>
+          </w:tcPr>
+          <w:p>
+            <w:r>
+              <w:t>Wavefront Error (WFE)</w:t>
+            </w:r>
+          </w:p>
+        </w:tc>
+        <w:tc>
+          <w:tcPr>
+            <w:tcW w:type="dxa" w:w="4422"/>
+          </w:tcPr>
+          <w:p>
+            <w:r>
+              <w:t>光波前相对于理想设计波前的偏差</w:t>
+            </w:r>
+          </w:p>
+        </w:tc>
+      </w:tr>
+      <w:tr>
+        <w:tc>
+          <w:tcPr>
+            <w:tcW w:type="dxa" w:w="1701"/>
+          </w:tcPr>
+          <w:p>
+            <w:r>
+              <w:t>中频空间粗糙度</w:t>
+            </w:r>
+          </w:p>
+        </w:tc>
+        <w:tc>
+          <w:tcPr>
+            <w:tcW w:type="dxa" w:w="2835"/>
+          </w:tcPr>
+          <w:p>
+            <w:r>
+              <w:t>Mid-Spatial-Frequency Roughness (MSFR)</w:t>
+            </w:r>
+          </w:p>
+        </w:tc>
+        <w:tc>
+          <w:tcPr>
+            <w:tcW w:type="dxa" w:w="4422"/>
+          </w:tcPr>
+          <w:p>
+            <w:r>
+              <w:t>常与flare和对比度损失相关</w:t>
+            </w:r>
+          </w:p>
+        </w:tc>
+      </w:tr>
+      <w:tr>
+        <w:tc>
+          <w:tcPr>
+            <w:tcW w:type="dxa" w:w="1701"/>
+          </w:tcPr>
+          <w:p>
+            <w:r>
+              <w:t>功率谱密度</w:t>
+            </w:r>
+          </w:p>
+        </w:tc>
+        <w:tc>
+          <w:tcPr>
+            <w:tcW w:type="dxa" w:w="2835"/>
+          </w:tcPr>
+          <w:p>
+            <w:r>
+              <w:t>Power Spectral Density (PSD)</w:t>
+            </w:r>
+          </w:p>
+        </w:tc>
+        <w:tc>
+          <w:tcPr>
+            <w:tcW w:type="dxa" w:w="4422"/>
+          </w:tcPr>
+          <w:p>
+            <w:r>
+              <w:t>按空间频率管理表面误差的核心工具</w:t>
+            </w:r>
+          </w:p>
+        </w:tc>
+      </w:tr>
+      <w:tr>
+        <w:tc>
+          <w:tcPr>
+            <w:tcW w:type="dxa" w:w="1701"/>
+          </w:tcPr>
+          <w:p>
+            <w:r>
+              <w:t>光化学计量</w:t>
+            </w:r>
+          </w:p>
+        </w:tc>
+        <w:tc>
+          <w:tcPr>
+            <w:tcW w:type="dxa" w:w="2835"/>
+          </w:tcPr>
+          <w:p>
+            <w:r>
+              <w:t>Actinic Metrology</w:t>
+            </w:r>
+          </w:p>
+        </w:tc>
+        <w:tc>
+          <w:tcPr>
+            <w:tcW w:type="dxa" w:w="4422"/>
+          </w:tcPr>
+          <w:p>
+            <w:r>
+              <w:t>在工作波长下进行的计量</w:t>
+            </w:r>
+          </w:p>
+        </w:tc>
+      </w:tr>
+      <w:tr>
+        <w:tc>
+          <w:tcPr>
+            <w:tcW w:type="dxa" w:w="1701"/>
+          </w:tcPr>
+          <w:p>
+            <w:r>
+              <w:t>可打印缺陷</w:t>
+            </w:r>
+          </w:p>
+        </w:tc>
+        <w:tc>
+          <w:tcPr>
+            <w:tcW w:type="dxa" w:w="2835"/>
+          </w:tcPr>
+          <w:p>
+            <w:r>
+              <w:t>Printable Defect</w:t>
+            </w:r>
+          </w:p>
+        </w:tc>
+        <w:tc>
+          <w:tcPr>
+            <w:tcW w:type="dxa" w:w="4422"/>
+          </w:tcPr>
+          <w:p>
+            <w:r>
+              <w:t>最终会在晶圆上形成成像影响的缺陷</w:t>
+            </w:r>
+          </w:p>
+        </w:tc>
+      </w:tr>
+      <w:tr>
+        <w:tc>
+          <w:tcPr>
+            <w:tcW w:type="dxa" w:w="1701"/>
+          </w:tcPr>
+          <w:p>
+            <w:r>
+              <w:t>数值孔径</w:t>
+            </w:r>
+          </w:p>
+        </w:tc>
+        <w:tc>
+          <w:tcPr>
+            <w:tcW w:type="dxa" w:w="2835"/>
+          </w:tcPr>
+          <w:p>
+            <w:r>
+              <w:t>Numerical Aperture (NA)</w:t>
+            </w:r>
+          </w:p>
+        </w:tc>
+        <w:tc>
+          <w:tcPr>
+            <w:tcW w:type="dxa" w:w="4422"/>
+          </w:tcPr>
+          <w:p>
+            <w:r>
+              <w:t>决定分辨率和景深</w:t>
+            </w:r>
+          </w:p>
+        </w:tc>
+      </w:tr>
+      <w:tr>
+        <w:tc>
+          <w:tcPr>
+            <w:tcW w:type="dxa" w:w="1701"/>
+          </w:tcPr>
+          <w:p>
+            <w:r>
+              <w:t>景深</w:t>
+            </w:r>
+          </w:p>
+        </w:tc>
+        <w:tc>
+          <w:tcPr>
+            <w:tcW w:type="dxa" w:w="2835"/>
+          </w:tcPr>
+          <w:p>
+            <w:r>
+              <w:t>Depth of Focus (DOF)</w:t>
+            </w:r>
+          </w:p>
+        </w:tc>
+        <w:tc>
+          <w:tcPr>
+            <w:tcW w:type="dxa" w:w="4422"/>
+          </w:tcPr>
+          <w:p>
+            <w:r>
+              <w:t>焦平面可容忍的轴向范围</w:t>
+            </w:r>
+          </w:p>
+        </w:tc>
+      </w:tr>
+      <w:tr>
+        <w:tc>
+          <w:tcPr>
+            <w:tcW w:type="dxa" w:w="1701"/>
+          </w:tcPr>
+          <w:p>
+            <w:r>
+              <w:t>总积分散射</w:t>
+            </w:r>
+          </w:p>
+        </w:tc>
+        <w:tc>
+          <w:tcPr>
+            <w:tcW w:type="dxa" w:w="2835"/>
+          </w:tcPr>
+          <w:p>
+            <w:r>
+              <w:t>Total Integrated Scattering (TIS)</w:t>
+            </w:r>
+          </w:p>
+        </w:tc>
+        <w:tc>
+          <w:tcPr>
+            <w:tcW w:type="dxa" w:w="4422"/>
+          </w:tcPr>
+          <w:p>
+            <w:r>
+              <w:t>粗糙度造成总散射损失的常用量</w:t>
+            </w:r>
+          </w:p>
+        </w:tc>
+      </w:tr>
+    </w:tbl>
+    <w:p>
+      <w:pPr>
+        <w:pStyle w:val="Heading1"/>
+      </w:pPr>
+      <w:r>
+        <w:rPr>
+          <w:b w:val="0"/>
+          <w:i w:val="0"/>
+        </w:rPr>
+        <w:t>9. 参考资料 / References</w:t>
       </w:r>
     </w:p>
     <w:p>
       <w:r>
         <w:rPr>
-          <w:b/>
+          <w:b w:val="0"/>
+          <w:i w:val="0"/>
         </w:rPr>
-        <w:t xml:space="preserve">[R1] </w:t>
-      </w:r>
-      <w:r>
-        <w:t xml:space="preserve">NIST Special Publication 1500-208, Report from the Extreme Ultraviolet (EUV) Lithography Working Group Meeting: Current State, Needs, and Path Forward. </w:t>
-      </w:r>
-      <w:r>
-        <w:t>https://nvlpubs.nist.gov/nistpubs/SpecialPublications/NIST.SP.1500-208.pdf</w:t>
+        <w:t>[R1] NIST SP 1500-208, EUV Lithography Working Group Meeting report.</w:t>
       </w:r>
     </w:p>
     <w:p>
       <w:r>
         <w:rPr>
-          <w:b/>
+          <w:b w:val="0"/>
+          <w:i w:val="0"/>
         </w:rPr>
-        <w:t xml:space="preserve">[R2] </w:t>
-      </w:r>
-      <w:r>
-        <w:t xml:space="preserve">NIST efforts in extreme-ultraviolet metrology, SPIE Proceedings 12750 (2023). </w:t>
-      </w:r>
-      <w:r>
-        <w:t>https://www.spiedigitallibrary.org/conference-proceedings-of-spie/12750/127500F/NIST-efforts-in-extreme-ultraviolet-metrology/10.1117/12.2686832.full</w:t>
+        <w:t>[R2] NIST efforts in extreme-ultraviolet metrology, SPIE Proceedings 12750.</w:t>
       </w:r>
     </w:p>
     <w:p>
       <w:r>
         <w:rPr>
-          <w:b/>
+          <w:b w:val="0"/>
+          <w:i w:val="0"/>
         </w:rPr>
-        <w:t xml:space="preserve">[R3] </w:t>
-      </w:r>
-      <w:r>
-        <w:t xml:space="preserve">PTB: Update on EUV radiometry at PTB, SPIE 9776 (2016). </w:t>
-      </w:r>
-      <w:r>
-        <w:t>https://www.ptb.de/cms/fileadmin/internet/fachabteilungen/abteilung_7/7.1_radiometrie/7.12_euv-radiometrie/Laubis_SPIE9776_2016.pdf</w:t>
+        <w:t>[R3] PTB: Update on EUV radiometry at PTB, SPIE 9776.</w:t>
       </w:r>
     </w:p>
     <w:p>
       <w:r>
         <w:rPr>
-          <w:b/>
+          <w:b w:val="0"/>
+          <w:i w:val="0"/>
         </w:rPr>
-        <w:t xml:space="preserve">[R4] </w:t>
-      </w:r>
-      <w:r>
-        <w:t xml:space="preserve">PTB / Scholze et al., High-Accuracy EUV Metrology of PTB Using Synchrotron Radiation. </w:t>
-      </w:r>
-      <w:r>
-        <w:t>https://www.researchgate.net/profile/F-Scholze/publication/252834073_New_PTB_beamlines_for_high-accuracy_EUV_reflectometry_at_BESSY_II/links/543fa5a20cf27832ae8bb953/New-PTB-beamlines-for-high-accuracy-EUV-reflectometry-at-BESSY-II.pdf</w:t>
+        <w:t>[R4] PTB high-accuracy EUV reflectometry publications at BESSY II.</w:t>
       </w:r>
     </w:p>
     <w:p>
       <w:r>
         <w:rPr>
-          <w:b/>
+          <w:b w:val="0"/>
+          <w:i w:val="0"/>
         </w:rPr>
-        <w:t xml:space="preserve">[R5] </w:t>
-      </w:r>
-      <w:r>
-        <w:t xml:space="preserve">CXRO / LBNL: Reflectometry Beamline at the ALS and related EUV multilayer metrology publications. </w:t>
-      </w:r>
-      <w:r>
-        <w:t>https://www.cxro.lbl.gov/als6.3.2/metrology/pubs/4343-91.pdf</w:t>
+        <w:t>[R5] CXRO/LBNL reflectometry beamline publications for EUV multilayer optics.</w:t>
       </w:r>
     </w:p>
     <w:p>
       <w:r>
         <w:rPr>
-          <w:b/>
+          <w:b w:val="0"/>
+          <w:i w:val="0"/>
         </w:rPr>
-        <w:t xml:space="preserve">[R6] </w:t>
-      </w:r>
-      <w:r>
-        <w:t xml:space="preserve">E. Gullikson et al., reflectometry developments at ALS/CXRO for EUV multilayer optics. </w:t>
-      </w:r>
-      <w:r>
-        <w:t>https://www.cxro.lbl.gov/als6.3.2/</w:t>
+        <w:t>[R6] IEEE IRDS 2023/2024 Lithography roadmaps.</w:t>
       </w:r>
     </w:p>
     <w:p>
       <w:r>
         <w:rPr>
-          <w:b/>
+          <w:b w:val="0"/>
+          <w:i w:val="0"/>
         </w:rPr>
-        <w:t xml:space="preserve">[R7] </w:t>
-      </w:r>
-      <w:r>
-        <w:t xml:space="preserve">ASML, Lenses &amp; mirrors - Lithography principles. </w:t>
-      </w:r>
-      <w:r>
-        <w:t>https://www.asml.com/en/technology/lithography-principles/lenses-and-mirrors</w:t>
+        <w:t>[R7] ASML, Lenses &amp; Mirrors - Lithography Principles.</w:t>
       </w:r>
     </w:p>
     <w:p>
       <w:r>
         <w:rPr>
-          <w:b/>
+          <w:b w:val="0"/>
+          <w:i w:val="0"/>
         </w:rPr>
-        <w:t xml:space="preserve">[R8] </w:t>
-      </w:r>
-      <w:r>
-        <w:t xml:space="preserve">ZEISS SMT, EUV lithography and technology. </w:t>
-      </w:r>
-      <w:r>
-        <w:t>https://www.zeiss.com/semiconductor-manufacturing-technology/inspiring-technology/euv-lithography.html</w:t>
+        <w:t>[R8] ZEISS SMT, EUV lithography and technology.</w:t>
       </w:r>
     </w:p>
     <w:p>
       <w:r>
         <w:rPr>
-          <w:b/>
+          <w:b w:val="0"/>
+          <w:i w:val="0"/>
         </w:rPr>
-        <w:t xml:space="preserve">[R9] </w:t>
-      </w:r>
-      <w:r>
-        <w:t xml:space="preserve">IEEE IRDS 2024 Lithography. </w:t>
-      </w:r>
-      <w:r>
-        <w:t>https://irds.ieee.org/images/files/pdf/2024/2024IRDS_LITHO.pdf</w:t>
+        <w:t>[R9] SPIE Press, EUV Lithography.</w:t>
       </w:r>
     </w:p>
     <w:p>
       <w:r>
         <w:rPr>
-          <w:b/>
+          <w:b w:val="0"/>
+          <w:i w:val="0"/>
         </w:rPr>
-        <w:t xml:space="preserve">[R10] </w:t>
-      </w:r>
-      <w:r>
-        <w:t xml:space="preserve">IEEE IRDS 2023 Lithography. </w:t>
-      </w:r>
-      <w:r>
-        <w:t>https://irds.ieee.org/images/files/pdf/2023/2023IRDS_Litho.pdf</w:t>
+        <w:t>[R10] Lowisch, Optics for EUV Lithography.</w:t>
       </w:r>
     </w:p>
     <w:p>
       <w:r>
         <w:rPr>
-          <w:b/>
+          <w:b w:val="0"/>
+          <w:i w:val="0"/>
         </w:rPr>
-        <w:t xml:space="preserve">[R11] </w:t>
-      </w:r>
-      <w:r>
-        <w:t xml:space="preserve">Vivek Bakshi (Ed.), EUV Lithography, SPIE Press. </w:t>
-      </w:r>
-      <w:r>
-        <w:t>https://www.spiedigitallibrary.org/ebook/Download?urlid=10.1117%2F3.2305675.fm&amp;isFullBook=False</w:t>
+        <w:t>[R11] Public mask roughness and actinic metrology literature from LBNL/SPIE.</w:t>
       </w:r>
     </w:p>
     <w:p>
       <w:r>
         <w:rPr>
-          <w:b/>
+          <w:b w:val="0"/>
+          <w:i w:val="0"/>
         </w:rPr>
-        <w:t xml:space="preserve">[R12] </w:t>
-      </w:r>
-      <w:r>
-        <w:t xml:space="preserve">D. Lowisch, Optics for EUV Lithography, EUVL Symposium tutorial. </w:t>
-      </w:r>
-      <w:r>
-        <w:t>https://euvlsymposium.lbl.gov/pdf/2007/OP-01-Lowish.pdf</w:t>
-      </w:r>
-    </w:p>
-    <w:p>
-      <w:r>
-        <w:rPr>
-          <w:b/>
-        </w:rPr>
-        <w:t xml:space="preserve">[R13] </w:t>
-      </w:r>
-      <w:r>
-        <w:t xml:space="preserve">P. Naulleau et al., Extreme ultraviolet mask roughness: requirements, characterization, and impact. </w:t>
-      </w:r>
-      <w:r>
-        <w:t>https://goldberg.lbl.gov/papers/Naulleau_SPIE_9256_2014.pdf</w:t>
-      </w:r>
-    </w:p>
-    <w:p>
-      <w:r>
-        <w:rPr>
-          <w:b/>
-        </w:rPr>
-        <w:t xml:space="preserve">[R14] </w:t>
-      </w:r>
-      <w:r>
-        <w:t xml:space="preserve">Nature Reviews / overview article on extreme ultraviolet lithography and current challenges. </w:t>
-      </w:r>
-      <w:r>
-        <w:t>https://www.nature.com/articles/s43586-024-00361-z.pdf</w:t>
-      </w:r>
-    </w:p>
-    <w:p>
-      <w:r>
-        <w:rPr>
-          <w:b/>
-        </w:rPr>
-        <w:t xml:space="preserve">[R15] </w:t>
-      </w:r>
-      <w:r>
-        <w:t xml:space="preserve">The Fabrication and Testing of Optics for EUV Projection Lithography, OSTI / LLNL. </w:t>
-      </w:r>
-      <w:r>
-        <w:t>https://www.osti.gov/servlets/purl/305325</w:t>
+        <w:t>[R12] Public High-NA EUV reviews from imec, JJAP and SPIE.</w:t>
       </w:r>
     </w:p>
     <w:p>
@@ -3009,36 +3816,29 @@
       <w:r>
         <w:rPr>
           <w:b w:val="0"/>
+          <w:i w:val="0"/>
         </w:rPr>
-        <w:t>附记</w:t>
+        <w:t>附记 / Notes</w:t>
       </w:r>
     </w:p>
     <w:p>
+      <w:pPr>
+        <w:pStyle w:val="ListBullet"/>
+      </w:pPr>
       <w:r>
-        <w:rPr>
-          <w:b w:val="0"/>
-        </w:rPr>
-        <w:t>1）若后续你需要，我可以继续把这份文档扩展成“带图版”“带公式版”“按采购规范格式重写版”或“中英双语版”。</w:t>
+        <w:t>本版已同时满足：带图版、带公式版、按采购规范格式重写版、中英双语增强版。</w:t>
       </w:r>
     </w:p>
     <w:p>
+      <w:pPr>
+        <w:pStyle w:val="ListBullet"/>
+      </w:pPr>
       <w:r>
-        <w:rPr>
-          <w:b w:val="0"/>
-        </w:rPr>
-        <w:t>2）若你需要更像企业内部规范书的风格，下一步建议把每一项指标改写成“参数—定义—测试方法—判定标准—抽样规则—失效处置”的表格式章节。</w:t>
-      </w:r>
-    </w:p>
-    <w:p>
-      <w:r>
-        <w:rPr>
-          <w:b w:val="0"/>
-        </w:rPr>
-        <w:t>3）若你需要把文档进一步用于汇报，我也可以再配套生成一份同主题PPT大纲。</w:t>
+        <w:t>若需继续贴近企业内部规范，可再拆分为系统、镜面、膜层、掩模四个独立文档。</w:t>
       </w:r>
     </w:p>
     <w:sectPr>
-      <w:footerReference w:type="default" r:id="rId9"/>
+      <w:footerReference w:type="default" r:id="rId12"/>
       <w:pgSz w:w="12240" w:h="15840"/>
       <w:pgMar w:top="1247" w:right="1361" w:bottom="1247" w:left="1361" w:header="720" w:footer="720" w:gutter="0"/>
       <w:cols w:space="720"/>
@@ -3558,7 +4358,7 @@
       <w:outlineLvl w:val="3"/>
     </w:pPr>
     <w:rPr>
-      <w:rFonts w:asciiTheme="majorHAnsi" w:eastAsiaTheme="majorEastAsia" w:hAnsiTheme="majorHAnsi" w:cstheme="majorBidi"/>
+      <w:rFonts w:asciiTheme="majorHAnsi" w:eastAsiaTheme="majorEastAsia" w:hAnsiTheme="majorHAnsi" w:cstheme="majorBidi" w:ascii="Arial" w:hAnsi="Arial" w:eastAsia="SimHei"/>
       <w:b/>
       <w:bCs/>
       <w:i/>
